--- a/Quellen/Research - Finished Tabel.docx
+++ b/Quellen/Research - Finished Tabel.docx
@@ -17,12 +17,13 @@
         </w:rPr>
         <w:t>Bachelor Recherche – Saskia Jürgens</w:t>
       </w:r>
+      <w:bookmarkStart w:id="0" w:name="_GoBack"/>
+      <w:bookmarkEnd w:id="0"/>
     </w:p>
     <w:tbl>
       <w:tblPr>
-        <w:tblStyle w:val="GridTable4-Accent1"/>
+        <w:tblStyle w:val="GridTable4-Accent3"/>
         <w:tblW w:w="10916" w:type="dxa"/>
-        <w:tblInd w:w="-856" w:type="dxa"/>
         <w:tblLayout w:type="fixed"/>
         <w:tblLook w:val="04A0" w:firstRow="1" w:lastRow="0" w:firstColumn="1" w:lastColumn="0" w:noHBand="0" w:noVBand="1"/>
       </w:tblPr>
@@ -49,11 +50,13 @@
               <w:textAlignment w:val="baseline"/>
               <w:rPr>
                 <w:rFonts w:asciiTheme="minorHAnsi" w:hAnsiTheme="minorHAnsi" w:cstheme="minorHAnsi"/>
+                <w:color w:val="auto"/>
               </w:rPr>
             </w:pPr>
             <w:r>
               <w:rPr>
                 <w:rFonts w:asciiTheme="minorHAnsi" w:hAnsiTheme="minorHAnsi" w:cstheme="minorHAnsi"/>
+                <w:color w:val="auto"/>
               </w:rPr>
               <w:t>Paper</w:t>
             </w:r>
@@ -71,11 +74,13 @@
               <w:cnfStyle w:val="100000000000" w:firstRow="1" w:lastRow="0" w:firstColumn="0" w:lastColumn="0" w:oddVBand="0" w:evenVBand="0" w:oddHBand="0" w:evenHBand="0" w:firstRowFirstColumn="0" w:firstRowLastColumn="0" w:lastRowFirstColumn="0" w:lastRowLastColumn="0"/>
               <w:rPr>
                 <w:rFonts w:asciiTheme="minorHAnsi" w:hAnsiTheme="minorHAnsi" w:cstheme="minorHAnsi"/>
+                <w:color w:val="auto"/>
               </w:rPr>
             </w:pPr>
             <w:r>
               <w:rPr>
                 <w:rFonts w:asciiTheme="minorHAnsi" w:hAnsiTheme="minorHAnsi" w:cstheme="minorHAnsi"/>
+                <w:color w:val="auto"/>
               </w:rPr>
               <w:t>Datum</w:t>
             </w:r>
@@ -93,11 +98,13 @@
               <w:cnfStyle w:val="100000000000" w:firstRow="1" w:lastRow="0" w:firstColumn="0" w:lastColumn="0" w:oddVBand="0" w:evenVBand="0" w:oddHBand="0" w:evenHBand="0" w:firstRowFirstColumn="0" w:firstRowLastColumn="0" w:lastRowFirstColumn="0" w:lastRowLastColumn="0"/>
               <w:rPr>
                 <w:rFonts w:asciiTheme="minorHAnsi" w:hAnsiTheme="minorHAnsi" w:cstheme="minorHAnsi"/>
+                <w:color w:val="auto"/>
               </w:rPr>
             </w:pPr>
             <w:r>
               <w:rPr>
                 <w:rFonts w:asciiTheme="minorHAnsi" w:hAnsiTheme="minorHAnsi" w:cstheme="minorHAnsi"/>
+                <w:color w:val="auto"/>
               </w:rPr>
               <w:t>Hypothese</w:t>
             </w:r>
@@ -115,11 +122,13 @@
               <w:cnfStyle w:val="100000000000" w:firstRow="1" w:lastRow="0" w:firstColumn="0" w:lastColumn="0" w:oddVBand="0" w:evenVBand="0" w:oddHBand="0" w:evenHBand="0" w:firstRowFirstColumn="0" w:firstRowLastColumn="0" w:lastRowFirstColumn="0" w:lastRowLastColumn="0"/>
               <w:rPr>
                 <w:rFonts w:asciiTheme="minorHAnsi" w:hAnsiTheme="minorHAnsi" w:cstheme="minorHAnsi"/>
+                <w:color w:val="auto"/>
               </w:rPr>
             </w:pPr>
             <w:r>
               <w:rPr>
                 <w:rFonts w:asciiTheme="minorHAnsi" w:hAnsiTheme="minorHAnsi" w:cstheme="minorHAnsi"/>
+                <w:color w:val="auto"/>
               </w:rPr>
               <w:t>Scenario</w:t>
             </w:r>
@@ -137,11 +146,13 @@
               <w:cnfStyle w:val="100000000000" w:firstRow="1" w:lastRow="0" w:firstColumn="0" w:lastColumn="0" w:oddVBand="0" w:evenVBand="0" w:oddHBand="0" w:evenHBand="0" w:firstRowFirstColumn="0" w:firstRowLastColumn="0" w:lastRowFirstColumn="0" w:lastRowLastColumn="0"/>
               <w:rPr>
                 <w:rFonts w:asciiTheme="minorHAnsi" w:hAnsiTheme="minorHAnsi" w:cstheme="minorHAnsi"/>
+                <w:color w:val="auto"/>
               </w:rPr>
             </w:pPr>
             <w:r>
               <w:rPr>
                 <w:rFonts w:asciiTheme="minorHAnsi" w:hAnsiTheme="minorHAnsi" w:cstheme="minorHAnsi"/>
+                <w:color w:val="auto"/>
               </w:rPr>
               <w:t>Ergebnis</w:t>
             </w:r>
@@ -165,18 +176,16 @@
               <w:rPr>
                 <w:rStyle w:val="Hyperlink"/>
                 <w:rFonts w:ascii="Arial" w:hAnsi="Arial" w:cs="Arial"/>
-                <w:b w:val="0"/>
-                <w:bCs w:val="0"/>
-                <w:sz w:val="18"/>
-                <w:szCs w:val="18"/>
-                <w:u w:val="none"/>
-                <w:lang w:val="en-GB"/>
-              </w:rPr>
-            </w:pPr>
-            <w:r>
-              <w:rPr>
-                <w:rFonts w:ascii="Arial" w:hAnsi="Arial" w:cs="Arial"/>
-                <w:color w:val="0563C1" w:themeColor="hyperlink"/>
+                <w:color w:val="auto"/>
+                <w:sz w:val="18"/>
+                <w:szCs w:val="18"/>
+                <w:u w:val="none"/>
+                <w:lang w:val="en-GB"/>
+              </w:rPr>
+            </w:pPr>
+            <w:r>
+              <w:rPr>
+                <w:rFonts w:ascii="Arial" w:hAnsi="Arial" w:cs="Arial"/>
                 <w:sz w:val="18"/>
                 <w:szCs w:val="18"/>
                 <w:lang w:val="en-GB"/>
@@ -186,7 +195,6 @@
             <w:r>
               <w:rPr>
                 <w:rFonts w:ascii="Arial" w:hAnsi="Arial" w:cs="Arial"/>
-                <w:color w:val="0563C1" w:themeColor="hyperlink"/>
                 <w:sz w:val="18"/>
                 <w:szCs w:val="18"/>
                 <w:lang w:val="en-GB"/>
@@ -197,7 +205,6 @@
               <w:rPr>
                 <w:rFonts w:ascii="Arial" w:hAnsi="Arial" w:cs="Arial"/>
                 <w:b w:val="0"/>
-                <w:color w:val="0563C1" w:themeColor="hyperlink"/>
                 <w:sz w:val="18"/>
                 <w:szCs w:val="18"/>
                 <w:lang w:val="en-GB"/>
@@ -209,7 +216,6 @@
               <w:rPr>
                 <w:rFonts w:ascii="Arial" w:hAnsi="Arial" w:cs="Arial"/>
                 <w:b w:val="0"/>
-                <w:color w:val="0563C1" w:themeColor="hyperlink"/>
                 <w:sz w:val="18"/>
                 <w:szCs w:val="18"/>
                 <w:lang w:val="en-GB"/>
@@ -221,7 +227,6 @@
               <w:rPr>
                 <w:rFonts w:ascii="Arial" w:hAnsi="Arial" w:cs="Arial"/>
                 <w:b w:val="0"/>
-                <w:color w:val="0563C1" w:themeColor="hyperlink"/>
                 <w:sz w:val="18"/>
                 <w:szCs w:val="18"/>
                 <w:lang w:val="en-GB"/>
@@ -233,7 +238,6 @@
               <w:rPr>
                 <w:rFonts w:ascii="Arial" w:hAnsi="Arial" w:cs="Arial"/>
                 <w:b w:val="0"/>
-                <w:color w:val="0563C1" w:themeColor="hyperlink"/>
                 <w:sz w:val="18"/>
                 <w:szCs w:val="18"/>
                 <w:lang w:val="en-GB"/>
@@ -245,7 +249,6 @@
               <w:rPr>
                 <w:rFonts w:ascii="Arial" w:hAnsi="Arial" w:cs="Arial"/>
                 <w:b w:val="0"/>
-                <w:color w:val="0563C1" w:themeColor="hyperlink"/>
                 <w:sz w:val="18"/>
                 <w:szCs w:val="18"/>
                 <w:lang w:val="en-GB"/>
@@ -257,7 +260,6 @@
               <w:rPr>
                 <w:rFonts w:ascii="Arial" w:hAnsi="Arial" w:cs="Arial"/>
                 <w:b w:val="0"/>
-                <w:color w:val="0563C1" w:themeColor="hyperlink"/>
                 <w:sz w:val="18"/>
                 <w:szCs w:val="18"/>
                 <w:lang w:val="en-GB"/>
@@ -265,6 +267,20 @@
               <w:t>Tuma</w:t>
             </w:r>
             <w:proofErr w:type="spellEnd"/>
+          </w:p>
+          <w:p>
+            <w:pPr>
+              <w:rPr>
+                <w:lang w:val="en-GB" w:eastAsia="de-DE"/>
+              </w:rPr>
+            </w:pPr>
+          </w:p>
+          <w:p>
+            <w:pPr>
+              <w:rPr>
+                <w:lang w:val="en-GB" w:eastAsia="de-DE"/>
+              </w:rPr>
+            </w:pPr>
           </w:p>
         </w:tc>
         <w:tc>
@@ -280,15 +296,17 @@
               <w:rPr>
                 <w:rStyle w:val="Hyperlink"/>
                 <w:rFonts w:ascii="Arial" w:hAnsi="Arial" w:cs="Arial"/>
-                <w:sz w:val="18"/>
-                <w:szCs w:val="18"/>
-                <w:u w:val="none"/>
-              </w:rPr>
-            </w:pPr>
-            <w:r>
-              <w:rPr>
-                <w:rStyle w:val="Hyperlink"/>
-                <w:rFonts w:ascii="Arial" w:hAnsi="Arial" w:cs="Arial"/>
+                <w:color w:val="auto"/>
+                <w:sz w:val="18"/>
+                <w:szCs w:val="18"/>
+                <w:u w:val="none"/>
+              </w:rPr>
+            </w:pPr>
+            <w:r>
+              <w:rPr>
+                <w:rStyle w:val="Hyperlink"/>
+                <w:rFonts w:ascii="Arial" w:hAnsi="Arial" w:cs="Arial"/>
+                <w:color w:val="auto"/>
                 <w:sz w:val="18"/>
                 <w:szCs w:val="18"/>
                 <w:u w:val="none"/>
@@ -299,6 +317,7 @@
               <w:rPr>
                 <w:rStyle w:val="Hyperlink"/>
                 <w:rFonts w:ascii="Arial" w:hAnsi="Arial" w:cs="Arial"/>
+                <w:color w:val="auto"/>
                 <w:sz w:val="18"/>
                 <w:szCs w:val="18"/>
                 <w:u w:val="none"/>
@@ -309,12 +328,29 @@
               <w:rPr>
                 <w:rStyle w:val="Hyperlink"/>
                 <w:rFonts w:ascii="Arial" w:hAnsi="Arial" w:cs="Arial"/>
+                <w:color w:val="auto"/>
                 <w:sz w:val="18"/>
                 <w:szCs w:val="18"/>
                 <w:u w:val="none"/>
               </w:rPr>
               <w:t>2024, arXiv.org</w:t>
             </w:r>
+          </w:p>
+          <w:p>
+            <w:pPr>
+              <w:cnfStyle w:val="000000100000" w:firstRow="0" w:lastRow="0" w:firstColumn="0" w:lastColumn="0" w:oddVBand="0" w:evenVBand="0" w:oddHBand="1" w:evenHBand="0" w:firstRowFirstColumn="0" w:firstRowLastColumn="0" w:lastRowFirstColumn="0" w:lastRowLastColumn="0"/>
+              <w:rPr>
+                <w:lang w:eastAsia="de-DE"/>
+              </w:rPr>
+            </w:pPr>
+          </w:p>
+          <w:p>
+            <w:pPr>
+              <w:cnfStyle w:val="000000100000" w:firstRow="0" w:lastRow="0" w:firstColumn="0" w:lastColumn="0" w:oddVBand="0" w:evenVBand="0" w:oddHBand="1" w:evenHBand="0" w:firstRowFirstColumn="0" w:firstRowLastColumn="0" w:lastRowFirstColumn="0" w:lastRowLastColumn="0"/>
+              <w:rPr>
+                <w:lang w:eastAsia="de-DE"/>
+              </w:rPr>
+            </w:pPr>
           </w:p>
         </w:tc>
         <w:tc>
@@ -327,6 +363,7 @@
               <w:rPr>
                 <w:rStyle w:val="Hyperlink"/>
                 <w:rFonts w:ascii="Arial" w:eastAsia="Times New Roman" w:hAnsi="Arial" w:cs="Arial"/>
+                <w:color w:val="auto"/>
                 <w:sz w:val="18"/>
                 <w:szCs w:val="18"/>
                 <w:u w:val="none"/>
@@ -336,7 +373,6 @@
             <w:r>
               <w:rPr>
                 <w:rFonts w:ascii="Arial" w:eastAsia="Times New Roman" w:hAnsi="Arial" w:cs="Arial"/>
-                <w:color w:val="0563C1" w:themeColor="hyperlink"/>
                 <w:sz w:val="18"/>
                 <w:szCs w:val="18"/>
                 <w:lang w:eastAsia="de-DE"/>
@@ -355,6 +391,7 @@
               <w:rPr>
                 <w:rStyle w:val="Hyperlink"/>
                 <w:rFonts w:ascii="Arial" w:eastAsia="Times New Roman" w:hAnsi="Arial" w:cs="Arial"/>
+                <w:color w:val="auto"/>
                 <w:sz w:val="18"/>
                 <w:szCs w:val="18"/>
                 <w:u w:val="none"/>
@@ -364,7 +401,6 @@
             <w:r>
               <w:rPr>
                 <w:rFonts w:ascii="Arial" w:eastAsia="Times New Roman" w:hAnsi="Arial" w:cs="Arial"/>
-                <w:color w:val="0563C1" w:themeColor="hyperlink"/>
                 <w:sz w:val="18"/>
                 <w:szCs w:val="18"/>
                 <w:lang w:eastAsia="de-DE"/>
@@ -374,7 +410,6 @@
             <w:r>
               <w:rPr>
                 <w:rFonts w:ascii="Arial" w:eastAsia="Times New Roman" w:hAnsi="Arial" w:cs="Arial"/>
-                <w:color w:val="0563C1" w:themeColor="hyperlink"/>
                 <w:sz w:val="18"/>
                 <w:szCs w:val="18"/>
                 <w:lang w:eastAsia="de-DE"/>
@@ -385,7 +420,6 @@
             <w:r>
               <w:rPr>
                 <w:rFonts w:ascii="Arial" w:eastAsia="Times New Roman" w:hAnsi="Arial" w:cs="Arial"/>
-                <w:color w:val="0563C1" w:themeColor="hyperlink"/>
                 <w:sz w:val="18"/>
                 <w:szCs w:val="18"/>
                 <w:lang w:eastAsia="de-DE"/>
@@ -396,7 +430,6 @@
             <w:r>
               <w:rPr>
                 <w:rFonts w:ascii="Arial" w:eastAsia="Times New Roman" w:hAnsi="Arial" w:cs="Arial"/>
-                <w:color w:val="0563C1" w:themeColor="hyperlink"/>
                 <w:sz w:val="18"/>
                 <w:szCs w:val="18"/>
                 <w:lang w:eastAsia="de-DE"/>
@@ -406,7 +439,6 @@
             <w:r>
               <w:rPr>
                 <w:rFonts w:ascii="Arial" w:eastAsia="Times New Roman" w:hAnsi="Arial" w:cs="Arial"/>
-                <w:color w:val="0563C1" w:themeColor="hyperlink"/>
                 <w:sz w:val="18"/>
                 <w:szCs w:val="18"/>
                 <w:lang w:eastAsia="de-DE"/>
@@ -417,7 +449,6 @@
             <w:r>
               <w:rPr>
                 <w:rFonts w:ascii="Arial" w:eastAsia="Times New Roman" w:hAnsi="Arial" w:cs="Arial"/>
-                <w:color w:val="0563C1" w:themeColor="hyperlink"/>
                 <w:sz w:val="18"/>
                 <w:szCs w:val="18"/>
                 <w:lang w:eastAsia="de-DE"/>
@@ -428,7 +459,6 @@
             <w:r>
               <w:rPr>
                 <w:rFonts w:ascii="Arial" w:eastAsia="Times New Roman" w:hAnsi="Arial" w:cs="Arial"/>
-                <w:color w:val="0563C1" w:themeColor="hyperlink"/>
                 <w:sz w:val="18"/>
                 <w:szCs w:val="18"/>
                 <w:lang w:eastAsia="de-DE"/>
@@ -439,7 +469,6 @@
             <w:r>
               <w:rPr>
                 <w:rFonts w:ascii="Arial" w:eastAsia="Times New Roman" w:hAnsi="Arial" w:cs="Arial"/>
-                <w:color w:val="0563C1" w:themeColor="hyperlink"/>
                 <w:sz w:val="18"/>
                 <w:szCs w:val="18"/>
                 <w:lang w:eastAsia="de-DE"/>
@@ -458,7 +487,6 @@
               <w:cnfStyle w:val="000000100000" w:firstRow="0" w:lastRow="0" w:firstColumn="0" w:lastColumn="0" w:oddVBand="0" w:evenVBand="0" w:oddHBand="1" w:evenHBand="0" w:firstRowFirstColumn="0" w:firstRowLastColumn="0" w:lastRowFirstColumn="0" w:lastRowLastColumn="0"/>
               <w:rPr>
                 <w:rFonts w:ascii="Arial" w:eastAsia="Times New Roman" w:hAnsi="Arial" w:cs="Arial"/>
-                <w:color w:val="0563C1" w:themeColor="hyperlink"/>
                 <w:sz w:val="18"/>
                 <w:szCs w:val="18"/>
                 <w:lang w:eastAsia="de-DE"/>
@@ -467,7 +495,6 @@
             <w:r>
               <w:rPr>
                 <w:rFonts w:ascii="Arial" w:eastAsia="Times New Roman" w:hAnsi="Arial" w:cs="Arial"/>
-                <w:color w:val="0563C1" w:themeColor="hyperlink"/>
                 <w:sz w:val="18"/>
                 <w:szCs w:val="18"/>
                 <w:lang w:eastAsia="de-DE"/>
@@ -480,7 +507,6 @@
               <w:cnfStyle w:val="000000100000" w:firstRow="0" w:lastRow="0" w:firstColumn="0" w:lastColumn="0" w:oddVBand="0" w:evenVBand="0" w:oddHBand="1" w:evenHBand="0" w:firstRowFirstColumn="0" w:firstRowLastColumn="0" w:lastRowFirstColumn="0" w:lastRowLastColumn="0"/>
               <w:rPr>
                 <w:rFonts w:ascii="Arial" w:eastAsia="Times New Roman" w:hAnsi="Arial" w:cs="Arial"/>
-                <w:color w:val="0563C1" w:themeColor="hyperlink"/>
                 <w:sz w:val="18"/>
                 <w:szCs w:val="18"/>
                 <w:lang w:eastAsia="de-DE"/>
@@ -489,7 +515,6 @@
             <w:r>
               <w:rPr>
                 <w:rFonts w:ascii="Arial" w:eastAsia="Times New Roman" w:hAnsi="Arial" w:cs="Arial"/>
-                <w:color w:val="0563C1" w:themeColor="hyperlink"/>
                 <w:sz w:val="18"/>
                 <w:szCs w:val="18"/>
                 <w:lang w:eastAsia="de-DE"/>
@@ -506,15 +531,15 @@
               <w:rPr>
                 <w:rStyle w:val="Hyperlink"/>
                 <w:rFonts w:ascii="Arial" w:hAnsi="Arial" w:cs="Arial"/>
-                <w:sz w:val="18"/>
-                <w:szCs w:val="18"/>
-                <w:u w:val="none"/>
-              </w:rPr>
-            </w:pPr>
-            <w:r>
-              <w:rPr>
-                <w:rFonts w:ascii="Arial" w:hAnsi="Arial" w:cs="Arial"/>
-                <w:color w:val="0563C1" w:themeColor="hyperlink"/>
+                <w:color w:val="auto"/>
+                <w:sz w:val="18"/>
+                <w:szCs w:val="18"/>
+                <w:u w:val="none"/>
+              </w:rPr>
+            </w:pPr>
+            <w:r>
+              <w:rPr>
+                <w:rFonts w:ascii="Arial" w:hAnsi="Arial" w:cs="Arial"/>
                 <w:sz w:val="18"/>
                 <w:szCs w:val="18"/>
               </w:rPr>
@@ -542,17 +567,17 @@
                 <w:rFonts w:ascii="Arial" w:hAnsi="Arial" w:cs="Arial"/>
                 <w:b w:val="0"/>
                 <w:bCs w:val="0"/>
-                <w:sz w:val="18"/>
-                <w:szCs w:val="18"/>
-                <w:u w:val="none"/>
-                <w:lang w:val="en-GB"/>
-              </w:rPr>
-            </w:pPr>
-            <w:r>
-              <w:rPr>
-                <w:rFonts w:ascii="Arial" w:hAnsi="Arial" w:cs="Arial"/>
-                <w:bCs w:val="0"/>
-                <w:color w:val="0563C1" w:themeColor="hyperlink"/>
+                <w:color w:val="auto"/>
+                <w:sz w:val="18"/>
+                <w:szCs w:val="18"/>
+                <w:u w:val="none"/>
+                <w:lang w:val="en-GB"/>
+              </w:rPr>
+            </w:pPr>
+            <w:r>
+              <w:rPr>
+                <w:rFonts w:ascii="Arial" w:hAnsi="Arial" w:cs="Arial"/>
+                <w:bCs w:val="0"/>
                 <w:sz w:val="18"/>
                 <w:szCs w:val="18"/>
                 <w:lang w:val="en-GB"/>
@@ -564,7 +589,6 @@
                 <w:rFonts w:ascii="Arial" w:hAnsi="Arial" w:cs="Arial"/>
                 <w:b w:val="0"/>
                 <w:bCs w:val="0"/>
-                <w:color w:val="0563C1" w:themeColor="hyperlink"/>
                 <w:sz w:val="18"/>
                 <w:szCs w:val="18"/>
                 <w:lang w:val="en-GB"/>
@@ -577,7 +601,6 @@
                 <w:rFonts w:ascii="Arial" w:hAnsi="Arial" w:cs="Arial"/>
                 <w:b w:val="0"/>
                 <w:bCs w:val="0"/>
-                <w:color w:val="0563C1" w:themeColor="hyperlink"/>
                 <w:sz w:val="18"/>
                 <w:szCs w:val="18"/>
                 <w:lang w:val="en-GB"/>
@@ -589,7 +612,6 @@
                 <w:rFonts w:ascii="Arial" w:hAnsi="Arial" w:cs="Arial"/>
                 <w:b w:val="0"/>
                 <w:bCs w:val="0"/>
-                <w:color w:val="0563C1" w:themeColor="hyperlink"/>
                 <w:sz w:val="18"/>
                 <w:szCs w:val="18"/>
                 <w:lang w:val="en-GB"/>
@@ -602,7 +624,6 @@
                 <w:rFonts w:ascii="Arial" w:hAnsi="Arial" w:cs="Arial"/>
                 <w:b w:val="0"/>
                 <w:bCs w:val="0"/>
-                <w:color w:val="0563C1" w:themeColor="hyperlink"/>
                 <w:sz w:val="18"/>
                 <w:szCs w:val="18"/>
                 <w:lang w:val="en-GB"/>
@@ -615,7 +636,6 @@
                 <w:rFonts w:ascii="Arial" w:hAnsi="Arial" w:cs="Arial"/>
                 <w:b w:val="0"/>
                 <w:bCs w:val="0"/>
-                <w:color w:val="0563C1" w:themeColor="hyperlink"/>
                 <w:sz w:val="18"/>
                 <w:szCs w:val="18"/>
                 <w:lang w:val="en-GB"/>
@@ -628,7 +648,6 @@
                 <w:rFonts w:ascii="Arial" w:hAnsi="Arial" w:cs="Arial"/>
                 <w:b w:val="0"/>
                 <w:bCs w:val="0"/>
-                <w:color w:val="0563C1" w:themeColor="hyperlink"/>
                 <w:sz w:val="18"/>
                 <w:szCs w:val="18"/>
                 <w:lang w:val="en-GB"/>
@@ -641,7 +660,6 @@
                 <w:rFonts w:ascii="Arial" w:hAnsi="Arial" w:cs="Arial"/>
                 <w:b w:val="0"/>
                 <w:bCs w:val="0"/>
-                <w:color w:val="0563C1" w:themeColor="hyperlink"/>
                 <w:sz w:val="18"/>
                 <w:szCs w:val="18"/>
                 <w:lang w:val="en-GB"/>
@@ -654,7 +672,6 @@
                 <w:rFonts w:ascii="Arial" w:hAnsi="Arial" w:cs="Arial"/>
                 <w:b w:val="0"/>
                 <w:bCs w:val="0"/>
-                <w:color w:val="0563C1" w:themeColor="hyperlink"/>
                 <w:sz w:val="18"/>
                 <w:szCs w:val="18"/>
                 <w:lang w:val="en-GB"/>
@@ -667,7 +684,6 @@
                 <w:rFonts w:ascii="Arial" w:hAnsi="Arial" w:cs="Arial"/>
                 <w:b w:val="0"/>
                 <w:bCs w:val="0"/>
-                <w:color w:val="0563C1" w:themeColor="hyperlink"/>
                 <w:sz w:val="18"/>
                 <w:szCs w:val="18"/>
                 <w:lang w:val="en-GB"/>
@@ -680,7 +696,6 @@
                 <w:rFonts w:ascii="Arial" w:hAnsi="Arial" w:cs="Arial"/>
                 <w:b w:val="0"/>
                 <w:bCs w:val="0"/>
-                <w:color w:val="0563C1" w:themeColor="hyperlink"/>
                 <w:sz w:val="18"/>
                 <w:szCs w:val="18"/>
                 <w:lang w:val="en-GB"/>
@@ -693,7 +708,6 @@
                 <w:rFonts w:ascii="Arial" w:hAnsi="Arial" w:cs="Arial"/>
                 <w:b w:val="0"/>
                 <w:bCs w:val="0"/>
-                <w:color w:val="0563C1" w:themeColor="hyperlink"/>
                 <w:sz w:val="18"/>
                 <w:szCs w:val="18"/>
                 <w:lang w:val="en-GB"/>
@@ -706,7 +720,6 @@
                 <w:rFonts w:ascii="Arial" w:hAnsi="Arial" w:cs="Arial"/>
                 <w:b w:val="0"/>
                 <w:bCs w:val="0"/>
-                <w:color w:val="0563C1" w:themeColor="hyperlink"/>
                 <w:sz w:val="18"/>
                 <w:szCs w:val="18"/>
                 <w:lang w:val="en-GB"/>
@@ -719,7 +732,6 @@
                 <w:rFonts w:ascii="Arial" w:hAnsi="Arial" w:cs="Arial"/>
                 <w:b w:val="0"/>
                 <w:bCs w:val="0"/>
-                <w:color w:val="0563C1" w:themeColor="hyperlink"/>
                 <w:sz w:val="18"/>
                 <w:szCs w:val="18"/>
                 <w:lang w:val="en-GB"/>
@@ -732,7 +744,6 @@
                 <w:rFonts w:ascii="Arial" w:hAnsi="Arial" w:cs="Arial"/>
                 <w:b w:val="0"/>
                 <w:bCs w:val="0"/>
-                <w:color w:val="0563C1" w:themeColor="hyperlink"/>
                 <w:sz w:val="18"/>
                 <w:szCs w:val="18"/>
                 <w:lang w:val="en-GB"/>
@@ -745,7 +756,6 @@
                 <w:rFonts w:ascii="Arial" w:hAnsi="Arial" w:cs="Arial"/>
                 <w:b w:val="0"/>
                 <w:bCs w:val="0"/>
-                <w:color w:val="0563C1" w:themeColor="hyperlink"/>
                 <w:sz w:val="18"/>
                 <w:szCs w:val="18"/>
                 <w:lang w:val="en-GB"/>
@@ -763,6 +773,7 @@
                 <w:rFonts w:ascii="Arial" w:hAnsi="Arial" w:cs="Arial"/>
                 <w:b w:val="0"/>
                 <w:bCs w:val="0"/>
+                <w:color w:val="auto"/>
                 <w:sz w:val="18"/>
                 <w:szCs w:val="18"/>
                 <w:u w:val="none"/>
@@ -784,16 +795,18 @@
               <w:rPr>
                 <w:rStyle w:val="Hyperlink"/>
                 <w:rFonts w:ascii="Arial" w:hAnsi="Arial" w:cs="Arial"/>
-                <w:sz w:val="18"/>
-                <w:szCs w:val="18"/>
-                <w:u w:val="none"/>
-                <w:lang w:val="en-GB"/>
-              </w:rPr>
-            </w:pPr>
-            <w:r>
-              <w:rPr>
-                <w:rStyle w:val="Hyperlink"/>
-                <w:rFonts w:ascii="Arial" w:hAnsi="Arial" w:cs="Arial"/>
+                <w:color w:val="auto"/>
+                <w:sz w:val="18"/>
+                <w:szCs w:val="18"/>
+                <w:u w:val="none"/>
+                <w:lang w:val="en-GB"/>
+              </w:rPr>
+            </w:pPr>
+            <w:r>
+              <w:rPr>
+                <w:rStyle w:val="Hyperlink"/>
+                <w:rFonts w:ascii="Arial" w:hAnsi="Arial" w:cs="Arial"/>
+                <w:color w:val="auto"/>
                 <w:sz w:val="18"/>
                 <w:szCs w:val="18"/>
                 <w:u w:val="none"/>
@@ -806,6 +819,7 @@
               <w:rPr>
                 <w:rStyle w:val="Hyperlink"/>
                 <w:rFonts w:ascii="Arial" w:hAnsi="Arial" w:cs="Arial"/>
+                <w:color w:val="auto"/>
                 <w:sz w:val="18"/>
                 <w:szCs w:val="18"/>
                 <w:u w:val="none"/>
@@ -818,6 +832,7 @@
               <w:rPr>
                 <w:rStyle w:val="Hyperlink"/>
                 <w:rFonts w:ascii="Arial" w:hAnsi="Arial" w:cs="Arial"/>
+                <w:color w:val="auto"/>
                 <w:sz w:val="18"/>
                 <w:szCs w:val="18"/>
                 <w:u w:val="none"/>
@@ -835,16 +850,18 @@
               <w:rPr>
                 <w:rStyle w:val="Hyperlink"/>
                 <w:rFonts w:ascii="Arial" w:hAnsi="Arial" w:cs="Arial"/>
-                <w:sz w:val="18"/>
-                <w:szCs w:val="18"/>
-                <w:u w:val="none"/>
-                <w:lang w:val="en-GB"/>
-              </w:rPr>
-            </w:pPr>
-            <w:r>
-              <w:rPr>
-                <w:rStyle w:val="Hyperlink"/>
-                <w:rFonts w:ascii="Arial" w:hAnsi="Arial" w:cs="Arial"/>
+                <w:color w:val="auto"/>
+                <w:sz w:val="18"/>
+                <w:szCs w:val="18"/>
+                <w:u w:val="none"/>
+                <w:lang w:val="en-GB"/>
+              </w:rPr>
+            </w:pPr>
+            <w:r>
+              <w:rPr>
+                <w:rStyle w:val="Hyperlink"/>
+                <w:rFonts w:ascii="Arial" w:hAnsi="Arial" w:cs="Arial"/>
+                <w:color w:val="auto"/>
                 <w:sz w:val="18"/>
                 <w:szCs w:val="18"/>
                 <w:u w:val="none"/>
@@ -867,15 +884,17 @@
               <w:rPr>
                 <w:rStyle w:val="Hyperlink"/>
                 <w:rFonts w:ascii="Arial" w:hAnsi="Arial" w:cs="Arial"/>
-                <w:sz w:val="18"/>
-                <w:szCs w:val="18"/>
-                <w:u w:val="none"/>
-              </w:rPr>
-            </w:pPr>
-            <w:r>
-              <w:rPr>
-                <w:rStyle w:val="Hyperlink"/>
-                <w:rFonts w:ascii="Arial" w:hAnsi="Arial" w:cs="Arial"/>
+                <w:color w:val="auto"/>
+                <w:sz w:val="18"/>
+                <w:szCs w:val="18"/>
+                <w:u w:val="none"/>
+              </w:rPr>
+            </w:pPr>
+            <w:r>
+              <w:rPr>
+                <w:rStyle w:val="Hyperlink"/>
+                <w:rFonts w:ascii="Arial" w:hAnsi="Arial" w:cs="Arial"/>
+                <w:color w:val="auto"/>
                 <w:sz w:val="18"/>
                 <w:szCs w:val="18"/>
                 <w:u w:val="none"/>
@@ -894,6 +913,7 @@
               <w:rPr>
                 <w:rStyle w:val="Hyperlink"/>
                 <w:rFonts w:ascii="Arial" w:eastAsia="Times New Roman" w:hAnsi="Arial" w:cs="Arial"/>
+                <w:color w:val="auto"/>
                 <w:sz w:val="18"/>
                 <w:szCs w:val="18"/>
                 <w:u w:val="none"/>
@@ -903,7 +923,6 @@
             <w:r>
               <w:rPr>
                 <w:rFonts w:ascii="Arial" w:eastAsia="Times New Roman" w:hAnsi="Arial" w:cs="Arial"/>
-                <w:color w:val="0563C1" w:themeColor="hyperlink"/>
                 <w:sz w:val="18"/>
                 <w:szCs w:val="18"/>
                 <w:lang w:eastAsia="de-DE"/>
@@ -922,6 +941,7 @@
               <w:rPr>
                 <w:rStyle w:val="Hyperlink"/>
                 <w:rFonts w:ascii="Arial" w:eastAsia="Times New Roman" w:hAnsi="Arial" w:cs="Arial"/>
+                <w:color w:val="auto"/>
                 <w:sz w:val="18"/>
                 <w:szCs w:val="18"/>
                 <w:u w:val="none"/>
@@ -931,7 +951,6 @@
             <w:r>
               <w:rPr>
                 <w:rFonts w:ascii="Arial" w:eastAsia="Times New Roman" w:hAnsi="Arial" w:cs="Arial"/>
-                <w:color w:val="0563C1" w:themeColor="hyperlink"/>
                 <w:sz w:val="18"/>
                 <w:szCs w:val="18"/>
                 <w:lang w:eastAsia="de-DE"/>
@@ -959,17 +978,19 @@
                 <w:rStyle w:val="Hyperlink"/>
                 <w:rFonts w:ascii="Arial" w:hAnsi="Arial" w:cs="Arial"/>
                 <w:bCs w:val="0"/>
-                <w:sz w:val="18"/>
-                <w:szCs w:val="18"/>
-                <w:u w:val="none"/>
-                <w:lang w:val="en-GB"/>
-              </w:rPr>
-            </w:pPr>
-            <w:r>
-              <w:rPr>
-                <w:rStyle w:val="Hyperlink"/>
-                <w:rFonts w:ascii="Arial" w:hAnsi="Arial" w:cs="Arial"/>
-                <w:bCs w:val="0"/>
+                <w:color w:val="auto"/>
+                <w:sz w:val="18"/>
+                <w:szCs w:val="18"/>
+                <w:u w:val="none"/>
+                <w:lang w:val="en-GB"/>
+              </w:rPr>
+            </w:pPr>
+            <w:r>
+              <w:rPr>
+                <w:rStyle w:val="Hyperlink"/>
+                <w:rFonts w:ascii="Arial" w:hAnsi="Arial" w:cs="Arial"/>
+                <w:bCs w:val="0"/>
+                <w:color w:val="auto"/>
                 <w:sz w:val="18"/>
                 <w:szCs w:val="18"/>
                 <w:u w:val="none"/>
@@ -983,6 +1004,7 @@
                 <w:rStyle w:val="Hyperlink"/>
                 <w:rFonts w:ascii="Arial" w:hAnsi="Arial" w:cs="Arial"/>
                 <w:bCs w:val="0"/>
+                <w:color w:val="auto"/>
                 <w:sz w:val="18"/>
                 <w:szCs w:val="18"/>
                 <w:u w:val="none"/>
@@ -996,6 +1018,7 @@
                 <w:rStyle w:val="Hyperlink"/>
                 <w:rFonts w:ascii="Arial" w:hAnsi="Arial" w:cs="Arial"/>
                 <w:bCs w:val="0"/>
+                <w:color w:val="auto"/>
                 <w:sz w:val="18"/>
                 <w:szCs w:val="18"/>
                 <w:u w:val="none"/>
@@ -1014,18 +1037,20 @@
                 <w:rFonts w:ascii="Arial" w:hAnsi="Arial" w:cs="Arial"/>
                 <w:b w:val="0"/>
                 <w:bCs w:val="0"/>
-                <w:sz w:val="18"/>
-                <w:szCs w:val="18"/>
-                <w:u w:val="none"/>
-                <w:lang w:val="en-GB"/>
-              </w:rPr>
-            </w:pPr>
-            <w:r>
-              <w:rPr>
-                <w:rStyle w:val="Hyperlink"/>
-                <w:rFonts w:ascii="Arial" w:hAnsi="Arial" w:cs="Arial"/>
-                <w:b w:val="0"/>
-                <w:bCs w:val="0"/>
+                <w:color w:val="auto"/>
+                <w:sz w:val="18"/>
+                <w:szCs w:val="18"/>
+                <w:u w:val="none"/>
+                <w:lang w:val="en-GB"/>
+              </w:rPr>
+            </w:pPr>
+            <w:r>
+              <w:rPr>
+                <w:rStyle w:val="Hyperlink"/>
+                <w:rFonts w:ascii="Arial" w:hAnsi="Arial" w:cs="Arial"/>
+                <w:b w:val="0"/>
+                <w:bCs w:val="0"/>
+                <w:color w:val="auto"/>
                 <w:sz w:val="18"/>
                 <w:szCs w:val="18"/>
                 <w:u w:val="none"/>
@@ -1039,6 +1064,7 @@
                 <w:rFonts w:ascii="Arial" w:hAnsi="Arial" w:cs="Arial"/>
                 <w:b w:val="0"/>
                 <w:bCs w:val="0"/>
+                <w:color w:val="auto"/>
                 <w:sz w:val="18"/>
                 <w:szCs w:val="18"/>
                 <w:u w:val="none"/>
@@ -1052,6 +1078,7 @@
                 <w:rFonts w:ascii="Arial" w:hAnsi="Arial" w:cs="Arial"/>
                 <w:b w:val="0"/>
                 <w:bCs w:val="0"/>
+                <w:color w:val="auto"/>
                 <w:sz w:val="18"/>
                 <w:szCs w:val="18"/>
                 <w:u w:val="none"/>
@@ -1066,6 +1093,7 @@
                 <w:rFonts w:ascii="Arial" w:hAnsi="Arial" w:cs="Arial"/>
                 <w:b w:val="0"/>
                 <w:bCs w:val="0"/>
+                <w:color w:val="auto"/>
                 <w:sz w:val="18"/>
                 <w:szCs w:val="18"/>
                 <w:u w:val="none"/>
@@ -1080,6 +1108,7 @@
                 <w:rFonts w:ascii="Arial" w:hAnsi="Arial" w:cs="Arial"/>
                 <w:b w:val="0"/>
                 <w:bCs w:val="0"/>
+                <w:color w:val="auto"/>
                 <w:sz w:val="18"/>
                 <w:szCs w:val="18"/>
                 <w:u w:val="none"/>
@@ -1094,6 +1123,7 @@
                 <w:rFonts w:ascii="Arial" w:hAnsi="Arial" w:cs="Arial"/>
                 <w:b w:val="0"/>
                 <w:bCs w:val="0"/>
+                <w:color w:val="auto"/>
                 <w:sz w:val="18"/>
                 <w:szCs w:val="18"/>
                 <w:u w:val="none"/>
@@ -1108,6 +1138,7 @@
                 <w:rFonts w:ascii="Arial" w:hAnsi="Arial" w:cs="Arial"/>
                 <w:b w:val="0"/>
                 <w:bCs w:val="0"/>
+                <w:color w:val="auto"/>
                 <w:sz w:val="18"/>
                 <w:szCs w:val="18"/>
                 <w:u w:val="none"/>
@@ -1122,6 +1153,7 @@
                 <w:rFonts w:ascii="Arial" w:hAnsi="Arial" w:cs="Arial"/>
                 <w:b w:val="0"/>
                 <w:bCs w:val="0"/>
+                <w:color w:val="auto"/>
                 <w:sz w:val="18"/>
                 <w:szCs w:val="18"/>
                 <w:u w:val="none"/>
@@ -1136,6 +1168,7 @@
                 <w:rFonts w:ascii="Arial" w:hAnsi="Arial" w:cs="Arial"/>
                 <w:b w:val="0"/>
                 <w:bCs w:val="0"/>
+                <w:color w:val="auto"/>
                 <w:sz w:val="18"/>
                 <w:szCs w:val="18"/>
                 <w:u w:val="none"/>
@@ -1150,6 +1183,7 @@
                 <w:rFonts w:ascii="Arial" w:hAnsi="Arial" w:cs="Arial"/>
                 <w:b w:val="0"/>
                 <w:bCs w:val="0"/>
+                <w:color w:val="auto"/>
                 <w:sz w:val="18"/>
                 <w:szCs w:val="18"/>
                 <w:u w:val="none"/>
@@ -1173,15 +1207,17 @@
               <w:rPr>
                 <w:rStyle w:val="Hyperlink"/>
                 <w:rFonts w:ascii="Arial" w:hAnsi="Arial" w:cs="Arial"/>
-                <w:sz w:val="18"/>
-                <w:szCs w:val="18"/>
-                <w:u w:val="none"/>
-              </w:rPr>
-            </w:pPr>
-            <w:r>
-              <w:rPr>
-                <w:rStyle w:val="Hyperlink"/>
-                <w:rFonts w:ascii="Arial" w:hAnsi="Arial" w:cs="Arial"/>
+                <w:color w:val="auto"/>
+                <w:sz w:val="18"/>
+                <w:szCs w:val="18"/>
+                <w:u w:val="none"/>
+              </w:rPr>
+            </w:pPr>
+            <w:r>
+              <w:rPr>
+                <w:rStyle w:val="Hyperlink"/>
+                <w:rFonts w:ascii="Arial" w:hAnsi="Arial" w:cs="Arial"/>
+                <w:color w:val="auto"/>
                 <w:sz w:val="18"/>
                 <w:szCs w:val="18"/>
                 <w:u w:val="none"/>
@@ -1202,15 +1238,13 @@
               <w:cnfStyle w:val="000000100000" w:firstRow="0" w:lastRow="0" w:firstColumn="0" w:lastColumn="0" w:oddVBand="0" w:evenVBand="0" w:oddHBand="1" w:evenHBand="0" w:firstRowFirstColumn="0" w:firstRowLastColumn="0" w:lastRowFirstColumn="0" w:lastRowLastColumn="0"/>
               <w:rPr>
                 <w:rFonts w:ascii="Arial" w:hAnsi="Arial" w:cs="Arial"/>
-                <w:color w:val="0563C1" w:themeColor="hyperlink"/>
-                <w:sz w:val="18"/>
-                <w:szCs w:val="18"/>
-              </w:rPr>
-            </w:pPr>
-            <w:r>
-              <w:rPr>
-                <w:rFonts w:ascii="Arial" w:hAnsi="Arial" w:cs="Arial"/>
-                <w:color w:val="0563C1" w:themeColor="hyperlink"/>
+                <w:sz w:val="18"/>
+                <w:szCs w:val="18"/>
+              </w:rPr>
+            </w:pPr>
+            <w:r>
+              <w:rPr>
+                <w:rFonts w:ascii="Arial" w:hAnsi="Arial" w:cs="Arial"/>
                 <w:sz w:val="18"/>
                 <w:szCs w:val="18"/>
               </w:rPr>
@@ -1226,6 +1260,7 @@
               <w:rPr>
                 <w:rStyle w:val="Hyperlink"/>
                 <w:rFonts w:ascii="Arial" w:hAnsi="Arial" w:cs="Arial"/>
+                <w:color w:val="auto"/>
                 <w:sz w:val="18"/>
                 <w:szCs w:val="18"/>
                 <w:u w:val="none"/>
@@ -1241,15 +1276,50 @@
               <w:rPr>
                 <w:rStyle w:val="Hyperlink"/>
                 <w:rFonts w:ascii="Arial" w:hAnsi="Arial" w:cs="Arial"/>
-                <w:sz w:val="18"/>
-                <w:szCs w:val="18"/>
-                <w:u w:val="none"/>
-              </w:rPr>
-            </w:pPr>
-            <w:r>
-              <w:rPr>
-                <w:rStyle w:val="Hyperlink"/>
-                <w:rFonts w:ascii="Arial" w:hAnsi="Arial" w:cs="Arial"/>
+                <w:color w:val="auto"/>
+                <w:sz w:val="18"/>
+                <w:szCs w:val="18"/>
+                <w:u w:val="none"/>
+              </w:rPr>
+            </w:pPr>
+            <w:r>
+              <w:rPr>
+                <w:rStyle w:val="Hyperlink"/>
+                <w:rFonts w:ascii="Arial" w:hAnsi="Arial" w:cs="Arial"/>
+                <w:color w:val="auto"/>
+                <w:sz w:val="18"/>
+                <w:szCs w:val="18"/>
+                <w:u w:val="none"/>
+              </w:rPr>
+              <w:t xml:space="preserve">Die Verwendung von </w:t>
+            </w:r>
+            <w:r>
+              <w:rPr>
+                <w:rStyle w:val="Hyperlink"/>
+                <w:rFonts w:ascii="Arial" w:hAnsi="Arial" w:cs="Arial"/>
+                <w:color w:val="auto"/>
+                <w:sz w:val="18"/>
+                <w:szCs w:val="18"/>
+                <w:u w:val="none"/>
+              </w:rPr>
+              <w:t>Modellierungssystems</w:t>
+            </w:r>
+            <w:r>
+              <w:rPr>
+                <w:rStyle w:val="Hyperlink"/>
+                <w:rFonts w:ascii="Arial" w:hAnsi="Arial" w:cs="Arial"/>
+                <w:color w:val="auto"/>
+                <w:sz w:val="18"/>
+                <w:szCs w:val="18"/>
+                <w:u w:val="none"/>
+              </w:rPr>
+              <w:t xml:space="preserve">, </w:t>
+            </w:r>
+            <w:r>
+              <w:rPr>
+                <w:rStyle w:val="Hyperlink"/>
+                <w:rFonts w:ascii="Arial" w:hAnsi="Arial" w:cs="Arial"/>
+                <w:color w:val="auto"/>
                 <w:sz w:val="18"/>
                 <w:szCs w:val="18"/>
                 <w:u w:val="none"/>
@@ -1260,76 +1330,18 @@
               <w:rPr>
                 <w:rStyle w:val="Hyperlink"/>
                 <w:rFonts w:ascii="Arial" w:hAnsi="Arial" w:cs="Arial"/>
-                <w:sz w:val="18"/>
-                <w:szCs w:val="18"/>
-                <w:u w:val="none"/>
-              </w:rPr>
-              <w:t xml:space="preserve">ie Verwendung von </w:t>
-            </w:r>
-            <w:r>
-              <w:rPr>
-                <w:rStyle w:val="Hyperlink"/>
-                <w:rFonts w:ascii="Arial" w:hAnsi="Arial" w:cs="Arial"/>
-                <w:sz w:val="18"/>
-                <w:szCs w:val="18"/>
-                <w:u w:val="none"/>
-              </w:rPr>
-              <w:t>Modellierungssystem</w:t>
-            </w:r>
-            <w:r>
-              <w:rPr>
-                <w:rStyle w:val="Hyperlink"/>
-                <w:rFonts w:ascii="Arial" w:hAnsi="Arial" w:cs="Arial"/>
-                <w:sz w:val="18"/>
-                <w:szCs w:val="18"/>
-                <w:u w:val="none"/>
-              </w:rPr>
-              <w:t>s</w:t>
-            </w:r>
-            <w:r>
-              <w:rPr>
-                <w:rStyle w:val="Hyperlink"/>
-                <w:rFonts w:ascii="Arial" w:hAnsi="Arial" w:cs="Arial"/>
-                <w:sz w:val="18"/>
-                <w:szCs w:val="18"/>
-                <w:u w:val="none"/>
-              </w:rPr>
-              <w:t xml:space="preserve">, </w:t>
-            </w:r>
-            <w:r>
-              <w:rPr>
-                <w:rStyle w:val="Hyperlink"/>
-                <w:rFonts w:ascii="Arial" w:hAnsi="Arial" w:cs="Arial"/>
-                <w:sz w:val="18"/>
-                <w:szCs w:val="18"/>
-                <w:u w:val="none"/>
-              </w:rPr>
-              <w:t>D</w:t>
-            </w:r>
-            <w:r>
-              <w:rPr>
-                <w:rStyle w:val="Hyperlink"/>
-                <w:rFonts w:ascii="Arial" w:hAnsi="Arial" w:cs="Arial"/>
-                <w:sz w:val="18"/>
-                <w:szCs w:val="18"/>
-                <w:u w:val="none"/>
-              </w:rPr>
-              <w:t>atenflussdiagrammen</w:t>
-            </w:r>
-            <w:r>
-              <w:rPr>
-                <w:rStyle w:val="Hyperlink"/>
-                <w:rFonts w:ascii="Arial" w:hAnsi="Arial" w:cs="Arial"/>
-                <w:sz w:val="18"/>
-                <w:szCs w:val="18"/>
-                <w:u w:val="none"/>
-              </w:rPr>
-              <w:t xml:space="preserve"> (DFDs) und Bedrohungsmodellen</w:t>
-            </w:r>
-            <w:r>
-              <w:rPr>
-                <w:rStyle w:val="Hyperlink"/>
-                <w:rFonts w:ascii="Arial" w:hAnsi="Arial" w:cs="Arial"/>
+                <w:color w:val="auto"/>
+                <w:sz w:val="18"/>
+                <w:szCs w:val="18"/>
+                <w:u w:val="none"/>
+              </w:rPr>
+              <w:t>atenflussdiagrammen (DFDs) und Bedrohungsmodellen</w:t>
+            </w:r>
+            <w:r>
+              <w:rPr>
+                <w:rStyle w:val="Hyperlink"/>
+                <w:rFonts w:ascii="Arial" w:hAnsi="Arial" w:cs="Arial"/>
+                <w:color w:val="auto"/>
                 <w:sz w:val="18"/>
                 <w:szCs w:val="18"/>
                 <w:u w:val="none"/>
@@ -1340,6 +1352,7 @@
               <w:rPr>
                 <w:rStyle w:val="Hyperlink"/>
                 <w:rFonts w:ascii="Arial" w:hAnsi="Arial" w:cs="Arial"/>
+                <w:color w:val="auto"/>
                 <w:sz w:val="18"/>
                 <w:szCs w:val="18"/>
                 <w:u w:val="none"/>
@@ -1350,26 +1363,18 @@
               <w:rPr>
                 <w:rStyle w:val="Hyperlink"/>
                 <w:rFonts w:ascii="Arial" w:hAnsi="Arial" w:cs="Arial"/>
-                <w:sz w:val="18"/>
-                <w:szCs w:val="18"/>
-                <w:u w:val="none"/>
-              </w:rPr>
-              <w:t>soll dabei helfen</w:t>
-            </w:r>
-            <w:r>
-              <w:rPr>
-                <w:rStyle w:val="Hyperlink"/>
-                <w:rFonts w:ascii="Arial" w:hAnsi="Arial" w:cs="Arial"/>
-                <w:sz w:val="18"/>
-                <w:szCs w:val="18"/>
-                <w:u w:val="none"/>
-              </w:rPr>
-              <w:t xml:space="preserve">, sowohl technische als auch nicht-technische </w:t>
-            </w:r>
-            <w:r>
-              <w:rPr>
-                <w:rStyle w:val="Hyperlink"/>
-                <w:rFonts w:ascii="Arial" w:hAnsi="Arial" w:cs="Arial"/>
+                <w:color w:val="auto"/>
+                <w:sz w:val="18"/>
+                <w:szCs w:val="18"/>
+                <w:u w:val="none"/>
+              </w:rPr>
+              <w:t xml:space="preserve">soll dabei helfen, sowohl technische als auch nicht-technische </w:t>
+            </w:r>
+            <w:r>
+              <w:rPr>
+                <w:rStyle w:val="Hyperlink"/>
+                <w:rFonts w:ascii="Arial" w:hAnsi="Arial" w:cs="Arial"/>
+                <w:color w:val="auto"/>
                 <w:sz w:val="18"/>
                 <w:szCs w:val="18"/>
                 <w:u w:val="none"/>
@@ -1388,6 +1393,7 @@
               <w:rPr>
                 <w:rStyle w:val="Hyperlink"/>
                 <w:rFonts w:ascii="Arial" w:eastAsia="Times New Roman" w:hAnsi="Arial" w:cs="Arial"/>
+                <w:color w:val="auto"/>
                 <w:sz w:val="18"/>
                 <w:szCs w:val="18"/>
                 <w:u w:val="none"/>
@@ -1398,6 +1404,7 @@
               <w:rPr>
                 <w:rStyle w:val="Hyperlink"/>
                 <w:rFonts w:ascii="Arial" w:eastAsia="Times New Roman" w:hAnsi="Arial" w:cs="Arial"/>
+                <w:color w:val="auto"/>
                 <w:sz w:val="18"/>
                 <w:szCs w:val="18"/>
                 <w:u w:val="none"/>
@@ -1412,6 +1419,7 @@
               <w:rPr>
                 <w:rStyle w:val="Hyperlink"/>
                 <w:rFonts w:ascii="Arial" w:eastAsia="Times New Roman" w:hAnsi="Arial" w:cs="Arial"/>
+                <w:color w:val="auto"/>
                 <w:sz w:val="18"/>
                 <w:szCs w:val="18"/>
                 <w:u w:val="none"/>
@@ -1422,6 +1430,7 @@
               <w:rPr>
                 <w:rStyle w:val="Hyperlink"/>
                 <w:rFonts w:ascii="Arial" w:eastAsia="Times New Roman" w:hAnsi="Arial" w:cs="Arial"/>
+                <w:color w:val="auto"/>
                 <w:sz w:val="18"/>
                 <w:szCs w:val="18"/>
                 <w:u w:val="none"/>
@@ -1436,6 +1445,7 @@
               <w:rPr>
                 <w:rStyle w:val="Hyperlink"/>
                 <w:rFonts w:ascii="Arial" w:eastAsia="Times New Roman" w:hAnsi="Arial" w:cs="Arial"/>
+                <w:color w:val="auto"/>
                 <w:sz w:val="18"/>
                 <w:szCs w:val="18"/>
                 <w:u w:val="none"/>
@@ -1455,6 +1465,7 @@
                 <w:rStyle w:val="Hyperlink"/>
                 <w:rFonts w:ascii="Arial" w:eastAsia="Times New Roman" w:hAnsi="Arial" w:cs="Arial"/>
                 <w:bCs/>
+                <w:color w:val="auto"/>
                 <w:sz w:val="18"/>
                 <w:szCs w:val="18"/>
                 <w:u w:val="none"/>
@@ -1466,6 +1477,7 @@
                 <w:rStyle w:val="Hyperlink"/>
                 <w:rFonts w:ascii="Arial" w:eastAsia="Times New Roman" w:hAnsi="Arial" w:cs="Arial"/>
                 <w:bCs/>
+                <w:color w:val="auto"/>
                 <w:sz w:val="18"/>
                 <w:szCs w:val="18"/>
                 <w:u w:val="none"/>
@@ -1481,6 +1493,7 @@
                 <w:rStyle w:val="Hyperlink"/>
                 <w:rFonts w:ascii="Arial" w:eastAsia="Times New Roman" w:hAnsi="Arial" w:cs="Arial"/>
                 <w:bCs/>
+                <w:color w:val="auto"/>
                 <w:sz w:val="18"/>
                 <w:szCs w:val="18"/>
                 <w:u w:val="none"/>
@@ -1492,6 +1505,7 @@
                 <w:rStyle w:val="Hyperlink"/>
                 <w:rFonts w:ascii="Arial" w:eastAsia="Times New Roman" w:hAnsi="Arial" w:cs="Arial"/>
                 <w:bCs/>
+                <w:color w:val="auto"/>
                 <w:sz w:val="18"/>
                 <w:szCs w:val="18"/>
                 <w:u w:val="none"/>
@@ -1507,6 +1521,7 @@
                 <w:rStyle w:val="Hyperlink"/>
                 <w:rFonts w:ascii="Arial" w:eastAsia="Times New Roman" w:hAnsi="Arial" w:cs="Arial"/>
                 <w:bCs/>
+                <w:color w:val="auto"/>
                 <w:sz w:val="18"/>
                 <w:szCs w:val="18"/>
                 <w:u w:val="none"/>
@@ -1518,6 +1533,7 @@
                 <w:rStyle w:val="Hyperlink"/>
                 <w:rFonts w:ascii="Arial" w:eastAsia="Times New Roman" w:hAnsi="Arial" w:cs="Arial"/>
                 <w:bCs/>
+                <w:color w:val="auto"/>
                 <w:sz w:val="18"/>
                 <w:szCs w:val="18"/>
                 <w:u w:val="none"/>
@@ -1534,6 +1550,7 @@
                 <w:rFonts w:ascii="Arial" w:eastAsia="Times New Roman" w:hAnsi="Arial" w:cs="Arial"/>
                 <w:b/>
                 <w:bCs/>
+                <w:color w:val="auto"/>
                 <w:sz w:val="18"/>
                 <w:szCs w:val="18"/>
                 <w:u w:val="none"/>
@@ -1547,6 +1564,7 @@
               <w:rPr>
                 <w:rStyle w:val="Hyperlink"/>
                 <w:rFonts w:ascii="Arial" w:eastAsia="Times New Roman" w:hAnsi="Arial" w:cs="Arial"/>
+                <w:color w:val="auto"/>
                 <w:sz w:val="18"/>
                 <w:szCs w:val="18"/>
                 <w:u w:val="none"/>
@@ -1557,23 +1575,13 @@
               <w:rPr>
                 <w:rStyle w:val="Hyperlink"/>
                 <w:rFonts w:ascii="Arial" w:eastAsia="Times New Roman" w:hAnsi="Arial" w:cs="Arial"/>
+                <w:color w:val="auto"/>
                 <w:sz w:val="18"/>
                 <w:szCs w:val="18"/>
                 <w:u w:val="none"/>
                 <w:lang w:eastAsia="de-DE"/>
               </w:rPr>
-              <w:t>Mit dem proposierten Modellierungsansatz können Unternehmen ihre Sicherheitsstrategie kontinuierlich verbessern</w:t>
-            </w:r>
-            <w:r>
-              <w:rPr>
-                <w:rStyle w:val="Hyperlink"/>
-                <w:rFonts w:ascii="Arial" w:eastAsia="Times New Roman" w:hAnsi="Arial" w:cs="Arial"/>
-                <w:sz w:val="18"/>
-                <w:szCs w:val="18"/>
-                <w:u w:val="none"/>
-                <w:lang w:eastAsia="de-DE"/>
-              </w:rPr>
-              <w:t>.</w:t>
+              <w:t>Mit dem proposierten Modellierungsansatz können Unternehmen ihre Sicherheitsstrategie kontinuierlich verbessern.</w:t>
             </w:r>
           </w:p>
         </w:tc>
@@ -1593,18 +1601,19 @@
                 <w:rStyle w:val="Hyperlink"/>
                 <w:rFonts w:ascii="Arial" w:hAnsi="Arial" w:cs="Arial"/>
                 <w:bCs w:val="0"/>
-                <w:sz w:val="18"/>
-                <w:szCs w:val="18"/>
-                <w:u w:val="none"/>
-                <w:lang w:val="en-GB"/>
-              </w:rPr>
-            </w:pPr>
-            <w:bookmarkStart w:id="0" w:name="_GoBack" w:colFirst="2" w:colLast="4"/>
-            <w:r>
-              <w:rPr>
-                <w:rStyle w:val="Hyperlink"/>
-                <w:rFonts w:ascii="Arial" w:hAnsi="Arial" w:cs="Arial"/>
-                <w:bCs w:val="0"/>
+                <w:color w:val="auto"/>
+                <w:sz w:val="18"/>
+                <w:szCs w:val="18"/>
+                <w:u w:val="none"/>
+                <w:lang w:val="en-GB"/>
+              </w:rPr>
+            </w:pPr>
+            <w:r>
+              <w:rPr>
+                <w:rStyle w:val="Hyperlink"/>
+                <w:rFonts w:ascii="Arial" w:hAnsi="Arial" w:cs="Arial"/>
+                <w:bCs w:val="0"/>
+                <w:color w:val="auto"/>
                 <w:sz w:val="18"/>
                 <w:szCs w:val="18"/>
                 <w:u w:val="none"/>
@@ -1623,6 +1632,7 @@
                 <w:rFonts w:ascii="Arial" w:hAnsi="Arial" w:cs="Arial"/>
                 <w:b w:val="0"/>
                 <w:bCs w:val="0"/>
+                <w:color w:val="auto"/>
                 <w:sz w:val="18"/>
                 <w:szCs w:val="18"/>
                 <w:u w:val="none"/>
@@ -1636,12 +1646,12 @@
                 <w:rFonts w:ascii="Arial" w:hAnsi="Arial" w:cs="Arial"/>
                 <w:b w:val="0"/>
                 <w:bCs w:val="0"/>
-                <w:sz w:val="18"/>
-                <w:szCs w:val="18"/>
-                <w:u w:val="none"/>
-                <w:lang w:val="en-GB"/>
-              </w:rPr>
-              <w:lastRenderedPageBreak/>
+                <w:color w:val="auto"/>
+                <w:sz w:val="18"/>
+                <w:szCs w:val="18"/>
+                <w:u w:val="none"/>
+                <w:lang w:val="en-GB"/>
+              </w:rPr>
               <w:t>Katja</w:t>
             </w:r>
             <w:proofErr w:type="spellEnd"/>
@@ -1651,6 +1661,7 @@
                 <w:rFonts w:ascii="Arial" w:hAnsi="Arial" w:cs="Arial"/>
                 <w:b w:val="0"/>
                 <w:bCs w:val="0"/>
+                <w:color w:val="auto"/>
                 <w:sz w:val="18"/>
                 <w:szCs w:val="18"/>
                 <w:u w:val="none"/>
@@ -1665,6 +1676,7 @@
                 <w:rFonts w:ascii="Arial" w:hAnsi="Arial" w:cs="Arial"/>
                 <w:b w:val="0"/>
                 <w:bCs w:val="0"/>
+                <w:color w:val="auto"/>
                 <w:sz w:val="18"/>
                 <w:szCs w:val="18"/>
                 <w:u w:val="none"/>
@@ -1679,6 +1691,7 @@
                 <w:rFonts w:ascii="Arial" w:hAnsi="Arial" w:cs="Arial"/>
                 <w:b w:val="0"/>
                 <w:bCs w:val="0"/>
+                <w:color w:val="auto"/>
                 <w:sz w:val="18"/>
                 <w:szCs w:val="18"/>
                 <w:u w:val="none"/>
@@ -1693,6 +1706,7 @@
                 <w:rFonts w:ascii="Arial" w:hAnsi="Arial" w:cs="Arial"/>
                 <w:b w:val="0"/>
                 <w:bCs w:val="0"/>
+                <w:color w:val="auto"/>
                 <w:sz w:val="18"/>
                 <w:szCs w:val="18"/>
                 <w:u w:val="none"/>
@@ -1716,26 +1730,28 @@
               <w:rPr>
                 <w:rStyle w:val="Hyperlink"/>
                 <w:rFonts w:ascii="Arial" w:hAnsi="Arial" w:cs="Arial"/>
-                <w:sz w:val="18"/>
-                <w:szCs w:val="18"/>
-                <w:u w:val="none"/>
-              </w:rPr>
-            </w:pPr>
-            <w:r>
-              <w:rPr>
-                <w:rStyle w:val="Hyperlink"/>
-                <w:rFonts w:ascii="Arial" w:hAnsi="Arial" w:cs="Arial"/>
-                <w:sz w:val="18"/>
-                <w:szCs w:val="18"/>
-                <w:u w:val="none"/>
-              </w:rPr>
-              <w:lastRenderedPageBreak/>
+                <w:color w:val="auto"/>
+                <w:sz w:val="18"/>
+                <w:szCs w:val="18"/>
+                <w:u w:val="none"/>
+              </w:rPr>
+            </w:pPr>
+            <w:r>
+              <w:rPr>
+                <w:rStyle w:val="Hyperlink"/>
+                <w:rFonts w:ascii="Arial" w:hAnsi="Arial" w:cs="Arial"/>
+                <w:color w:val="auto"/>
+                <w:sz w:val="18"/>
+                <w:szCs w:val="18"/>
+                <w:u w:val="none"/>
+              </w:rPr>
               <w:t xml:space="preserve">2. August </w:t>
             </w:r>
             <w:r>
               <w:rPr>
                 <w:rStyle w:val="Hyperlink"/>
                 <w:rFonts w:ascii="Arial" w:hAnsi="Arial" w:cs="Arial"/>
+                <w:color w:val="auto"/>
                 <w:sz w:val="18"/>
                 <w:szCs w:val="18"/>
                 <w:u w:val="none"/>
@@ -1757,36 +1773,28 @@
               <w:rPr>
                 <w:rStyle w:val="Hyperlink"/>
                 <w:rFonts w:ascii="Arial" w:hAnsi="Arial" w:cs="Arial"/>
-                <w:sz w:val="18"/>
-                <w:szCs w:val="18"/>
-                <w:u w:val="none"/>
-              </w:rPr>
-            </w:pPr>
-            <w:r>
-              <w:rPr>
-                <w:rStyle w:val="Hyperlink"/>
-                <w:rFonts w:ascii="Arial" w:hAnsi="Arial" w:cs="Arial"/>
-                <w:sz w:val="18"/>
-                <w:szCs w:val="18"/>
-                <w:u w:val="none"/>
-              </w:rPr>
-              <w:t xml:space="preserve">Menschliche Faktoren wie Geschlecht, Herkunft und Nationalität können Einfluss auf die </w:t>
-            </w:r>
-            <w:r>
-              <w:rPr>
-                <w:rStyle w:val="Hyperlink"/>
-                <w:rFonts w:ascii="Arial" w:hAnsi="Arial" w:cs="Arial"/>
-                <w:sz w:val="18"/>
-                <w:szCs w:val="18"/>
-                <w:u w:val="none"/>
-              </w:rPr>
-              <w:lastRenderedPageBreak/>
-              <w:t>Ergebnisse von Bedrohungsanalysen haben.</w:t>
-            </w:r>
-            <w:r>
-              <w:rPr>
-                <w:rStyle w:val="Hyperlink"/>
-                <w:rFonts w:ascii="Arial" w:hAnsi="Arial" w:cs="Arial"/>
+                <w:color w:val="auto"/>
+                <w:sz w:val="18"/>
+                <w:szCs w:val="18"/>
+                <w:u w:val="none"/>
+              </w:rPr>
+            </w:pPr>
+            <w:r>
+              <w:rPr>
+                <w:rStyle w:val="Hyperlink"/>
+                <w:rFonts w:ascii="Arial" w:hAnsi="Arial" w:cs="Arial"/>
+                <w:color w:val="auto"/>
+                <w:sz w:val="18"/>
+                <w:szCs w:val="18"/>
+                <w:u w:val="none"/>
+              </w:rPr>
+              <w:t>Menschliche Faktoren wie Geschlecht, Herkunft und Nationalität können Einfluss auf die Ergebnisse von Bedrohungsanalysen haben.</w:t>
+            </w:r>
+            <w:r>
+              <w:rPr>
+                <w:rStyle w:val="Hyperlink"/>
+                <w:rFonts w:ascii="Arial" w:hAnsi="Arial" w:cs="Arial"/>
+                <w:color w:val="auto"/>
                 <w:sz w:val="18"/>
                 <w:szCs w:val="18"/>
                 <w:u w:val="none"/>
@@ -1805,6 +1813,7 @@
               <w:rPr>
                 <w:rStyle w:val="Hyperlink"/>
                 <w:rFonts w:ascii="Arial" w:eastAsia="Times New Roman" w:hAnsi="Arial" w:cs="Arial"/>
+                <w:color w:val="auto"/>
                 <w:sz w:val="18"/>
                 <w:szCs w:val="18"/>
                 <w:u w:val="none"/>
@@ -1815,25 +1824,13 @@
               <w:rPr>
                 <w:rStyle w:val="Hyperlink"/>
                 <w:rFonts w:ascii="Arial" w:eastAsia="Times New Roman" w:hAnsi="Arial" w:cs="Arial"/>
+                <w:color w:val="auto"/>
                 <w:sz w:val="18"/>
                 <w:szCs w:val="18"/>
                 <w:u w:val="none"/>
                 <w:lang w:eastAsia="de-DE"/>
               </w:rPr>
-              <w:lastRenderedPageBreak/>
-              <w:t xml:space="preserve">Kontrollierte, explorative Experimente im akademischen Umfeld mit Replikation bestehender STRIDE-Studien zur </w:t>
-            </w:r>
-            <w:r>
-              <w:rPr>
-                <w:rStyle w:val="Hyperlink"/>
-                <w:rFonts w:ascii="Arial" w:eastAsia="Times New Roman" w:hAnsi="Arial" w:cs="Arial"/>
-                <w:sz w:val="18"/>
-                <w:szCs w:val="18"/>
-                <w:u w:val="none"/>
-                <w:lang w:eastAsia="de-DE"/>
-              </w:rPr>
-              <w:lastRenderedPageBreak/>
-              <w:t>Erfassung menschlicher Einflussfaktoren.</w:t>
+              <w:t>Kontrollierte, explorative Experimente im akademischen Umfeld mit Replikation bestehender STRIDE-Studien zur Erfassung menschlicher Einflussfaktoren.</w:t>
             </w:r>
           </w:p>
         </w:tc>
@@ -1846,7 +1843,6 @@
               <w:cnfStyle w:val="000000000000" w:firstRow="0" w:lastRow="0" w:firstColumn="0" w:lastColumn="0" w:oddVBand="0" w:evenVBand="0" w:oddHBand="0" w:evenHBand="0" w:firstRowFirstColumn="0" w:firstRowLastColumn="0" w:lastRowFirstColumn="0" w:lastRowLastColumn="0"/>
               <w:rPr>
                 <w:rFonts w:ascii="Arial" w:eastAsia="Times New Roman" w:hAnsi="Arial" w:cs="Arial"/>
-                <w:color w:val="0563C1" w:themeColor="hyperlink"/>
                 <w:sz w:val="18"/>
                 <w:szCs w:val="18"/>
                 <w:lang w:eastAsia="de-DE"/>
@@ -1855,12 +1851,10 @@
             <w:r>
               <w:rPr>
                 <w:rFonts w:ascii="Arial" w:eastAsia="Times New Roman" w:hAnsi="Arial" w:cs="Arial"/>
-                <w:color w:val="0563C1" w:themeColor="hyperlink"/>
                 <w:sz w:val="18"/>
                 <w:szCs w:val="18"/>
                 <w:lang w:eastAsia="de-DE"/>
               </w:rPr>
-              <w:lastRenderedPageBreak/>
               <w:t xml:space="preserve">Die Studie wurde ausführlich geplant, jedoch nicht durchgeführt – es liegen daher keine Ergebnisse, sondern nur Annahmen vor. </w:t>
             </w:r>
           </w:p>
@@ -1870,6 +1864,7 @@
               <w:rPr>
                 <w:rStyle w:val="Hyperlink"/>
                 <w:rFonts w:ascii="Arial" w:eastAsia="Times New Roman" w:hAnsi="Arial" w:cs="Arial"/>
+                <w:color w:val="auto"/>
                 <w:sz w:val="18"/>
                 <w:szCs w:val="18"/>
                 <w:u w:val="none"/>
@@ -1883,6 +1878,7 @@
               <w:rPr>
                 <w:rStyle w:val="Hyperlink"/>
                 <w:rFonts w:ascii="Arial" w:eastAsia="Times New Roman" w:hAnsi="Arial" w:cs="Arial"/>
+                <w:color w:val="auto"/>
                 <w:sz w:val="18"/>
                 <w:szCs w:val="18"/>
                 <w:u w:val="none"/>
@@ -1893,830 +1889,13 @@
               <w:rPr>
                 <w:rStyle w:val="Hyperlink"/>
                 <w:rFonts w:ascii="Arial" w:eastAsia="Times New Roman" w:hAnsi="Arial" w:cs="Arial"/>
-                <w:color w:val="FF0000"/>
+                <w:color w:val="auto"/>
                 <w:sz w:val="18"/>
                 <w:szCs w:val="18"/>
                 <w:u w:val="none"/>
                 <w:lang w:eastAsia="de-DE"/>
               </w:rPr>
-              <w:lastRenderedPageBreak/>
               <w:t>(Relatet Work! Worth mentioning)</w:t>
-            </w:r>
-          </w:p>
-        </w:tc>
-      </w:tr>
-      <w:bookmarkEnd w:id="0"/>
-      <w:tr>
-        <w:trPr>
-          <w:cnfStyle w:val="000000100000" w:firstRow="0" w:lastRow="0" w:firstColumn="0" w:lastColumn="0" w:oddVBand="0" w:evenVBand="0" w:oddHBand="1" w:evenHBand="0" w:firstRowFirstColumn="0" w:firstRowLastColumn="0" w:lastRowFirstColumn="0" w:lastRowLastColumn="0"/>
-        </w:trPr>
-        <w:tc>
-          <w:tcPr>
-            <w:cnfStyle w:val="001000000000" w:firstRow="0" w:lastRow="0" w:firstColumn="1" w:lastColumn="0" w:oddVBand="0" w:evenVBand="0" w:oddHBand="0" w:evenHBand="0" w:firstRowFirstColumn="0" w:firstRowLastColumn="0" w:lastRowFirstColumn="0" w:lastRowLastColumn="0"/>
-            <w:tcW w:w="1560" w:type="dxa"/>
-          </w:tcPr>
-          <w:p>
-            <w:pPr>
-              <w:pStyle w:val="paragraph"/>
-              <w:spacing w:after="0"/>
-              <w:textAlignment w:val="baseline"/>
-              <w:rPr>
-                <w:rStyle w:val="Hyperlink"/>
-                <w:rFonts w:ascii="Arial" w:hAnsi="Arial" w:cs="Arial"/>
-                <w:bCs w:val="0"/>
-                <w:sz w:val="18"/>
-                <w:szCs w:val="18"/>
-                <w:u w:val="none"/>
-                <w:lang w:val="en-GB"/>
-              </w:rPr>
-            </w:pPr>
-            <w:r>
-              <w:rPr>
-                <w:rStyle w:val="Hyperlink"/>
-                <w:rFonts w:ascii="Arial" w:hAnsi="Arial" w:cs="Arial"/>
-                <w:bCs w:val="0"/>
-                <w:sz w:val="18"/>
-                <w:szCs w:val="18"/>
-                <w:u w:val="none"/>
-                <w:lang w:val="en-GB"/>
-              </w:rPr>
-              <w:lastRenderedPageBreak/>
-              <w:t>Towards Automating a Risk-First Threat Analysis Technique</w:t>
-            </w:r>
-          </w:p>
-          <w:p>
-            <w:pPr>
-              <w:pStyle w:val="paragraph"/>
-              <w:spacing w:before="0" w:beforeAutospacing="0" w:after="0" w:afterAutospacing="0"/>
-              <w:textAlignment w:val="baseline"/>
-              <w:rPr>
-                <w:rStyle w:val="Hyperlink"/>
-                <w:rFonts w:ascii="Arial" w:hAnsi="Arial" w:cs="Arial"/>
-                <w:b w:val="0"/>
-                <w:bCs w:val="0"/>
-                <w:sz w:val="18"/>
-                <w:szCs w:val="18"/>
-                <w:u w:val="none"/>
-                <w:lang w:val="en-GB"/>
-              </w:rPr>
-            </w:pPr>
-            <w:proofErr w:type="spellStart"/>
-            <w:r>
-              <w:rPr>
-                <w:rStyle w:val="Hyperlink"/>
-                <w:rFonts w:ascii="Arial" w:hAnsi="Arial" w:cs="Arial"/>
-                <w:b w:val="0"/>
-                <w:bCs w:val="0"/>
-                <w:sz w:val="18"/>
-                <w:szCs w:val="18"/>
-                <w:u w:val="none"/>
-                <w:lang w:val="en-GB"/>
-              </w:rPr>
-              <w:t>Karanveer</w:t>
-            </w:r>
-            <w:proofErr w:type="spellEnd"/>
-            <w:r>
-              <w:rPr>
-                <w:rStyle w:val="Hyperlink"/>
-                <w:rFonts w:ascii="Arial" w:hAnsi="Arial" w:cs="Arial"/>
-                <w:b w:val="0"/>
-                <w:bCs w:val="0"/>
-                <w:sz w:val="18"/>
-                <w:szCs w:val="18"/>
-                <w:u w:val="none"/>
-                <w:lang w:val="en-GB"/>
-              </w:rPr>
-              <w:t xml:space="preserve"> Singh, Margit </w:t>
-            </w:r>
-            <w:proofErr w:type="spellStart"/>
-            <w:r>
-              <w:rPr>
-                <w:rStyle w:val="Hyperlink"/>
-                <w:rFonts w:ascii="Arial" w:hAnsi="Arial" w:cs="Arial"/>
-                <w:b w:val="0"/>
-                <w:bCs w:val="0"/>
-                <w:sz w:val="18"/>
-                <w:szCs w:val="18"/>
-                <w:u w:val="none"/>
-                <w:lang w:val="en-GB"/>
-              </w:rPr>
-              <w:t>Saal</w:t>
-            </w:r>
-            <w:proofErr w:type="spellEnd"/>
-            <w:r>
-              <w:rPr>
-                <w:rStyle w:val="Hyperlink"/>
-                <w:rFonts w:ascii="Arial" w:hAnsi="Arial" w:cs="Arial"/>
-                <w:b w:val="0"/>
-                <w:bCs w:val="0"/>
-                <w:sz w:val="18"/>
-                <w:szCs w:val="18"/>
-                <w:u w:val="none"/>
-                <w:lang w:val="en-GB"/>
-              </w:rPr>
-              <w:t xml:space="preserve">, </w:t>
-            </w:r>
-            <w:proofErr w:type="spellStart"/>
-            <w:r>
-              <w:rPr>
-                <w:rStyle w:val="Hyperlink"/>
-                <w:rFonts w:ascii="Arial" w:hAnsi="Arial" w:cs="Arial"/>
-                <w:b w:val="0"/>
-                <w:bCs w:val="0"/>
-                <w:sz w:val="18"/>
-                <w:szCs w:val="18"/>
-                <w:u w:val="none"/>
-                <w:lang w:val="en-GB"/>
-              </w:rPr>
-              <w:t>Andrius</w:t>
-            </w:r>
-            <w:proofErr w:type="spellEnd"/>
-            <w:r>
-              <w:rPr>
-                <w:rStyle w:val="Hyperlink"/>
-                <w:rFonts w:ascii="Arial" w:hAnsi="Arial" w:cs="Arial"/>
-                <w:b w:val="0"/>
-                <w:bCs w:val="0"/>
-                <w:sz w:val="18"/>
-                <w:szCs w:val="18"/>
-                <w:u w:val="none"/>
-                <w:lang w:val="en-GB"/>
-              </w:rPr>
-              <w:t xml:space="preserve"> </w:t>
-            </w:r>
-            <w:proofErr w:type="spellStart"/>
-            <w:r>
-              <w:rPr>
-                <w:rStyle w:val="Hyperlink"/>
-                <w:rFonts w:ascii="Arial" w:hAnsi="Arial" w:cs="Arial"/>
-                <w:b w:val="0"/>
-                <w:bCs w:val="0"/>
-                <w:sz w:val="18"/>
-                <w:szCs w:val="18"/>
-                <w:u w:val="none"/>
-                <w:lang w:val="en-GB"/>
-              </w:rPr>
-              <w:t>Sakalas</w:t>
-            </w:r>
-            <w:proofErr w:type="spellEnd"/>
-          </w:p>
-        </w:tc>
-        <w:tc>
-          <w:tcPr>
-            <w:tcW w:w="1134" w:type="dxa"/>
-          </w:tcPr>
-          <w:p>
-            <w:pPr>
-              <w:spacing w:after="105" w:line="240" w:lineRule="atLeast"/>
-              <w:cnfStyle w:val="000000100000" w:firstRow="0" w:lastRow="0" w:firstColumn="0" w:lastColumn="0" w:oddVBand="0" w:evenVBand="0" w:oddHBand="1" w:evenHBand="0" w:firstRowFirstColumn="0" w:firstRowLastColumn="0" w:lastRowFirstColumn="0" w:lastRowLastColumn="0"/>
-              <w:rPr>
-                <w:rStyle w:val="Hyperlink"/>
-                <w:rFonts w:ascii="Arial" w:eastAsia="Times New Roman" w:hAnsi="Arial" w:cs="Arial"/>
-                <w:sz w:val="18"/>
-                <w:szCs w:val="18"/>
-                <w:u w:val="none"/>
-                <w:lang w:eastAsia="de-DE"/>
-              </w:rPr>
-            </w:pPr>
-            <w:r>
-              <w:rPr>
-                <w:rStyle w:val="Hyperlink"/>
-                <w:rFonts w:ascii="Arial" w:eastAsia="Times New Roman" w:hAnsi="Arial" w:cs="Arial"/>
-                <w:sz w:val="18"/>
-                <w:szCs w:val="18"/>
-                <w:u w:val="none"/>
-                <w:lang w:eastAsia="de-DE"/>
-              </w:rPr>
-              <w:t xml:space="preserve">18. November </w:t>
-            </w:r>
-            <w:r>
-              <w:rPr>
-                <w:rStyle w:val="Hyperlink"/>
-                <w:rFonts w:ascii="Arial" w:eastAsia="Times New Roman" w:hAnsi="Arial" w:cs="Arial"/>
-                <w:sz w:val="18"/>
-                <w:szCs w:val="18"/>
-                <w:u w:val="none"/>
-                <w:lang w:eastAsia="de-DE"/>
-              </w:rPr>
-              <w:t>2019</w:t>
-            </w:r>
-          </w:p>
-          <w:p>
-            <w:pPr>
-              <w:pStyle w:val="paragraph"/>
-              <w:spacing w:before="0" w:beforeAutospacing="0" w:after="0" w:afterAutospacing="0"/>
-              <w:textAlignment w:val="baseline"/>
-              <w:cnfStyle w:val="000000100000" w:firstRow="0" w:lastRow="0" w:firstColumn="0" w:lastColumn="0" w:oddVBand="0" w:evenVBand="0" w:oddHBand="1" w:evenHBand="0" w:firstRowFirstColumn="0" w:firstRowLastColumn="0" w:lastRowFirstColumn="0" w:lastRowLastColumn="0"/>
-              <w:rPr>
-                <w:rStyle w:val="Hyperlink"/>
-                <w:rFonts w:ascii="Arial" w:hAnsi="Arial" w:cs="Arial"/>
-                <w:sz w:val="18"/>
-                <w:szCs w:val="18"/>
-                <w:u w:val="none"/>
-              </w:rPr>
-            </w:pPr>
-          </w:p>
-        </w:tc>
-        <w:tc>
-          <w:tcPr>
-            <w:tcW w:w="2126" w:type="dxa"/>
-          </w:tcPr>
-          <w:p>
-            <w:pPr>
-              <w:pStyle w:val="paragraph"/>
-              <w:spacing w:before="0" w:beforeAutospacing="0" w:after="0" w:afterAutospacing="0"/>
-              <w:textAlignment w:val="baseline"/>
-              <w:cnfStyle w:val="000000100000" w:firstRow="0" w:lastRow="0" w:firstColumn="0" w:lastColumn="0" w:oddVBand="0" w:evenVBand="0" w:oddHBand="1" w:evenHBand="0" w:firstRowFirstColumn="0" w:firstRowLastColumn="0" w:lastRowFirstColumn="0" w:lastRowLastColumn="0"/>
-              <w:rPr>
-                <w:rStyle w:val="Hyperlink"/>
-                <w:rFonts w:ascii="Arial" w:hAnsi="Arial" w:cs="Arial"/>
-                <w:sz w:val="18"/>
-                <w:szCs w:val="18"/>
-                <w:u w:val="none"/>
-              </w:rPr>
-            </w:pPr>
-            <w:r>
-              <w:rPr>
-                <w:rStyle w:val="Hyperlink"/>
-                <w:rFonts w:ascii="Arial" w:hAnsi="Arial" w:cs="Arial"/>
-                <w:sz w:val="18"/>
-                <w:szCs w:val="18"/>
-                <w:u w:val="none"/>
-              </w:rPr>
-              <w:t>Die Automatisierung der eSTRIDE-Methodik</w:t>
-            </w:r>
-            <w:r>
-              <w:rPr>
-                <w:rStyle w:val="Hyperlink"/>
-                <w:rFonts w:ascii="Arial" w:hAnsi="Arial" w:cs="Arial"/>
-                <w:sz w:val="18"/>
-                <w:szCs w:val="18"/>
-                <w:u w:val="none"/>
-              </w:rPr>
-              <w:t xml:space="preserve"> </w:t>
-            </w:r>
-            <w:r>
-              <w:rPr>
-                <w:rStyle w:val="Hyperlink"/>
-                <w:rFonts w:ascii="Arial" w:hAnsi="Arial" w:cs="Arial"/>
-                <w:sz w:val="18"/>
-                <w:szCs w:val="18"/>
-                <w:u w:val="none"/>
-              </w:rPr>
-              <w:t>eSTRIDE uses exte</w:t>
-            </w:r>
-            <w:r>
-              <w:rPr>
-                <w:rStyle w:val="Hyperlink"/>
-                <w:rFonts w:ascii="Arial" w:hAnsi="Arial" w:cs="Arial"/>
-                <w:sz w:val="18"/>
-                <w:szCs w:val="18"/>
-                <w:u w:val="none"/>
-              </w:rPr>
-              <w:t>nded Data Flow Diagrams (eDFDs))</w:t>
-            </w:r>
-            <w:r>
-              <w:rPr>
-                <w:rStyle w:val="Hyperlink"/>
-                <w:rFonts w:ascii="Arial" w:hAnsi="Arial" w:cs="Arial"/>
-                <w:sz w:val="18"/>
-                <w:szCs w:val="18"/>
-                <w:u w:val="none"/>
-              </w:rPr>
-              <w:t xml:space="preserve"> durch ein Prototyp-Tool kann den manuellen Aufwand verringern, die Produktivität steigern sowie Präzision und Recall der Bedrohungsanalyse verbessern.</w:t>
-            </w:r>
-          </w:p>
-        </w:tc>
-        <w:tc>
-          <w:tcPr>
-            <w:tcW w:w="2977" w:type="dxa"/>
-          </w:tcPr>
-          <w:p>
-            <w:pPr>
-              <w:cnfStyle w:val="000000100000" w:firstRow="0" w:lastRow="0" w:firstColumn="0" w:lastColumn="0" w:oddVBand="0" w:evenVBand="0" w:oddHBand="1" w:evenHBand="0" w:firstRowFirstColumn="0" w:firstRowLastColumn="0" w:lastRowFirstColumn="0" w:lastRowLastColumn="0"/>
-              <w:rPr>
-                <w:rStyle w:val="Hyperlink"/>
-                <w:rFonts w:ascii="Arial" w:eastAsia="Times New Roman" w:hAnsi="Arial" w:cs="Arial"/>
-                <w:sz w:val="18"/>
-                <w:szCs w:val="18"/>
-                <w:u w:val="none"/>
-                <w:lang w:eastAsia="de-DE"/>
-              </w:rPr>
-            </w:pPr>
-            <w:r>
-              <w:rPr>
-                <w:rStyle w:val="Hyperlink"/>
-                <w:rFonts w:ascii="Arial" w:eastAsia="Times New Roman" w:hAnsi="Arial" w:cs="Arial"/>
-                <w:sz w:val="18"/>
-                <w:szCs w:val="18"/>
-                <w:u w:val="none"/>
-                <w:lang w:eastAsia="de-DE"/>
-              </w:rPr>
-              <w:t>Prototyp-Tool nach Design-Science-Ansatz entwickelt.</w:t>
-            </w:r>
-          </w:p>
-          <w:p>
-            <w:pPr>
-              <w:cnfStyle w:val="000000100000" w:firstRow="0" w:lastRow="0" w:firstColumn="0" w:lastColumn="0" w:oddVBand="0" w:evenVBand="0" w:oddHBand="1" w:evenHBand="0" w:firstRowFirstColumn="0" w:firstRowLastColumn="0" w:lastRowFirstColumn="0" w:lastRowLastColumn="0"/>
-              <w:rPr>
-                <w:rStyle w:val="Hyperlink"/>
-                <w:rFonts w:ascii="Arial" w:eastAsia="Times New Roman" w:hAnsi="Arial" w:cs="Arial"/>
-                <w:sz w:val="18"/>
-                <w:szCs w:val="18"/>
-                <w:u w:val="none"/>
-                <w:lang w:eastAsia="de-DE"/>
-              </w:rPr>
-            </w:pPr>
-            <w:r>
-              <w:rPr>
-                <w:rStyle w:val="Hyperlink"/>
-                <w:rFonts w:ascii="Arial" w:eastAsia="Times New Roman" w:hAnsi="Arial" w:cs="Arial"/>
-                <w:sz w:val="18"/>
-                <w:szCs w:val="18"/>
-                <w:u w:val="none"/>
-                <w:lang w:eastAsia="de-DE"/>
-              </w:rPr>
-              <w:t>Das Tool sollte den Nutzern helfen, erweiterte Datenflussdiagramme (eDFDs) zu erstellen oder zu ändern und die eSTRIDE-Bedrohungsanalyse durchzuführen</w:t>
-            </w:r>
-          </w:p>
-          <w:p>
-            <w:pPr>
-              <w:cnfStyle w:val="000000100000" w:firstRow="0" w:lastRow="0" w:firstColumn="0" w:lastColumn="0" w:oddVBand="0" w:evenVBand="0" w:oddHBand="1" w:evenHBand="0" w:firstRowFirstColumn="0" w:firstRowLastColumn="0" w:lastRowFirstColumn="0" w:lastRowLastColumn="0"/>
-              <w:rPr>
-                <w:rStyle w:val="Hyperlink"/>
-                <w:rFonts w:ascii="Arial" w:eastAsia="Times New Roman" w:hAnsi="Arial" w:cs="Arial"/>
-                <w:sz w:val="18"/>
-                <w:szCs w:val="18"/>
-                <w:u w:val="none"/>
-                <w:lang w:eastAsia="de-DE"/>
-              </w:rPr>
-            </w:pPr>
-            <w:r>
-              <w:rPr>
-                <w:rStyle w:val="Hyperlink"/>
-                <w:rFonts w:ascii="Arial" w:eastAsia="Times New Roman" w:hAnsi="Arial" w:cs="Arial"/>
-                <w:sz w:val="18"/>
-                <w:szCs w:val="18"/>
-                <w:u w:val="none"/>
-                <w:lang w:eastAsia="de-DE"/>
-              </w:rPr>
-              <w:t>Evaluation in zwei Workshops mit je fünf Studierenden ohne Vorerfahrung. Die Teilnehmenden führten die Analyse einmal manuell und einmal mit Tool durch.</w:t>
-            </w:r>
-          </w:p>
-        </w:tc>
-        <w:tc>
-          <w:tcPr>
-            <w:tcW w:w="3119" w:type="dxa"/>
-          </w:tcPr>
-          <w:p>
-            <w:pPr>
-              <w:cnfStyle w:val="000000100000" w:firstRow="0" w:lastRow="0" w:firstColumn="0" w:lastColumn="0" w:oddVBand="0" w:evenVBand="0" w:oddHBand="1" w:evenHBand="0" w:firstRowFirstColumn="0" w:firstRowLastColumn="0" w:lastRowFirstColumn="0" w:lastRowLastColumn="0"/>
-              <w:rPr>
-                <w:rStyle w:val="Hyperlink"/>
-                <w:rFonts w:ascii="Arial" w:eastAsia="Times New Roman" w:hAnsi="Arial" w:cs="Arial"/>
-                <w:sz w:val="18"/>
-                <w:szCs w:val="18"/>
-                <w:u w:val="none"/>
-                <w:lang w:eastAsia="de-DE"/>
-              </w:rPr>
-            </w:pPr>
-            <w:r>
-              <w:rPr>
-                <w:rStyle w:val="Hyperlink"/>
-                <w:rFonts w:ascii="Arial" w:eastAsia="Times New Roman" w:hAnsi="Arial" w:cs="Arial"/>
-                <w:sz w:val="18"/>
-                <w:szCs w:val="18"/>
-                <w:u w:val="none"/>
-                <w:lang w:eastAsia="de-DE"/>
-              </w:rPr>
-              <w:t xml:space="preserve">Tool-Nutzer erreichten </w:t>
-            </w:r>
-            <w:r>
-              <w:rPr>
-                <w:rStyle w:val="Hyperlink"/>
-                <w:rFonts w:ascii="Arial" w:eastAsia="Times New Roman" w:hAnsi="Arial" w:cs="Arial"/>
-                <w:sz w:val="18"/>
-                <w:szCs w:val="18"/>
-                <w:u w:val="none"/>
-                <w:lang w:eastAsia="de-DE"/>
-              </w:rPr>
-              <w:t xml:space="preserve">im Durchschnitt </w:t>
-            </w:r>
-            <w:r>
-              <w:rPr>
-                <w:rStyle w:val="Hyperlink"/>
-                <w:rFonts w:ascii="Arial" w:eastAsia="Times New Roman" w:hAnsi="Arial" w:cs="Arial"/>
-                <w:sz w:val="18"/>
-                <w:szCs w:val="18"/>
-                <w:u w:val="none"/>
-                <w:lang w:eastAsia="de-DE"/>
-              </w:rPr>
-              <w:t>74,8 % Präzision (vs. 60 % bei manuellen Methoden) und 58,5 % Recall (vs. 62 % bei STRIDE).</w:t>
-            </w:r>
-          </w:p>
-          <w:p>
-            <w:pPr>
-              <w:cnfStyle w:val="000000100000" w:firstRow="0" w:lastRow="0" w:firstColumn="0" w:lastColumn="0" w:oddVBand="0" w:evenVBand="0" w:oddHBand="1" w:evenHBand="0" w:firstRowFirstColumn="0" w:firstRowLastColumn="0" w:lastRowFirstColumn="0" w:lastRowLastColumn="0"/>
-              <w:rPr>
-                <w:rStyle w:val="Hyperlink"/>
-                <w:rFonts w:ascii="Arial" w:eastAsia="Times New Roman" w:hAnsi="Arial" w:cs="Arial"/>
-                <w:sz w:val="18"/>
-                <w:szCs w:val="18"/>
-                <w:u w:val="none"/>
-                <w:lang w:eastAsia="de-DE"/>
-              </w:rPr>
-            </w:pPr>
-            <w:r>
-              <w:rPr>
-                <w:rStyle w:val="Hyperlink"/>
-                <w:rFonts w:ascii="Arial" w:eastAsia="Times New Roman" w:hAnsi="Arial" w:cs="Arial"/>
-                <w:sz w:val="18"/>
-                <w:szCs w:val="18"/>
-                <w:u w:val="none"/>
-                <w:lang w:eastAsia="de-DE"/>
-              </w:rPr>
-              <w:t>Produktivität: 1,4 Bedrohungen/Min. mit Tool vs. 1,2/Std. manuel</w:t>
-            </w:r>
-            <w:r>
-              <w:rPr>
-                <w:rStyle w:val="Hyperlink"/>
-                <w:rFonts w:ascii="Arial" w:eastAsia="Times New Roman" w:hAnsi="Arial" w:cs="Arial"/>
-                <w:sz w:val="18"/>
-                <w:szCs w:val="18"/>
-                <w:u w:val="none"/>
-                <w:lang w:eastAsia="de-DE"/>
-              </w:rPr>
-              <w:t>.</w:t>
-            </w:r>
-          </w:p>
-        </w:tc>
-      </w:tr>
-      <w:tr>
-        <w:tc>
-          <w:tcPr>
-            <w:cnfStyle w:val="001000000000" w:firstRow="0" w:lastRow="0" w:firstColumn="1" w:lastColumn="0" w:oddVBand="0" w:evenVBand="0" w:oddHBand="0" w:evenHBand="0" w:firstRowFirstColumn="0" w:firstRowLastColumn="0" w:lastRowFirstColumn="0" w:lastRowLastColumn="0"/>
-            <w:tcW w:w="1560" w:type="dxa"/>
-          </w:tcPr>
-          <w:p>
-            <w:pPr>
-              <w:pStyle w:val="paragraph"/>
-              <w:spacing w:before="0" w:beforeAutospacing="0" w:after="0" w:afterAutospacing="0"/>
-              <w:textAlignment w:val="baseline"/>
-              <w:rPr>
-                <w:rStyle w:val="Hyperlink"/>
-                <w:rFonts w:ascii="Arial" w:hAnsi="Arial" w:cs="Arial"/>
-                <w:bCs w:val="0"/>
-                <w:sz w:val="18"/>
-                <w:szCs w:val="18"/>
-                <w:u w:val="none"/>
-                <w:lang w:val="en-GB"/>
-              </w:rPr>
-            </w:pPr>
-            <w:r>
-              <w:rPr>
-                <w:rFonts w:ascii="Arial" w:hAnsi="Arial" w:cs="Arial"/>
-                <w:bCs w:val="0"/>
-                <w:color w:val="0563C1" w:themeColor="hyperlink"/>
-                <w:sz w:val="18"/>
-                <w:szCs w:val="18"/>
-                <w:lang w:val="en-GB"/>
-              </w:rPr>
-              <w:t>Security and Privacy Threat Analysis for Solid</w:t>
-            </w:r>
-            <w:r>
-              <w:rPr>
-                <w:rFonts w:ascii="Arial" w:hAnsi="Arial" w:cs="Arial"/>
-                <w:b w:val="0"/>
-                <w:bCs w:val="0"/>
-                <w:color w:val="0563C1" w:themeColor="hyperlink"/>
-                <w:sz w:val="18"/>
-                <w:szCs w:val="18"/>
-                <w:lang w:val="en-GB"/>
-              </w:rPr>
-              <w:br/>
-              <w:t xml:space="preserve">Omid </w:t>
-            </w:r>
-            <w:proofErr w:type="spellStart"/>
-            <w:r>
-              <w:rPr>
-                <w:rFonts w:ascii="Arial" w:hAnsi="Arial" w:cs="Arial"/>
-                <w:b w:val="0"/>
-                <w:bCs w:val="0"/>
-                <w:color w:val="0563C1" w:themeColor="hyperlink"/>
-                <w:sz w:val="18"/>
-                <w:szCs w:val="18"/>
-                <w:lang w:val="en-GB"/>
-              </w:rPr>
-              <w:t>Mirzamohammadi</w:t>
-            </w:r>
-            <w:proofErr w:type="spellEnd"/>
-            <w:r>
-              <w:rPr>
-                <w:rFonts w:ascii="Arial" w:hAnsi="Arial" w:cs="Arial"/>
-                <w:b w:val="0"/>
-                <w:bCs w:val="0"/>
-                <w:color w:val="0563C1" w:themeColor="hyperlink"/>
-                <w:sz w:val="18"/>
-                <w:szCs w:val="18"/>
-                <w:lang w:val="en-GB"/>
-              </w:rPr>
-              <w:t xml:space="preserve">, Kristof </w:t>
-            </w:r>
-            <w:proofErr w:type="spellStart"/>
-            <w:r>
-              <w:rPr>
-                <w:rFonts w:ascii="Arial" w:hAnsi="Arial" w:cs="Arial"/>
-                <w:b w:val="0"/>
-                <w:bCs w:val="0"/>
-                <w:color w:val="0563C1" w:themeColor="hyperlink"/>
-                <w:sz w:val="18"/>
-                <w:szCs w:val="18"/>
-                <w:lang w:val="en-GB"/>
-              </w:rPr>
-              <w:t>Jannes</w:t>
-            </w:r>
-            <w:proofErr w:type="spellEnd"/>
-            <w:r>
-              <w:rPr>
-                <w:rFonts w:ascii="Arial" w:hAnsi="Arial" w:cs="Arial"/>
-                <w:b w:val="0"/>
-                <w:bCs w:val="0"/>
-                <w:color w:val="0563C1" w:themeColor="hyperlink"/>
-                <w:sz w:val="18"/>
-                <w:szCs w:val="18"/>
-                <w:lang w:val="en-GB"/>
-              </w:rPr>
-              <w:t xml:space="preserve">, Laurens Sion, Dimitri Van </w:t>
-            </w:r>
-            <w:proofErr w:type="spellStart"/>
-            <w:r>
-              <w:rPr>
-                <w:rFonts w:ascii="Arial" w:hAnsi="Arial" w:cs="Arial"/>
-                <w:b w:val="0"/>
-                <w:bCs w:val="0"/>
-                <w:color w:val="0563C1" w:themeColor="hyperlink"/>
-                <w:sz w:val="18"/>
-                <w:szCs w:val="18"/>
-                <w:lang w:val="en-GB"/>
-              </w:rPr>
-              <w:t>Landuyt</w:t>
-            </w:r>
-            <w:proofErr w:type="spellEnd"/>
-            <w:r>
-              <w:rPr>
-                <w:rFonts w:ascii="Arial" w:hAnsi="Arial" w:cs="Arial"/>
-                <w:b w:val="0"/>
-                <w:bCs w:val="0"/>
-                <w:color w:val="0563C1" w:themeColor="hyperlink"/>
-                <w:sz w:val="18"/>
-                <w:szCs w:val="18"/>
-                <w:lang w:val="en-GB"/>
-              </w:rPr>
-              <w:t xml:space="preserve">, </w:t>
-            </w:r>
-            <w:proofErr w:type="spellStart"/>
-            <w:r>
-              <w:rPr>
-                <w:rFonts w:ascii="Arial" w:hAnsi="Arial" w:cs="Arial"/>
-                <w:b w:val="0"/>
-                <w:bCs w:val="0"/>
-                <w:color w:val="0563C1" w:themeColor="hyperlink"/>
-                <w:sz w:val="18"/>
-                <w:szCs w:val="18"/>
-                <w:lang w:val="en-GB"/>
-              </w:rPr>
-              <w:t>Aysajan</w:t>
-            </w:r>
-            <w:proofErr w:type="spellEnd"/>
-            <w:r>
-              <w:rPr>
-                <w:rFonts w:ascii="Arial" w:hAnsi="Arial" w:cs="Arial"/>
-                <w:b w:val="0"/>
-                <w:bCs w:val="0"/>
-                <w:color w:val="0563C1" w:themeColor="hyperlink"/>
-                <w:sz w:val="18"/>
-                <w:szCs w:val="18"/>
-                <w:lang w:val="en-GB"/>
-              </w:rPr>
-              <w:t xml:space="preserve"> </w:t>
-            </w:r>
-            <w:proofErr w:type="spellStart"/>
-            <w:r>
-              <w:rPr>
-                <w:rFonts w:ascii="Arial" w:hAnsi="Arial" w:cs="Arial"/>
-                <w:b w:val="0"/>
-                <w:bCs w:val="0"/>
-                <w:color w:val="0563C1" w:themeColor="hyperlink"/>
-                <w:sz w:val="18"/>
-                <w:szCs w:val="18"/>
-                <w:lang w:val="en-GB"/>
-              </w:rPr>
-              <w:t>Abidin</w:t>
-            </w:r>
-            <w:proofErr w:type="spellEnd"/>
-            <w:r>
-              <w:rPr>
-                <w:rFonts w:ascii="Arial" w:hAnsi="Arial" w:cs="Arial"/>
-                <w:b w:val="0"/>
-                <w:bCs w:val="0"/>
-                <w:color w:val="0563C1" w:themeColor="hyperlink"/>
-                <w:sz w:val="18"/>
-                <w:szCs w:val="18"/>
-                <w:lang w:val="en-GB"/>
-              </w:rPr>
-              <w:t xml:space="preserve">, Dave </w:t>
-            </w:r>
-            <w:proofErr w:type="spellStart"/>
-            <w:r>
-              <w:rPr>
-                <w:rFonts w:ascii="Arial" w:hAnsi="Arial" w:cs="Arial"/>
-                <w:b w:val="0"/>
-                <w:bCs w:val="0"/>
-                <w:color w:val="0563C1" w:themeColor="hyperlink"/>
-                <w:sz w:val="18"/>
-                <w:szCs w:val="18"/>
-                <w:lang w:val="en-GB"/>
-              </w:rPr>
-              <w:t>Singelée</w:t>
-            </w:r>
-            <w:proofErr w:type="spellEnd"/>
-          </w:p>
-        </w:tc>
-        <w:tc>
-          <w:tcPr>
-            <w:tcW w:w="1134" w:type="dxa"/>
-          </w:tcPr>
-          <w:p>
-            <w:pPr>
-              <w:pStyle w:val="paragraph"/>
-              <w:spacing w:before="0" w:beforeAutospacing="0" w:after="0" w:afterAutospacing="0"/>
-              <w:textAlignment w:val="baseline"/>
-              <w:cnfStyle w:val="000000000000" w:firstRow="0" w:lastRow="0" w:firstColumn="0" w:lastColumn="0" w:oddVBand="0" w:evenVBand="0" w:oddHBand="0" w:evenHBand="0" w:firstRowFirstColumn="0" w:firstRowLastColumn="0" w:lastRowFirstColumn="0" w:lastRowLastColumn="0"/>
-              <w:rPr>
-                <w:rStyle w:val="Hyperlink"/>
-                <w:rFonts w:ascii="Arial" w:hAnsi="Arial" w:cs="Arial"/>
-                <w:sz w:val="18"/>
-                <w:szCs w:val="18"/>
-                <w:u w:val="none"/>
-              </w:rPr>
-            </w:pPr>
-            <w:r>
-              <w:rPr>
-                <w:rStyle w:val="Hyperlink"/>
-                <w:rFonts w:ascii="Arial" w:hAnsi="Arial" w:cs="Arial"/>
-                <w:sz w:val="18"/>
-                <w:szCs w:val="18"/>
-                <w:u w:val="none"/>
-              </w:rPr>
-              <w:t>8</w:t>
-            </w:r>
-            <w:r>
-              <w:rPr>
-                <w:rStyle w:val="Hyperlink"/>
-                <w:rFonts w:ascii="Arial" w:hAnsi="Arial" w:cs="Arial"/>
-                <w:sz w:val="18"/>
-                <w:szCs w:val="18"/>
-                <w:u w:val="none"/>
-              </w:rPr>
-              <w:t>.</w:t>
-            </w:r>
-            <w:r>
-              <w:rPr>
-                <w:rStyle w:val="Hyperlink"/>
-                <w:rFonts w:ascii="Arial" w:hAnsi="Arial" w:cs="Arial"/>
-                <w:sz w:val="18"/>
-                <w:szCs w:val="18"/>
-                <w:u w:val="none"/>
-              </w:rPr>
-              <w:t xml:space="preserve"> November  2023</w:t>
-            </w:r>
-          </w:p>
-          <w:p>
-            <w:pPr>
-              <w:pStyle w:val="paragraph"/>
-              <w:spacing w:before="0" w:beforeAutospacing="0" w:after="0" w:afterAutospacing="0"/>
-              <w:textAlignment w:val="baseline"/>
-              <w:cnfStyle w:val="000000000000" w:firstRow="0" w:lastRow="0" w:firstColumn="0" w:lastColumn="0" w:oddVBand="0" w:evenVBand="0" w:oddHBand="0" w:evenHBand="0" w:firstRowFirstColumn="0" w:firstRowLastColumn="0" w:lastRowFirstColumn="0" w:lastRowLastColumn="0"/>
-              <w:rPr>
-                <w:rStyle w:val="Hyperlink"/>
-                <w:rFonts w:ascii="Arial" w:hAnsi="Arial" w:cs="Arial"/>
-                <w:sz w:val="18"/>
-                <w:szCs w:val="18"/>
-                <w:u w:val="none"/>
-              </w:rPr>
-            </w:pPr>
-          </w:p>
-          <w:p>
-            <w:pPr>
-              <w:pStyle w:val="paragraph"/>
-              <w:spacing w:before="0" w:beforeAutospacing="0" w:after="0" w:afterAutospacing="0"/>
-              <w:textAlignment w:val="baseline"/>
-              <w:cnfStyle w:val="000000000000" w:firstRow="0" w:lastRow="0" w:firstColumn="0" w:lastColumn="0" w:oddVBand="0" w:evenVBand="0" w:oddHBand="0" w:evenHBand="0" w:firstRowFirstColumn="0" w:firstRowLastColumn="0" w:lastRowFirstColumn="0" w:lastRowLastColumn="0"/>
-              <w:rPr>
-                <w:rStyle w:val="Hyperlink"/>
-                <w:rFonts w:ascii="Arial" w:hAnsi="Arial" w:cs="Arial"/>
-                <w:sz w:val="18"/>
-                <w:szCs w:val="18"/>
-                <w:u w:val="none"/>
-              </w:rPr>
-            </w:pPr>
-            <w:r>
-              <w:rPr>
-                <w:rStyle w:val="Hyperlink"/>
-                <w:rFonts w:ascii="Arial" w:hAnsi="Arial" w:cs="Arial"/>
-                <w:sz w:val="18"/>
-                <w:szCs w:val="18"/>
-                <w:u w:val="none"/>
-              </w:rPr>
-              <w:t>IEEE Cybersecurity Development</w:t>
-            </w:r>
-          </w:p>
-        </w:tc>
-        <w:tc>
-          <w:tcPr>
-            <w:tcW w:w="2126" w:type="dxa"/>
-          </w:tcPr>
-          <w:p>
-            <w:pPr>
-              <w:pStyle w:val="paragraph"/>
-              <w:spacing w:before="0" w:beforeAutospacing="0" w:after="0" w:afterAutospacing="0"/>
-              <w:textAlignment w:val="baseline"/>
-              <w:cnfStyle w:val="000000000000" w:firstRow="0" w:lastRow="0" w:firstColumn="0" w:lastColumn="0" w:oddVBand="0" w:evenVBand="0" w:oddHBand="0" w:evenHBand="0" w:firstRowFirstColumn="0" w:firstRowLastColumn="0" w:lastRowFirstColumn="0" w:lastRowLastColumn="0"/>
-              <w:rPr>
-                <w:rStyle w:val="Hyperlink"/>
-                <w:rFonts w:ascii="Arial" w:hAnsi="Arial" w:cs="Arial"/>
-                <w:sz w:val="18"/>
-                <w:szCs w:val="18"/>
-                <w:u w:val="none"/>
-              </w:rPr>
-            </w:pPr>
-            <w:r>
-              <w:rPr>
-                <w:rStyle w:val="Hyperlink"/>
-                <w:rFonts w:ascii="Arial" w:hAnsi="Arial" w:cs="Arial"/>
-                <w:sz w:val="18"/>
-                <w:szCs w:val="18"/>
-                <w:u w:val="none"/>
-              </w:rPr>
-              <w:t>Kein Zugriff auf vollständige Veröffentlichung.</w:t>
-            </w:r>
-          </w:p>
-        </w:tc>
-        <w:tc>
-          <w:tcPr>
-            <w:tcW w:w="2977" w:type="dxa"/>
-          </w:tcPr>
-          <w:p>
-            <w:pPr>
-              <w:cnfStyle w:val="000000000000" w:firstRow="0" w:lastRow="0" w:firstColumn="0" w:lastColumn="0" w:oddVBand="0" w:evenVBand="0" w:oddHBand="0" w:evenHBand="0" w:firstRowFirstColumn="0" w:firstRowLastColumn="0" w:lastRowFirstColumn="0" w:lastRowLastColumn="0"/>
-              <w:rPr>
-                <w:rStyle w:val="Hyperlink"/>
-                <w:rFonts w:ascii="Arial" w:eastAsia="Times New Roman" w:hAnsi="Arial" w:cs="Arial"/>
-                <w:sz w:val="18"/>
-                <w:szCs w:val="18"/>
-                <w:u w:val="none"/>
-                <w:lang w:eastAsia="de-DE"/>
-              </w:rPr>
-            </w:pPr>
-            <w:r>
-              <w:rPr>
-                <w:rStyle w:val="Hyperlink"/>
-                <w:rFonts w:ascii="Arial" w:eastAsia="Times New Roman" w:hAnsi="Arial" w:cs="Arial"/>
-                <w:sz w:val="18"/>
-                <w:szCs w:val="18"/>
-                <w:u w:val="none"/>
-                <w:lang w:eastAsia="de-DE"/>
-              </w:rPr>
-              <w:t>Analyse eines realistischen Finanzanwendungsfalls mit Tools wie SPARTA, STRIDE und LINDDUN zur Bedrohungsmodellierung.</w:t>
-            </w:r>
-          </w:p>
-        </w:tc>
-        <w:tc>
-          <w:tcPr>
-            <w:tcW w:w="3119" w:type="dxa"/>
-          </w:tcPr>
-          <w:p>
-            <w:pPr>
-              <w:cnfStyle w:val="000000000000" w:firstRow="0" w:lastRow="0" w:firstColumn="0" w:lastColumn="0" w:oddVBand="0" w:evenVBand="0" w:oddHBand="0" w:evenHBand="0" w:firstRowFirstColumn="0" w:firstRowLastColumn="0" w:lastRowFirstColumn="0" w:lastRowLastColumn="0"/>
-              <w:rPr>
-                <w:rStyle w:val="Hyperlink"/>
-                <w:rFonts w:ascii="Arial" w:eastAsia="Times New Roman" w:hAnsi="Arial" w:cs="Arial"/>
-                <w:sz w:val="18"/>
-                <w:szCs w:val="18"/>
-                <w:u w:val="none"/>
-                <w:lang w:eastAsia="de-DE"/>
-              </w:rPr>
-            </w:pPr>
-            <w:r>
-              <w:rPr>
-                <w:rStyle w:val="Hyperlink"/>
-                <w:rFonts w:ascii="Arial" w:eastAsia="Times New Roman" w:hAnsi="Arial" w:cs="Arial"/>
-                <w:sz w:val="18"/>
-                <w:szCs w:val="18"/>
-                <w:u w:val="none"/>
-                <w:lang w:eastAsia="de-DE"/>
-              </w:rPr>
-              <w:t>Mehrere kritische, besonders datenschutzbezogene Schwachstellen wurden erkannt. Ziel ist eine bessere Priorisierung zukünftiger Maßnahmen.</w:t>
             </w:r>
           </w:p>
         </w:tc>
@@ -2739,36 +1918,45 @@
                 <w:rStyle w:val="Hyperlink"/>
                 <w:rFonts w:ascii="Arial" w:hAnsi="Arial" w:cs="Arial"/>
                 <w:bCs w:val="0"/>
-                <w:sz w:val="18"/>
-                <w:szCs w:val="18"/>
-                <w:u w:val="none"/>
-                <w:lang w:val="en-GB"/>
-              </w:rPr>
-            </w:pPr>
-            <w:r>
-              <w:rPr>
-                <w:rStyle w:val="Hyperlink"/>
-                <w:rFonts w:ascii="Arial" w:hAnsi="Arial" w:cs="Arial"/>
-                <w:bCs w:val="0"/>
-                <w:sz w:val="18"/>
-                <w:szCs w:val="18"/>
-                <w:u w:val="none"/>
-                <w:lang w:val="en-GB"/>
-              </w:rPr>
-              <w:t>Two Architectural Thre</w:t>
-            </w:r>
-            <w:r>
-              <w:rPr>
-                <w:rStyle w:val="Hyperlink"/>
-                <w:rFonts w:ascii="Arial" w:hAnsi="Arial" w:cs="Arial"/>
-                <w:bCs w:val="0"/>
-                <w:sz w:val="18"/>
-                <w:szCs w:val="18"/>
-                <w:u w:val="none"/>
-                <w:lang w:val="en-GB"/>
-              </w:rPr>
-              <w:t xml:space="preserve">at Analysis Techniques Compared </w:t>
-            </w:r>
+                <w:color w:val="auto"/>
+                <w:sz w:val="18"/>
+                <w:szCs w:val="18"/>
+                <w:u w:val="none"/>
+                <w:lang w:val="en-GB"/>
+              </w:rPr>
+            </w:pPr>
+            <w:r>
+              <w:rPr>
+                <w:rStyle w:val="Hyperlink"/>
+                <w:rFonts w:ascii="Arial" w:hAnsi="Arial" w:cs="Arial"/>
+                <w:bCs w:val="0"/>
+                <w:color w:val="auto"/>
+                <w:sz w:val="18"/>
+                <w:szCs w:val="18"/>
+                <w:u w:val="none"/>
+                <w:lang w:val="en-GB"/>
+              </w:rPr>
+              <w:lastRenderedPageBreak/>
+              <w:t>Towards Automating a Risk-First Threat Analysis Technique</w:t>
+            </w:r>
+          </w:p>
+          <w:p>
+            <w:pPr>
+              <w:pStyle w:val="paragraph"/>
+              <w:spacing w:before="0" w:beforeAutospacing="0" w:after="0" w:afterAutospacing="0"/>
+              <w:textAlignment w:val="baseline"/>
+              <w:rPr>
+                <w:rStyle w:val="Hyperlink"/>
+                <w:rFonts w:ascii="Arial" w:hAnsi="Arial" w:cs="Arial"/>
+                <w:b w:val="0"/>
+                <w:bCs w:val="0"/>
+                <w:color w:val="auto"/>
+                <w:sz w:val="18"/>
+                <w:szCs w:val="18"/>
+                <w:u w:val="none"/>
+                <w:lang w:val="en-GB"/>
+              </w:rPr>
+            </w:pPr>
             <w:proofErr w:type="spellStart"/>
             <w:r>
               <w:rPr>
@@ -2776,12 +1964,13 @@
                 <w:rFonts w:ascii="Arial" w:hAnsi="Arial" w:cs="Arial"/>
                 <w:b w:val="0"/>
                 <w:bCs w:val="0"/>
-                <w:sz w:val="18"/>
-                <w:szCs w:val="18"/>
-                <w:u w:val="none"/>
-                <w:lang w:val="en-GB"/>
-              </w:rPr>
-              <w:t>Katja</w:t>
+                <w:color w:val="auto"/>
+                <w:sz w:val="18"/>
+                <w:szCs w:val="18"/>
+                <w:u w:val="none"/>
+                <w:lang w:val="en-GB"/>
+              </w:rPr>
+              <w:t>Karanveer</w:t>
             </w:r>
             <w:proofErr w:type="spellEnd"/>
             <w:r>
@@ -2790,6 +1979,67 @@
                 <w:rFonts w:ascii="Arial" w:hAnsi="Arial" w:cs="Arial"/>
                 <w:b w:val="0"/>
                 <w:bCs w:val="0"/>
+                <w:color w:val="auto"/>
+                <w:sz w:val="18"/>
+                <w:szCs w:val="18"/>
+                <w:u w:val="none"/>
+                <w:lang w:val="en-GB"/>
+              </w:rPr>
+              <w:t xml:space="preserve"> Singh, Margit </w:t>
+            </w:r>
+            <w:proofErr w:type="spellStart"/>
+            <w:r>
+              <w:rPr>
+                <w:rStyle w:val="Hyperlink"/>
+                <w:rFonts w:ascii="Arial" w:hAnsi="Arial" w:cs="Arial"/>
+                <w:b w:val="0"/>
+                <w:bCs w:val="0"/>
+                <w:color w:val="auto"/>
+                <w:sz w:val="18"/>
+                <w:szCs w:val="18"/>
+                <w:u w:val="none"/>
+                <w:lang w:val="en-GB"/>
+              </w:rPr>
+              <w:t>Saal</w:t>
+            </w:r>
+            <w:proofErr w:type="spellEnd"/>
+            <w:r>
+              <w:rPr>
+                <w:rStyle w:val="Hyperlink"/>
+                <w:rFonts w:ascii="Arial" w:hAnsi="Arial" w:cs="Arial"/>
+                <w:b w:val="0"/>
+                <w:bCs w:val="0"/>
+                <w:color w:val="auto"/>
+                <w:sz w:val="18"/>
+                <w:szCs w:val="18"/>
+                <w:u w:val="none"/>
+                <w:lang w:val="en-GB"/>
+              </w:rPr>
+              <w:t xml:space="preserve">, </w:t>
+            </w:r>
+            <w:proofErr w:type="spellStart"/>
+            <w:r>
+              <w:rPr>
+                <w:rStyle w:val="Hyperlink"/>
+                <w:rFonts w:ascii="Arial" w:hAnsi="Arial" w:cs="Arial"/>
+                <w:b w:val="0"/>
+                <w:bCs w:val="0"/>
+                <w:color w:val="auto"/>
+                <w:sz w:val="18"/>
+                <w:szCs w:val="18"/>
+                <w:u w:val="none"/>
+                <w:lang w:val="en-GB"/>
+              </w:rPr>
+              <w:t>Andrius</w:t>
+            </w:r>
+            <w:proofErr w:type="spellEnd"/>
+            <w:r>
+              <w:rPr>
+                <w:rStyle w:val="Hyperlink"/>
+                <w:rFonts w:ascii="Arial" w:hAnsi="Arial" w:cs="Arial"/>
+                <w:b w:val="0"/>
+                <w:bCs w:val="0"/>
+                <w:color w:val="auto"/>
                 <w:sz w:val="18"/>
                 <w:szCs w:val="18"/>
                 <w:u w:val="none"/>
@@ -2804,40 +2054,13 @@
                 <w:rFonts w:ascii="Arial" w:hAnsi="Arial" w:cs="Arial"/>
                 <w:b w:val="0"/>
                 <w:bCs w:val="0"/>
-                <w:sz w:val="18"/>
-                <w:szCs w:val="18"/>
-                <w:u w:val="none"/>
-                <w:lang w:val="en-GB"/>
-              </w:rPr>
-              <w:t>Tuma</w:t>
-            </w:r>
-            <w:proofErr w:type="spellEnd"/>
-            <w:r>
-              <w:rPr>
-                <w:rStyle w:val="Hyperlink"/>
-                <w:rFonts w:ascii="Arial" w:hAnsi="Arial" w:cs="Arial"/>
-                <w:b w:val="0"/>
-                <w:bCs w:val="0"/>
-                <w:sz w:val="18"/>
-                <w:szCs w:val="18"/>
-                <w:u w:val="none"/>
-                <w:lang w:val="en-GB"/>
-              </w:rPr>
-              <w:t xml:space="preserve">, R. </w:t>
-            </w:r>
-            <w:proofErr w:type="spellStart"/>
-            <w:r>
-              <w:rPr>
-                <w:rStyle w:val="Hyperlink"/>
-                <w:rFonts w:ascii="Arial" w:hAnsi="Arial" w:cs="Arial"/>
-                <w:b w:val="0"/>
-                <w:bCs w:val="0"/>
-                <w:sz w:val="18"/>
-                <w:szCs w:val="18"/>
-                <w:u w:val="none"/>
-                <w:lang w:val="en-GB"/>
-              </w:rPr>
-              <w:t>Scandariato</w:t>
+                <w:color w:val="auto"/>
+                <w:sz w:val="18"/>
+                <w:szCs w:val="18"/>
+                <w:u w:val="none"/>
+                <w:lang w:val="en-GB"/>
+              </w:rPr>
+              <w:t>Sakalas</w:t>
             </w:r>
             <w:proofErr w:type="spellEnd"/>
           </w:p>
@@ -2848,30 +2071,58 @@
           </w:tcPr>
           <w:p>
             <w:pPr>
+              <w:spacing w:after="105" w:line="240" w:lineRule="atLeast"/>
+              <w:cnfStyle w:val="000000100000" w:firstRow="0" w:lastRow="0" w:firstColumn="0" w:lastColumn="0" w:oddVBand="0" w:evenVBand="0" w:oddHBand="1" w:evenHBand="0" w:firstRowFirstColumn="0" w:firstRowLastColumn="0" w:lastRowFirstColumn="0" w:lastRowLastColumn="0"/>
+              <w:rPr>
+                <w:rStyle w:val="Hyperlink"/>
+                <w:rFonts w:ascii="Arial" w:eastAsia="Times New Roman" w:hAnsi="Arial" w:cs="Arial"/>
+                <w:color w:val="auto"/>
+                <w:sz w:val="18"/>
+                <w:szCs w:val="18"/>
+                <w:u w:val="none"/>
+                <w:lang w:eastAsia="de-DE"/>
+              </w:rPr>
+            </w:pPr>
+            <w:r>
+              <w:rPr>
+                <w:rStyle w:val="Hyperlink"/>
+                <w:rFonts w:ascii="Arial" w:eastAsia="Times New Roman" w:hAnsi="Arial" w:cs="Arial"/>
+                <w:color w:val="auto"/>
+                <w:sz w:val="18"/>
+                <w:szCs w:val="18"/>
+                <w:u w:val="none"/>
+                <w:lang w:eastAsia="de-DE"/>
+              </w:rPr>
+              <w:t xml:space="preserve">18. November </w:t>
+            </w:r>
+            <w:r>
+              <w:rPr>
+                <w:rStyle w:val="Hyperlink"/>
+                <w:rFonts w:ascii="Arial" w:eastAsia="Times New Roman" w:hAnsi="Arial" w:cs="Arial"/>
+                <w:color w:val="auto"/>
+                <w:sz w:val="18"/>
+                <w:szCs w:val="18"/>
+                <w:u w:val="none"/>
+                <w:lang w:eastAsia="de-DE"/>
+              </w:rPr>
+              <w:t>2019</w:t>
+            </w:r>
+          </w:p>
+          <w:p>
+            <w:pPr>
               <w:pStyle w:val="paragraph"/>
-              <w:spacing w:after="0"/>
+              <w:spacing w:before="0" w:beforeAutospacing="0" w:after="0" w:afterAutospacing="0"/>
               <w:textAlignment w:val="baseline"/>
               <w:cnfStyle w:val="000000100000" w:firstRow="0" w:lastRow="0" w:firstColumn="0" w:lastColumn="0" w:oddVBand="0" w:evenVBand="0" w:oddHBand="1" w:evenHBand="0" w:firstRowFirstColumn="0" w:firstRowLastColumn="0" w:lastRowFirstColumn="0" w:lastRowLastColumn="0"/>
               <w:rPr>
                 <w:rStyle w:val="Hyperlink"/>
                 <w:rFonts w:ascii="Arial" w:hAnsi="Arial" w:cs="Arial"/>
-                <w:sz w:val="18"/>
-                <w:szCs w:val="18"/>
-                <w:u w:val="none"/>
-                <w:lang w:val="en-GB"/>
-              </w:rPr>
-            </w:pPr>
-            <w:r>
-              <w:rPr>
-                <w:rStyle w:val="Hyperlink"/>
-                <w:rFonts w:ascii="Arial" w:hAnsi="Arial" w:cs="Arial"/>
-                <w:sz w:val="18"/>
-                <w:szCs w:val="18"/>
-                <w:u w:val="none"/>
-                <w:lang w:val="en-GB"/>
-              </w:rPr>
-              <w:t>24 September 2018</w:t>
-            </w:r>
+                <w:color w:val="auto"/>
+                <w:sz w:val="18"/>
+                <w:szCs w:val="18"/>
+                <w:u w:val="none"/>
+              </w:rPr>
+            </w:pPr>
           </w:p>
         </w:tc>
         <w:tc>
@@ -2881,46 +2132,28 @@
           <w:p>
             <w:pPr>
               <w:pStyle w:val="paragraph"/>
-              <w:spacing w:after="0"/>
+              <w:spacing w:before="0" w:beforeAutospacing="0" w:after="0" w:afterAutospacing="0"/>
               <w:textAlignment w:val="baseline"/>
               <w:cnfStyle w:val="000000100000" w:firstRow="0" w:lastRow="0" w:firstColumn="0" w:lastColumn="0" w:oddVBand="0" w:evenVBand="0" w:oddHBand="1" w:evenHBand="0" w:firstRowFirstColumn="0" w:firstRowLastColumn="0" w:lastRowFirstColumn="0" w:lastRowLastColumn="0"/>
               <w:rPr>
                 <w:rStyle w:val="Hyperlink"/>
                 <w:rFonts w:ascii="Arial" w:hAnsi="Arial" w:cs="Arial"/>
-                <w:sz w:val="18"/>
-                <w:szCs w:val="18"/>
-                <w:u w:val="none"/>
-              </w:rPr>
-            </w:pPr>
-            <w:r>
-              <w:rPr>
-                <w:rStyle w:val="Hyperlink"/>
-                <w:rFonts w:ascii="Arial" w:hAnsi="Arial" w:cs="Arial"/>
-                <w:sz w:val="18"/>
-                <w:szCs w:val="18"/>
-                <w:u w:val="none"/>
-              </w:rPr>
-              <w:t>Vergleich der Effektivität</w:t>
-            </w:r>
-            <w:r>
-              <w:rPr>
-                <w:rStyle w:val="Hyperlink"/>
-                <w:rFonts w:ascii="Arial" w:hAnsi="Arial" w:cs="Arial"/>
-                <w:sz w:val="18"/>
-                <w:szCs w:val="18"/>
-                <w:u w:val="none"/>
-              </w:rPr>
-              <w:t>, Kosten</w:t>
-            </w:r>
-            <w:r>
-              <w:rPr>
-                <w:rStyle w:val="Hyperlink"/>
-                <w:rFonts w:ascii="Arial" w:hAnsi="Arial" w:cs="Arial"/>
-                <w:sz w:val="18"/>
-                <w:szCs w:val="18"/>
-                <w:u w:val="none"/>
-              </w:rPr>
-              <w:t xml:space="preserve"> und des Zeitaufwands zweier STRIDE-Varianten (isoliert vs. interaktiv).</w:t>
+                <w:color w:val="auto"/>
+                <w:sz w:val="18"/>
+                <w:szCs w:val="18"/>
+                <w:u w:val="none"/>
+              </w:rPr>
+            </w:pPr>
+            <w:r>
+              <w:rPr>
+                <w:rStyle w:val="Hyperlink"/>
+                <w:rFonts w:ascii="Arial" w:hAnsi="Arial" w:cs="Arial"/>
+                <w:color w:val="auto"/>
+                <w:sz w:val="18"/>
+                <w:szCs w:val="18"/>
+                <w:u w:val="none"/>
+              </w:rPr>
+              <w:t>Die Automatisierung der eSTRIDE-Methodik eSTRIDE uses extended Data Flow Diagrams (eDFDs)) durch ein Prototyp-Tool kann den manuellen Aufwand verringern, die Produktivität steigern sowie Präzision und Recall der Bedrohungsanalyse verbessern.</w:t>
             </w:r>
           </w:p>
         </w:tc>
@@ -2933,21 +2166,25 @@
               <w:cnfStyle w:val="000000100000" w:firstRow="0" w:lastRow="0" w:firstColumn="0" w:lastColumn="0" w:oddVBand="0" w:evenVBand="0" w:oddHBand="1" w:evenHBand="0" w:firstRowFirstColumn="0" w:firstRowLastColumn="0" w:lastRowFirstColumn="0" w:lastRowLastColumn="0"/>
               <w:rPr>
                 <w:rStyle w:val="Hyperlink"/>
-                <w:rFonts w:ascii="Arial" w:hAnsi="Arial" w:cs="Arial"/>
-                <w:sz w:val="18"/>
-                <w:szCs w:val="18"/>
-                <w:u w:val="none"/>
-              </w:rPr>
-            </w:pPr>
-            <w:r>
-              <w:rPr>
-                <w:rStyle w:val="Hyperlink"/>
-                <w:rFonts w:ascii="Arial" w:hAnsi="Arial" w:cs="Arial"/>
-                <w:sz w:val="18"/>
-                <w:szCs w:val="18"/>
-                <w:u w:val="none"/>
-              </w:rPr>
-              <w:t>Zwei STRIDE-Ansätze:</w:t>
+                <w:rFonts w:ascii="Arial" w:eastAsia="Times New Roman" w:hAnsi="Arial" w:cs="Arial"/>
+                <w:color w:val="auto"/>
+                <w:sz w:val="18"/>
+                <w:szCs w:val="18"/>
+                <w:u w:val="none"/>
+                <w:lang w:eastAsia="de-DE"/>
+              </w:rPr>
+            </w:pPr>
+            <w:r>
+              <w:rPr>
+                <w:rStyle w:val="Hyperlink"/>
+                <w:rFonts w:ascii="Arial" w:eastAsia="Times New Roman" w:hAnsi="Arial" w:cs="Arial"/>
+                <w:color w:val="auto"/>
+                <w:sz w:val="18"/>
+                <w:szCs w:val="18"/>
+                <w:u w:val="none"/>
+                <w:lang w:eastAsia="de-DE"/>
+              </w:rPr>
+              <w:t>Prototyp-Tool nach Design-Science-Ansatz entwickelt.</w:t>
             </w:r>
           </w:p>
           <w:p>
@@ -2955,21 +2192,25 @@
               <w:cnfStyle w:val="000000100000" w:firstRow="0" w:lastRow="0" w:firstColumn="0" w:lastColumn="0" w:oddVBand="0" w:evenVBand="0" w:oddHBand="1" w:evenHBand="0" w:firstRowFirstColumn="0" w:firstRowLastColumn="0" w:lastRowFirstColumn="0" w:lastRowLastColumn="0"/>
               <w:rPr>
                 <w:rStyle w:val="Hyperlink"/>
-                <w:rFonts w:ascii="Arial" w:hAnsi="Arial" w:cs="Arial"/>
-                <w:sz w:val="18"/>
-                <w:szCs w:val="18"/>
-                <w:u w:val="none"/>
-              </w:rPr>
-            </w:pPr>
-            <w:r>
-              <w:rPr>
-                <w:rStyle w:val="Hyperlink"/>
-                <w:rFonts w:ascii="Arial" w:hAnsi="Arial" w:cs="Arial"/>
-                <w:sz w:val="18"/>
-                <w:szCs w:val="18"/>
-                <w:u w:val="none"/>
-              </w:rPr>
-              <w:t>Variante 1: Einzelne Systemkomponenten.</w:t>
+                <w:rFonts w:ascii="Arial" w:eastAsia="Times New Roman" w:hAnsi="Arial" w:cs="Arial"/>
+                <w:color w:val="auto"/>
+                <w:sz w:val="18"/>
+                <w:szCs w:val="18"/>
+                <w:u w:val="none"/>
+                <w:lang w:eastAsia="de-DE"/>
+              </w:rPr>
+            </w:pPr>
+            <w:r>
+              <w:rPr>
+                <w:rStyle w:val="Hyperlink"/>
+                <w:rFonts w:ascii="Arial" w:eastAsia="Times New Roman" w:hAnsi="Arial" w:cs="Arial"/>
+                <w:color w:val="auto"/>
+                <w:sz w:val="18"/>
+                <w:szCs w:val="18"/>
+                <w:u w:val="none"/>
+                <w:lang w:eastAsia="de-DE"/>
+              </w:rPr>
+              <w:t>Das Tool sollte den Nutzern helfen, erweiterte Datenflussdiagramme (eDFDs) zu erstellen oder zu ändern und die eSTRIDE-Bedrohungsanalyse durchzuführen</w:t>
             </w:r>
           </w:p>
           <w:p>
@@ -2978,6 +2219,7 @@
               <w:rPr>
                 <w:rStyle w:val="Hyperlink"/>
                 <w:rFonts w:ascii="Arial" w:eastAsia="Times New Roman" w:hAnsi="Arial" w:cs="Arial"/>
+                <w:color w:val="auto"/>
                 <w:sz w:val="18"/>
                 <w:szCs w:val="18"/>
                 <w:u w:val="none"/>
@@ -2987,12 +2229,14 @@
             <w:r>
               <w:rPr>
                 <w:rStyle w:val="Hyperlink"/>
-                <w:rFonts w:ascii="Arial" w:hAnsi="Arial" w:cs="Arial"/>
-                <w:sz w:val="18"/>
-                <w:szCs w:val="18"/>
-                <w:u w:val="none"/>
-              </w:rPr>
-              <w:t>Variante 2: Interaktionen zwischen Komponenten.</w:t>
+                <w:rFonts w:ascii="Arial" w:eastAsia="Times New Roman" w:hAnsi="Arial" w:cs="Arial"/>
+                <w:color w:val="auto"/>
+                <w:sz w:val="18"/>
+                <w:szCs w:val="18"/>
+                <w:u w:val="none"/>
+                <w:lang w:eastAsia="de-DE"/>
+              </w:rPr>
+              <w:t>Evaluation in zwei Workshops mit je fünf Studierenden ohne Vorerfahrung. Die Teilnehmenden führten die Analyse einmal manuell und einmal mit Tool durch.</w:t>
             </w:r>
           </w:p>
         </w:tc>
@@ -3006,6 +2250,7 @@
               <w:rPr>
                 <w:rStyle w:val="Hyperlink"/>
                 <w:rFonts w:ascii="Arial" w:eastAsia="Times New Roman" w:hAnsi="Arial" w:cs="Arial"/>
+                <w:color w:val="auto"/>
                 <w:sz w:val="18"/>
                 <w:szCs w:val="18"/>
                 <w:u w:val="none"/>
@@ -3016,12 +2261,39 @@
               <w:rPr>
                 <w:rStyle w:val="Hyperlink"/>
                 <w:rFonts w:ascii="Arial" w:eastAsia="Times New Roman" w:hAnsi="Arial" w:cs="Arial"/>
+                <w:color w:val="auto"/>
                 <w:sz w:val="18"/>
                 <w:szCs w:val="18"/>
                 <w:u w:val="none"/>
                 <w:lang w:eastAsia="de-DE"/>
               </w:rPr>
-              <w:t>Die interaktive Variante war deutlich zeitintensiver. (Paper nicht vollständig verfügbar)</w:t>
+              <w:t>Tool-Nutzer erreichten im Durchschnitt 74,8 % Präzision (vs. 60 % bei manuellen Methoden) und 58,5 % Recall (vs. 62 % bei STRIDE).</w:t>
+            </w:r>
+          </w:p>
+          <w:p>
+            <w:pPr>
+              <w:cnfStyle w:val="000000100000" w:firstRow="0" w:lastRow="0" w:firstColumn="0" w:lastColumn="0" w:oddVBand="0" w:evenVBand="0" w:oddHBand="1" w:evenHBand="0" w:firstRowFirstColumn="0" w:firstRowLastColumn="0" w:lastRowFirstColumn="0" w:lastRowLastColumn="0"/>
+              <w:rPr>
+                <w:rStyle w:val="Hyperlink"/>
+                <w:rFonts w:ascii="Arial" w:eastAsia="Times New Roman" w:hAnsi="Arial" w:cs="Arial"/>
+                <w:color w:val="auto"/>
+                <w:sz w:val="18"/>
+                <w:szCs w:val="18"/>
+                <w:u w:val="none"/>
+                <w:lang w:eastAsia="de-DE"/>
+              </w:rPr>
+            </w:pPr>
+            <w:r>
+              <w:rPr>
+                <w:rStyle w:val="Hyperlink"/>
+                <w:rFonts w:ascii="Arial" w:eastAsia="Times New Roman" w:hAnsi="Arial" w:cs="Arial"/>
+                <w:color w:val="auto"/>
+                <w:sz w:val="18"/>
+                <w:szCs w:val="18"/>
+                <w:u w:val="none"/>
+                <w:lang w:eastAsia="de-DE"/>
+              </w:rPr>
+              <w:t>Produktivität: 1,4 Bedrohungen/Min. mit Tool vs. 1,2/Std. manuel.</w:t>
             </w:r>
           </w:p>
         </w:tc>
@@ -3035,66 +2307,133 @@
           <w:p>
             <w:pPr>
               <w:pStyle w:val="paragraph"/>
-              <w:spacing w:after="0"/>
+              <w:spacing w:before="0" w:beforeAutospacing="0" w:after="0" w:afterAutospacing="0"/>
               <w:textAlignment w:val="baseline"/>
               <w:rPr>
                 <w:rStyle w:val="Hyperlink"/>
                 <w:rFonts w:ascii="Arial" w:hAnsi="Arial" w:cs="Arial"/>
                 <w:bCs w:val="0"/>
-                <w:sz w:val="18"/>
-                <w:szCs w:val="18"/>
-                <w:u w:val="none"/>
-                <w:lang w:val="en-GB"/>
-              </w:rPr>
-            </w:pPr>
-            <w:r>
-              <w:rPr>
-                <w:rStyle w:val="Hyperlink"/>
-                <w:rFonts w:ascii="Arial" w:hAnsi="Arial" w:cs="Arial"/>
-                <w:bCs w:val="0"/>
-                <w:sz w:val="18"/>
-                <w:szCs w:val="18"/>
-                <w:u w:val="none"/>
-                <w:lang w:val="en-GB"/>
-              </w:rPr>
-              <w:t>Automating the early det</w:t>
-            </w:r>
-            <w:r>
-              <w:rPr>
-                <w:rStyle w:val="Hyperlink"/>
-                <w:rFonts w:ascii="Arial" w:hAnsi="Arial" w:cs="Arial"/>
-                <w:bCs w:val="0"/>
-                <w:sz w:val="18"/>
-                <w:szCs w:val="18"/>
-                <w:u w:val="none"/>
-                <w:lang w:val="en-GB"/>
-              </w:rPr>
-              <w:t xml:space="preserve">ection of security design flaws </w:t>
+                <w:color w:val="auto"/>
+                <w:sz w:val="18"/>
+                <w:szCs w:val="18"/>
+                <w:u w:val="none"/>
+                <w:lang w:val="en-GB"/>
+              </w:rPr>
+            </w:pPr>
+            <w:r>
+              <w:rPr>
+                <w:rFonts w:ascii="Arial" w:hAnsi="Arial" w:cs="Arial"/>
+                <w:bCs w:val="0"/>
+                <w:sz w:val="18"/>
+                <w:szCs w:val="18"/>
+                <w:lang w:val="en-GB"/>
+              </w:rPr>
+              <w:t>Security and Privacy Threat Analysis for Solid</w:t>
+            </w:r>
+            <w:r>
+              <w:rPr>
+                <w:rFonts w:ascii="Arial" w:hAnsi="Arial" w:cs="Arial"/>
+                <w:b w:val="0"/>
+                <w:bCs w:val="0"/>
+                <w:sz w:val="18"/>
+                <w:szCs w:val="18"/>
+                <w:lang w:val="en-GB"/>
+              </w:rPr>
+              <w:br/>
+              <w:t xml:space="preserve">Omid </w:t>
             </w:r>
             <w:proofErr w:type="spellStart"/>
             <w:r>
               <w:rPr>
-                <w:rStyle w:val="Hyperlink"/>
-                <w:rFonts w:ascii="Arial" w:hAnsi="Arial" w:cs="Arial"/>
-                <w:b w:val="0"/>
-                <w:bCs w:val="0"/>
-                <w:sz w:val="18"/>
-                <w:szCs w:val="18"/>
-                <w:u w:val="none"/>
-                <w:lang w:val="en-GB"/>
-              </w:rPr>
-              <w:t>Katja</w:t>
+                <w:rFonts w:ascii="Arial" w:hAnsi="Arial" w:cs="Arial"/>
+                <w:b w:val="0"/>
+                <w:bCs w:val="0"/>
+                <w:sz w:val="18"/>
+                <w:szCs w:val="18"/>
+                <w:lang w:val="en-GB"/>
+              </w:rPr>
+              <w:t>Mirzamohammadi</w:t>
             </w:r>
             <w:proofErr w:type="spellEnd"/>
             <w:r>
               <w:rPr>
-                <w:rStyle w:val="Hyperlink"/>
-                <w:rFonts w:ascii="Arial" w:hAnsi="Arial" w:cs="Arial"/>
-                <w:b w:val="0"/>
-                <w:bCs w:val="0"/>
-                <w:sz w:val="18"/>
-                <w:szCs w:val="18"/>
-                <w:u w:val="none"/>
+                <w:rFonts w:ascii="Arial" w:hAnsi="Arial" w:cs="Arial"/>
+                <w:b w:val="0"/>
+                <w:bCs w:val="0"/>
+                <w:sz w:val="18"/>
+                <w:szCs w:val="18"/>
+                <w:lang w:val="en-GB"/>
+              </w:rPr>
+              <w:t xml:space="preserve">, Kristof </w:t>
+            </w:r>
+            <w:proofErr w:type="spellStart"/>
+            <w:r>
+              <w:rPr>
+                <w:rFonts w:ascii="Arial" w:hAnsi="Arial" w:cs="Arial"/>
+                <w:b w:val="0"/>
+                <w:bCs w:val="0"/>
+                <w:sz w:val="18"/>
+                <w:szCs w:val="18"/>
+                <w:lang w:val="en-GB"/>
+              </w:rPr>
+              <w:t>Jannes</w:t>
+            </w:r>
+            <w:proofErr w:type="spellEnd"/>
+            <w:r>
+              <w:rPr>
+                <w:rFonts w:ascii="Arial" w:hAnsi="Arial" w:cs="Arial"/>
+                <w:b w:val="0"/>
+                <w:bCs w:val="0"/>
+                <w:sz w:val="18"/>
+                <w:szCs w:val="18"/>
+                <w:lang w:val="en-GB"/>
+              </w:rPr>
+              <w:t xml:space="preserve">, Laurens Sion, Dimitri Van </w:t>
+            </w:r>
+            <w:proofErr w:type="spellStart"/>
+            <w:r>
+              <w:rPr>
+                <w:rFonts w:ascii="Arial" w:hAnsi="Arial" w:cs="Arial"/>
+                <w:b w:val="0"/>
+                <w:bCs w:val="0"/>
+                <w:sz w:val="18"/>
+                <w:szCs w:val="18"/>
+                <w:lang w:val="en-GB"/>
+              </w:rPr>
+              <w:t>Landuyt</w:t>
+            </w:r>
+            <w:proofErr w:type="spellEnd"/>
+            <w:r>
+              <w:rPr>
+                <w:rFonts w:ascii="Arial" w:hAnsi="Arial" w:cs="Arial"/>
+                <w:b w:val="0"/>
+                <w:bCs w:val="0"/>
+                <w:sz w:val="18"/>
+                <w:szCs w:val="18"/>
+                <w:lang w:val="en-GB"/>
+              </w:rPr>
+              <w:t xml:space="preserve">, </w:t>
+            </w:r>
+            <w:proofErr w:type="spellStart"/>
+            <w:r>
+              <w:rPr>
+                <w:rFonts w:ascii="Arial" w:hAnsi="Arial" w:cs="Arial"/>
+                <w:b w:val="0"/>
+                <w:bCs w:val="0"/>
+                <w:sz w:val="18"/>
+                <w:szCs w:val="18"/>
+                <w:lang w:val="en-GB"/>
+              </w:rPr>
+              <w:t>Aysajan</w:t>
+            </w:r>
+            <w:proofErr w:type="spellEnd"/>
+            <w:r>
+              <w:rPr>
+                <w:rFonts w:ascii="Arial" w:hAnsi="Arial" w:cs="Arial"/>
+                <w:b w:val="0"/>
+                <w:bCs w:val="0"/>
+                <w:sz w:val="18"/>
+                <w:szCs w:val="18"/>
                 <w:lang w:val="en-GB"/>
               </w:rPr>
               <w:t xml:space="preserve"> </w:t>
@@ -3102,85 +2441,38 @@
             <w:proofErr w:type="spellStart"/>
             <w:r>
               <w:rPr>
-                <w:rStyle w:val="Hyperlink"/>
-                <w:rFonts w:ascii="Arial" w:hAnsi="Arial" w:cs="Arial"/>
-                <w:b w:val="0"/>
-                <w:bCs w:val="0"/>
-                <w:sz w:val="18"/>
-                <w:szCs w:val="18"/>
-                <w:u w:val="none"/>
-                <w:lang w:val="en-GB"/>
-              </w:rPr>
-              <w:t>Tuma</w:t>
+                <w:rFonts w:ascii="Arial" w:hAnsi="Arial" w:cs="Arial"/>
+                <w:b w:val="0"/>
+                <w:bCs w:val="0"/>
+                <w:sz w:val="18"/>
+                <w:szCs w:val="18"/>
+                <w:lang w:val="en-GB"/>
+              </w:rPr>
+              <w:t>Abidin</w:t>
             </w:r>
             <w:proofErr w:type="spellEnd"/>
             <w:r>
               <w:rPr>
-                <w:rStyle w:val="Hyperlink"/>
-                <w:rFonts w:ascii="Arial" w:hAnsi="Arial" w:cs="Arial"/>
-                <w:b w:val="0"/>
-                <w:bCs w:val="0"/>
-                <w:sz w:val="18"/>
-                <w:szCs w:val="18"/>
-                <w:u w:val="none"/>
-                <w:lang w:val="en-GB"/>
-              </w:rPr>
-              <w:t xml:space="preserve">, </w:t>
-            </w:r>
-            <w:r>
-              <w:rPr>
-                <w:rStyle w:val="Hyperlink"/>
-                <w:rFonts w:ascii="Arial" w:hAnsi="Arial" w:cs="Arial"/>
-                <w:b w:val="0"/>
-                <w:bCs w:val="0"/>
-                <w:sz w:val="18"/>
-                <w:szCs w:val="18"/>
-                <w:u w:val="none"/>
-                <w:lang w:val="en-GB"/>
-              </w:rPr>
-              <w:t xml:space="preserve">Laurens Sion, R. </w:t>
+                <w:rFonts w:ascii="Arial" w:hAnsi="Arial" w:cs="Arial"/>
+                <w:b w:val="0"/>
+                <w:bCs w:val="0"/>
+                <w:sz w:val="18"/>
+                <w:szCs w:val="18"/>
+                <w:lang w:val="en-GB"/>
+              </w:rPr>
+              <w:t xml:space="preserve">, Dave </w:t>
             </w:r>
             <w:proofErr w:type="spellStart"/>
             <w:r>
               <w:rPr>
-                <w:rStyle w:val="Hyperlink"/>
-                <w:rFonts w:ascii="Arial" w:hAnsi="Arial" w:cs="Arial"/>
-                <w:b w:val="0"/>
-                <w:bCs w:val="0"/>
-                <w:sz w:val="18"/>
-                <w:szCs w:val="18"/>
-                <w:u w:val="none"/>
-                <w:lang w:val="en-GB"/>
-              </w:rPr>
-              <w:t>Scandariato</w:t>
-            </w:r>
-            <w:proofErr w:type="spellEnd"/>
-            <w:r>
-              <w:rPr>
-                <w:rStyle w:val="Hyperlink"/>
-                <w:rFonts w:ascii="Arial" w:hAnsi="Arial" w:cs="Arial"/>
-                <w:b w:val="0"/>
-                <w:bCs w:val="0"/>
-                <w:sz w:val="18"/>
-                <w:szCs w:val="18"/>
-                <w:u w:val="none"/>
-                <w:lang w:val="en-GB"/>
-              </w:rPr>
-              <w:t xml:space="preserve">, Koen </w:t>
-            </w:r>
-            <w:proofErr w:type="spellStart"/>
-            <w:r>
-              <w:rPr>
-                <w:rStyle w:val="Hyperlink"/>
-                <w:rFonts w:ascii="Arial" w:hAnsi="Arial" w:cs="Arial"/>
-                <w:b w:val="0"/>
-                <w:bCs w:val="0"/>
-                <w:sz w:val="18"/>
-                <w:szCs w:val="18"/>
-                <w:u w:val="none"/>
-                <w:lang w:val="en-GB"/>
-              </w:rPr>
-              <w:t>Yskout</w:t>
+                <w:rFonts w:ascii="Arial" w:hAnsi="Arial" w:cs="Arial"/>
+                <w:b w:val="0"/>
+                <w:bCs w:val="0"/>
+                <w:sz w:val="18"/>
+                <w:szCs w:val="18"/>
+                <w:lang w:val="en-GB"/>
+              </w:rPr>
+              <w:t>Singelée</w:t>
             </w:r>
             <w:proofErr w:type="spellEnd"/>
           </w:p>
@@ -3192,63 +2484,93 @@
           <w:p>
             <w:pPr>
               <w:pStyle w:val="paragraph"/>
-              <w:spacing w:after="0"/>
+              <w:spacing w:before="0" w:beforeAutospacing="0" w:after="0" w:afterAutospacing="0"/>
               <w:textAlignment w:val="baseline"/>
               <w:cnfStyle w:val="000000000000" w:firstRow="0" w:lastRow="0" w:firstColumn="0" w:lastColumn="0" w:oddVBand="0" w:evenVBand="0" w:oddHBand="0" w:evenHBand="0" w:firstRowFirstColumn="0" w:firstRowLastColumn="0" w:lastRowFirstColumn="0" w:lastRowLastColumn="0"/>
               <w:rPr>
                 <w:rStyle w:val="Hyperlink"/>
                 <w:rFonts w:ascii="Arial" w:hAnsi="Arial" w:cs="Arial"/>
-                <w:sz w:val="18"/>
-                <w:szCs w:val="18"/>
-                <w:u w:val="none"/>
-                <w:lang w:val="en-GB"/>
-              </w:rPr>
-            </w:pPr>
-            <w:r>
-              <w:rPr>
-                <w:rStyle w:val="Hyperlink"/>
-                <w:rFonts w:ascii="Arial" w:hAnsi="Arial" w:cs="Arial"/>
-                <w:sz w:val="18"/>
-                <w:szCs w:val="18"/>
-                <w:u w:val="none"/>
-                <w:lang w:val="en-GB"/>
-              </w:rPr>
-              <w:t xml:space="preserve">16. </w:t>
-            </w:r>
-            <w:proofErr w:type="spellStart"/>
-            <w:r>
-              <w:rPr>
-                <w:rStyle w:val="Hyperlink"/>
-                <w:rFonts w:ascii="Arial" w:hAnsi="Arial" w:cs="Arial"/>
-                <w:sz w:val="18"/>
-                <w:szCs w:val="18"/>
-                <w:u w:val="none"/>
-                <w:lang w:val="en-GB"/>
-              </w:rPr>
-              <w:t>Oktober</w:t>
-            </w:r>
-            <w:proofErr w:type="spellEnd"/>
-            <w:r>
-              <w:rPr>
-                <w:rStyle w:val="Hyperlink"/>
-                <w:rFonts w:ascii="Arial" w:hAnsi="Arial" w:cs="Arial"/>
-                <w:sz w:val="18"/>
-                <w:szCs w:val="18"/>
-                <w:u w:val="none"/>
-                <w:lang w:val="en-GB"/>
-              </w:rPr>
-              <w:t xml:space="preserve"> </w:t>
-            </w:r>
-            <w:r>
-              <w:rPr>
-                <w:rStyle w:val="Hyperlink"/>
-                <w:rFonts w:ascii="Arial" w:hAnsi="Arial" w:cs="Arial"/>
-                <w:sz w:val="18"/>
-                <w:szCs w:val="18"/>
-                <w:u w:val="none"/>
-                <w:lang w:val="en-GB"/>
-              </w:rPr>
-              <w:t>2020</w:t>
+                <w:color w:val="auto"/>
+                <w:sz w:val="18"/>
+                <w:szCs w:val="18"/>
+                <w:u w:val="none"/>
+              </w:rPr>
+            </w:pPr>
+            <w:r>
+              <w:rPr>
+                <w:rStyle w:val="Hyperlink"/>
+                <w:rFonts w:ascii="Arial" w:hAnsi="Arial" w:cs="Arial"/>
+                <w:color w:val="auto"/>
+                <w:sz w:val="18"/>
+                <w:szCs w:val="18"/>
+                <w:u w:val="none"/>
+              </w:rPr>
+              <w:t>8</w:t>
+            </w:r>
+            <w:r>
+              <w:rPr>
+                <w:rStyle w:val="Hyperlink"/>
+                <w:rFonts w:ascii="Arial" w:hAnsi="Arial" w:cs="Arial"/>
+                <w:color w:val="auto"/>
+                <w:sz w:val="18"/>
+                <w:szCs w:val="18"/>
+                <w:u w:val="none"/>
+              </w:rPr>
+              <w:t>.</w:t>
+            </w:r>
+            <w:r>
+              <w:rPr>
+                <w:rStyle w:val="Hyperlink"/>
+                <w:rFonts w:ascii="Arial" w:hAnsi="Arial" w:cs="Arial"/>
+                <w:color w:val="auto"/>
+                <w:sz w:val="18"/>
+                <w:szCs w:val="18"/>
+                <w:u w:val="none"/>
+              </w:rPr>
+              <w:t xml:space="preserve"> November  2023</w:t>
+            </w:r>
+          </w:p>
+          <w:p>
+            <w:pPr>
+              <w:pStyle w:val="paragraph"/>
+              <w:spacing w:before="0" w:beforeAutospacing="0" w:after="0" w:afterAutospacing="0"/>
+              <w:textAlignment w:val="baseline"/>
+              <w:cnfStyle w:val="000000000000" w:firstRow="0" w:lastRow="0" w:firstColumn="0" w:lastColumn="0" w:oddVBand="0" w:evenVBand="0" w:oddHBand="0" w:evenHBand="0" w:firstRowFirstColumn="0" w:firstRowLastColumn="0" w:lastRowFirstColumn="0" w:lastRowLastColumn="0"/>
+              <w:rPr>
+                <w:rStyle w:val="Hyperlink"/>
+                <w:rFonts w:ascii="Arial" w:hAnsi="Arial" w:cs="Arial"/>
+                <w:color w:val="auto"/>
+                <w:sz w:val="18"/>
+                <w:szCs w:val="18"/>
+                <w:u w:val="none"/>
+              </w:rPr>
+            </w:pPr>
+          </w:p>
+          <w:p>
+            <w:pPr>
+              <w:pStyle w:val="paragraph"/>
+              <w:spacing w:before="0" w:beforeAutospacing="0" w:after="0" w:afterAutospacing="0"/>
+              <w:textAlignment w:val="baseline"/>
+              <w:cnfStyle w:val="000000000000" w:firstRow="0" w:lastRow="0" w:firstColumn="0" w:lastColumn="0" w:oddVBand="0" w:evenVBand="0" w:oddHBand="0" w:evenHBand="0" w:firstRowFirstColumn="0" w:firstRowLastColumn="0" w:lastRowFirstColumn="0" w:lastRowLastColumn="0"/>
+              <w:rPr>
+                <w:rStyle w:val="Hyperlink"/>
+                <w:rFonts w:ascii="Arial" w:hAnsi="Arial" w:cs="Arial"/>
+                <w:color w:val="auto"/>
+                <w:sz w:val="18"/>
+                <w:szCs w:val="18"/>
+                <w:u w:val="none"/>
+              </w:rPr>
+            </w:pPr>
+            <w:r>
+              <w:rPr>
+                <w:rStyle w:val="Hyperlink"/>
+                <w:rFonts w:ascii="Arial" w:hAnsi="Arial" w:cs="Arial"/>
+                <w:color w:val="auto"/>
+                <w:sz w:val="18"/>
+                <w:szCs w:val="18"/>
+                <w:u w:val="none"/>
+              </w:rPr>
+              <w:t>IEEE Cybersecurity Development</w:t>
             </w:r>
           </w:p>
         </w:tc>
@@ -3265,30 +2587,22 @@
               <w:rPr>
                 <w:rStyle w:val="Hyperlink"/>
                 <w:rFonts w:ascii="Arial" w:hAnsi="Arial" w:cs="Arial"/>
-                <w:sz w:val="18"/>
-                <w:szCs w:val="18"/>
-                <w:u w:val="none"/>
-              </w:rPr>
-            </w:pPr>
-            <w:r>
-              <w:rPr>
-                <w:rStyle w:val="Hyperlink"/>
-                <w:rFonts w:ascii="Arial" w:hAnsi="Arial" w:cs="Arial"/>
-                <w:sz w:val="18"/>
-                <w:szCs w:val="18"/>
-                <w:u w:val="none"/>
-              </w:rPr>
-              <w:t xml:space="preserve">Kann </w:t>
-            </w:r>
-            <w:r>
-              <w:rPr>
-                <w:rStyle w:val="Hyperlink"/>
-                <w:rFonts w:ascii="Arial" w:hAnsi="Arial" w:cs="Arial"/>
-                <w:sz w:val="18"/>
-                <w:szCs w:val="18"/>
-                <w:u w:val="none"/>
-              </w:rPr>
-              <w:t>Teilautomatisierung Sicherheitsanalysen im Designstadium effizienter und zuverlässiger machen.</w:t>
+                <w:color w:val="auto"/>
+                <w:sz w:val="18"/>
+                <w:szCs w:val="18"/>
+                <w:u w:val="none"/>
+              </w:rPr>
+            </w:pPr>
+            <w:r>
+              <w:rPr>
+                <w:rStyle w:val="Hyperlink"/>
+                <w:rFonts w:ascii="Arial" w:hAnsi="Arial" w:cs="Arial"/>
+                <w:color w:val="auto"/>
+                <w:sz w:val="18"/>
+                <w:szCs w:val="18"/>
+                <w:u w:val="none"/>
+              </w:rPr>
+              <w:t>Kein Zugriff auf vollständige Veröffentlichung.</w:t>
             </w:r>
           </w:p>
         </w:tc>
@@ -3302,6 +2616,7 @@
               <w:rPr>
                 <w:rStyle w:val="Hyperlink"/>
                 <w:rFonts w:ascii="Arial" w:eastAsia="Times New Roman" w:hAnsi="Arial" w:cs="Arial"/>
+                <w:color w:val="auto"/>
                 <w:sz w:val="18"/>
                 <w:szCs w:val="18"/>
                 <w:u w:val="none"/>
@@ -3312,12 +2627,13 @@
               <w:rPr>
                 <w:rStyle w:val="Hyperlink"/>
                 <w:rFonts w:ascii="Arial" w:eastAsia="Times New Roman" w:hAnsi="Arial" w:cs="Arial"/>
+                <w:color w:val="auto"/>
                 <w:sz w:val="18"/>
                 <w:szCs w:val="18"/>
                 <w:u w:val="none"/>
                 <w:lang w:eastAsia="de-DE"/>
               </w:rPr>
-              <w:t>Einsatz von Modellabfragen zur Identifikation sicherheitskritischer Schwachstellen, z. B. unsichere Datenfreigabe in großen Softwaremodellen.</w:t>
+              <w:t>Analyse eines realistischen Finanzanwendungsfalls mit Tools wie SPARTA, STRIDE und LINDDUN zur Bedrohungsmodellierung.</w:t>
             </w:r>
           </w:p>
         </w:tc>
@@ -3331,6 +2647,7 @@
               <w:rPr>
                 <w:rStyle w:val="Hyperlink"/>
                 <w:rFonts w:ascii="Arial" w:eastAsia="Times New Roman" w:hAnsi="Arial" w:cs="Arial"/>
+                <w:color w:val="auto"/>
                 <w:sz w:val="18"/>
                 <w:szCs w:val="18"/>
                 <w:u w:val="none"/>
@@ -3341,12 +2658,13 @@
               <w:rPr>
                 <w:rStyle w:val="Hyperlink"/>
                 <w:rFonts w:ascii="Arial" w:eastAsia="Times New Roman" w:hAnsi="Arial" w:cs="Arial"/>
+                <w:color w:val="auto"/>
                 <w:sz w:val="18"/>
                 <w:szCs w:val="18"/>
                 <w:u w:val="none"/>
                 <w:lang w:eastAsia="de-DE"/>
               </w:rPr>
-              <w:t>Vollständige Automatisierung ist nicht möglich, aber gezielte Unterstützung durch automatisierte Hinweise auf Schwachstellen ist realistisch.</w:t>
+              <w:t>Mehrere kritische, besonders datenschutzbezogene Schwachstellen wurden erkannt. Ziel ist eine bessere Priorisierung zukünftiger Maßnahmen.</w:t>
             </w:r>
           </w:p>
         </w:tc>
@@ -3369,77 +2687,55 @@
                 <w:rStyle w:val="Hyperlink"/>
                 <w:rFonts w:ascii="Arial" w:hAnsi="Arial" w:cs="Arial"/>
                 <w:bCs w:val="0"/>
-                <w:sz w:val="18"/>
-                <w:szCs w:val="18"/>
-                <w:u w:val="none"/>
-                <w:lang w:val="en-GB"/>
-              </w:rPr>
-            </w:pPr>
-            <w:r>
-              <w:rPr>
-                <w:rStyle w:val="Hyperlink"/>
-                <w:rFonts w:ascii="Arial" w:hAnsi="Arial" w:cs="Arial"/>
-                <w:bCs w:val="0"/>
-                <w:sz w:val="18"/>
-                <w:szCs w:val="18"/>
-                <w:u w:val="none"/>
-                <w:lang w:val="en-GB"/>
-              </w:rPr>
-              <w:t xml:space="preserve">A descriptive study of Microsoft’s threat </w:t>
+                <w:color w:val="auto"/>
+                <w:sz w:val="18"/>
+                <w:szCs w:val="18"/>
+                <w:u w:val="none"/>
+                <w:lang w:val="en-GB"/>
+              </w:rPr>
+            </w:pPr>
+            <w:r>
+              <w:rPr>
+                <w:rStyle w:val="Hyperlink"/>
+                <w:rFonts w:ascii="Arial" w:hAnsi="Arial" w:cs="Arial"/>
+                <w:bCs w:val="0"/>
+                <w:color w:val="auto"/>
+                <w:sz w:val="18"/>
+                <w:szCs w:val="18"/>
+                <w:u w:val="none"/>
+                <w:lang w:val="en-GB"/>
+              </w:rPr>
+              <w:t xml:space="preserve">Two Architectural Threat Analysis Techniques Compared </w:t>
             </w:r>
             <w:proofErr w:type="spellStart"/>
             <w:r>
               <w:rPr>
                 <w:rStyle w:val="Hyperlink"/>
                 <w:rFonts w:ascii="Arial" w:hAnsi="Arial" w:cs="Arial"/>
-                <w:bCs w:val="0"/>
-                <w:sz w:val="18"/>
-                <w:szCs w:val="18"/>
-                <w:u w:val="none"/>
-                <w:lang w:val="en-GB"/>
-              </w:rPr>
-              <w:t>modeling</w:t>
+                <w:b w:val="0"/>
+                <w:bCs w:val="0"/>
+                <w:color w:val="auto"/>
+                <w:sz w:val="18"/>
+                <w:szCs w:val="18"/>
+                <w:u w:val="none"/>
+                <w:lang w:val="en-GB"/>
+              </w:rPr>
+              <w:t>Katja</w:t>
             </w:r>
             <w:proofErr w:type="spellEnd"/>
             <w:r>
               <w:rPr>
                 <w:rStyle w:val="Hyperlink"/>
                 <w:rFonts w:ascii="Arial" w:hAnsi="Arial" w:cs="Arial"/>
-                <w:bCs w:val="0"/>
-                <w:sz w:val="18"/>
-                <w:szCs w:val="18"/>
-                <w:u w:val="none"/>
-                <w:lang w:val="en-GB"/>
-              </w:rPr>
-              <w:t xml:space="preserve"> technique</w:t>
-            </w:r>
-          </w:p>
-          <w:p>
-            <w:pPr>
-              <w:pStyle w:val="paragraph"/>
-              <w:spacing w:after="0"/>
-              <w:textAlignment w:val="baseline"/>
-              <w:rPr>
-                <w:rStyle w:val="Hyperlink"/>
-                <w:rFonts w:ascii="Arial" w:hAnsi="Arial" w:cs="Arial"/>
-                <w:sz w:val="18"/>
-                <w:szCs w:val="18"/>
-                <w:u w:val="none"/>
-                <w:lang w:val="en-GB"/>
-              </w:rPr>
-            </w:pPr>
-            <w:r>
-              <w:rPr>
-                <w:rStyle w:val="Hyperlink"/>
-                <w:rFonts w:ascii="Arial" w:hAnsi="Arial" w:cs="Arial"/>
-                <w:b w:val="0"/>
-                <w:bCs w:val="0"/>
-                <w:sz w:val="18"/>
-                <w:szCs w:val="18"/>
-                <w:u w:val="none"/>
-                <w:lang w:val="en-GB"/>
-              </w:rPr>
-              <w:t xml:space="preserve">Riccardo </w:t>
+                <w:b w:val="0"/>
+                <w:bCs w:val="0"/>
+                <w:color w:val="auto"/>
+                <w:sz w:val="18"/>
+                <w:szCs w:val="18"/>
+                <w:u w:val="none"/>
+                <w:lang w:val="en-GB"/>
+              </w:rPr>
+              <w:t xml:space="preserve"> </w:t>
             </w:r>
             <w:proofErr w:type="spellStart"/>
             <w:r>
@@ -3448,6 +2744,37 @@
                 <w:rFonts w:ascii="Arial" w:hAnsi="Arial" w:cs="Arial"/>
                 <w:b w:val="0"/>
                 <w:bCs w:val="0"/>
+                <w:color w:val="auto"/>
+                <w:sz w:val="18"/>
+                <w:szCs w:val="18"/>
+                <w:u w:val="none"/>
+                <w:lang w:val="en-GB"/>
+              </w:rPr>
+              <w:t>Tuma</w:t>
+            </w:r>
+            <w:proofErr w:type="spellEnd"/>
+            <w:r>
+              <w:rPr>
+                <w:rStyle w:val="Hyperlink"/>
+                <w:rFonts w:ascii="Arial" w:hAnsi="Arial" w:cs="Arial"/>
+                <w:b w:val="0"/>
+                <w:bCs w:val="0"/>
+                <w:color w:val="auto"/>
+                <w:sz w:val="18"/>
+                <w:szCs w:val="18"/>
+                <w:u w:val="none"/>
+                <w:lang w:val="en-GB"/>
+              </w:rPr>
+              <w:t xml:space="preserve">, R. </w:t>
+            </w:r>
+            <w:proofErr w:type="spellStart"/>
+            <w:r>
+              <w:rPr>
+                <w:rStyle w:val="Hyperlink"/>
+                <w:rFonts w:ascii="Arial" w:hAnsi="Arial" w:cs="Arial"/>
+                <w:b w:val="0"/>
+                <w:bCs w:val="0"/>
+                <w:color w:val="auto"/>
                 <w:sz w:val="18"/>
                 <w:szCs w:val="18"/>
                 <w:u w:val="none"/>
@@ -3456,95 +2783,6 @@
               <w:t>Scandariato</w:t>
             </w:r>
             <w:proofErr w:type="spellEnd"/>
-            <w:r>
-              <w:rPr>
-                <w:rStyle w:val="Hyperlink"/>
-                <w:rFonts w:ascii="Arial" w:hAnsi="Arial" w:cs="Arial"/>
-                <w:sz w:val="18"/>
-                <w:szCs w:val="18"/>
-                <w:u w:val="none"/>
-                <w:lang w:val="en-GB"/>
-              </w:rPr>
-              <w:t xml:space="preserve">,  Kim </w:t>
-            </w:r>
-            <w:proofErr w:type="spellStart"/>
-            <w:r>
-              <w:rPr>
-                <w:rStyle w:val="Hyperlink"/>
-                <w:rFonts w:ascii="Arial" w:hAnsi="Arial" w:cs="Arial"/>
-                <w:sz w:val="18"/>
-                <w:szCs w:val="18"/>
-                <w:u w:val="none"/>
-                <w:lang w:val="en-GB"/>
-              </w:rPr>
-              <w:t>Wuyts</w:t>
-            </w:r>
-            <w:proofErr w:type="spellEnd"/>
-            <w:r>
-              <w:rPr>
-                <w:rStyle w:val="Hyperlink"/>
-                <w:rFonts w:ascii="Arial" w:hAnsi="Arial" w:cs="Arial"/>
-                <w:sz w:val="18"/>
-                <w:szCs w:val="18"/>
-                <w:u w:val="none"/>
-                <w:lang w:val="en-GB"/>
-              </w:rPr>
-              <w:t xml:space="preserve">, </w:t>
-            </w:r>
-            <w:proofErr w:type="spellStart"/>
-            <w:r>
-              <w:rPr>
-                <w:rStyle w:val="Hyperlink"/>
-                <w:rFonts w:ascii="Arial" w:hAnsi="Arial" w:cs="Arial"/>
-                <w:sz w:val="18"/>
-                <w:szCs w:val="18"/>
-                <w:u w:val="none"/>
-                <w:lang w:val="en-GB"/>
-              </w:rPr>
-              <w:t>Wouter</w:t>
-            </w:r>
-            <w:proofErr w:type="spellEnd"/>
-            <w:r>
-              <w:rPr>
-                <w:rStyle w:val="Hyperlink"/>
-                <w:rFonts w:ascii="Arial" w:hAnsi="Arial" w:cs="Arial"/>
-                <w:sz w:val="18"/>
-                <w:szCs w:val="18"/>
-                <w:u w:val="none"/>
-                <w:lang w:val="en-GB"/>
-              </w:rPr>
-              <w:t xml:space="preserve"> </w:t>
-            </w:r>
-            <w:proofErr w:type="spellStart"/>
-            <w:r>
-              <w:rPr>
-                <w:rStyle w:val="Hyperlink"/>
-                <w:rFonts w:ascii="Arial" w:hAnsi="Arial" w:cs="Arial"/>
-                <w:sz w:val="18"/>
-                <w:szCs w:val="18"/>
-                <w:u w:val="none"/>
-                <w:lang w:val="en-GB"/>
-              </w:rPr>
-              <w:t>Joosen</w:t>
-            </w:r>
-            <w:proofErr w:type="spellEnd"/>
-          </w:p>
-          <w:p>
-            <w:pPr>
-              <w:pStyle w:val="paragraph"/>
-              <w:spacing w:before="0" w:beforeAutospacing="0" w:after="0" w:afterAutospacing="0"/>
-              <w:textAlignment w:val="baseline"/>
-              <w:rPr>
-                <w:rStyle w:val="Hyperlink"/>
-                <w:rFonts w:ascii="Arial" w:hAnsi="Arial" w:cs="Arial"/>
-                <w:b w:val="0"/>
-                <w:bCs w:val="0"/>
-                <w:sz w:val="18"/>
-                <w:szCs w:val="18"/>
-                <w:u w:val="none"/>
-                <w:lang w:val="en-GB"/>
-              </w:rPr>
-            </w:pPr>
           </w:p>
         </w:tc>
         <w:tc>
@@ -3560,57 +2798,24 @@
               <w:rPr>
                 <w:rStyle w:val="Hyperlink"/>
                 <w:rFonts w:ascii="Arial" w:hAnsi="Arial" w:cs="Arial"/>
-                <w:sz w:val="18"/>
-                <w:szCs w:val="18"/>
-                <w:u w:val="none"/>
-                <w:lang w:val="en-GB"/>
-              </w:rPr>
-            </w:pPr>
-            <w:r>
-              <w:rPr>
-                <w:rStyle w:val="Hyperlink"/>
-                <w:rFonts w:ascii="Arial" w:hAnsi="Arial" w:cs="Arial"/>
-                <w:sz w:val="18"/>
-                <w:szCs w:val="18"/>
-                <w:u w:val="none"/>
-                <w:lang w:val="en-GB"/>
-              </w:rPr>
-              <w:t xml:space="preserve">1 </w:t>
-            </w:r>
-            <w:proofErr w:type="spellStart"/>
-            <w:r>
-              <w:rPr>
-                <w:rStyle w:val="Hyperlink"/>
-                <w:rFonts w:ascii="Arial" w:hAnsi="Arial" w:cs="Arial"/>
-                <w:sz w:val="18"/>
-                <w:szCs w:val="18"/>
-                <w:u w:val="none"/>
-                <w:lang w:val="en-GB"/>
-              </w:rPr>
-              <w:t>Juni</w:t>
-            </w:r>
-            <w:proofErr w:type="spellEnd"/>
-            <w:r>
-              <w:rPr>
-                <w:rStyle w:val="Hyperlink"/>
-                <w:rFonts w:ascii="Arial" w:hAnsi="Arial" w:cs="Arial"/>
-                <w:sz w:val="18"/>
-                <w:szCs w:val="18"/>
-                <w:u w:val="none"/>
-                <w:lang w:val="en-GB"/>
-              </w:rPr>
-              <w:t xml:space="preserve"> </w:t>
-            </w:r>
-            <w:r>
-              <w:rPr>
-                <w:rStyle w:val="Hyperlink"/>
-                <w:rFonts w:ascii="Arial" w:hAnsi="Arial" w:cs="Arial"/>
-                <w:sz w:val="18"/>
-                <w:szCs w:val="18"/>
-                <w:u w:val="none"/>
-                <w:lang w:val="en-GB"/>
-              </w:rPr>
-              <w:t>2015</w:t>
+                <w:color w:val="auto"/>
+                <w:sz w:val="18"/>
+                <w:szCs w:val="18"/>
+                <w:u w:val="none"/>
+                <w:lang w:val="en-GB"/>
+              </w:rPr>
+            </w:pPr>
+            <w:r>
+              <w:rPr>
+                <w:rStyle w:val="Hyperlink"/>
+                <w:rFonts w:ascii="Arial" w:hAnsi="Arial" w:cs="Arial"/>
+                <w:color w:val="auto"/>
+                <w:sz w:val="18"/>
+                <w:szCs w:val="18"/>
+                <w:u w:val="none"/>
+                <w:lang w:val="en-GB"/>
+              </w:rPr>
+              <w:t>24 September 2018</w:t>
             </w:r>
           </w:p>
         </w:tc>
@@ -3627,46 +2832,23 @@
               <w:rPr>
                 <w:rStyle w:val="Hyperlink"/>
                 <w:rFonts w:ascii="Arial" w:hAnsi="Arial" w:cs="Arial"/>
-                <w:sz w:val="18"/>
-                <w:szCs w:val="18"/>
-                <w:u w:val="none"/>
-              </w:rPr>
-            </w:pPr>
-            <w:r>
-              <w:rPr>
-                <w:rStyle w:val="Hyperlink"/>
-                <w:rFonts w:ascii="Arial" w:hAnsi="Arial" w:cs="Arial"/>
-                <w:sz w:val="18"/>
-                <w:szCs w:val="18"/>
-                <w:u w:val="none"/>
-              </w:rPr>
-              <w:t>Evaluation von Effektivität, Präzision, Recall und Produktivität bei Verwendung von STRIDE.</w:t>
-            </w:r>
-            <w:r>
-              <w:rPr>
-                <w:rStyle w:val="Hyperlink"/>
-                <w:rFonts w:ascii="Arial" w:hAnsi="Arial" w:cs="Arial"/>
-                <w:sz w:val="18"/>
-                <w:szCs w:val="18"/>
-                <w:u w:val="none"/>
-              </w:rPr>
-              <w:t xml:space="preserve"> [1]</w:t>
-            </w:r>
-          </w:p>
-          <w:p>
-            <w:pPr>
-              <w:pStyle w:val="paragraph"/>
-              <w:spacing w:before="0" w:beforeAutospacing="0" w:after="0" w:afterAutospacing="0"/>
-              <w:textAlignment w:val="baseline"/>
-              <w:cnfStyle w:val="000000100000" w:firstRow="0" w:lastRow="0" w:firstColumn="0" w:lastColumn="0" w:oddVBand="0" w:evenVBand="0" w:oddHBand="1" w:evenHBand="0" w:firstRowFirstColumn="0" w:firstRowLastColumn="0" w:lastRowFirstColumn="0" w:lastRowLastColumn="0"/>
-              <w:rPr>
-                <w:rStyle w:val="Hyperlink"/>
-                <w:rFonts w:ascii="Arial" w:hAnsi="Arial" w:cs="Arial"/>
-                <w:sz w:val="18"/>
-                <w:szCs w:val="18"/>
-                <w:u w:val="none"/>
-              </w:rPr>
-            </w:pPr>
+                <w:color w:val="auto"/>
+                <w:sz w:val="18"/>
+                <w:szCs w:val="18"/>
+                <w:u w:val="none"/>
+              </w:rPr>
+            </w:pPr>
+            <w:r>
+              <w:rPr>
+                <w:rStyle w:val="Hyperlink"/>
+                <w:rFonts w:ascii="Arial" w:hAnsi="Arial" w:cs="Arial"/>
+                <w:color w:val="auto"/>
+                <w:sz w:val="18"/>
+                <w:szCs w:val="18"/>
+                <w:u w:val="none"/>
+              </w:rPr>
+              <w:t>Vergleich der Effektivität, Kosten und des Zeitaufwands zweier STRIDE-Varianten (isoliert vs. interaktiv).</w:t>
+            </w:r>
           </w:p>
         </w:tc>
         <w:tc>
@@ -3678,7 +2860,56 @@
               <w:cnfStyle w:val="000000100000" w:firstRow="0" w:lastRow="0" w:firstColumn="0" w:lastColumn="0" w:oddVBand="0" w:evenVBand="0" w:oddHBand="1" w:evenHBand="0" w:firstRowFirstColumn="0" w:firstRowLastColumn="0" w:lastRowFirstColumn="0" w:lastRowLastColumn="0"/>
               <w:rPr>
                 <w:rStyle w:val="Hyperlink"/>
+                <w:rFonts w:ascii="Arial" w:hAnsi="Arial" w:cs="Arial"/>
+                <w:color w:val="auto"/>
+                <w:sz w:val="18"/>
+                <w:szCs w:val="18"/>
+                <w:u w:val="none"/>
+              </w:rPr>
+            </w:pPr>
+            <w:r>
+              <w:rPr>
+                <w:rStyle w:val="Hyperlink"/>
+                <w:rFonts w:ascii="Arial" w:hAnsi="Arial" w:cs="Arial"/>
+                <w:color w:val="auto"/>
+                <w:sz w:val="18"/>
+                <w:szCs w:val="18"/>
+                <w:u w:val="none"/>
+              </w:rPr>
+              <w:t>Zwei STRIDE-Ansätze:</w:t>
+            </w:r>
+          </w:p>
+          <w:p>
+            <w:pPr>
+              <w:cnfStyle w:val="000000100000" w:firstRow="0" w:lastRow="0" w:firstColumn="0" w:lastColumn="0" w:oddVBand="0" w:evenVBand="0" w:oddHBand="1" w:evenHBand="0" w:firstRowFirstColumn="0" w:firstRowLastColumn="0" w:lastRowFirstColumn="0" w:lastRowLastColumn="0"/>
+              <w:rPr>
+                <w:rStyle w:val="Hyperlink"/>
+                <w:rFonts w:ascii="Arial" w:hAnsi="Arial" w:cs="Arial"/>
+                <w:color w:val="auto"/>
+                <w:sz w:val="18"/>
+                <w:szCs w:val="18"/>
+                <w:u w:val="none"/>
+              </w:rPr>
+            </w:pPr>
+            <w:r>
+              <w:rPr>
+                <w:rStyle w:val="Hyperlink"/>
+                <w:rFonts w:ascii="Arial" w:hAnsi="Arial" w:cs="Arial"/>
+                <w:color w:val="auto"/>
+                <w:sz w:val="18"/>
+                <w:szCs w:val="18"/>
+                <w:u w:val="none"/>
+              </w:rPr>
+              <w:t>Variante 1: Einzelne Systemkomponenten.</w:t>
+            </w:r>
+          </w:p>
+          <w:p>
+            <w:pPr>
+              <w:cnfStyle w:val="000000100000" w:firstRow="0" w:lastRow="0" w:firstColumn="0" w:lastColumn="0" w:oddVBand="0" w:evenVBand="0" w:oddHBand="1" w:evenHBand="0" w:firstRowFirstColumn="0" w:firstRowLastColumn="0" w:lastRowFirstColumn="0" w:lastRowLastColumn="0"/>
+              <w:rPr>
+                <w:rStyle w:val="Hyperlink"/>
                 <w:rFonts w:ascii="Arial" w:eastAsia="Times New Roman" w:hAnsi="Arial" w:cs="Arial"/>
+                <w:color w:val="auto"/>
                 <w:sz w:val="18"/>
                 <w:szCs w:val="18"/>
                 <w:u w:val="none"/>
@@ -3688,233 +2919,13 @@
             <w:r>
               <w:rPr>
                 <w:rStyle w:val="Hyperlink"/>
-                <w:rFonts w:ascii="Arial" w:eastAsia="Times New Roman" w:hAnsi="Arial" w:cs="Arial"/>
-                <w:sz w:val="18"/>
-                <w:szCs w:val="18"/>
-                <w:u w:val="none"/>
-                <w:lang w:eastAsia="de-DE"/>
-              </w:rPr>
-              <w:t xml:space="preserve">Eine </w:t>
-            </w:r>
-            <w:r>
-              <w:rPr>
-                <w:rStyle w:val="Hyperlink"/>
-                <w:rFonts w:ascii="Arial" w:eastAsia="Times New Roman" w:hAnsi="Arial" w:cs="Arial"/>
-                <w:sz w:val="18"/>
-                <w:szCs w:val="18"/>
-                <w:u w:val="none"/>
-                <w:lang w:eastAsia="de-DE"/>
-              </w:rPr>
-              <w:t>deskriptives (beschreibendes) Erststudium</w:t>
-            </w:r>
-            <w:r>
-              <w:rPr>
-                <w:rStyle w:val="Hyperlink"/>
-                <w:rFonts w:ascii="Arial" w:eastAsia="Times New Roman" w:hAnsi="Arial" w:cs="Arial"/>
-                <w:sz w:val="18"/>
-                <w:szCs w:val="18"/>
-                <w:u w:val="none"/>
-                <w:lang w:eastAsia="de-DE"/>
-              </w:rPr>
-              <w:t xml:space="preserve"> zur Effektivität von STRIDE</w:t>
-            </w:r>
-            <w:r>
-              <w:rPr>
-                <w:rStyle w:val="Hyperlink"/>
-                <w:rFonts w:ascii="Arial" w:eastAsia="Times New Roman" w:hAnsi="Arial" w:cs="Arial"/>
-                <w:sz w:val="18"/>
-                <w:szCs w:val="18"/>
-                <w:u w:val="none"/>
-                <w:lang w:eastAsia="de-DE"/>
-              </w:rPr>
-              <w:t xml:space="preserve"> die </w:t>
-            </w:r>
-            <w:r>
-              <w:rPr>
-                <w:rStyle w:val="Hyperlink"/>
-                <w:rFonts w:ascii="Arial" w:eastAsia="Times New Roman" w:hAnsi="Arial" w:cs="Arial"/>
-                <w:sz w:val="18"/>
-                <w:szCs w:val="18"/>
-                <w:u w:val="none"/>
-                <w:lang w:eastAsia="de-DE"/>
-              </w:rPr>
-              <w:t>über drei Jahre hinweg</w:t>
-            </w:r>
-            <w:r>
-              <w:rPr>
-                <w:rStyle w:val="Hyperlink"/>
-                <w:rFonts w:ascii="Arial" w:eastAsia="Times New Roman" w:hAnsi="Arial" w:cs="Arial"/>
-                <w:sz w:val="18"/>
-                <w:szCs w:val="18"/>
-                <w:u w:val="none"/>
-                <w:lang w:eastAsia="de-DE"/>
-              </w:rPr>
-              <w:t xml:space="preserve"> läuft</w:t>
-            </w:r>
-            <w:r>
-              <w:rPr>
-                <w:rStyle w:val="Hyperlink"/>
-                <w:rFonts w:ascii="Arial" w:eastAsia="Times New Roman" w:hAnsi="Arial" w:cs="Arial"/>
-                <w:sz w:val="18"/>
-                <w:szCs w:val="18"/>
-                <w:u w:val="none"/>
-                <w:lang w:eastAsia="de-DE"/>
-              </w:rPr>
-              <w:t>.</w:t>
-            </w:r>
-          </w:p>
-          <w:p>
-            <w:pPr>
-              <w:cnfStyle w:val="000000100000" w:firstRow="0" w:lastRow="0" w:firstColumn="0" w:lastColumn="0" w:oddVBand="0" w:evenVBand="0" w:oddHBand="1" w:evenHBand="0" w:firstRowFirstColumn="0" w:firstRowLastColumn="0" w:lastRowFirstColumn="0" w:lastRowLastColumn="0"/>
-              <w:rPr>
-                <w:rStyle w:val="Hyperlink"/>
-                <w:rFonts w:ascii="Arial" w:eastAsia="Times New Roman" w:hAnsi="Arial" w:cs="Arial"/>
-                <w:sz w:val="18"/>
-                <w:szCs w:val="18"/>
-                <w:u w:val="none"/>
-                <w:lang w:eastAsia="de-DE"/>
-              </w:rPr>
-            </w:pPr>
-            <w:r>
-              <w:rPr>
-                <w:rStyle w:val="Hyperlink"/>
-                <w:rFonts w:ascii="Arial" w:eastAsia="Times New Roman" w:hAnsi="Arial" w:cs="Arial"/>
-                <w:sz w:val="18"/>
-                <w:szCs w:val="18"/>
-                <w:u w:val="none"/>
-                <w:lang w:eastAsia="de-DE"/>
-              </w:rPr>
-              <w:t>57 Informatik-Masterstudierende führten STRIDE-basierte Bedrohungsanalysen eines verteilten Systems durch. Dokumentation von Annahmen, Aufwand und Schwierigkeit.</w:t>
-            </w:r>
-          </w:p>
-          <w:p>
-            <w:pPr>
-              <w:cnfStyle w:val="000000100000" w:firstRow="0" w:lastRow="0" w:firstColumn="0" w:lastColumn="0" w:oddVBand="0" w:evenVBand="0" w:oddHBand="1" w:evenHBand="0" w:firstRowFirstColumn="0" w:firstRowLastColumn="0" w:lastRowFirstColumn="0" w:lastRowLastColumn="0"/>
-              <w:rPr>
-                <w:rStyle w:val="Hyperlink"/>
-                <w:rFonts w:ascii="Arial" w:eastAsia="Times New Roman" w:hAnsi="Arial" w:cs="Arial"/>
-                <w:sz w:val="18"/>
-                <w:szCs w:val="18"/>
-                <w:u w:val="none"/>
-                <w:lang w:eastAsia="de-DE"/>
-              </w:rPr>
-            </w:pPr>
-          </w:p>
-          <w:p>
-            <w:pPr>
-              <w:cnfStyle w:val="000000100000" w:firstRow="0" w:lastRow="0" w:firstColumn="0" w:lastColumn="0" w:oddVBand="0" w:evenVBand="0" w:oddHBand="1" w:evenHBand="0" w:firstRowFirstColumn="0" w:firstRowLastColumn="0" w:lastRowFirstColumn="0" w:lastRowLastColumn="0"/>
-              <w:rPr>
-                <w:rStyle w:val="Hyperlink"/>
-                <w:rFonts w:ascii="Arial" w:eastAsia="Times New Roman" w:hAnsi="Arial" w:cs="Arial"/>
-                <w:sz w:val="18"/>
-                <w:szCs w:val="18"/>
-                <w:u w:val="none"/>
-                <w:lang w:eastAsia="de-DE"/>
-              </w:rPr>
-            </w:pPr>
-            <w:r>
-              <w:rPr>
-                <w:rStyle w:val="Hyperlink"/>
-                <w:rFonts w:ascii="Arial" w:eastAsia="Times New Roman" w:hAnsi="Arial" w:cs="Arial"/>
-                <w:sz w:val="18"/>
-                <w:szCs w:val="18"/>
-                <w:u w:val="none"/>
-                <w:lang w:eastAsia="de-DE"/>
-              </w:rPr>
-              <w:t xml:space="preserve">Teilnehmer mussten </w:t>
-            </w:r>
-            <w:r>
-              <w:rPr>
-                <w:rStyle w:val="Hyperlink"/>
-                <w:rFonts w:ascii="Arial" w:eastAsia="Times New Roman" w:hAnsi="Arial" w:cs="Arial"/>
-                <w:sz w:val="18"/>
-                <w:szCs w:val="18"/>
-                <w:u w:val="none"/>
-                <w:lang w:eastAsia="de-DE"/>
-              </w:rPr>
-              <w:t>Bedrohungen anhand von DFD-Elementen und STRIDE-Kategorien identifizieren (gemäß einer Ch</w:t>
-            </w:r>
-            <w:r>
-              <w:rPr>
-                <w:rStyle w:val="Hyperlink"/>
-                <w:rFonts w:ascii="Arial" w:eastAsia="Times New Roman" w:hAnsi="Arial" w:cs="Arial"/>
-                <w:sz w:val="18"/>
-                <w:szCs w:val="18"/>
-                <w:u w:val="none"/>
-                <w:lang w:eastAsia="de-DE"/>
-              </w:rPr>
-              <w:t>eckliste mit Bedrohungsbäumen) und</w:t>
-            </w:r>
-          </w:p>
-          <w:p>
-            <w:pPr>
-              <w:cnfStyle w:val="000000100000" w:firstRow="0" w:lastRow="0" w:firstColumn="0" w:lastColumn="0" w:oddVBand="0" w:evenVBand="0" w:oddHBand="1" w:evenHBand="0" w:firstRowFirstColumn="0" w:firstRowLastColumn="0" w:lastRowFirstColumn="0" w:lastRowLastColumn="0"/>
-              <w:rPr>
-                <w:rStyle w:val="Hyperlink"/>
-                <w:rFonts w:ascii="Arial" w:eastAsia="Times New Roman" w:hAnsi="Arial" w:cs="Arial"/>
-                <w:sz w:val="18"/>
-                <w:szCs w:val="18"/>
-                <w:u w:val="none"/>
-                <w:lang w:eastAsia="de-DE"/>
-              </w:rPr>
-            </w:pPr>
-            <w:r>
-              <w:rPr>
-                <w:rStyle w:val="Hyperlink"/>
-                <w:rFonts w:ascii="Arial" w:eastAsia="Times New Roman" w:hAnsi="Arial" w:cs="Arial"/>
-                <w:sz w:val="18"/>
-                <w:szCs w:val="18"/>
-                <w:u w:val="none"/>
-                <w:lang w:eastAsia="de-DE"/>
-              </w:rPr>
-              <w:t xml:space="preserve">diese </w:t>
-            </w:r>
-            <w:r>
-              <w:rPr>
-                <w:rStyle w:val="Hyperlink"/>
-                <w:rFonts w:ascii="Arial" w:eastAsia="Times New Roman" w:hAnsi="Arial" w:cs="Arial"/>
-                <w:sz w:val="18"/>
-                <w:szCs w:val="18"/>
-                <w:u w:val="none"/>
-                <w:lang w:eastAsia="de-DE"/>
-              </w:rPr>
-              <w:t>als Misuse Cases dokumentieren.</w:t>
-            </w:r>
-          </w:p>
-          <w:p>
-            <w:pPr>
-              <w:cnfStyle w:val="000000100000" w:firstRow="0" w:lastRow="0" w:firstColumn="0" w:lastColumn="0" w:oddVBand="0" w:evenVBand="0" w:oddHBand="1" w:evenHBand="0" w:firstRowFirstColumn="0" w:firstRowLastColumn="0" w:lastRowFirstColumn="0" w:lastRowLastColumn="0"/>
-              <w:rPr>
-                <w:rStyle w:val="Hyperlink"/>
-                <w:rFonts w:ascii="Arial" w:eastAsia="Times New Roman" w:hAnsi="Arial" w:cs="Arial"/>
-                <w:sz w:val="18"/>
-                <w:szCs w:val="18"/>
-                <w:u w:val="none"/>
-                <w:lang w:eastAsia="de-DE"/>
-              </w:rPr>
-            </w:pPr>
-            <w:r>
-              <w:rPr>
-                <w:rStyle w:val="Hyperlink"/>
-                <w:rFonts w:ascii="Arial" w:eastAsia="Times New Roman" w:hAnsi="Arial" w:cs="Arial"/>
-                <w:sz w:val="18"/>
-                <w:szCs w:val="18"/>
-                <w:u w:val="none"/>
-                <w:lang w:eastAsia="de-DE"/>
-              </w:rPr>
-              <w:t xml:space="preserve">Die Teams arbeiteten eigenständig, dokumentierten ihren Aufwand (in Stunden), und bewerteten die Schwierigkeit </w:t>
-            </w:r>
-            <w:r>
-              <w:rPr>
-                <w:rStyle w:val="Hyperlink"/>
-                <w:rFonts w:ascii="Arial" w:eastAsia="Times New Roman" w:hAnsi="Arial" w:cs="Arial"/>
-                <w:sz w:val="18"/>
-                <w:szCs w:val="18"/>
-                <w:u w:val="none"/>
-                <w:lang w:eastAsia="de-DE"/>
-              </w:rPr>
-              <w:lastRenderedPageBreak/>
-              <w:t>einzelner Schritte per Fragebogen. Die Ergebnisse wurden von zwei Sicherheitsexperten bewertet.</w:t>
+                <w:rFonts w:ascii="Arial" w:hAnsi="Arial" w:cs="Arial"/>
+                <w:color w:val="auto"/>
+                <w:sz w:val="18"/>
+                <w:szCs w:val="18"/>
+                <w:u w:val="none"/>
+              </w:rPr>
+              <w:t>Variante 2: Interaktionen zwischen Komponenten.</w:t>
             </w:r>
           </w:p>
         </w:tc>
@@ -3928,6 +2939,7 @@
               <w:rPr>
                 <w:rStyle w:val="Hyperlink"/>
                 <w:rFonts w:ascii="Arial" w:eastAsia="Times New Roman" w:hAnsi="Arial" w:cs="Arial"/>
+                <w:color w:val="auto"/>
                 <w:sz w:val="18"/>
                 <w:szCs w:val="18"/>
                 <w:u w:val="none"/>
@@ -3938,437 +2950,13 @@
               <w:rPr>
                 <w:rStyle w:val="Hyperlink"/>
                 <w:rFonts w:ascii="Arial" w:eastAsia="Times New Roman" w:hAnsi="Arial" w:cs="Arial"/>
+                <w:color w:val="auto"/>
                 <w:sz w:val="18"/>
                 <w:szCs w:val="18"/>
                 <w:u w:val="none"/>
                 <w:lang w:eastAsia="de-DE"/>
               </w:rPr>
-              <w:lastRenderedPageBreak/>
-              <w:t>STRIDE ist erlernbar und prinzipiell anwendbar.</w:t>
-            </w:r>
-          </w:p>
-          <w:p>
-            <w:pPr>
-              <w:cnfStyle w:val="000000100000" w:firstRow="0" w:lastRow="0" w:firstColumn="0" w:lastColumn="0" w:oddVBand="0" w:evenVBand="0" w:oddHBand="1" w:evenHBand="0" w:firstRowFirstColumn="0" w:firstRowLastColumn="0" w:lastRowFirstColumn="0" w:lastRowLastColumn="0"/>
-              <w:rPr>
-                <w:rStyle w:val="Hyperlink"/>
-                <w:rFonts w:ascii="Arial" w:eastAsia="Times New Roman" w:hAnsi="Arial" w:cs="Arial"/>
-                <w:sz w:val="18"/>
-                <w:szCs w:val="18"/>
-                <w:u w:val="none"/>
-                <w:lang w:eastAsia="de-DE"/>
-              </w:rPr>
-            </w:pPr>
-            <w:r>
-              <w:rPr>
-                <w:rStyle w:val="Hyperlink"/>
-                <w:rFonts w:ascii="Arial" w:eastAsia="Times New Roman" w:hAnsi="Arial" w:cs="Arial"/>
-                <w:sz w:val="18"/>
-                <w:szCs w:val="18"/>
-                <w:u w:val="none"/>
-                <w:lang w:eastAsia="de-DE"/>
-              </w:rPr>
-              <w:t>Aber: Zeitintensiv, Recall unter 80 %, Präzision ca. 81 %.</w:t>
-            </w:r>
-          </w:p>
-          <w:p>
-            <w:pPr>
-              <w:cnfStyle w:val="000000100000" w:firstRow="0" w:lastRow="0" w:firstColumn="0" w:lastColumn="0" w:oddVBand="0" w:evenVBand="0" w:oddHBand="1" w:evenHBand="0" w:firstRowFirstColumn="0" w:firstRowLastColumn="0" w:lastRowFirstColumn="0" w:lastRowLastColumn="0"/>
-              <w:rPr>
-                <w:rStyle w:val="Hyperlink"/>
-                <w:rFonts w:ascii="Arial" w:eastAsia="Times New Roman" w:hAnsi="Arial" w:cs="Arial"/>
-                <w:sz w:val="18"/>
-                <w:szCs w:val="18"/>
-                <w:u w:val="none"/>
-                <w:lang w:eastAsia="de-DE"/>
-              </w:rPr>
-            </w:pPr>
-            <w:r>
-              <w:rPr>
-                <w:rStyle w:val="Hyperlink"/>
-                <w:rFonts w:ascii="Arial" w:eastAsia="Times New Roman" w:hAnsi="Arial" w:cs="Arial"/>
-                <w:sz w:val="18"/>
-                <w:szCs w:val="18"/>
-                <w:u w:val="none"/>
-                <w:lang w:eastAsia="de-DE"/>
-              </w:rPr>
-              <w:t>1,2–1,8 korrekte Bedrohungen/Stunde.</w:t>
-            </w:r>
-          </w:p>
-          <w:p>
-            <w:pPr>
-              <w:cnfStyle w:val="000000100000" w:firstRow="0" w:lastRow="0" w:firstColumn="0" w:lastColumn="0" w:oddVBand="0" w:evenVBand="0" w:oddHBand="1" w:evenHBand="0" w:firstRowFirstColumn="0" w:firstRowLastColumn="0" w:lastRowFirstColumn="0" w:lastRowLastColumn="0"/>
-              <w:rPr>
-                <w:rStyle w:val="Hyperlink"/>
-                <w:rFonts w:ascii="Arial" w:eastAsia="Times New Roman" w:hAnsi="Arial" w:cs="Arial"/>
-                <w:sz w:val="18"/>
-                <w:szCs w:val="18"/>
-                <w:u w:val="none"/>
-                <w:lang w:eastAsia="de-DE"/>
-              </w:rPr>
-            </w:pPr>
-            <w:r>
-              <w:rPr>
-                <w:rStyle w:val="Hyperlink"/>
-                <w:rFonts w:ascii="Arial" w:eastAsia="Times New Roman" w:hAnsi="Arial" w:cs="Arial"/>
-                <w:sz w:val="18"/>
-                <w:szCs w:val="18"/>
-                <w:u w:val="none"/>
-                <w:lang w:eastAsia="de-DE"/>
-              </w:rPr>
-              <w:t>Viele Teilnehmende unterschätzten übersehene Bedrohungen (FN).</w:t>
-            </w:r>
-          </w:p>
-          <w:p>
-            <w:pPr>
-              <w:cnfStyle w:val="000000100000" w:firstRow="0" w:lastRow="0" w:firstColumn="0" w:lastColumn="0" w:oddVBand="0" w:evenVBand="0" w:oddHBand="1" w:evenHBand="0" w:firstRowFirstColumn="0" w:firstRowLastColumn="0" w:lastRowFirstColumn="0" w:lastRowLastColumn="0"/>
-              <w:rPr>
-                <w:rStyle w:val="Hyperlink"/>
-                <w:rFonts w:ascii="Arial" w:eastAsia="Times New Roman" w:hAnsi="Arial" w:cs="Arial"/>
-                <w:sz w:val="18"/>
-                <w:szCs w:val="18"/>
-                <w:u w:val="none"/>
-                <w:lang w:eastAsia="de-DE"/>
-              </w:rPr>
-            </w:pPr>
-            <w:r>
-              <w:rPr>
-                <w:rStyle w:val="Hyperlink"/>
-                <w:rFonts w:ascii="Arial" w:eastAsia="Times New Roman" w:hAnsi="Arial" w:cs="Arial"/>
-                <w:sz w:val="18"/>
-                <w:szCs w:val="18"/>
-                <w:u w:val="none"/>
-                <w:lang w:eastAsia="de-DE"/>
-              </w:rPr>
-              <w:t>T</w:t>
-            </w:r>
-            <w:r>
-              <w:rPr>
-                <w:rStyle w:val="Hyperlink"/>
-                <w:rFonts w:ascii="Arial" w:eastAsia="Times New Roman" w:hAnsi="Arial" w:cs="Arial"/>
-                <w:sz w:val="18"/>
-                <w:szCs w:val="18"/>
-                <w:u w:val="none"/>
-                <w:lang w:eastAsia="de-DE"/>
-              </w:rPr>
-              <w:t>-</w:t>
-            </w:r>
-            <w:r>
-              <w:rPr>
-                <w:rStyle w:val="Hyperlink"/>
-                <w:rFonts w:ascii="Arial" w:eastAsia="Times New Roman" w:hAnsi="Arial" w:cs="Arial"/>
-                <w:sz w:val="18"/>
-                <w:szCs w:val="18"/>
-                <w:u w:val="none"/>
-                <w:lang w:eastAsia="de-DE"/>
-              </w:rPr>
-              <w:t>I</w:t>
-            </w:r>
-            <w:r>
-              <w:rPr>
-                <w:rStyle w:val="Hyperlink"/>
-                <w:rFonts w:ascii="Arial" w:eastAsia="Times New Roman" w:hAnsi="Arial" w:cs="Arial"/>
-                <w:sz w:val="18"/>
-                <w:szCs w:val="18"/>
-                <w:u w:val="none"/>
-                <w:lang w:eastAsia="de-DE"/>
-              </w:rPr>
-              <w:t>-</w:t>
-            </w:r>
-            <w:r>
-              <w:rPr>
-                <w:rStyle w:val="Hyperlink"/>
-                <w:rFonts w:ascii="Arial" w:eastAsia="Times New Roman" w:hAnsi="Arial" w:cs="Arial"/>
-                <w:sz w:val="18"/>
-                <w:szCs w:val="18"/>
-                <w:u w:val="none"/>
-                <w:lang w:eastAsia="de-DE"/>
-              </w:rPr>
-              <w:t xml:space="preserve">D-Kategorien </w:t>
-            </w:r>
-            <w:r>
-              <w:rPr>
-                <w:rStyle w:val="Hyperlink"/>
-                <w:rFonts w:ascii="Arial" w:eastAsia="Times New Roman" w:hAnsi="Arial" w:cs="Arial"/>
-                <w:sz w:val="18"/>
-                <w:szCs w:val="18"/>
-                <w:u w:val="none"/>
-                <w:lang w:eastAsia="de-DE"/>
-              </w:rPr>
-              <w:t xml:space="preserve">(Tampering, Information Disclosure, Denial of Service) </w:t>
-            </w:r>
-            <w:r>
-              <w:rPr>
-                <w:rStyle w:val="Hyperlink"/>
-                <w:rFonts w:ascii="Arial" w:eastAsia="Times New Roman" w:hAnsi="Arial" w:cs="Arial"/>
-                <w:sz w:val="18"/>
-                <w:szCs w:val="18"/>
-                <w:u w:val="none"/>
-                <w:lang w:eastAsia="de-DE"/>
-              </w:rPr>
-              <w:t xml:space="preserve"> </w:t>
-            </w:r>
-            <w:r>
-              <w:rPr>
-                <w:rStyle w:val="Hyperlink"/>
-                <w:rFonts w:ascii="Arial" w:eastAsia="Times New Roman" w:hAnsi="Arial" w:cs="Arial"/>
-                <w:sz w:val="18"/>
-                <w:szCs w:val="18"/>
-                <w:u w:val="none"/>
-                <w:lang w:eastAsia="de-DE"/>
-              </w:rPr>
-              <w:t>häufiger erkannt als S</w:t>
-            </w:r>
-            <w:r>
-              <w:rPr>
-                <w:rStyle w:val="Hyperlink"/>
-                <w:rFonts w:ascii="Arial" w:eastAsia="Times New Roman" w:hAnsi="Arial" w:cs="Arial"/>
-                <w:sz w:val="18"/>
-                <w:szCs w:val="18"/>
-                <w:u w:val="none"/>
-                <w:lang w:eastAsia="de-DE"/>
-              </w:rPr>
-              <w:t>-</w:t>
-            </w:r>
-            <w:r>
-              <w:rPr>
-                <w:rStyle w:val="Hyperlink"/>
-                <w:rFonts w:ascii="Arial" w:eastAsia="Times New Roman" w:hAnsi="Arial" w:cs="Arial"/>
-                <w:sz w:val="18"/>
-                <w:szCs w:val="18"/>
-                <w:u w:val="none"/>
-                <w:lang w:eastAsia="de-DE"/>
-              </w:rPr>
-              <w:t>R</w:t>
-            </w:r>
-            <w:r>
-              <w:rPr>
-                <w:rStyle w:val="Hyperlink"/>
-                <w:rFonts w:ascii="Arial" w:eastAsia="Times New Roman" w:hAnsi="Arial" w:cs="Arial"/>
-                <w:sz w:val="18"/>
-                <w:szCs w:val="18"/>
-                <w:u w:val="none"/>
-                <w:lang w:eastAsia="de-DE"/>
-              </w:rPr>
-              <w:t>-</w:t>
-            </w:r>
-            <w:r>
-              <w:rPr>
-                <w:rStyle w:val="Hyperlink"/>
-                <w:rFonts w:ascii="Arial" w:eastAsia="Times New Roman" w:hAnsi="Arial" w:cs="Arial"/>
-                <w:sz w:val="18"/>
-                <w:szCs w:val="18"/>
-                <w:u w:val="none"/>
-                <w:lang w:eastAsia="de-DE"/>
-              </w:rPr>
-              <w:t>E</w:t>
-            </w:r>
-            <w:r>
-              <w:rPr>
-                <w:rStyle w:val="Hyperlink"/>
-                <w:rFonts w:ascii="Arial" w:eastAsia="Times New Roman" w:hAnsi="Arial" w:cs="Arial"/>
-                <w:sz w:val="18"/>
-                <w:szCs w:val="18"/>
-                <w:u w:val="none"/>
-                <w:lang w:eastAsia="de-DE"/>
-              </w:rPr>
-              <w:t xml:space="preserve"> </w:t>
-            </w:r>
-            <w:r>
-              <w:rPr>
-                <w:rStyle w:val="Hyperlink"/>
-                <w:rFonts w:ascii="Arial" w:eastAsia="Times New Roman" w:hAnsi="Arial" w:cs="Arial"/>
-                <w:sz w:val="18"/>
-                <w:szCs w:val="18"/>
-                <w:u w:val="none"/>
-                <w:lang w:eastAsia="de-DE"/>
-              </w:rPr>
-              <w:t>(Spoofing, Repudiation, Elevation of Privilege),</w:t>
-            </w:r>
-            <w:r>
-              <w:rPr>
-                <w:rStyle w:val="Hyperlink"/>
-                <w:rFonts w:ascii="Arial" w:eastAsia="Times New Roman" w:hAnsi="Arial" w:cs="Arial"/>
-                <w:sz w:val="18"/>
-                <w:szCs w:val="18"/>
-                <w:u w:val="none"/>
-                <w:lang w:eastAsia="de-DE"/>
-              </w:rPr>
-              <w:t>.</w:t>
-            </w:r>
-          </w:p>
-          <w:p>
-            <w:pPr>
-              <w:cnfStyle w:val="000000100000" w:firstRow="0" w:lastRow="0" w:firstColumn="0" w:lastColumn="0" w:oddVBand="0" w:evenVBand="0" w:oddHBand="1" w:evenHBand="0" w:firstRowFirstColumn="0" w:firstRowLastColumn="0" w:lastRowFirstColumn="0" w:lastRowLastColumn="0"/>
-              <w:rPr>
-                <w:rStyle w:val="Hyperlink"/>
-                <w:rFonts w:ascii="Arial" w:eastAsia="Times New Roman" w:hAnsi="Arial" w:cs="Arial"/>
-                <w:sz w:val="18"/>
-                <w:szCs w:val="18"/>
-                <w:u w:val="none"/>
-                <w:lang w:eastAsia="de-DE"/>
-              </w:rPr>
-            </w:pPr>
-            <w:r>
-              <w:rPr>
-                <w:rStyle w:val="Hyperlink"/>
-                <w:rFonts w:ascii="Arial" w:eastAsia="Times New Roman" w:hAnsi="Arial" w:cs="Arial"/>
-                <w:sz w:val="18"/>
-                <w:szCs w:val="18"/>
-                <w:u w:val="none"/>
-                <w:lang w:eastAsia="de-DE"/>
-              </w:rPr>
-              <w:t>Mehr investierte Zeit führte nicht zwangsläufig zu besseren Ergebnissen.</w:t>
-            </w:r>
-          </w:p>
-          <w:p>
-            <w:pPr>
-              <w:cnfStyle w:val="000000100000" w:firstRow="0" w:lastRow="0" w:firstColumn="0" w:lastColumn="0" w:oddVBand="0" w:evenVBand="0" w:oddHBand="1" w:evenHBand="0" w:firstRowFirstColumn="0" w:firstRowLastColumn="0" w:lastRowFirstColumn="0" w:lastRowLastColumn="0"/>
-              <w:rPr>
-                <w:rStyle w:val="Hyperlink"/>
-                <w:rFonts w:ascii="Arial" w:eastAsia="Times New Roman" w:hAnsi="Arial" w:cs="Arial"/>
-                <w:sz w:val="18"/>
-                <w:szCs w:val="18"/>
-                <w:u w:val="none"/>
-                <w:lang w:eastAsia="de-DE"/>
-              </w:rPr>
-            </w:pPr>
-            <w:r>
-              <w:rPr>
-                <w:rStyle w:val="Hyperlink"/>
-                <w:rFonts w:ascii="Arial" w:eastAsia="Times New Roman" w:hAnsi="Arial" w:cs="Arial"/>
-                <w:sz w:val="18"/>
-                <w:szCs w:val="18"/>
-                <w:u w:val="none"/>
-                <w:lang w:eastAsia="de-DE"/>
-              </w:rPr>
-              <w:t>Teilnehmer hatten oft kein realistisches Bild davon, wie viele Bedrohungen sie übersehen hatten (FN</w:t>
-            </w:r>
-            <w:r>
-              <w:rPr>
-                <w:rStyle w:val="Hyperlink"/>
-                <w:rFonts w:ascii="Arial" w:eastAsia="Times New Roman" w:hAnsi="Arial" w:cs="Arial"/>
-                <w:sz w:val="18"/>
-                <w:szCs w:val="18"/>
-                <w:u w:val="none"/>
-                <w:lang w:eastAsia="de-DE"/>
-              </w:rPr>
-              <w:t>)</w:t>
-            </w:r>
-            <w:r>
-              <w:rPr>
-                <w:rStyle w:val="Hyperlink"/>
-                <w:rFonts w:ascii="Arial" w:eastAsia="Times New Roman" w:hAnsi="Arial" w:cs="Arial"/>
-                <w:sz w:val="18"/>
-                <w:szCs w:val="18"/>
-                <w:u w:val="none"/>
-                <w:lang w:eastAsia="de-DE"/>
-              </w:rPr>
-              <w:t xml:space="preserve">, aber es gab mehr </w:t>
-            </w:r>
-            <w:r>
-              <w:rPr>
-                <w:rStyle w:val="Hyperlink"/>
-                <w:rFonts w:ascii="Arial" w:eastAsia="Times New Roman" w:hAnsi="Arial" w:cs="Arial"/>
-                <w:sz w:val="18"/>
-                <w:szCs w:val="18"/>
-                <w:u w:val="none"/>
-                <w:lang w:eastAsia="de-DE"/>
-              </w:rPr>
-              <w:t>korrekte (True Positives, TP)</w:t>
-            </w:r>
-            <w:r>
-              <w:rPr>
-                <w:rStyle w:val="Hyperlink"/>
-                <w:rFonts w:ascii="Arial" w:eastAsia="Times New Roman" w:hAnsi="Arial" w:cs="Arial"/>
-                <w:sz w:val="18"/>
-                <w:szCs w:val="18"/>
-                <w:u w:val="none"/>
-                <w:lang w:eastAsia="de-DE"/>
-              </w:rPr>
-              <w:t xml:space="preserve"> als FP.</w:t>
-            </w:r>
-          </w:p>
-          <w:p>
-            <w:pPr>
-              <w:cnfStyle w:val="000000100000" w:firstRow="0" w:lastRow="0" w:firstColumn="0" w:lastColumn="0" w:oddVBand="0" w:evenVBand="0" w:oddHBand="1" w:evenHBand="0" w:firstRowFirstColumn="0" w:firstRowLastColumn="0" w:lastRowFirstColumn="0" w:lastRowLastColumn="0"/>
-              <w:rPr>
-                <w:rStyle w:val="Hyperlink"/>
-                <w:rFonts w:ascii="Arial" w:eastAsia="Times New Roman" w:hAnsi="Arial" w:cs="Arial"/>
-                <w:sz w:val="18"/>
-                <w:szCs w:val="18"/>
-                <w:u w:val="none"/>
-                <w:lang w:eastAsia="de-DE"/>
-              </w:rPr>
-            </w:pPr>
-          </w:p>
-          <w:p>
-            <w:pPr>
-              <w:cnfStyle w:val="000000100000" w:firstRow="0" w:lastRow="0" w:firstColumn="0" w:lastColumn="0" w:oddVBand="0" w:evenVBand="0" w:oddHBand="1" w:evenHBand="0" w:firstRowFirstColumn="0" w:firstRowLastColumn="0" w:lastRowFirstColumn="0" w:lastRowLastColumn="0"/>
-              <w:rPr>
-                <w:rStyle w:val="Hyperlink"/>
-                <w:rFonts w:ascii="Arial" w:eastAsia="Times New Roman" w:hAnsi="Arial" w:cs="Arial"/>
-                <w:sz w:val="18"/>
-                <w:szCs w:val="18"/>
-                <w:u w:val="none"/>
-                <w:lang w:eastAsia="de-DE"/>
-              </w:rPr>
-            </w:pPr>
-            <w:r>
-              <w:rPr>
-                <w:rStyle w:val="Hyperlink"/>
-                <w:rFonts w:ascii="Arial" w:eastAsia="Times New Roman" w:hAnsi="Arial" w:cs="Arial"/>
-                <w:sz w:val="18"/>
-                <w:szCs w:val="18"/>
-                <w:u w:val="none"/>
-                <w:lang w:eastAsia="de-DE"/>
-              </w:rPr>
-              <w:lastRenderedPageBreak/>
-              <w:t>[B</w:t>
-            </w:r>
-            <w:r>
-              <w:rPr>
-                <w:rStyle w:val="Hyperlink"/>
-                <w:rFonts w:ascii="Arial" w:eastAsia="Times New Roman" w:hAnsi="Arial" w:cs="Arial"/>
-                <w:sz w:val="18"/>
-                <w:szCs w:val="18"/>
-                <w:u w:val="none"/>
-                <w:lang w:eastAsia="de-DE"/>
-              </w:rPr>
-              <w:t xml:space="preserve">etonen </w:t>
-            </w:r>
-            <w:r>
-              <w:rPr>
-                <w:rStyle w:val="Hyperlink"/>
-                <w:rFonts w:ascii="Arial" w:eastAsia="Times New Roman" w:hAnsi="Arial" w:cs="Arial"/>
-                <w:sz w:val="18"/>
-                <w:szCs w:val="18"/>
-                <w:u w:val="none"/>
-                <w:lang w:eastAsia="de-DE"/>
-              </w:rPr>
-              <w:t xml:space="preserve">wurden </w:t>
-            </w:r>
-            <w:r>
-              <w:rPr>
-                <w:rStyle w:val="Hyperlink"/>
-                <w:rFonts w:ascii="Arial" w:eastAsia="Times New Roman" w:hAnsi="Arial" w:cs="Arial"/>
-                <w:sz w:val="18"/>
-                <w:szCs w:val="18"/>
-                <w:u w:val="none"/>
-                <w:lang w:eastAsia="de-DE"/>
-              </w:rPr>
-              <w:t>methodische Herausforderungen in der Sicherheitsbewertung und regen weitere Forschung an, um Ursachen von Fehlern zu verstehen und das Threat Modeling zu verbessern.</w:t>
-            </w:r>
-            <w:r>
-              <w:rPr>
-                <w:rStyle w:val="Hyperlink"/>
-                <w:rFonts w:ascii="Arial" w:eastAsia="Times New Roman" w:hAnsi="Arial" w:cs="Arial"/>
-                <w:sz w:val="18"/>
-                <w:szCs w:val="18"/>
-                <w:u w:val="none"/>
-                <w:lang w:eastAsia="de-DE"/>
-              </w:rPr>
-              <w:t>]</w:t>
+              <w:t>Die interaktive Variante war deutlich zeitintensiver. (Paper nicht vollständig verfügbar)</w:t>
             </w:r>
           </w:p>
         </w:tc>
@@ -4388,54 +2976,25 @@
                 <w:rStyle w:val="Hyperlink"/>
                 <w:rFonts w:ascii="Arial" w:hAnsi="Arial" w:cs="Arial"/>
                 <w:bCs w:val="0"/>
-                <w:sz w:val="18"/>
-                <w:szCs w:val="18"/>
-                <w:u w:val="none"/>
-                <w:lang w:val="en-GB"/>
-              </w:rPr>
-            </w:pPr>
-            <w:r>
-              <w:rPr>
-                <w:rStyle w:val="Hyperlink"/>
-                <w:rFonts w:ascii="Arial" w:hAnsi="Arial" w:cs="Arial"/>
-                <w:bCs w:val="0"/>
-                <w:sz w:val="18"/>
-                <w:szCs w:val="18"/>
-                <w:u w:val="none"/>
-                <w:lang w:val="en-GB"/>
-              </w:rPr>
-              <w:lastRenderedPageBreak/>
-              <w:t>PILLAR: An AI-POWERED PRIVACY THREAT MODELING TOOL</w:t>
-            </w:r>
-          </w:p>
-          <w:p>
-            <w:pPr>
-              <w:pStyle w:val="paragraph"/>
-              <w:spacing w:before="0" w:beforeAutospacing="0" w:after="0" w:afterAutospacing="0"/>
-              <w:textAlignment w:val="baseline"/>
-              <w:rPr>
-                <w:rStyle w:val="Hyperlink"/>
-                <w:rFonts w:ascii="Arial" w:hAnsi="Arial" w:cs="Arial"/>
-                <w:b w:val="0"/>
-                <w:bCs w:val="0"/>
-                <w:sz w:val="18"/>
-                <w:szCs w:val="18"/>
-                <w:u w:val="none"/>
-                <w:lang w:val="en-GB"/>
-              </w:rPr>
-            </w:pPr>
-            <w:r>
-              <w:rPr>
-                <w:rStyle w:val="Hyperlink"/>
-                <w:rFonts w:ascii="Arial" w:hAnsi="Arial" w:cs="Arial"/>
-                <w:b w:val="0"/>
-                <w:bCs w:val="0"/>
-                <w:sz w:val="18"/>
-                <w:szCs w:val="18"/>
-                <w:u w:val="none"/>
-                <w:lang w:val="en-GB"/>
-              </w:rPr>
-              <w:t xml:space="preserve">Majid </w:t>
+                <w:color w:val="auto"/>
+                <w:sz w:val="18"/>
+                <w:szCs w:val="18"/>
+                <w:u w:val="none"/>
+                <w:lang w:val="en-GB"/>
+              </w:rPr>
+            </w:pPr>
+            <w:r>
+              <w:rPr>
+                <w:rStyle w:val="Hyperlink"/>
+                <w:rFonts w:ascii="Arial" w:hAnsi="Arial" w:cs="Arial"/>
+                <w:bCs w:val="0"/>
+                <w:color w:val="auto"/>
+                <w:sz w:val="18"/>
+                <w:szCs w:val="18"/>
+                <w:u w:val="none"/>
+                <w:lang w:val="en-GB"/>
+              </w:rPr>
+              <w:t xml:space="preserve">Automating the early detection of security design flaws </w:t>
             </w:r>
             <w:proofErr w:type="spellStart"/>
             <w:r>
@@ -4444,12 +3003,13 @@
                 <w:rFonts w:ascii="Arial" w:hAnsi="Arial" w:cs="Arial"/>
                 <w:b w:val="0"/>
                 <w:bCs w:val="0"/>
-                <w:sz w:val="18"/>
-                <w:szCs w:val="18"/>
-                <w:u w:val="none"/>
-                <w:lang w:val="en-GB"/>
-              </w:rPr>
-              <w:t>Mollaeefar</w:t>
+                <w:color w:val="auto"/>
+                <w:sz w:val="18"/>
+                <w:szCs w:val="18"/>
+                <w:u w:val="none"/>
+                <w:lang w:val="en-GB"/>
+              </w:rPr>
+              <w:t>Katja</w:t>
             </w:r>
             <w:proofErr w:type="spellEnd"/>
             <w:r>
@@ -4458,25 +3018,13 @@
                 <w:rFonts w:ascii="Arial" w:hAnsi="Arial" w:cs="Arial"/>
                 <w:b w:val="0"/>
                 <w:bCs w:val="0"/>
-                <w:sz w:val="18"/>
-                <w:szCs w:val="18"/>
-                <w:u w:val="none"/>
-                <w:lang w:val="en-GB"/>
-              </w:rPr>
-              <w:t>, Andr</w:t>
-            </w:r>
-            <w:r>
-              <w:rPr>
-                <w:rStyle w:val="Hyperlink"/>
-                <w:rFonts w:ascii="Arial" w:hAnsi="Arial" w:cs="Arial"/>
-                <w:b w:val="0"/>
-                <w:bCs w:val="0"/>
-                <w:sz w:val="18"/>
-                <w:szCs w:val="18"/>
-                <w:u w:val="none"/>
-                <w:lang w:val="en-GB"/>
-              </w:rPr>
-              <w:t xml:space="preserve">ea </w:t>
+                <w:color w:val="auto"/>
+                <w:sz w:val="18"/>
+                <w:szCs w:val="18"/>
+                <w:u w:val="none"/>
+                <w:lang w:val="en-GB"/>
+              </w:rPr>
+              <w:t xml:space="preserve"> </w:t>
             </w:r>
             <w:proofErr w:type="spellStart"/>
             <w:r>
@@ -4485,12 +3033,13 @@
                 <w:rFonts w:ascii="Arial" w:hAnsi="Arial" w:cs="Arial"/>
                 <w:b w:val="0"/>
                 <w:bCs w:val="0"/>
-                <w:sz w:val="18"/>
-                <w:szCs w:val="18"/>
-                <w:u w:val="none"/>
-                <w:lang w:val="en-GB"/>
-              </w:rPr>
-              <w:t>Bissoli</w:t>
+                <w:color w:val="auto"/>
+                <w:sz w:val="18"/>
+                <w:szCs w:val="18"/>
+                <w:u w:val="none"/>
+                <w:lang w:val="en-GB"/>
+              </w:rPr>
+              <w:t>Tuma</w:t>
             </w:r>
             <w:proofErr w:type="spellEnd"/>
             <w:r>
@@ -4499,12 +3048,13 @@
                 <w:rFonts w:ascii="Arial" w:hAnsi="Arial" w:cs="Arial"/>
                 <w:b w:val="0"/>
                 <w:bCs w:val="0"/>
-                <w:sz w:val="18"/>
-                <w:szCs w:val="18"/>
-                <w:u w:val="none"/>
-                <w:lang w:val="en-GB"/>
-              </w:rPr>
-              <w:t xml:space="preserve"> a, and Silvio </w:t>
+                <w:color w:val="auto"/>
+                <w:sz w:val="18"/>
+                <w:szCs w:val="18"/>
+                <w:u w:val="none"/>
+                <w:lang w:val="en-GB"/>
+              </w:rPr>
+              <w:t xml:space="preserve">, Laurens Sion, R. </w:t>
             </w:r>
             <w:proofErr w:type="spellStart"/>
             <w:r>
@@ -4513,12 +3063,43 @@
                 <w:rFonts w:ascii="Arial" w:hAnsi="Arial" w:cs="Arial"/>
                 <w:b w:val="0"/>
                 <w:bCs w:val="0"/>
-                <w:sz w:val="18"/>
-                <w:szCs w:val="18"/>
-                <w:u w:val="none"/>
-                <w:lang w:val="en-GB"/>
-              </w:rPr>
-              <w:t>Ranise</w:t>
+                <w:color w:val="auto"/>
+                <w:sz w:val="18"/>
+                <w:szCs w:val="18"/>
+                <w:u w:val="none"/>
+                <w:lang w:val="en-GB"/>
+              </w:rPr>
+              <w:t>Scandariato</w:t>
+            </w:r>
+            <w:proofErr w:type="spellEnd"/>
+            <w:r>
+              <w:rPr>
+                <w:rStyle w:val="Hyperlink"/>
+                <w:rFonts w:ascii="Arial" w:hAnsi="Arial" w:cs="Arial"/>
+                <w:b w:val="0"/>
+                <w:bCs w:val="0"/>
+                <w:color w:val="auto"/>
+                <w:sz w:val="18"/>
+                <w:szCs w:val="18"/>
+                <w:u w:val="none"/>
+                <w:lang w:val="en-GB"/>
+              </w:rPr>
+              <w:t xml:space="preserve">, Koen </w:t>
+            </w:r>
+            <w:proofErr w:type="spellStart"/>
+            <w:r>
+              <w:rPr>
+                <w:rStyle w:val="Hyperlink"/>
+                <w:rFonts w:ascii="Arial" w:hAnsi="Arial" w:cs="Arial"/>
+                <w:b w:val="0"/>
+                <w:bCs w:val="0"/>
+                <w:color w:val="auto"/>
+                <w:sz w:val="18"/>
+                <w:szCs w:val="18"/>
+                <w:u w:val="none"/>
+                <w:lang w:val="en-GB"/>
+              </w:rPr>
+              <w:t>Yskout</w:t>
             </w:r>
             <w:proofErr w:type="spellEnd"/>
           </w:p>
@@ -4530,34 +3111,37 @@
           <w:p>
             <w:pPr>
               <w:pStyle w:val="paragraph"/>
-              <w:spacing w:before="0" w:beforeAutospacing="0" w:after="0" w:afterAutospacing="0"/>
+              <w:spacing w:after="0"/>
               <w:textAlignment w:val="baseline"/>
               <w:cnfStyle w:val="000000000000" w:firstRow="0" w:lastRow="0" w:firstColumn="0" w:lastColumn="0" w:oddVBand="0" w:evenVBand="0" w:oddHBand="0" w:evenHBand="0" w:firstRowFirstColumn="0" w:firstRowLastColumn="0" w:lastRowFirstColumn="0" w:lastRowLastColumn="0"/>
               <w:rPr>
                 <w:rStyle w:val="Hyperlink"/>
                 <w:rFonts w:ascii="Arial" w:hAnsi="Arial" w:cs="Arial"/>
-                <w:sz w:val="18"/>
-                <w:szCs w:val="18"/>
-                <w:u w:val="none"/>
-                <w:lang w:val="en-GB"/>
-              </w:rPr>
-            </w:pPr>
-            <w:r>
-              <w:rPr>
-                <w:rStyle w:val="Hyperlink"/>
-                <w:rFonts w:ascii="Arial" w:hAnsi="Arial" w:cs="Arial"/>
-                <w:sz w:val="18"/>
-                <w:szCs w:val="18"/>
-                <w:u w:val="none"/>
-                <w:lang w:val="en-GB"/>
-              </w:rPr>
-              <w:t xml:space="preserve">11. </w:t>
+                <w:color w:val="auto"/>
+                <w:sz w:val="18"/>
+                <w:szCs w:val="18"/>
+                <w:u w:val="none"/>
+                <w:lang w:val="en-GB"/>
+              </w:rPr>
+            </w:pPr>
+            <w:r>
+              <w:rPr>
+                <w:rStyle w:val="Hyperlink"/>
+                <w:rFonts w:ascii="Arial" w:hAnsi="Arial" w:cs="Arial"/>
+                <w:color w:val="auto"/>
+                <w:sz w:val="18"/>
+                <w:szCs w:val="18"/>
+                <w:u w:val="none"/>
+                <w:lang w:val="en-GB"/>
+              </w:rPr>
+              <w:t xml:space="preserve">16. </w:t>
             </w:r>
             <w:proofErr w:type="spellStart"/>
             <w:r>
               <w:rPr>
                 <w:rStyle w:val="Hyperlink"/>
                 <w:rFonts w:ascii="Arial" w:hAnsi="Arial" w:cs="Arial"/>
+                <w:color w:val="auto"/>
                 <w:sz w:val="18"/>
                 <w:szCs w:val="18"/>
                 <w:u w:val="none"/>
@@ -4570,77 +3154,25 @@
               <w:rPr>
                 <w:rStyle w:val="Hyperlink"/>
                 <w:rFonts w:ascii="Arial" w:hAnsi="Arial" w:cs="Arial"/>
-                <w:sz w:val="18"/>
-                <w:szCs w:val="18"/>
-                <w:u w:val="none"/>
-                <w:lang w:val="en-GB"/>
-              </w:rPr>
-              <w:t xml:space="preserve"> 2024</w:t>
-            </w:r>
-          </w:p>
-          <w:p>
-            <w:pPr>
-              <w:pStyle w:val="paragraph"/>
-              <w:spacing w:before="0" w:beforeAutospacing="0" w:after="0" w:afterAutospacing="0"/>
-              <w:textAlignment w:val="baseline"/>
-              <w:cnfStyle w:val="000000000000" w:firstRow="0" w:lastRow="0" w:firstColumn="0" w:lastColumn="0" w:oddVBand="0" w:evenVBand="0" w:oddHBand="0" w:evenHBand="0" w:firstRowFirstColumn="0" w:firstRowLastColumn="0" w:lastRowFirstColumn="0" w:lastRowLastColumn="0"/>
-              <w:rPr>
-                <w:rStyle w:val="Hyperlink"/>
-                <w:rFonts w:ascii="Arial" w:hAnsi="Arial" w:cs="Arial"/>
-                <w:sz w:val="18"/>
-                <w:szCs w:val="18"/>
-                <w:u w:val="none"/>
-                <w:lang w:val="en-GB"/>
-              </w:rPr>
-            </w:pPr>
-          </w:p>
-          <w:p>
-            <w:pPr>
-              <w:pStyle w:val="paragraph"/>
-              <w:spacing w:before="0" w:beforeAutospacing="0" w:after="0" w:afterAutospacing="0"/>
-              <w:textAlignment w:val="baseline"/>
-              <w:cnfStyle w:val="000000000000" w:firstRow="0" w:lastRow="0" w:firstColumn="0" w:lastColumn="0" w:oddVBand="0" w:evenVBand="0" w:oddHBand="0" w:evenHBand="0" w:firstRowFirstColumn="0" w:firstRowLastColumn="0" w:lastRowFirstColumn="0" w:lastRowLastColumn="0"/>
-              <w:rPr>
-                <w:rStyle w:val="Hyperlink"/>
-                <w:rFonts w:ascii="Arial" w:hAnsi="Arial" w:cs="Arial"/>
-                <w:sz w:val="18"/>
-                <w:szCs w:val="18"/>
-                <w:u w:val="none"/>
-                <w:lang w:val="en-GB"/>
-              </w:rPr>
-            </w:pPr>
-            <w:r>
-              <w:rPr>
-                <w:rStyle w:val="Hyperlink"/>
-                <w:rFonts w:ascii="Arial" w:hAnsi="Arial" w:cs="Arial"/>
-                <w:sz w:val="18"/>
-                <w:szCs w:val="18"/>
-                <w:u w:val="none"/>
-                <w:lang w:val="en-GB"/>
-              </w:rPr>
-              <w:t>Department of Mathematic</w:t>
-            </w:r>
-            <w:r>
-              <w:rPr>
-                <w:rStyle w:val="Hyperlink"/>
-                <w:rFonts w:ascii="Arial" w:hAnsi="Arial" w:cs="Arial"/>
-                <w:sz w:val="18"/>
-                <w:szCs w:val="18"/>
-                <w:u w:val="none"/>
-                <w:lang w:val="en-GB"/>
-              </w:rPr>
-              <w:t>s, University of Trento,</w:t>
-            </w:r>
-            <w:r>
-              <w:rPr>
-                <w:rStyle w:val="Hyperlink"/>
-                <w:rFonts w:ascii="Arial" w:hAnsi="Arial" w:cs="Arial"/>
-                <w:sz w:val="18"/>
-                <w:szCs w:val="18"/>
-                <w:u w:val="none"/>
-                <w:lang w:val="en-GB"/>
-              </w:rPr>
-              <w:t xml:space="preserve"> Italy</w:t>
+                <w:color w:val="auto"/>
+                <w:sz w:val="18"/>
+                <w:szCs w:val="18"/>
+                <w:u w:val="none"/>
+                <w:lang w:val="en-GB"/>
+              </w:rPr>
+              <w:t xml:space="preserve"> </w:t>
+            </w:r>
+            <w:r>
+              <w:rPr>
+                <w:rStyle w:val="Hyperlink"/>
+                <w:rFonts w:ascii="Arial" w:hAnsi="Arial" w:cs="Arial"/>
+                <w:color w:val="auto"/>
+                <w:sz w:val="18"/>
+                <w:szCs w:val="18"/>
+                <w:u w:val="none"/>
+                <w:lang w:val="en-GB"/>
+              </w:rPr>
+              <w:t>2020</w:t>
             </w:r>
           </w:p>
         </w:tc>
@@ -4657,20 +3189,22 @@
               <w:rPr>
                 <w:rStyle w:val="Hyperlink"/>
                 <w:rFonts w:ascii="Arial" w:hAnsi="Arial" w:cs="Arial"/>
-                <w:sz w:val="18"/>
-                <w:szCs w:val="18"/>
-                <w:u w:val="none"/>
-              </w:rPr>
-            </w:pPr>
-            <w:r>
-              <w:rPr>
-                <w:rStyle w:val="Hyperlink"/>
-                <w:rFonts w:ascii="Arial" w:hAnsi="Arial" w:cs="Arial"/>
-                <w:sz w:val="18"/>
-                <w:szCs w:val="18"/>
-                <w:u w:val="none"/>
-              </w:rPr>
-              <w:t>Evaluation, ob das LLM-basierte Tool PILLAR Datenschutzbedrohungen automatisiert erkennen und priorisieren kann – im Vergleich zu manuellen Methoden.</w:t>
+                <w:color w:val="auto"/>
+                <w:sz w:val="18"/>
+                <w:szCs w:val="18"/>
+                <w:u w:val="none"/>
+              </w:rPr>
+            </w:pPr>
+            <w:r>
+              <w:rPr>
+                <w:rStyle w:val="Hyperlink"/>
+                <w:rFonts w:ascii="Arial" w:hAnsi="Arial" w:cs="Arial"/>
+                <w:color w:val="auto"/>
+                <w:sz w:val="18"/>
+                <w:szCs w:val="18"/>
+                <w:u w:val="none"/>
+              </w:rPr>
+              <w:t>Kann Teilautomatisierung Sicherheitsanalysen im Designstadium effizienter und zuverlässiger machen.</w:t>
             </w:r>
           </w:p>
         </w:tc>
@@ -4684,6 +3218,7 @@
               <w:rPr>
                 <w:rStyle w:val="Hyperlink"/>
                 <w:rFonts w:ascii="Arial" w:eastAsia="Times New Roman" w:hAnsi="Arial" w:cs="Arial"/>
+                <w:color w:val="auto"/>
                 <w:sz w:val="18"/>
                 <w:szCs w:val="18"/>
                 <w:u w:val="none"/>
@@ -4692,197 +3227,15 @@
             </w:pPr>
             <w:r>
               <w:rPr>
+                <w:rStyle w:val="Hyperlink"/>
                 <w:rFonts w:ascii="Arial" w:eastAsia="Times New Roman" w:hAnsi="Arial" w:cs="Arial"/>
-                <w:color w:val="0563C1" w:themeColor="hyperlink"/>
-                <w:sz w:val="18"/>
-                <w:szCs w:val="18"/>
+                <w:color w:val="auto"/>
+                <w:sz w:val="18"/>
+                <w:szCs w:val="18"/>
+                <w:u w:val="none"/>
                 <w:lang w:eastAsia="de-DE"/>
               </w:rPr>
-              <w:t xml:space="preserve">Automatische </w:t>
-            </w:r>
-            <w:r>
-              <w:rPr>
-                <w:rFonts w:ascii="Arial" w:eastAsia="Times New Roman" w:hAnsi="Arial" w:cs="Arial"/>
-                <w:b/>
-                <w:color w:val="0563C1" w:themeColor="hyperlink"/>
-                <w:sz w:val="18"/>
-                <w:szCs w:val="18"/>
-                <w:lang w:eastAsia="de-DE"/>
-              </w:rPr>
-              <w:t>DFD-Analyse</w:t>
-            </w:r>
-            <w:r>
-              <w:rPr>
-                <w:rFonts w:ascii="Arial" w:eastAsia="Times New Roman" w:hAnsi="Arial" w:cs="Arial"/>
-                <w:color w:val="0563C1" w:themeColor="hyperlink"/>
-                <w:sz w:val="18"/>
-                <w:szCs w:val="18"/>
-                <w:lang w:eastAsia="de-DE"/>
-              </w:rPr>
-              <w:t xml:space="preserve"> (</w:t>
-            </w:r>
-            <w:r>
-              <w:rPr>
-                <w:rFonts w:ascii="Arial" w:eastAsia="Times New Roman" w:hAnsi="Arial" w:cs="Arial"/>
-                <w:color w:val="0563C1" w:themeColor="hyperlink"/>
-                <w:sz w:val="18"/>
-                <w:szCs w:val="18"/>
-                <w:lang w:eastAsia="de-DE"/>
-              </w:rPr>
-              <w:t>Automatische Erkennung von Datenflüssen, Akteuren, Prozessen und Sicherheitsmaßnahmen</w:t>
-            </w:r>
-            <w:r>
-              <w:rPr>
-                <w:rFonts w:ascii="Arial" w:eastAsia="Times New Roman" w:hAnsi="Arial" w:cs="Arial"/>
-                <w:color w:val="0563C1" w:themeColor="hyperlink"/>
-                <w:sz w:val="18"/>
-                <w:szCs w:val="18"/>
-                <w:lang w:eastAsia="de-DE"/>
-              </w:rPr>
-              <w:t>)</w:t>
-            </w:r>
-            <w:r>
-              <w:rPr>
-                <w:rFonts w:ascii="Arial" w:eastAsia="Times New Roman" w:hAnsi="Arial" w:cs="Arial"/>
-                <w:color w:val="0563C1" w:themeColor="hyperlink"/>
-                <w:sz w:val="18"/>
-                <w:szCs w:val="18"/>
-                <w:lang w:eastAsia="de-DE"/>
-              </w:rPr>
-              <w:t xml:space="preserve">, Bedrohungserkennung via STRIDE, </w:t>
-            </w:r>
-            <w:r>
-              <w:rPr>
-                <w:rFonts w:ascii="Arial" w:eastAsia="Times New Roman" w:hAnsi="Arial" w:cs="Arial"/>
-                <w:b/>
-                <w:color w:val="0563C1" w:themeColor="hyperlink"/>
-                <w:sz w:val="18"/>
-                <w:szCs w:val="18"/>
-                <w:lang w:eastAsia="de-DE"/>
-              </w:rPr>
-              <w:t>Risikobewertung</w:t>
-            </w:r>
-            <w:r>
-              <w:rPr>
-                <w:rFonts w:ascii="Arial" w:eastAsia="Times New Roman" w:hAnsi="Arial" w:cs="Arial"/>
-                <w:color w:val="0563C1" w:themeColor="hyperlink"/>
-                <w:sz w:val="18"/>
-                <w:szCs w:val="18"/>
-                <w:lang w:eastAsia="de-DE"/>
-              </w:rPr>
-              <w:t xml:space="preserve"> (</w:t>
-            </w:r>
-            <w:r>
-              <w:rPr>
-                <w:rFonts w:ascii="Arial" w:eastAsia="Times New Roman" w:hAnsi="Arial" w:cs="Arial"/>
-                <w:color w:val="0563C1" w:themeColor="hyperlink"/>
-                <w:sz w:val="18"/>
-                <w:szCs w:val="18"/>
-                <w:lang w:eastAsia="de-DE"/>
-              </w:rPr>
-              <w:t>Bewertung jeder Bedrohung mit Risikoklassifizierung</w:t>
-            </w:r>
-            <w:r>
-              <w:rPr>
-                <w:rFonts w:ascii="Arial" w:eastAsia="Times New Roman" w:hAnsi="Arial" w:cs="Arial"/>
-                <w:color w:val="0563C1" w:themeColor="hyperlink"/>
-                <w:sz w:val="18"/>
-                <w:szCs w:val="18"/>
-                <w:lang w:eastAsia="de-DE"/>
-              </w:rPr>
-              <w:t>)</w:t>
-            </w:r>
-            <w:r>
-              <w:rPr>
-                <w:rFonts w:ascii="Arial" w:eastAsia="Times New Roman" w:hAnsi="Arial" w:cs="Arial"/>
-                <w:color w:val="0563C1" w:themeColor="hyperlink"/>
-                <w:sz w:val="18"/>
-                <w:szCs w:val="18"/>
-                <w:lang w:eastAsia="de-DE"/>
-              </w:rPr>
-              <w:t>, Integration von Standards (z. B.</w:t>
-            </w:r>
-            <w:r>
-              <w:rPr>
-                <w:rFonts w:ascii="Arial" w:eastAsia="Times New Roman" w:hAnsi="Arial" w:cs="Arial"/>
-                <w:color w:val="0563C1" w:themeColor="hyperlink"/>
-                <w:sz w:val="18"/>
-                <w:szCs w:val="18"/>
-                <w:lang w:eastAsia="de-DE"/>
-              </w:rPr>
-              <w:t xml:space="preserve"> Unterstützung von GDPR, NIST, ISO 27001</w:t>
-            </w:r>
-            <w:r>
-              <w:rPr>
-                <w:rFonts w:ascii="Arial" w:eastAsia="Times New Roman" w:hAnsi="Arial" w:cs="Arial"/>
-                <w:color w:val="0563C1" w:themeColor="hyperlink"/>
-                <w:sz w:val="18"/>
-                <w:szCs w:val="18"/>
-                <w:lang w:eastAsia="de-DE"/>
-              </w:rPr>
-              <w:t xml:space="preserve">), </w:t>
-            </w:r>
-            <w:r>
-              <w:rPr>
-                <w:rFonts w:ascii="Arial" w:eastAsia="Times New Roman" w:hAnsi="Arial" w:cs="Arial"/>
-                <w:b/>
-                <w:color w:val="0563C1" w:themeColor="hyperlink"/>
-                <w:sz w:val="18"/>
-                <w:szCs w:val="18"/>
-                <w:lang w:eastAsia="de-DE"/>
-              </w:rPr>
-              <w:t>maschinelles Lernen</w:t>
-            </w:r>
-            <w:r>
-              <w:rPr>
-                <w:rFonts w:ascii="Arial" w:eastAsia="Times New Roman" w:hAnsi="Arial" w:cs="Arial"/>
-                <w:b/>
-                <w:color w:val="0563C1" w:themeColor="hyperlink"/>
-                <w:sz w:val="18"/>
-                <w:szCs w:val="18"/>
-                <w:lang w:eastAsia="de-DE"/>
-              </w:rPr>
-              <w:t xml:space="preserve"> (</w:t>
-            </w:r>
-            <w:r>
-              <w:rPr>
-                <w:rFonts w:ascii="Arial" w:eastAsia="Times New Roman" w:hAnsi="Arial" w:cs="Arial"/>
-                <w:color w:val="0563C1" w:themeColor="hyperlink"/>
-                <w:sz w:val="18"/>
-                <w:szCs w:val="18"/>
-                <w:lang w:eastAsia="de-DE"/>
-              </w:rPr>
-              <w:t>Kontinuierliches Lernen aus neuen Sicherheitsvorfällen</w:t>
-            </w:r>
-            <w:r>
-              <w:rPr>
-                <w:rFonts w:ascii="Arial" w:eastAsia="Times New Roman" w:hAnsi="Arial" w:cs="Arial"/>
-                <w:color w:val="0563C1" w:themeColor="hyperlink"/>
-                <w:sz w:val="18"/>
-                <w:szCs w:val="18"/>
-                <w:lang w:eastAsia="de-DE"/>
-              </w:rPr>
-              <w:t>)</w:t>
-            </w:r>
-            <w:r>
-              <w:rPr>
-                <w:rFonts w:ascii="Arial" w:eastAsia="Times New Roman" w:hAnsi="Arial" w:cs="Arial"/>
-                <w:color w:val="0563C1" w:themeColor="hyperlink"/>
-                <w:sz w:val="18"/>
-                <w:szCs w:val="18"/>
-                <w:lang w:eastAsia="de-DE"/>
-              </w:rPr>
-              <w:t xml:space="preserve"> f</w:t>
-            </w:r>
-            <w:r>
-              <w:rPr>
-                <w:rFonts w:ascii="Arial" w:eastAsia="Times New Roman" w:hAnsi="Arial" w:cs="Arial"/>
-                <w:color w:val="0563C1" w:themeColor="hyperlink"/>
-                <w:sz w:val="18"/>
-                <w:szCs w:val="18"/>
-                <w:lang w:eastAsia="de-DE"/>
-              </w:rPr>
-              <w:t>ür kontinuierliche Verbesserung:</w:t>
+              <w:t>Einsatz von Modellabfragen zur Identifikation sicherheitskritischer Schwachstellen, z. B. unsichere Datenfreigabe in großen Softwaremodellen.</w:t>
             </w:r>
           </w:p>
         </w:tc>
@@ -4896,6 +3249,7 @@
               <w:rPr>
                 <w:rStyle w:val="Hyperlink"/>
                 <w:rFonts w:ascii="Arial" w:eastAsia="Times New Roman" w:hAnsi="Arial" w:cs="Arial"/>
+                <w:color w:val="auto"/>
                 <w:sz w:val="18"/>
                 <w:szCs w:val="18"/>
                 <w:u w:val="none"/>
@@ -4906,56 +3260,13 @@
               <w:rPr>
                 <w:rStyle w:val="Hyperlink"/>
                 <w:rFonts w:ascii="Arial" w:eastAsia="Times New Roman" w:hAnsi="Arial" w:cs="Arial"/>
+                <w:color w:val="auto"/>
                 <w:sz w:val="18"/>
                 <w:szCs w:val="18"/>
                 <w:u w:val="none"/>
                 <w:lang w:eastAsia="de-DE"/>
               </w:rPr>
-              <w:t>Falsch-Positive/-Negative</w:t>
-            </w:r>
-            <w:r>
-              <w:rPr>
-                <w:rStyle w:val="Hyperlink"/>
-                <w:rFonts w:ascii="Arial" w:eastAsia="Times New Roman" w:hAnsi="Arial" w:cs="Arial"/>
-                <w:sz w:val="18"/>
-                <w:szCs w:val="18"/>
-                <w:u w:val="none"/>
-                <w:lang w:eastAsia="de-DE"/>
-              </w:rPr>
-              <w:t xml:space="preserve"> (</w:t>
-            </w:r>
-            <w:r>
-              <w:rPr>
-                <w:rStyle w:val="Hyperlink"/>
-                <w:rFonts w:ascii="Arial" w:eastAsia="Times New Roman" w:hAnsi="Arial" w:cs="Arial"/>
-                <w:sz w:val="18"/>
-                <w:szCs w:val="18"/>
-                <w:u w:val="none"/>
-                <w:lang w:eastAsia="de-DE"/>
-              </w:rPr>
-              <w:t>Relevante Bedrohungen werden übersehen oder harmloses Verhalten als Gefahr eingestuft</w:t>
-            </w:r>
-            <w:r>
-              <w:rPr>
-                <w:rStyle w:val="Hyperlink"/>
-                <w:rFonts w:ascii="Arial" w:eastAsia="Times New Roman" w:hAnsi="Arial" w:cs="Arial"/>
-                <w:sz w:val="18"/>
-                <w:szCs w:val="18"/>
-                <w:u w:val="none"/>
-                <w:lang w:eastAsia="de-DE"/>
-              </w:rPr>
-              <w:t>)</w:t>
-            </w:r>
-            <w:r>
-              <w:rPr>
-                <w:rStyle w:val="Hyperlink"/>
-                <w:rFonts w:ascii="Arial" w:eastAsia="Times New Roman" w:hAnsi="Arial" w:cs="Arial"/>
-                <w:sz w:val="18"/>
-                <w:szCs w:val="18"/>
-                <w:u w:val="none"/>
-                <w:lang w:eastAsia="de-DE"/>
-              </w:rPr>
-              <w:t>, begrenztes Kontextverständnis, fehlende Nachvollziehbarkeit, Datenschutzrisiken und teils unpassende Sicherheitsvorschläge.</w:t>
+              <w:t>Vollständige Automatisierung ist nicht möglich, aber gezielte Unterstützung durch automatisierte Hinweise auf Schwachstellen ist realistisch.</w:t>
             </w:r>
           </w:p>
         </w:tc>
@@ -4978,23 +3289,25 @@
                 <w:rStyle w:val="Hyperlink"/>
                 <w:rFonts w:ascii="Arial" w:hAnsi="Arial" w:cs="Arial"/>
                 <w:bCs w:val="0"/>
-                <w:sz w:val="18"/>
-                <w:szCs w:val="18"/>
-                <w:u w:val="none"/>
-                <w:lang w:val="en-GB"/>
-              </w:rPr>
-            </w:pPr>
-            <w:r>
-              <w:rPr>
-                <w:rStyle w:val="Hyperlink"/>
-                <w:rFonts w:ascii="Arial" w:hAnsi="Arial" w:cs="Arial"/>
-                <w:bCs w:val="0"/>
-                <w:sz w:val="18"/>
-                <w:szCs w:val="18"/>
-                <w:u w:val="none"/>
-                <w:lang w:val="en-GB"/>
-              </w:rPr>
-              <w:t xml:space="preserve">THREATMODELING-LLM: Automating Threat </w:t>
+                <w:color w:val="auto"/>
+                <w:sz w:val="18"/>
+                <w:szCs w:val="18"/>
+                <w:u w:val="none"/>
+                <w:lang w:val="en-GB"/>
+              </w:rPr>
+            </w:pPr>
+            <w:r>
+              <w:rPr>
+                <w:rStyle w:val="Hyperlink"/>
+                <w:rFonts w:ascii="Arial" w:hAnsi="Arial" w:cs="Arial"/>
+                <w:bCs w:val="0"/>
+                <w:color w:val="auto"/>
+                <w:sz w:val="18"/>
+                <w:szCs w:val="18"/>
+                <w:u w:val="none"/>
+                <w:lang w:val="en-GB"/>
+              </w:rPr>
+              <w:t xml:space="preserve">A descriptive study of Microsoft’s threat </w:t>
             </w:r>
             <w:proofErr w:type="spellStart"/>
             <w:r>
@@ -5002,12 +3315,13 @@
                 <w:rStyle w:val="Hyperlink"/>
                 <w:rFonts w:ascii="Arial" w:hAnsi="Arial" w:cs="Arial"/>
                 <w:bCs w:val="0"/>
-                <w:sz w:val="18"/>
-                <w:szCs w:val="18"/>
-                <w:u w:val="none"/>
-                <w:lang w:val="en-GB"/>
-              </w:rPr>
-              <w:t>Modeling</w:t>
+                <w:color w:val="auto"/>
+                <w:sz w:val="18"/>
+                <w:szCs w:val="18"/>
+                <w:u w:val="none"/>
+                <w:lang w:val="en-GB"/>
+              </w:rPr>
+              <w:t>modeling</w:t>
             </w:r>
             <w:proofErr w:type="spellEnd"/>
             <w:r>
@@ -5015,13 +3329,138 @@
                 <w:rStyle w:val="Hyperlink"/>
                 <w:rFonts w:ascii="Arial" w:hAnsi="Arial" w:cs="Arial"/>
                 <w:bCs w:val="0"/>
-                <w:sz w:val="18"/>
-                <w:szCs w:val="18"/>
-                <w:u w:val="none"/>
-                <w:lang w:val="en-GB"/>
-              </w:rPr>
-              <w:t xml:space="preserve"> using Large Language Models for Banking System</w:t>
-            </w:r>
+                <w:color w:val="auto"/>
+                <w:sz w:val="18"/>
+                <w:szCs w:val="18"/>
+                <w:u w:val="none"/>
+                <w:lang w:val="en-GB"/>
+              </w:rPr>
+              <w:t xml:space="preserve"> technique</w:t>
+            </w:r>
+          </w:p>
+          <w:p>
+            <w:pPr>
+              <w:pStyle w:val="paragraph"/>
+              <w:spacing w:after="0"/>
+              <w:textAlignment w:val="baseline"/>
+              <w:rPr>
+                <w:rStyle w:val="Hyperlink"/>
+                <w:rFonts w:ascii="Arial" w:hAnsi="Arial" w:cs="Arial"/>
+                <w:color w:val="auto"/>
+                <w:sz w:val="18"/>
+                <w:szCs w:val="18"/>
+                <w:u w:val="none"/>
+                <w:lang w:val="en-GB"/>
+              </w:rPr>
+            </w:pPr>
+            <w:r>
+              <w:rPr>
+                <w:rStyle w:val="Hyperlink"/>
+                <w:rFonts w:ascii="Arial" w:hAnsi="Arial" w:cs="Arial"/>
+                <w:b w:val="0"/>
+                <w:bCs w:val="0"/>
+                <w:color w:val="auto"/>
+                <w:sz w:val="18"/>
+                <w:szCs w:val="18"/>
+                <w:u w:val="none"/>
+                <w:lang w:val="en-GB"/>
+              </w:rPr>
+              <w:t xml:space="preserve">Riccardo </w:t>
+            </w:r>
+            <w:proofErr w:type="spellStart"/>
+            <w:r>
+              <w:rPr>
+                <w:rStyle w:val="Hyperlink"/>
+                <w:rFonts w:ascii="Arial" w:hAnsi="Arial" w:cs="Arial"/>
+                <w:b w:val="0"/>
+                <w:bCs w:val="0"/>
+                <w:color w:val="auto"/>
+                <w:sz w:val="18"/>
+                <w:szCs w:val="18"/>
+                <w:u w:val="none"/>
+                <w:lang w:val="en-GB"/>
+              </w:rPr>
+              <w:t>Scandariato</w:t>
+            </w:r>
+            <w:proofErr w:type="spellEnd"/>
+            <w:r>
+              <w:rPr>
+                <w:rStyle w:val="Hyperlink"/>
+                <w:rFonts w:ascii="Arial" w:hAnsi="Arial" w:cs="Arial"/>
+                <w:color w:val="auto"/>
+                <w:sz w:val="18"/>
+                <w:szCs w:val="18"/>
+                <w:u w:val="none"/>
+                <w:lang w:val="en-GB"/>
+              </w:rPr>
+              <w:t xml:space="preserve">,  Kim </w:t>
+            </w:r>
+            <w:proofErr w:type="spellStart"/>
+            <w:r>
+              <w:rPr>
+                <w:rStyle w:val="Hyperlink"/>
+                <w:rFonts w:ascii="Arial" w:hAnsi="Arial" w:cs="Arial"/>
+                <w:color w:val="auto"/>
+                <w:sz w:val="18"/>
+                <w:szCs w:val="18"/>
+                <w:u w:val="none"/>
+                <w:lang w:val="en-GB"/>
+              </w:rPr>
+              <w:t>Wuyts</w:t>
+            </w:r>
+            <w:proofErr w:type="spellEnd"/>
+            <w:r>
+              <w:rPr>
+                <w:rStyle w:val="Hyperlink"/>
+                <w:rFonts w:ascii="Arial" w:hAnsi="Arial" w:cs="Arial"/>
+                <w:color w:val="auto"/>
+                <w:sz w:val="18"/>
+                <w:szCs w:val="18"/>
+                <w:u w:val="none"/>
+                <w:lang w:val="en-GB"/>
+              </w:rPr>
+              <w:t xml:space="preserve">, </w:t>
+            </w:r>
+            <w:proofErr w:type="spellStart"/>
+            <w:r>
+              <w:rPr>
+                <w:rStyle w:val="Hyperlink"/>
+                <w:rFonts w:ascii="Arial" w:hAnsi="Arial" w:cs="Arial"/>
+                <w:color w:val="auto"/>
+                <w:sz w:val="18"/>
+                <w:szCs w:val="18"/>
+                <w:u w:val="none"/>
+                <w:lang w:val="en-GB"/>
+              </w:rPr>
+              <w:t>Wouter</w:t>
+            </w:r>
+            <w:proofErr w:type="spellEnd"/>
+            <w:r>
+              <w:rPr>
+                <w:rStyle w:val="Hyperlink"/>
+                <w:rFonts w:ascii="Arial" w:hAnsi="Arial" w:cs="Arial"/>
+                <w:color w:val="auto"/>
+                <w:sz w:val="18"/>
+                <w:szCs w:val="18"/>
+                <w:u w:val="none"/>
+                <w:lang w:val="en-GB"/>
+              </w:rPr>
+              <w:t xml:space="preserve"> </w:t>
+            </w:r>
+            <w:proofErr w:type="spellStart"/>
+            <w:r>
+              <w:rPr>
+                <w:rStyle w:val="Hyperlink"/>
+                <w:rFonts w:ascii="Arial" w:hAnsi="Arial" w:cs="Arial"/>
+                <w:color w:val="auto"/>
+                <w:sz w:val="18"/>
+                <w:szCs w:val="18"/>
+                <w:u w:val="none"/>
+                <w:lang w:val="en-GB"/>
+              </w:rPr>
+              <w:t>Joosen</w:t>
+            </w:r>
+            <w:proofErr w:type="spellEnd"/>
           </w:p>
           <w:p>
             <w:pPr>
@@ -5033,139 +3472,13 @@
                 <w:rFonts w:ascii="Arial" w:hAnsi="Arial" w:cs="Arial"/>
                 <w:b w:val="0"/>
                 <w:bCs w:val="0"/>
-                <w:sz w:val="18"/>
-                <w:szCs w:val="18"/>
-                <w:u w:val="none"/>
-                <w:lang w:val="en-GB"/>
-              </w:rPr>
-            </w:pPr>
-            <w:proofErr w:type="spellStart"/>
-            <w:r>
-              <w:rPr>
-                <w:rStyle w:val="Hyperlink"/>
-                <w:rFonts w:ascii="Arial" w:hAnsi="Arial" w:cs="Arial"/>
-                <w:b w:val="0"/>
-                <w:bCs w:val="0"/>
-                <w:sz w:val="18"/>
-                <w:szCs w:val="18"/>
-                <w:u w:val="none"/>
-                <w:lang w:val="en-GB"/>
-              </w:rPr>
-              <w:t>Shuiqiao</w:t>
-            </w:r>
-            <w:proofErr w:type="spellEnd"/>
-            <w:r>
-              <w:rPr>
-                <w:rStyle w:val="Hyperlink"/>
-                <w:rFonts w:ascii="Arial" w:hAnsi="Arial" w:cs="Arial"/>
-                <w:b w:val="0"/>
-                <w:bCs w:val="0"/>
-                <w:sz w:val="18"/>
-                <w:szCs w:val="18"/>
-                <w:u w:val="none"/>
-                <w:lang w:val="en-GB"/>
-              </w:rPr>
-              <w:t xml:space="preserve"> Yang, </w:t>
-            </w:r>
-            <w:proofErr w:type="spellStart"/>
-            <w:r>
-              <w:rPr>
-                <w:rStyle w:val="Hyperlink"/>
-                <w:rFonts w:ascii="Arial" w:hAnsi="Arial" w:cs="Arial"/>
-                <w:b w:val="0"/>
-                <w:bCs w:val="0"/>
-                <w:sz w:val="18"/>
-                <w:szCs w:val="18"/>
-                <w:u w:val="none"/>
-                <w:lang w:val="en-GB"/>
-              </w:rPr>
-              <w:t>Tingmin</w:t>
-            </w:r>
-            <w:proofErr w:type="spellEnd"/>
-            <w:r>
-              <w:rPr>
-                <w:rStyle w:val="Hyperlink"/>
-                <w:rFonts w:ascii="Arial" w:hAnsi="Arial" w:cs="Arial"/>
-                <w:b w:val="0"/>
-                <w:bCs w:val="0"/>
-                <w:sz w:val="18"/>
-                <w:szCs w:val="18"/>
-                <w:u w:val="none"/>
-                <w:lang w:val="en-GB"/>
-              </w:rPr>
-              <w:t xml:space="preserve"> Wu, </w:t>
-            </w:r>
-            <w:proofErr w:type="spellStart"/>
-            <w:r>
-              <w:rPr>
-                <w:rStyle w:val="Hyperlink"/>
-                <w:rFonts w:ascii="Arial" w:hAnsi="Arial" w:cs="Arial"/>
-                <w:b w:val="0"/>
-                <w:bCs w:val="0"/>
-                <w:sz w:val="18"/>
-                <w:szCs w:val="18"/>
-                <w:u w:val="none"/>
-                <w:lang w:val="en-GB"/>
-              </w:rPr>
-              <w:t>Shigang</w:t>
-            </w:r>
-            <w:proofErr w:type="spellEnd"/>
-            <w:r>
-              <w:rPr>
-                <w:rStyle w:val="Hyperlink"/>
-                <w:rFonts w:ascii="Arial" w:hAnsi="Arial" w:cs="Arial"/>
-                <w:b w:val="0"/>
-                <w:bCs w:val="0"/>
-                <w:sz w:val="18"/>
-                <w:szCs w:val="18"/>
-                <w:u w:val="none"/>
-                <w:lang w:val="en-GB"/>
-              </w:rPr>
-              <w:t xml:space="preserve"> Liu, David Nguyen, </w:t>
-            </w:r>
-            <w:proofErr w:type="spellStart"/>
-            <w:r>
-              <w:rPr>
-                <w:rStyle w:val="Hyperlink"/>
-                <w:rFonts w:ascii="Arial" w:hAnsi="Arial" w:cs="Arial"/>
-                <w:b w:val="0"/>
-                <w:bCs w:val="0"/>
-                <w:sz w:val="18"/>
-                <w:szCs w:val="18"/>
-                <w:u w:val="none"/>
-                <w:lang w:val="en-GB"/>
-              </w:rPr>
-              <w:t>Seung</w:t>
-            </w:r>
-            <w:proofErr w:type="spellEnd"/>
-            <w:r>
-              <w:rPr>
-                <w:rStyle w:val="Hyperlink"/>
-                <w:rFonts w:ascii="Arial" w:hAnsi="Arial" w:cs="Arial"/>
-                <w:b w:val="0"/>
-                <w:bCs w:val="0"/>
-                <w:sz w:val="18"/>
-                <w:szCs w:val="18"/>
-                <w:u w:val="none"/>
-                <w:lang w:val="en-GB"/>
-              </w:rPr>
-              <w:t xml:space="preserve"> Jang, A. </w:t>
-            </w:r>
-            <w:proofErr w:type="spellStart"/>
-            <w:r>
-              <w:rPr>
-                <w:rStyle w:val="Hyperlink"/>
-                <w:rFonts w:ascii="Arial" w:hAnsi="Arial" w:cs="Arial"/>
-                <w:b w:val="0"/>
-                <w:bCs w:val="0"/>
-                <w:sz w:val="18"/>
-                <w:szCs w:val="18"/>
-                <w:u w:val="none"/>
-                <w:lang w:val="en-GB"/>
-              </w:rPr>
-              <w:t>Abuadbba</w:t>
-            </w:r>
-            <w:proofErr w:type="spellEnd"/>
+                <w:color w:val="auto"/>
+                <w:sz w:val="18"/>
+                <w:szCs w:val="18"/>
+                <w:u w:val="none"/>
+                <w:lang w:val="en-GB"/>
+              </w:rPr>
+            </w:pPr>
           </w:p>
         </w:tc>
         <w:tc>
@@ -5175,36 +3488,68 @@
           <w:p>
             <w:pPr>
               <w:pStyle w:val="paragraph"/>
-              <w:spacing w:before="0" w:beforeAutospacing="0" w:after="0" w:afterAutospacing="0"/>
+              <w:spacing w:after="0"/>
               <w:textAlignment w:val="baseline"/>
               <w:cnfStyle w:val="000000100000" w:firstRow="0" w:lastRow="0" w:firstColumn="0" w:lastColumn="0" w:oddVBand="0" w:evenVBand="0" w:oddHBand="1" w:evenHBand="0" w:firstRowFirstColumn="0" w:firstRowLastColumn="0" w:lastRowFirstColumn="0" w:lastRowLastColumn="0"/>
               <w:rPr>
                 <w:rStyle w:val="Hyperlink"/>
                 <w:rFonts w:ascii="Arial" w:hAnsi="Arial" w:cs="Arial"/>
-                <w:sz w:val="18"/>
-                <w:szCs w:val="18"/>
-                <w:u w:val="none"/>
-              </w:rPr>
-            </w:pPr>
-            <w:r>
-              <w:rPr>
-                <w:rStyle w:val="Hyperlink"/>
-                <w:rFonts w:ascii="Arial" w:hAnsi="Arial" w:cs="Arial"/>
-                <w:sz w:val="18"/>
-                <w:szCs w:val="18"/>
-                <w:u w:val="none"/>
-              </w:rPr>
-              <w:t>2</w:t>
-            </w:r>
-            <w:r>
-              <w:rPr>
-                <w:rStyle w:val="Hyperlink"/>
-                <w:rFonts w:ascii="Arial" w:hAnsi="Arial" w:cs="Arial"/>
-                <w:sz w:val="18"/>
-                <w:szCs w:val="18"/>
-                <w:u w:val="none"/>
-              </w:rPr>
-              <w:t>6. November 2024, arXiv.org</w:t>
+                <w:color w:val="auto"/>
+                <w:sz w:val="18"/>
+                <w:szCs w:val="18"/>
+                <w:u w:val="none"/>
+                <w:lang w:val="en-GB"/>
+              </w:rPr>
+            </w:pPr>
+            <w:r>
+              <w:rPr>
+                <w:rStyle w:val="Hyperlink"/>
+                <w:rFonts w:ascii="Arial" w:hAnsi="Arial" w:cs="Arial"/>
+                <w:color w:val="auto"/>
+                <w:sz w:val="18"/>
+                <w:szCs w:val="18"/>
+                <w:u w:val="none"/>
+                <w:lang w:val="en-GB"/>
+              </w:rPr>
+              <w:t xml:space="preserve">1 </w:t>
+            </w:r>
+            <w:proofErr w:type="spellStart"/>
+            <w:r>
+              <w:rPr>
+                <w:rStyle w:val="Hyperlink"/>
+                <w:rFonts w:ascii="Arial" w:hAnsi="Arial" w:cs="Arial"/>
+                <w:color w:val="auto"/>
+                <w:sz w:val="18"/>
+                <w:szCs w:val="18"/>
+                <w:u w:val="none"/>
+                <w:lang w:val="en-GB"/>
+              </w:rPr>
+              <w:t>Juni</w:t>
+            </w:r>
+            <w:proofErr w:type="spellEnd"/>
+            <w:r>
+              <w:rPr>
+                <w:rStyle w:val="Hyperlink"/>
+                <w:rFonts w:ascii="Arial" w:hAnsi="Arial" w:cs="Arial"/>
+                <w:color w:val="auto"/>
+                <w:sz w:val="18"/>
+                <w:szCs w:val="18"/>
+                <w:u w:val="none"/>
+                <w:lang w:val="en-GB"/>
+              </w:rPr>
+              <w:t xml:space="preserve"> </w:t>
+            </w:r>
+            <w:r>
+              <w:rPr>
+                <w:rStyle w:val="Hyperlink"/>
+                <w:rFonts w:ascii="Arial" w:hAnsi="Arial" w:cs="Arial"/>
+                <w:color w:val="auto"/>
+                <w:sz w:val="18"/>
+                <w:szCs w:val="18"/>
+                <w:u w:val="none"/>
+                <w:lang w:val="en-GB"/>
+              </w:rPr>
+              <w:t>2015</w:t>
             </w:r>
           </w:p>
         </w:tc>
@@ -5215,27 +3560,45 @@
           <w:p>
             <w:pPr>
               <w:pStyle w:val="paragraph"/>
+              <w:spacing w:after="0"/>
+              <w:textAlignment w:val="baseline"/>
+              <w:cnfStyle w:val="000000100000" w:firstRow="0" w:lastRow="0" w:firstColumn="0" w:lastColumn="0" w:oddVBand="0" w:evenVBand="0" w:oddHBand="1" w:evenHBand="0" w:firstRowFirstColumn="0" w:firstRowLastColumn="0" w:lastRowFirstColumn="0" w:lastRowLastColumn="0"/>
+              <w:rPr>
+                <w:rStyle w:val="Hyperlink"/>
+                <w:rFonts w:ascii="Arial" w:hAnsi="Arial" w:cs="Arial"/>
+                <w:color w:val="auto"/>
+                <w:sz w:val="18"/>
+                <w:szCs w:val="18"/>
+                <w:u w:val="none"/>
+              </w:rPr>
+            </w:pPr>
+            <w:r>
+              <w:rPr>
+                <w:rStyle w:val="Hyperlink"/>
+                <w:rFonts w:ascii="Arial" w:hAnsi="Arial" w:cs="Arial"/>
+                <w:color w:val="auto"/>
+                <w:sz w:val="18"/>
+                <w:szCs w:val="18"/>
+                <w:u w:val="none"/>
+              </w:rPr>
+              <w:t>Evaluation von Effektivität, Präzision, Recall und Produktivität bei Verwendung von STRIDE. [1]</w:t>
+            </w:r>
+          </w:p>
+          <w:p>
+            <w:pPr>
+              <w:pStyle w:val="paragraph"/>
               <w:spacing w:before="0" w:beforeAutospacing="0" w:after="0" w:afterAutospacing="0"/>
               <w:textAlignment w:val="baseline"/>
               <w:cnfStyle w:val="000000100000" w:firstRow="0" w:lastRow="0" w:firstColumn="0" w:lastColumn="0" w:oddVBand="0" w:evenVBand="0" w:oddHBand="1" w:evenHBand="0" w:firstRowFirstColumn="0" w:firstRowLastColumn="0" w:lastRowFirstColumn="0" w:lastRowLastColumn="0"/>
               <w:rPr>
                 <w:rStyle w:val="Hyperlink"/>
                 <w:rFonts w:ascii="Arial" w:hAnsi="Arial" w:cs="Arial"/>
-                <w:sz w:val="18"/>
-                <w:szCs w:val="18"/>
-                <w:u w:val="none"/>
-              </w:rPr>
-            </w:pPr>
-            <w:r>
-              <w:rPr>
-                <w:rStyle w:val="Hyperlink"/>
-                <w:rFonts w:ascii="Arial" w:hAnsi="Arial" w:cs="Arial"/>
-                <w:sz w:val="18"/>
-                <w:szCs w:val="18"/>
-                <w:u w:val="none"/>
-              </w:rPr>
-              <w:t>Wie effektiv sind LLMs zur automatisierten Erstellung, Analyse und Pflege von Bedrohungsmodellen – mit Fokus auf Effizienzsteigerung und Aufwandreduktion.</w:t>
-            </w:r>
+                <w:color w:val="auto"/>
+                <w:sz w:val="18"/>
+                <w:szCs w:val="18"/>
+                <w:u w:val="none"/>
+              </w:rPr>
+            </w:pPr>
           </w:p>
         </w:tc>
         <w:tc>
@@ -5244,184 +3607,194 @@
           </w:tcPr>
           <w:p>
             <w:pPr>
-              <w:pStyle w:val="paragraph"/>
-              <w:spacing w:before="0" w:beforeAutospacing="0" w:after="0" w:afterAutospacing="0"/>
-              <w:textAlignment w:val="baseline"/>
               <w:cnfStyle w:val="000000100000" w:firstRow="0" w:lastRow="0" w:firstColumn="0" w:lastColumn="0" w:oddVBand="0" w:evenVBand="0" w:oddHBand="1" w:evenHBand="0" w:firstRowFirstColumn="0" w:firstRowLastColumn="0" w:lastRowFirstColumn="0" w:lastRowLastColumn="0"/>
               <w:rPr>
-                <w:rFonts w:ascii="Arial" w:hAnsi="Arial" w:cs="Arial"/>
-                <w:color w:val="0563C1" w:themeColor="hyperlink"/>
-                <w:sz w:val="18"/>
-                <w:szCs w:val="18"/>
-              </w:rPr>
-            </w:pPr>
-            <w:r>
-              <w:rPr>
-                <w:rFonts w:ascii="Arial" w:hAnsi="Arial" w:cs="Arial"/>
-                <w:b/>
-                <w:bCs/>
-                <w:color w:val="0563C1" w:themeColor="hyperlink"/>
-                <w:sz w:val="18"/>
-                <w:szCs w:val="18"/>
-              </w:rPr>
-              <w:t>Automatisierte Erstellung von DFDs:</w:t>
-            </w:r>
-            <w:r>
-              <w:rPr>
-                <w:rFonts w:ascii="Arial" w:hAnsi="Arial" w:cs="Arial"/>
-                <w:color w:val="0563C1" w:themeColor="hyperlink"/>
-                <w:sz w:val="18"/>
-                <w:szCs w:val="18"/>
-              </w:rPr>
-              <w:br/>
-              <w:t>LLMs analysieren Systemdokumentationen und Quellcode, um automatisch Datenflussdiagramme zu generieren.</w:t>
-            </w:r>
-          </w:p>
-          <w:p>
-            <w:pPr>
-              <w:pStyle w:val="paragraph"/>
-              <w:spacing w:before="0" w:beforeAutospacing="0" w:after="0" w:afterAutospacing="0"/>
-              <w:textAlignment w:val="baseline"/>
+                <w:rStyle w:val="Hyperlink"/>
+                <w:rFonts w:ascii="Arial" w:eastAsia="Times New Roman" w:hAnsi="Arial" w:cs="Arial"/>
+                <w:color w:val="auto"/>
+                <w:sz w:val="18"/>
+                <w:szCs w:val="18"/>
+                <w:u w:val="none"/>
+                <w:lang w:eastAsia="de-DE"/>
+              </w:rPr>
+            </w:pPr>
+            <w:r>
+              <w:rPr>
+                <w:rStyle w:val="Hyperlink"/>
+                <w:rFonts w:ascii="Arial" w:eastAsia="Times New Roman" w:hAnsi="Arial" w:cs="Arial"/>
+                <w:color w:val="auto"/>
+                <w:sz w:val="18"/>
+                <w:szCs w:val="18"/>
+                <w:u w:val="none"/>
+                <w:lang w:eastAsia="de-DE"/>
+              </w:rPr>
+              <w:t xml:space="preserve">Eine </w:t>
+            </w:r>
+            <w:r>
+              <w:rPr>
+                <w:rStyle w:val="Hyperlink"/>
+                <w:rFonts w:ascii="Arial" w:eastAsia="Times New Roman" w:hAnsi="Arial" w:cs="Arial"/>
+                <w:color w:val="auto"/>
+                <w:sz w:val="18"/>
+                <w:szCs w:val="18"/>
+                <w:u w:val="none"/>
+                <w:lang w:eastAsia="de-DE"/>
+              </w:rPr>
+              <w:t>deskriptives (beschreibendes) Erststudium zur Effektivität von STRIDE</w:t>
+            </w:r>
+            <w:r>
+              <w:rPr>
+                <w:rStyle w:val="Hyperlink"/>
+                <w:rFonts w:ascii="Arial" w:eastAsia="Times New Roman" w:hAnsi="Arial" w:cs="Arial"/>
+                <w:color w:val="auto"/>
+                <w:sz w:val="18"/>
+                <w:szCs w:val="18"/>
+                <w:u w:val="none"/>
+                <w:lang w:eastAsia="de-DE"/>
+              </w:rPr>
+              <w:t xml:space="preserve"> die über drei Jahre hinweg läuft</w:t>
+            </w:r>
+            <w:r>
+              <w:rPr>
+                <w:rStyle w:val="Hyperlink"/>
+                <w:rFonts w:ascii="Arial" w:eastAsia="Times New Roman" w:hAnsi="Arial" w:cs="Arial"/>
+                <w:color w:val="auto"/>
+                <w:sz w:val="18"/>
+                <w:szCs w:val="18"/>
+                <w:u w:val="none"/>
+                <w:lang w:eastAsia="de-DE"/>
+              </w:rPr>
+              <w:t>.</w:t>
+            </w:r>
+          </w:p>
+          <w:p>
+            <w:pPr>
               <w:cnfStyle w:val="000000100000" w:firstRow="0" w:lastRow="0" w:firstColumn="0" w:lastColumn="0" w:oddVBand="0" w:evenVBand="0" w:oddHBand="1" w:evenHBand="0" w:firstRowFirstColumn="0" w:firstRowLastColumn="0" w:lastRowFirstColumn="0" w:lastRowLastColumn="0"/>
               <w:rPr>
-                <w:rFonts w:ascii="Arial" w:hAnsi="Arial" w:cs="Arial"/>
-                <w:color w:val="0563C1" w:themeColor="hyperlink"/>
-                <w:sz w:val="18"/>
-                <w:szCs w:val="18"/>
-              </w:rPr>
-            </w:pPr>
-            <w:r>
-              <w:rPr>
-                <w:rFonts w:ascii="Arial" w:hAnsi="Arial" w:cs="Arial"/>
-                <w:b/>
-                <w:bCs/>
-                <w:color w:val="0563C1" w:themeColor="hyperlink"/>
-                <w:sz w:val="18"/>
-                <w:szCs w:val="18"/>
-              </w:rPr>
-              <w:t xml:space="preserve">Analyse </w:t>
-            </w:r>
-            <w:r>
-              <w:rPr>
-                <w:rFonts w:ascii="Arial" w:hAnsi="Arial" w:cs="Arial"/>
-                <w:b/>
-                <w:bCs/>
-                <w:color w:val="0563C1" w:themeColor="hyperlink"/>
-                <w:sz w:val="18"/>
-                <w:szCs w:val="18"/>
-              </w:rPr>
-              <w:t xml:space="preserve">von </w:t>
-            </w:r>
-            <w:r>
-              <w:rPr>
-                <w:rFonts w:ascii="Arial" w:hAnsi="Arial" w:cs="Arial"/>
-                <w:b/>
-                <w:bCs/>
-                <w:color w:val="0563C1" w:themeColor="hyperlink"/>
-                <w:sz w:val="18"/>
-                <w:szCs w:val="18"/>
-              </w:rPr>
-              <w:t>DFDs:</w:t>
-            </w:r>
-          </w:p>
-          <w:p>
-            <w:pPr>
-              <w:pStyle w:val="paragraph"/>
-              <w:spacing w:before="0" w:beforeAutospacing="0" w:after="0" w:afterAutospacing="0"/>
-              <w:textAlignment w:val="baseline"/>
+                <w:rStyle w:val="Hyperlink"/>
+                <w:rFonts w:ascii="Arial" w:eastAsia="Times New Roman" w:hAnsi="Arial" w:cs="Arial"/>
+                <w:color w:val="auto"/>
+                <w:sz w:val="18"/>
+                <w:szCs w:val="18"/>
+                <w:u w:val="none"/>
+                <w:lang w:eastAsia="de-DE"/>
+              </w:rPr>
+            </w:pPr>
+            <w:r>
+              <w:rPr>
+                <w:rStyle w:val="Hyperlink"/>
+                <w:rFonts w:ascii="Arial" w:eastAsia="Times New Roman" w:hAnsi="Arial" w:cs="Arial"/>
+                <w:color w:val="auto"/>
+                <w:sz w:val="18"/>
+                <w:szCs w:val="18"/>
+                <w:u w:val="none"/>
+                <w:lang w:eastAsia="de-DE"/>
+              </w:rPr>
+              <w:t>57 Informatik-Masterstudierende führten STRIDE-basierte Bedrohungsanalysen eines verteilten Systems durch. Dokumentation von Annahmen, Aufwand und Schwierigkeit.</w:t>
+            </w:r>
+          </w:p>
+          <w:p>
+            <w:pPr>
               <w:cnfStyle w:val="000000100000" w:firstRow="0" w:lastRow="0" w:firstColumn="0" w:lastColumn="0" w:oddVBand="0" w:evenVBand="0" w:oddHBand="1" w:evenHBand="0" w:firstRowFirstColumn="0" w:firstRowLastColumn="0" w:lastRowFirstColumn="0" w:lastRowLastColumn="0"/>
               <w:rPr>
-                <w:rFonts w:ascii="Arial" w:hAnsi="Arial" w:cs="Arial"/>
-                <w:color w:val="0563C1" w:themeColor="hyperlink"/>
-                <w:sz w:val="18"/>
-                <w:szCs w:val="18"/>
-              </w:rPr>
-            </w:pPr>
-            <w:r>
-              <w:rPr>
-                <w:rFonts w:ascii="Arial" w:hAnsi="Arial" w:cs="Arial"/>
-                <w:color w:val="0563C1" w:themeColor="hyperlink"/>
-                <w:sz w:val="18"/>
-                <w:szCs w:val="18"/>
-              </w:rPr>
-              <w:t>LLMs</w:t>
-            </w:r>
-            <w:r>
-              <w:rPr>
-                <w:rFonts w:ascii="Arial" w:hAnsi="Arial" w:cs="Arial"/>
-                <w:color w:val="0563C1" w:themeColor="hyperlink"/>
-                <w:sz w:val="18"/>
-                <w:szCs w:val="18"/>
-              </w:rPr>
-              <w:t xml:space="preserve"> identifiziert </w:t>
-            </w:r>
-            <w:r>
-              <w:rPr>
-                <w:rFonts w:ascii="Arial" w:hAnsi="Arial" w:cs="Arial"/>
-                <w:color w:val="0563C1" w:themeColor="hyperlink"/>
-                <w:sz w:val="18"/>
-                <w:szCs w:val="18"/>
-              </w:rPr>
-              <w:t>potenzieller Angriffsvektoren.</w:t>
-            </w:r>
-          </w:p>
-          <w:p>
-            <w:pPr>
-              <w:pStyle w:val="paragraph"/>
-              <w:spacing w:before="0" w:beforeAutospacing="0" w:after="0" w:afterAutospacing="0"/>
-              <w:textAlignment w:val="baseline"/>
+                <w:rStyle w:val="Hyperlink"/>
+                <w:rFonts w:ascii="Arial" w:eastAsia="Times New Roman" w:hAnsi="Arial" w:cs="Arial"/>
+                <w:color w:val="auto"/>
+                <w:sz w:val="18"/>
+                <w:szCs w:val="18"/>
+                <w:u w:val="none"/>
+                <w:lang w:eastAsia="de-DE"/>
+              </w:rPr>
+            </w:pPr>
+          </w:p>
+          <w:p>
+            <w:pPr>
               <w:cnfStyle w:val="000000100000" w:firstRow="0" w:lastRow="0" w:firstColumn="0" w:lastColumn="0" w:oddVBand="0" w:evenVBand="0" w:oddHBand="1" w:evenHBand="0" w:firstRowFirstColumn="0" w:firstRowLastColumn="0" w:lastRowFirstColumn="0" w:lastRowLastColumn="0"/>
               <w:rPr>
-                <w:rFonts w:ascii="Arial" w:hAnsi="Arial" w:cs="Arial"/>
-                <w:color w:val="0563C1" w:themeColor="hyperlink"/>
-                <w:sz w:val="18"/>
-                <w:szCs w:val="18"/>
-              </w:rPr>
-            </w:pPr>
-            <w:r>
-              <w:rPr>
-                <w:rFonts w:ascii="Arial" w:hAnsi="Arial" w:cs="Arial"/>
-                <w:color w:val="0563C1" w:themeColor="hyperlink"/>
-                <w:sz w:val="18"/>
-                <w:szCs w:val="18"/>
-              </w:rPr>
-              <w:t>Klassifikation von Risiken (z. B. Hoch-, Mittel-, Niedrigrisiko).</w:t>
-            </w:r>
-          </w:p>
-          <w:p>
-            <w:pPr>
-              <w:pStyle w:val="paragraph"/>
-              <w:spacing w:before="0" w:beforeAutospacing="0" w:after="0" w:afterAutospacing="0"/>
-              <w:textAlignment w:val="baseline"/>
+                <w:rStyle w:val="Hyperlink"/>
+                <w:rFonts w:ascii="Arial" w:eastAsia="Times New Roman" w:hAnsi="Arial" w:cs="Arial"/>
+                <w:color w:val="auto"/>
+                <w:sz w:val="18"/>
+                <w:szCs w:val="18"/>
+                <w:u w:val="none"/>
+                <w:lang w:eastAsia="de-DE"/>
+              </w:rPr>
+            </w:pPr>
+            <w:r>
+              <w:rPr>
+                <w:rStyle w:val="Hyperlink"/>
+                <w:rFonts w:ascii="Arial" w:eastAsia="Times New Roman" w:hAnsi="Arial" w:cs="Arial"/>
+                <w:color w:val="auto"/>
+                <w:sz w:val="18"/>
+                <w:szCs w:val="18"/>
+                <w:u w:val="none"/>
+                <w:lang w:eastAsia="de-DE"/>
+              </w:rPr>
+              <w:t>Teilnehmer mussten Bedrohungen anhand von DFD-Elementen und STRIDE-Kategorien identifizieren (gemäß einer Checkliste mit Bedrohungsbäumen) und</w:t>
+            </w:r>
+          </w:p>
+          <w:p>
+            <w:pPr>
               <w:cnfStyle w:val="000000100000" w:firstRow="0" w:lastRow="0" w:firstColumn="0" w:lastColumn="0" w:oddVBand="0" w:evenVBand="0" w:oddHBand="1" w:evenHBand="0" w:firstRowFirstColumn="0" w:firstRowLastColumn="0" w:lastRowFirstColumn="0" w:lastRowLastColumn="0"/>
               <w:rPr>
                 <w:rStyle w:val="Hyperlink"/>
-                <w:rFonts w:ascii="Arial" w:hAnsi="Arial" w:cs="Arial"/>
-                <w:sz w:val="18"/>
-                <w:szCs w:val="18"/>
-                <w:u w:val="none"/>
-              </w:rPr>
-            </w:pPr>
-            <w:r>
-              <w:rPr>
-                <w:rFonts w:ascii="Arial" w:hAnsi="Arial" w:cs="Arial"/>
-                <w:b/>
-                <w:bCs/>
-                <w:color w:val="0563C1" w:themeColor="hyperlink"/>
-                <w:sz w:val="18"/>
-                <w:szCs w:val="18"/>
-              </w:rPr>
-              <w:t>Bedrohungsszenarien:</w:t>
-            </w:r>
-            <w:r>
-              <w:rPr>
-                <w:rFonts w:ascii="Arial" w:hAnsi="Arial" w:cs="Arial"/>
-                <w:color w:val="0563C1" w:themeColor="hyperlink"/>
-                <w:sz w:val="18"/>
-                <w:szCs w:val="18"/>
-              </w:rPr>
-              <w:br/>
-              <w:t>LLMs generieren automatisch Bedrohungsszenarien auf Basis der DFDs zur Unterstützung menschlicher Sicherheitsanalysten.</w:t>
+                <w:rFonts w:ascii="Arial" w:eastAsia="Times New Roman" w:hAnsi="Arial" w:cs="Arial"/>
+                <w:color w:val="auto"/>
+                <w:sz w:val="18"/>
+                <w:szCs w:val="18"/>
+                <w:u w:val="none"/>
+                <w:lang w:eastAsia="de-DE"/>
+              </w:rPr>
+            </w:pPr>
+            <w:r>
+              <w:rPr>
+                <w:rStyle w:val="Hyperlink"/>
+                <w:rFonts w:ascii="Arial" w:eastAsia="Times New Roman" w:hAnsi="Arial" w:cs="Arial"/>
+                <w:color w:val="auto"/>
+                <w:sz w:val="18"/>
+                <w:szCs w:val="18"/>
+                <w:u w:val="none"/>
+                <w:lang w:eastAsia="de-DE"/>
+              </w:rPr>
+              <w:t xml:space="preserve">diese </w:t>
+            </w:r>
+            <w:r>
+              <w:rPr>
+                <w:rStyle w:val="Hyperlink"/>
+                <w:rFonts w:ascii="Arial" w:eastAsia="Times New Roman" w:hAnsi="Arial" w:cs="Arial"/>
+                <w:color w:val="auto"/>
+                <w:sz w:val="18"/>
+                <w:szCs w:val="18"/>
+                <w:u w:val="none"/>
+                <w:lang w:eastAsia="de-DE"/>
+              </w:rPr>
+              <w:t>als Misuse Cases dokumentieren.</w:t>
+            </w:r>
+          </w:p>
+          <w:p>
+            <w:pPr>
+              <w:cnfStyle w:val="000000100000" w:firstRow="0" w:lastRow="0" w:firstColumn="0" w:lastColumn="0" w:oddVBand="0" w:evenVBand="0" w:oddHBand="1" w:evenHBand="0" w:firstRowFirstColumn="0" w:firstRowLastColumn="0" w:lastRowFirstColumn="0" w:lastRowLastColumn="0"/>
+              <w:rPr>
+                <w:rStyle w:val="Hyperlink"/>
+                <w:rFonts w:ascii="Arial" w:eastAsia="Times New Roman" w:hAnsi="Arial" w:cs="Arial"/>
+                <w:color w:val="auto"/>
+                <w:sz w:val="18"/>
+                <w:szCs w:val="18"/>
+                <w:u w:val="none"/>
+                <w:lang w:eastAsia="de-DE"/>
+              </w:rPr>
+            </w:pPr>
+            <w:r>
+              <w:rPr>
+                <w:rStyle w:val="Hyperlink"/>
+                <w:rFonts w:ascii="Arial" w:eastAsia="Times New Roman" w:hAnsi="Arial" w:cs="Arial"/>
+                <w:color w:val="auto"/>
+                <w:sz w:val="18"/>
+                <w:szCs w:val="18"/>
+                <w:u w:val="none"/>
+                <w:lang w:eastAsia="de-DE"/>
+              </w:rPr>
+              <w:t>Die Teams arbeiteten eigenständig, dokumentierten ihren Aufwand (in Stunden), und bewerteten die Schwierigkeit einzelner Schritte per Fragebogen. Die Ergebnisse wurden von zwei Sicherheitsexperten bewertet.</w:t>
             </w:r>
           </w:p>
         </w:tc>
@@ -5431,59 +3804,248 @@
           </w:tcPr>
           <w:p>
             <w:pPr>
-              <w:pStyle w:val="paragraph"/>
-              <w:spacing w:after="0"/>
-              <w:textAlignment w:val="baseline"/>
               <w:cnfStyle w:val="000000100000" w:firstRow="0" w:lastRow="0" w:firstColumn="0" w:lastColumn="0" w:oddVBand="0" w:evenVBand="0" w:oddHBand="1" w:evenHBand="0" w:firstRowFirstColumn="0" w:firstRowLastColumn="0" w:lastRowFirstColumn="0" w:lastRowLastColumn="0"/>
               <w:rPr>
-                <w:rFonts w:ascii="Arial" w:hAnsi="Arial" w:cs="Arial"/>
-                <w:color w:val="0563C1" w:themeColor="hyperlink"/>
-                <w:sz w:val="18"/>
-                <w:szCs w:val="18"/>
-              </w:rPr>
-            </w:pPr>
-            <w:r>
-              <w:rPr>
-                <w:rFonts w:ascii="Arial" w:hAnsi="Arial" w:cs="Arial"/>
-                <w:color w:val="0563C1" w:themeColor="hyperlink"/>
-                <w:sz w:val="18"/>
-                <w:szCs w:val="18"/>
-              </w:rPr>
-              <w:t>Automatisierung spart Zeit und Ressourcen, LLMs erkennen viele gängige Bedrohungen zuverlässig.</w:t>
-            </w:r>
-          </w:p>
-          <w:p>
-            <w:pPr>
-              <w:pStyle w:val="paragraph"/>
-              <w:spacing w:before="0" w:beforeAutospacing="0" w:after="0" w:afterAutospacing="0"/>
-              <w:textAlignment w:val="baseline"/>
+                <w:rStyle w:val="Hyperlink"/>
+                <w:rFonts w:ascii="Arial" w:eastAsia="Times New Roman" w:hAnsi="Arial" w:cs="Arial"/>
+                <w:color w:val="auto"/>
+                <w:sz w:val="18"/>
+                <w:szCs w:val="18"/>
+                <w:u w:val="none"/>
+                <w:lang w:eastAsia="de-DE"/>
+              </w:rPr>
+            </w:pPr>
+            <w:r>
+              <w:rPr>
+                <w:rStyle w:val="Hyperlink"/>
+                <w:rFonts w:ascii="Arial" w:eastAsia="Times New Roman" w:hAnsi="Arial" w:cs="Arial"/>
+                <w:color w:val="auto"/>
+                <w:sz w:val="18"/>
+                <w:szCs w:val="18"/>
+                <w:u w:val="none"/>
+                <w:lang w:eastAsia="de-DE"/>
+              </w:rPr>
+              <w:t>STRIDE ist erlernbar und prinzipiell anwendbar.</w:t>
+            </w:r>
+          </w:p>
+          <w:p>
+            <w:pPr>
               <w:cnfStyle w:val="000000100000" w:firstRow="0" w:lastRow="0" w:firstColumn="0" w:lastColumn="0" w:oddVBand="0" w:evenVBand="0" w:oddHBand="1" w:evenHBand="0" w:firstRowFirstColumn="0" w:firstRowLastColumn="0" w:lastRowFirstColumn="0" w:lastRowLastColumn="0"/>
               <w:rPr>
                 <w:rStyle w:val="Hyperlink"/>
-                <w:rFonts w:ascii="Arial" w:hAnsi="Arial" w:cs="Arial"/>
-                <w:sz w:val="18"/>
-                <w:szCs w:val="18"/>
-                <w:u w:val="none"/>
-              </w:rPr>
-            </w:pPr>
-            <w:r>
-              <w:rPr>
-                <w:rFonts w:ascii="Arial" w:hAnsi="Arial" w:cs="Arial"/>
-                <w:color w:val="0563C1" w:themeColor="hyperlink"/>
-                <w:sz w:val="18"/>
-                <w:szCs w:val="18"/>
-              </w:rPr>
-              <w:t>Aber: Fehlerhafte DFDs, schlechte Erkennung domänenspezifischer Bedrohungen, Overfitting und keine vollständige Ersetzbarkeit menschlicher Experten.</w:t>
-            </w:r>
-            <w:r>
-              <w:rPr>
-                <w:rStyle w:val="Hyperlink"/>
-                <w:rFonts w:ascii="Arial" w:hAnsi="Arial" w:cs="Arial"/>
-                <w:sz w:val="18"/>
-                <w:szCs w:val="18"/>
-                <w:u w:val="none"/>
-              </w:rPr>
-              <w:t xml:space="preserve"> </w:t>
+                <w:rFonts w:ascii="Arial" w:eastAsia="Times New Roman" w:hAnsi="Arial" w:cs="Arial"/>
+                <w:color w:val="auto"/>
+                <w:sz w:val="18"/>
+                <w:szCs w:val="18"/>
+                <w:u w:val="none"/>
+                <w:lang w:eastAsia="de-DE"/>
+              </w:rPr>
+            </w:pPr>
+            <w:r>
+              <w:rPr>
+                <w:rStyle w:val="Hyperlink"/>
+                <w:rFonts w:ascii="Arial" w:eastAsia="Times New Roman" w:hAnsi="Arial" w:cs="Arial"/>
+                <w:color w:val="auto"/>
+                <w:sz w:val="18"/>
+                <w:szCs w:val="18"/>
+                <w:u w:val="none"/>
+                <w:lang w:eastAsia="de-DE"/>
+              </w:rPr>
+              <w:t>Aber: Zeitintensiv, Recall unter 80 %, Präzision ca. 81 %.</w:t>
+            </w:r>
+          </w:p>
+          <w:p>
+            <w:pPr>
+              <w:cnfStyle w:val="000000100000" w:firstRow="0" w:lastRow="0" w:firstColumn="0" w:lastColumn="0" w:oddVBand="0" w:evenVBand="0" w:oddHBand="1" w:evenHBand="0" w:firstRowFirstColumn="0" w:firstRowLastColumn="0" w:lastRowFirstColumn="0" w:lastRowLastColumn="0"/>
+              <w:rPr>
+                <w:rStyle w:val="Hyperlink"/>
+                <w:rFonts w:ascii="Arial" w:eastAsia="Times New Roman" w:hAnsi="Arial" w:cs="Arial"/>
+                <w:color w:val="auto"/>
+                <w:sz w:val="18"/>
+                <w:szCs w:val="18"/>
+                <w:u w:val="none"/>
+                <w:lang w:eastAsia="de-DE"/>
+              </w:rPr>
+            </w:pPr>
+            <w:r>
+              <w:rPr>
+                <w:rStyle w:val="Hyperlink"/>
+                <w:rFonts w:ascii="Arial" w:eastAsia="Times New Roman" w:hAnsi="Arial" w:cs="Arial"/>
+                <w:color w:val="auto"/>
+                <w:sz w:val="18"/>
+                <w:szCs w:val="18"/>
+                <w:u w:val="none"/>
+                <w:lang w:eastAsia="de-DE"/>
+              </w:rPr>
+              <w:t>1,2–1,8 korrekte Bedrohungen/Stunde.</w:t>
+            </w:r>
+          </w:p>
+          <w:p>
+            <w:pPr>
+              <w:cnfStyle w:val="000000100000" w:firstRow="0" w:lastRow="0" w:firstColumn="0" w:lastColumn="0" w:oddVBand="0" w:evenVBand="0" w:oddHBand="1" w:evenHBand="0" w:firstRowFirstColumn="0" w:firstRowLastColumn="0" w:lastRowFirstColumn="0" w:lastRowLastColumn="0"/>
+              <w:rPr>
+                <w:rStyle w:val="Hyperlink"/>
+                <w:rFonts w:ascii="Arial" w:eastAsia="Times New Roman" w:hAnsi="Arial" w:cs="Arial"/>
+                <w:color w:val="auto"/>
+                <w:sz w:val="18"/>
+                <w:szCs w:val="18"/>
+                <w:u w:val="none"/>
+                <w:lang w:eastAsia="de-DE"/>
+              </w:rPr>
+            </w:pPr>
+            <w:r>
+              <w:rPr>
+                <w:rStyle w:val="Hyperlink"/>
+                <w:rFonts w:ascii="Arial" w:eastAsia="Times New Roman" w:hAnsi="Arial" w:cs="Arial"/>
+                <w:color w:val="auto"/>
+                <w:sz w:val="18"/>
+                <w:szCs w:val="18"/>
+                <w:u w:val="none"/>
+                <w:lang w:eastAsia="de-DE"/>
+              </w:rPr>
+              <w:t>Viele Teilnehmende unterschätzten übersehene Bedrohungen (FN).</w:t>
+            </w:r>
+          </w:p>
+          <w:p>
+            <w:pPr>
+              <w:cnfStyle w:val="000000100000" w:firstRow="0" w:lastRow="0" w:firstColumn="0" w:lastColumn="0" w:oddVBand="0" w:evenVBand="0" w:oddHBand="1" w:evenHBand="0" w:firstRowFirstColumn="0" w:firstRowLastColumn="0" w:lastRowFirstColumn="0" w:lastRowLastColumn="0"/>
+              <w:rPr>
+                <w:rStyle w:val="Hyperlink"/>
+                <w:rFonts w:ascii="Arial" w:eastAsia="Times New Roman" w:hAnsi="Arial" w:cs="Arial"/>
+                <w:color w:val="auto"/>
+                <w:sz w:val="18"/>
+                <w:szCs w:val="18"/>
+                <w:u w:val="none"/>
+                <w:lang w:eastAsia="de-DE"/>
+              </w:rPr>
+            </w:pPr>
+            <w:r>
+              <w:rPr>
+                <w:rStyle w:val="Hyperlink"/>
+                <w:rFonts w:ascii="Arial" w:eastAsia="Times New Roman" w:hAnsi="Arial" w:cs="Arial"/>
+                <w:color w:val="auto"/>
+                <w:sz w:val="18"/>
+                <w:szCs w:val="18"/>
+                <w:u w:val="none"/>
+                <w:lang w:eastAsia="de-DE"/>
+              </w:rPr>
+              <w:t>T-I-D-Kategorien (Tampering, Information Disclosure, Denial of Service)  häufiger erkannt als S-R-E (Spoofing, Repudiation, Elevation of Privilege),.</w:t>
+            </w:r>
+          </w:p>
+          <w:p>
+            <w:pPr>
+              <w:cnfStyle w:val="000000100000" w:firstRow="0" w:lastRow="0" w:firstColumn="0" w:lastColumn="0" w:oddVBand="0" w:evenVBand="0" w:oddHBand="1" w:evenHBand="0" w:firstRowFirstColumn="0" w:firstRowLastColumn="0" w:lastRowFirstColumn="0" w:lastRowLastColumn="0"/>
+              <w:rPr>
+                <w:rStyle w:val="Hyperlink"/>
+                <w:rFonts w:ascii="Arial" w:eastAsia="Times New Roman" w:hAnsi="Arial" w:cs="Arial"/>
+                <w:color w:val="auto"/>
+                <w:sz w:val="18"/>
+                <w:szCs w:val="18"/>
+                <w:u w:val="none"/>
+                <w:lang w:eastAsia="de-DE"/>
+              </w:rPr>
+            </w:pPr>
+            <w:r>
+              <w:rPr>
+                <w:rStyle w:val="Hyperlink"/>
+                <w:rFonts w:ascii="Arial" w:eastAsia="Times New Roman" w:hAnsi="Arial" w:cs="Arial"/>
+                <w:color w:val="auto"/>
+                <w:sz w:val="18"/>
+                <w:szCs w:val="18"/>
+                <w:u w:val="none"/>
+                <w:lang w:eastAsia="de-DE"/>
+              </w:rPr>
+              <w:t>Mehr investierte Zeit führte nicht zwangsläufig zu besseren Ergebnissen.</w:t>
+            </w:r>
+          </w:p>
+          <w:p>
+            <w:pPr>
+              <w:cnfStyle w:val="000000100000" w:firstRow="0" w:lastRow="0" w:firstColumn="0" w:lastColumn="0" w:oddVBand="0" w:evenVBand="0" w:oddHBand="1" w:evenHBand="0" w:firstRowFirstColumn="0" w:firstRowLastColumn="0" w:lastRowFirstColumn="0" w:lastRowLastColumn="0"/>
+              <w:rPr>
+                <w:rStyle w:val="Hyperlink"/>
+                <w:rFonts w:ascii="Arial" w:eastAsia="Times New Roman" w:hAnsi="Arial" w:cs="Arial"/>
+                <w:color w:val="auto"/>
+                <w:sz w:val="18"/>
+                <w:szCs w:val="18"/>
+                <w:u w:val="none"/>
+                <w:lang w:eastAsia="de-DE"/>
+              </w:rPr>
+            </w:pPr>
+            <w:r>
+              <w:rPr>
+                <w:rStyle w:val="Hyperlink"/>
+                <w:rFonts w:ascii="Arial" w:eastAsia="Times New Roman" w:hAnsi="Arial" w:cs="Arial"/>
+                <w:color w:val="auto"/>
+                <w:sz w:val="18"/>
+                <w:szCs w:val="18"/>
+                <w:u w:val="none"/>
+                <w:lang w:eastAsia="de-DE"/>
+              </w:rPr>
+              <w:t>Teilnehmer hatten oft kein realistisches Bild davon, wie viele Bedrohungen sie übersehen hatten (FN</w:t>
+            </w:r>
+            <w:r>
+              <w:rPr>
+                <w:rStyle w:val="Hyperlink"/>
+                <w:rFonts w:ascii="Arial" w:eastAsia="Times New Roman" w:hAnsi="Arial" w:cs="Arial"/>
+                <w:color w:val="auto"/>
+                <w:sz w:val="18"/>
+                <w:szCs w:val="18"/>
+                <w:u w:val="none"/>
+                <w:lang w:eastAsia="de-DE"/>
+              </w:rPr>
+              <w:t>)</w:t>
+            </w:r>
+            <w:r>
+              <w:rPr>
+                <w:rStyle w:val="Hyperlink"/>
+                <w:rFonts w:ascii="Arial" w:eastAsia="Times New Roman" w:hAnsi="Arial" w:cs="Arial"/>
+                <w:color w:val="auto"/>
+                <w:sz w:val="18"/>
+                <w:szCs w:val="18"/>
+                <w:u w:val="none"/>
+                <w:lang w:eastAsia="de-DE"/>
+              </w:rPr>
+              <w:t>, aber es gab mehr korrekte (True Positives, TP) als FP.</w:t>
+            </w:r>
+          </w:p>
+          <w:p>
+            <w:pPr>
+              <w:cnfStyle w:val="000000100000" w:firstRow="0" w:lastRow="0" w:firstColumn="0" w:lastColumn="0" w:oddVBand="0" w:evenVBand="0" w:oddHBand="1" w:evenHBand="0" w:firstRowFirstColumn="0" w:firstRowLastColumn="0" w:lastRowFirstColumn="0" w:lastRowLastColumn="0"/>
+              <w:rPr>
+                <w:rStyle w:val="Hyperlink"/>
+                <w:rFonts w:ascii="Arial" w:eastAsia="Times New Roman" w:hAnsi="Arial" w:cs="Arial"/>
+                <w:color w:val="auto"/>
+                <w:sz w:val="18"/>
+                <w:szCs w:val="18"/>
+                <w:u w:val="none"/>
+                <w:lang w:eastAsia="de-DE"/>
+              </w:rPr>
+            </w:pPr>
+          </w:p>
+          <w:p>
+            <w:pPr>
+              <w:cnfStyle w:val="000000100000" w:firstRow="0" w:lastRow="0" w:firstColumn="0" w:lastColumn="0" w:oddVBand="0" w:evenVBand="0" w:oddHBand="1" w:evenHBand="0" w:firstRowFirstColumn="0" w:firstRowLastColumn="0" w:lastRowFirstColumn="0" w:lastRowLastColumn="0"/>
+              <w:rPr>
+                <w:rStyle w:val="Hyperlink"/>
+                <w:rFonts w:ascii="Arial" w:eastAsia="Times New Roman" w:hAnsi="Arial" w:cs="Arial"/>
+                <w:color w:val="auto"/>
+                <w:sz w:val="18"/>
+                <w:szCs w:val="18"/>
+                <w:u w:val="none"/>
+                <w:lang w:eastAsia="de-DE"/>
+              </w:rPr>
+            </w:pPr>
+            <w:r>
+              <w:rPr>
+                <w:rStyle w:val="Hyperlink"/>
+                <w:rFonts w:ascii="Arial" w:eastAsia="Times New Roman" w:hAnsi="Arial" w:cs="Arial"/>
+                <w:color w:val="auto"/>
+                <w:sz w:val="18"/>
+                <w:szCs w:val="18"/>
+                <w:u w:val="none"/>
+                <w:lang w:eastAsia="de-DE"/>
+              </w:rPr>
+              <w:t>[Betonen wurden methodische Herausforderungen in der Sicherheitsbewertung und regen weitere Forschung an, um Ursachen von Fehlern zu verstehen und das Threat Modeling zu verbessern.]</w:t>
             </w:r>
           </w:p>
         </w:tc>
@@ -5503,23 +4065,26 @@
                 <w:rStyle w:val="Hyperlink"/>
                 <w:rFonts w:ascii="Arial" w:hAnsi="Arial" w:cs="Arial"/>
                 <w:bCs w:val="0"/>
-                <w:sz w:val="18"/>
-                <w:szCs w:val="18"/>
-                <w:u w:val="none"/>
-                <w:lang w:val="en-GB"/>
-              </w:rPr>
-            </w:pPr>
-            <w:r>
-              <w:rPr>
-                <w:rStyle w:val="Hyperlink"/>
-                <w:rFonts w:ascii="Arial" w:hAnsi="Arial" w:cs="Arial"/>
-                <w:bCs w:val="0"/>
-                <w:sz w:val="18"/>
-                <w:szCs w:val="18"/>
-                <w:u w:val="none"/>
-                <w:lang w:val="en-GB"/>
-              </w:rPr>
-              <w:t>A Systematic Survey of Prompt Engineering in Large Language Models: Techniques and Applications</w:t>
+                <w:color w:val="auto"/>
+                <w:sz w:val="18"/>
+                <w:szCs w:val="18"/>
+                <w:u w:val="none"/>
+                <w:lang w:val="en-GB"/>
+              </w:rPr>
+            </w:pPr>
+            <w:r>
+              <w:rPr>
+                <w:rStyle w:val="Hyperlink"/>
+                <w:rFonts w:ascii="Arial" w:hAnsi="Arial" w:cs="Arial"/>
+                <w:bCs w:val="0"/>
+                <w:color w:val="auto"/>
+                <w:sz w:val="18"/>
+                <w:szCs w:val="18"/>
+                <w:u w:val="none"/>
+                <w:lang w:val="en-GB"/>
+              </w:rPr>
+              <w:lastRenderedPageBreak/>
+              <w:t>PILLAR: An AI-POWERED PRIVACY THREAT MODELING TOOL</w:t>
             </w:r>
           </w:p>
           <w:p>
@@ -5532,12 +4097,27 @@
                 <w:rFonts w:ascii="Arial" w:hAnsi="Arial" w:cs="Arial"/>
                 <w:b w:val="0"/>
                 <w:bCs w:val="0"/>
-                <w:sz w:val="18"/>
-                <w:szCs w:val="18"/>
-                <w:u w:val="none"/>
-                <w:lang w:val="en-GB"/>
-              </w:rPr>
-            </w:pPr>
+                <w:color w:val="auto"/>
+                <w:sz w:val="18"/>
+                <w:szCs w:val="18"/>
+                <w:u w:val="none"/>
+                <w:lang w:val="en-GB"/>
+              </w:rPr>
+            </w:pPr>
+            <w:r>
+              <w:rPr>
+                <w:rStyle w:val="Hyperlink"/>
+                <w:rFonts w:ascii="Arial" w:hAnsi="Arial" w:cs="Arial"/>
+                <w:b w:val="0"/>
+                <w:bCs w:val="0"/>
+                <w:color w:val="auto"/>
+                <w:sz w:val="18"/>
+                <w:szCs w:val="18"/>
+                <w:u w:val="none"/>
+                <w:lang w:val="en-GB"/>
+              </w:rPr>
+              <w:t xml:space="preserve">Majid </w:t>
+            </w:r>
             <w:proofErr w:type="spellStart"/>
             <w:r>
               <w:rPr>
@@ -5545,12 +4125,13 @@
                 <w:rFonts w:ascii="Arial" w:hAnsi="Arial" w:cs="Arial"/>
                 <w:b w:val="0"/>
                 <w:bCs w:val="0"/>
-                <w:sz w:val="18"/>
-                <w:szCs w:val="18"/>
-                <w:u w:val="none"/>
-                <w:lang w:val="en-GB"/>
-              </w:rPr>
-              <w:t>Pranab</w:t>
+                <w:color w:val="auto"/>
+                <w:sz w:val="18"/>
+                <w:szCs w:val="18"/>
+                <w:u w:val="none"/>
+                <w:lang w:val="en-GB"/>
+              </w:rPr>
+              <w:t>Mollaeefar</w:t>
             </w:r>
             <w:proofErr w:type="spellEnd"/>
             <w:r>
@@ -5559,12 +4140,13 @@
                 <w:rFonts w:ascii="Arial" w:hAnsi="Arial" w:cs="Arial"/>
                 <w:b w:val="0"/>
                 <w:bCs w:val="0"/>
-                <w:sz w:val="18"/>
-                <w:szCs w:val="18"/>
-                <w:u w:val="none"/>
-                <w:lang w:val="en-GB"/>
-              </w:rPr>
-              <w:t xml:space="preserve"> </w:t>
+                <w:color w:val="auto"/>
+                <w:sz w:val="18"/>
+                <w:szCs w:val="18"/>
+                <w:u w:val="none"/>
+                <w:lang w:val="en-GB"/>
+              </w:rPr>
+              <w:t xml:space="preserve">, Andrea </w:t>
             </w:r>
             <w:proofErr w:type="spellStart"/>
             <w:r>
@@ -5573,12 +4155,13 @@
                 <w:rFonts w:ascii="Arial" w:hAnsi="Arial" w:cs="Arial"/>
                 <w:b w:val="0"/>
                 <w:bCs w:val="0"/>
-                <w:sz w:val="18"/>
-                <w:szCs w:val="18"/>
-                <w:u w:val="none"/>
-                <w:lang w:val="en-GB"/>
-              </w:rPr>
-              <w:t>Sahoo</w:t>
+                <w:color w:val="auto"/>
+                <w:sz w:val="18"/>
+                <w:szCs w:val="18"/>
+                <w:u w:val="none"/>
+                <w:lang w:val="en-GB"/>
+              </w:rPr>
+              <w:t>Bissoli</w:t>
             </w:r>
             <w:proofErr w:type="spellEnd"/>
             <w:r>
@@ -5587,12 +4170,13 @@
                 <w:rFonts w:ascii="Arial" w:hAnsi="Arial" w:cs="Arial"/>
                 <w:b w:val="0"/>
                 <w:bCs w:val="0"/>
-                <w:sz w:val="18"/>
-                <w:szCs w:val="18"/>
-                <w:u w:val="none"/>
-                <w:lang w:val="en-GB"/>
-              </w:rPr>
-              <w:t xml:space="preserve">, </w:t>
+                <w:color w:val="auto"/>
+                <w:sz w:val="18"/>
+                <w:szCs w:val="18"/>
+                <w:u w:val="none"/>
+                <w:lang w:val="en-GB"/>
+              </w:rPr>
+              <w:t xml:space="preserve"> a, and Silvio </w:t>
             </w:r>
             <w:proofErr w:type="spellStart"/>
             <w:r>
@@ -5601,167 +4185,15 @@
                 <w:rFonts w:ascii="Arial" w:hAnsi="Arial" w:cs="Arial"/>
                 <w:b w:val="0"/>
                 <w:bCs w:val="0"/>
-                <w:sz w:val="18"/>
-                <w:szCs w:val="18"/>
-                <w:u w:val="none"/>
-                <w:lang w:val="en-GB"/>
-              </w:rPr>
-              <w:t>Ayush</w:t>
+                <w:color w:val="auto"/>
+                <w:sz w:val="18"/>
+                <w:szCs w:val="18"/>
+                <w:u w:val="none"/>
+                <w:lang w:val="en-GB"/>
+              </w:rPr>
+              <w:t>Ranise</w:t>
             </w:r>
             <w:proofErr w:type="spellEnd"/>
-            <w:r>
-              <w:rPr>
-                <w:rStyle w:val="Hyperlink"/>
-                <w:rFonts w:ascii="Arial" w:hAnsi="Arial" w:cs="Arial"/>
-                <w:b w:val="0"/>
-                <w:bCs w:val="0"/>
-                <w:sz w:val="18"/>
-                <w:szCs w:val="18"/>
-                <w:u w:val="none"/>
-                <w:lang w:val="en-GB"/>
-              </w:rPr>
-              <w:t xml:space="preserve"> Kumar Singh, </w:t>
-            </w:r>
-            <w:proofErr w:type="spellStart"/>
-            <w:r>
-              <w:rPr>
-                <w:rStyle w:val="Hyperlink"/>
-                <w:rFonts w:ascii="Arial" w:hAnsi="Arial" w:cs="Arial"/>
-                <w:b w:val="0"/>
-                <w:bCs w:val="0"/>
-                <w:sz w:val="18"/>
-                <w:szCs w:val="18"/>
-                <w:u w:val="none"/>
-                <w:lang w:val="en-GB"/>
-              </w:rPr>
-              <w:t>Sriparna</w:t>
-            </w:r>
-            <w:proofErr w:type="spellEnd"/>
-            <w:r>
-              <w:rPr>
-                <w:rStyle w:val="Hyperlink"/>
-                <w:rFonts w:ascii="Arial" w:hAnsi="Arial" w:cs="Arial"/>
-                <w:b w:val="0"/>
-                <w:bCs w:val="0"/>
-                <w:sz w:val="18"/>
-                <w:szCs w:val="18"/>
-                <w:u w:val="none"/>
-                <w:lang w:val="en-GB"/>
-              </w:rPr>
-              <w:t xml:space="preserve"> </w:t>
-            </w:r>
-            <w:proofErr w:type="spellStart"/>
-            <w:r>
-              <w:rPr>
-                <w:rStyle w:val="Hyperlink"/>
-                <w:rFonts w:ascii="Arial" w:hAnsi="Arial" w:cs="Arial"/>
-                <w:b w:val="0"/>
-                <w:bCs w:val="0"/>
-                <w:sz w:val="18"/>
-                <w:szCs w:val="18"/>
-                <w:u w:val="none"/>
-                <w:lang w:val="en-GB"/>
-              </w:rPr>
-              <w:t>Saha</w:t>
-            </w:r>
-            <w:proofErr w:type="spellEnd"/>
-            <w:r>
-              <w:rPr>
-                <w:rStyle w:val="Hyperlink"/>
-                <w:rFonts w:ascii="Arial" w:hAnsi="Arial" w:cs="Arial"/>
-                <w:b w:val="0"/>
-                <w:bCs w:val="0"/>
-                <w:sz w:val="18"/>
-                <w:szCs w:val="18"/>
-                <w:u w:val="none"/>
-                <w:lang w:val="en-GB"/>
-              </w:rPr>
-              <w:t xml:space="preserve">, </w:t>
-            </w:r>
-            <w:proofErr w:type="spellStart"/>
-            <w:r>
-              <w:rPr>
-                <w:rStyle w:val="Hyperlink"/>
-                <w:rFonts w:ascii="Arial" w:hAnsi="Arial" w:cs="Arial"/>
-                <w:b w:val="0"/>
-                <w:bCs w:val="0"/>
-                <w:sz w:val="18"/>
-                <w:szCs w:val="18"/>
-                <w:u w:val="none"/>
-                <w:lang w:val="en-GB"/>
-              </w:rPr>
-              <w:t>Vinija</w:t>
-            </w:r>
-            <w:proofErr w:type="spellEnd"/>
-            <w:r>
-              <w:rPr>
-                <w:rStyle w:val="Hyperlink"/>
-                <w:rFonts w:ascii="Arial" w:hAnsi="Arial" w:cs="Arial"/>
-                <w:b w:val="0"/>
-                <w:bCs w:val="0"/>
-                <w:sz w:val="18"/>
-                <w:szCs w:val="18"/>
-                <w:u w:val="none"/>
-                <w:lang w:val="en-GB"/>
-              </w:rPr>
-              <w:t xml:space="preserve"> Jain, S. </w:t>
-            </w:r>
-            <w:proofErr w:type="spellStart"/>
-            <w:r>
-              <w:rPr>
-                <w:rStyle w:val="Hyperlink"/>
-                <w:rFonts w:ascii="Arial" w:hAnsi="Arial" w:cs="Arial"/>
-                <w:b w:val="0"/>
-                <w:bCs w:val="0"/>
-                <w:sz w:val="18"/>
-                <w:szCs w:val="18"/>
-                <w:u w:val="none"/>
-                <w:lang w:val="en-GB"/>
-              </w:rPr>
-              <w:t>Mondal</w:t>
-            </w:r>
-            <w:proofErr w:type="spellEnd"/>
-            <w:r>
-              <w:rPr>
-                <w:rStyle w:val="Hyperlink"/>
-                <w:rFonts w:ascii="Arial" w:hAnsi="Arial" w:cs="Arial"/>
-                <w:b w:val="0"/>
-                <w:bCs w:val="0"/>
-                <w:sz w:val="18"/>
-                <w:szCs w:val="18"/>
-                <w:u w:val="none"/>
-                <w:lang w:val="en-GB"/>
-              </w:rPr>
-              <w:t xml:space="preserve">, </w:t>
-            </w:r>
-            <w:proofErr w:type="spellStart"/>
-            <w:r>
-              <w:rPr>
-                <w:rStyle w:val="Hyperlink"/>
-                <w:rFonts w:ascii="Arial" w:hAnsi="Arial" w:cs="Arial"/>
-                <w:b w:val="0"/>
-                <w:bCs w:val="0"/>
-                <w:sz w:val="18"/>
-                <w:szCs w:val="18"/>
-                <w:u w:val="none"/>
-                <w:lang w:val="en-GB"/>
-              </w:rPr>
-              <w:t>Aman</w:t>
-            </w:r>
-            <w:proofErr w:type="spellEnd"/>
-            <w:r>
-              <w:rPr>
-                <w:rStyle w:val="Hyperlink"/>
-                <w:rFonts w:ascii="Arial" w:hAnsi="Arial" w:cs="Arial"/>
-                <w:b w:val="0"/>
-                <w:bCs w:val="0"/>
-                <w:sz w:val="18"/>
-                <w:szCs w:val="18"/>
-                <w:u w:val="none"/>
-                <w:lang w:val="en-GB"/>
-              </w:rPr>
-              <w:t xml:space="preserve"> Chadha</w:t>
-            </w:r>
           </w:p>
         </w:tc>
         <w:tc>
@@ -5777,20 +4209,120 @@
               <w:rPr>
                 <w:rStyle w:val="Hyperlink"/>
                 <w:rFonts w:ascii="Arial" w:hAnsi="Arial" w:cs="Arial"/>
-                <w:sz w:val="18"/>
-                <w:szCs w:val="18"/>
-                <w:u w:val="none"/>
-              </w:rPr>
-            </w:pPr>
-            <w:r>
-              <w:rPr>
-                <w:rStyle w:val="Hyperlink"/>
-                <w:rFonts w:ascii="Arial" w:hAnsi="Arial" w:cs="Arial"/>
-                <w:sz w:val="18"/>
-                <w:szCs w:val="18"/>
-                <w:u w:val="none"/>
-              </w:rPr>
-              <w:t>5. Februar 2024, arXiv.org</w:t>
+                <w:color w:val="auto"/>
+                <w:sz w:val="18"/>
+                <w:szCs w:val="18"/>
+                <w:u w:val="none"/>
+                <w:lang w:val="en-GB"/>
+              </w:rPr>
+            </w:pPr>
+            <w:r>
+              <w:rPr>
+                <w:rStyle w:val="Hyperlink"/>
+                <w:rFonts w:ascii="Arial" w:hAnsi="Arial" w:cs="Arial"/>
+                <w:color w:val="auto"/>
+                <w:sz w:val="18"/>
+                <w:szCs w:val="18"/>
+                <w:u w:val="none"/>
+                <w:lang w:val="en-GB"/>
+              </w:rPr>
+              <w:t xml:space="preserve">11. </w:t>
+            </w:r>
+            <w:proofErr w:type="spellStart"/>
+            <w:r>
+              <w:rPr>
+                <w:rStyle w:val="Hyperlink"/>
+                <w:rFonts w:ascii="Arial" w:hAnsi="Arial" w:cs="Arial"/>
+                <w:color w:val="auto"/>
+                <w:sz w:val="18"/>
+                <w:szCs w:val="18"/>
+                <w:u w:val="none"/>
+                <w:lang w:val="en-GB"/>
+              </w:rPr>
+              <w:t>Oktober</w:t>
+            </w:r>
+            <w:proofErr w:type="spellEnd"/>
+            <w:r>
+              <w:rPr>
+                <w:rStyle w:val="Hyperlink"/>
+                <w:rFonts w:ascii="Arial" w:hAnsi="Arial" w:cs="Arial"/>
+                <w:color w:val="auto"/>
+                <w:sz w:val="18"/>
+                <w:szCs w:val="18"/>
+                <w:u w:val="none"/>
+                <w:lang w:val="en-GB"/>
+              </w:rPr>
+              <w:t xml:space="preserve"> 2024</w:t>
+            </w:r>
+          </w:p>
+          <w:p>
+            <w:pPr>
+              <w:pStyle w:val="paragraph"/>
+              <w:spacing w:before="0" w:beforeAutospacing="0" w:after="0" w:afterAutospacing="0"/>
+              <w:textAlignment w:val="baseline"/>
+              <w:cnfStyle w:val="000000000000" w:firstRow="0" w:lastRow="0" w:firstColumn="0" w:lastColumn="0" w:oddVBand="0" w:evenVBand="0" w:oddHBand="0" w:evenHBand="0" w:firstRowFirstColumn="0" w:firstRowLastColumn="0" w:lastRowFirstColumn="0" w:lastRowLastColumn="0"/>
+              <w:rPr>
+                <w:rStyle w:val="Hyperlink"/>
+                <w:rFonts w:ascii="Arial" w:hAnsi="Arial" w:cs="Arial"/>
+                <w:color w:val="auto"/>
+                <w:sz w:val="18"/>
+                <w:szCs w:val="18"/>
+                <w:u w:val="none"/>
+                <w:lang w:val="en-GB"/>
+              </w:rPr>
+            </w:pPr>
+          </w:p>
+          <w:p>
+            <w:pPr>
+              <w:pStyle w:val="paragraph"/>
+              <w:spacing w:before="0" w:beforeAutospacing="0" w:after="0" w:afterAutospacing="0"/>
+              <w:textAlignment w:val="baseline"/>
+              <w:cnfStyle w:val="000000000000" w:firstRow="0" w:lastRow="0" w:firstColumn="0" w:lastColumn="0" w:oddVBand="0" w:evenVBand="0" w:oddHBand="0" w:evenHBand="0" w:firstRowFirstColumn="0" w:firstRowLastColumn="0" w:lastRowFirstColumn="0" w:lastRowLastColumn="0"/>
+              <w:rPr>
+                <w:rStyle w:val="Hyperlink"/>
+                <w:rFonts w:ascii="Arial" w:hAnsi="Arial" w:cs="Arial"/>
+                <w:color w:val="auto"/>
+                <w:sz w:val="18"/>
+                <w:szCs w:val="18"/>
+                <w:u w:val="none"/>
+                <w:lang w:val="en-GB"/>
+              </w:rPr>
+            </w:pPr>
+            <w:r>
+              <w:rPr>
+                <w:rStyle w:val="Hyperlink"/>
+                <w:rFonts w:ascii="Arial" w:hAnsi="Arial" w:cs="Arial"/>
+                <w:color w:val="auto"/>
+                <w:sz w:val="18"/>
+                <w:szCs w:val="18"/>
+                <w:u w:val="none"/>
+                <w:lang w:val="en-GB"/>
+              </w:rPr>
+              <w:t>Department of Mathematic</w:t>
+            </w:r>
+            <w:r>
+              <w:rPr>
+                <w:rStyle w:val="Hyperlink"/>
+                <w:rFonts w:ascii="Arial" w:hAnsi="Arial" w:cs="Arial"/>
+                <w:color w:val="auto"/>
+                <w:sz w:val="18"/>
+                <w:szCs w:val="18"/>
+                <w:u w:val="none"/>
+                <w:lang w:val="en-GB"/>
+              </w:rPr>
+              <w:t>s, University of Trento,</w:t>
+            </w:r>
+            <w:r>
+              <w:rPr>
+                <w:rStyle w:val="Hyperlink"/>
+                <w:rFonts w:ascii="Arial" w:hAnsi="Arial" w:cs="Arial"/>
+                <w:color w:val="auto"/>
+                <w:sz w:val="18"/>
+                <w:szCs w:val="18"/>
+                <w:u w:val="none"/>
+                <w:lang w:val="en-GB"/>
+              </w:rPr>
+              <w:t xml:space="preserve"> Italy</w:t>
             </w:r>
           </w:p>
         </w:tc>
@@ -5807,20 +4339,22 @@
               <w:rPr>
                 <w:rStyle w:val="Hyperlink"/>
                 <w:rFonts w:ascii="Arial" w:hAnsi="Arial" w:cs="Arial"/>
-                <w:sz w:val="18"/>
-                <w:szCs w:val="18"/>
-                <w:u w:val="none"/>
-              </w:rPr>
-            </w:pPr>
-            <w:r>
-              <w:rPr>
-                <w:rStyle w:val="Hyperlink"/>
-                <w:rFonts w:ascii="Arial" w:hAnsi="Arial" w:cs="Arial"/>
-                <w:sz w:val="18"/>
-                <w:szCs w:val="18"/>
-                <w:u w:val="none"/>
-              </w:rPr>
-              <w:t>Eine sorgfältige Gestaltung von Eingabeaufforderungen (Prompts) kann den Modellen helfen, Aufgaben erfolgreich zu bewältigen, ohne umfangreiche Nachschulungen oder Anpassungen der Modellparameter vorzunehmen.</w:t>
+                <w:color w:val="auto"/>
+                <w:sz w:val="18"/>
+                <w:szCs w:val="18"/>
+                <w:u w:val="none"/>
+              </w:rPr>
+            </w:pPr>
+            <w:r>
+              <w:rPr>
+                <w:rStyle w:val="Hyperlink"/>
+                <w:rFonts w:ascii="Arial" w:hAnsi="Arial" w:cs="Arial"/>
+                <w:color w:val="auto"/>
+                <w:sz w:val="18"/>
+                <w:szCs w:val="18"/>
+                <w:u w:val="none"/>
+              </w:rPr>
+              <w:t>Evaluation, ob das LLM-basierte Tool PILLAR Datenschutzbedrohungen automatisiert erkennen und priorisieren kann – im Vergleich zu manuellen Methoden.</w:t>
             </w:r>
           </w:p>
         </w:tc>
@@ -5830,52 +4364,82 @@
           </w:tcPr>
           <w:p>
             <w:pPr>
-              <w:pStyle w:val="paragraph"/>
-              <w:spacing w:before="0" w:beforeAutospacing="0" w:after="0" w:afterAutospacing="0"/>
-              <w:textAlignment w:val="baseline"/>
               <w:cnfStyle w:val="000000000000" w:firstRow="0" w:lastRow="0" w:firstColumn="0" w:lastColumn="0" w:oddVBand="0" w:evenVBand="0" w:oddHBand="0" w:evenHBand="0" w:firstRowFirstColumn="0" w:firstRowLastColumn="0" w:lastRowFirstColumn="0" w:lastRowLastColumn="0"/>
               <w:rPr>
                 <w:rStyle w:val="Hyperlink"/>
-                <w:rFonts w:ascii="Arial" w:hAnsi="Arial" w:cs="Arial"/>
-                <w:sz w:val="18"/>
-                <w:szCs w:val="18"/>
-                <w:u w:val="none"/>
-              </w:rPr>
-            </w:pPr>
-            <w:r>
-              <w:rPr>
-                <w:rStyle w:val="Hyperlink"/>
-                <w:rFonts w:ascii="Arial" w:hAnsi="Arial" w:cs="Arial"/>
-                <w:sz w:val="18"/>
-                <w:szCs w:val="18"/>
-                <w:u w:val="none"/>
-              </w:rPr>
-              <w:t>Es wird untersucht, wie verschiedene Techniken des Prompt Engineerings – von Zero-Shot und Few-Shot Prompts bis hin zu fortgeschrittenen Methoden wie Chain-of-Thought (CoT) und LogiCoT – die Leistung von LLMs und VLMs in unterschiedlichen Anwendungsbereichen verbessern können. Die Studie betrachtet speziell, welche Ansätze sich für komplexe Aufgaben wie mathematische Problemlösungen, logisches Denken und Fragebeantwortung am besten eignen.</w:t>
-            </w:r>
-          </w:p>
-          <w:p>
-            <w:pPr>
-              <w:pStyle w:val="paragraph"/>
-              <w:spacing w:before="0" w:beforeAutospacing="0" w:after="0" w:afterAutospacing="0"/>
-              <w:textAlignment w:val="baseline"/>
-              <w:cnfStyle w:val="000000000000" w:firstRow="0" w:lastRow="0" w:firstColumn="0" w:lastColumn="0" w:oddVBand="0" w:evenVBand="0" w:oddHBand="0" w:evenHBand="0" w:firstRowFirstColumn="0" w:firstRowLastColumn="0" w:lastRowFirstColumn="0" w:lastRowLastColumn="0"/>
-              <w:rPr>
-                <w:rStyle w:val="Hyperlink"/>
-                <w:rFonts w:ascii="Arial" w:hAnsi="Arial" w:cs="Arial"/>
-                <w:sz w:val="18"/>
-                <w:szCs w:val="18"/>
-                <w:u w:val="none"/>
-              </w:rPr>
-            </w:pPr>
-            <w:r>
-              <w:rPr>
-                <w:rStyle w:val="Hyperlink"/>
-                <w:rFonts w:ascii="Arial" w:hAnsi="Arial" w:cs="Arial"/>
-                <w:sz w:val="18"/>
-                <w:szCs w:val="18"/>
-                <w:u w:val="none"/>
-              </w:rPr>
-              <w:t>[2]</w:t>
+                <w:rFonts w:ascii="Arial" w:eastAsia="Times New Roman" w:hAnsi="Arial" w:cs="Arial"/>
+                <w:color w:val="auto"/>
+                <w:sz w:val="18"/>
+                <w:szCs w:val="18"/>
+                <w:u w:val="none"/>
+                <w:lang w:eastAsia="de-DE"/>
+              </w:rPr>
+            </w:pPr>
+            <w:r>
+              <w:rPr>
+                <w:rFonts w:ascii="Arial" w:eastAsia="Times New Roman" w:hAnsi="Arial" w:cs="Arial"/>
+                <w:sz w:val="18"/>
+                <w:szCs w:val="18"/>
+                <w:lang w:eastAsia="de-DE"/>
+              </w:rPr>
+              <w:t xml:space="preserve">Automatische </w:t>
+            </w:r>
+            <w:r>
+              <w:rPr>
+                <w:rFonts w:ascii="Arial" w:eastAsia="Times New Roman" w:hAnsi="Arial" w:cs="Arial"/>
+                <w:b/>
+                <w:sz w:val="18"/>
+                <w:szCs w:val="18"/>
+                <w:lang w:eastAsia="de-DE"/>
+              </w:rPr>
+              <w:t>DFD-Analyse</w:t>
+            </w:r>
+            <w:r>
+              <w:rPr>
+                <w:rFonts w:ascii="Arial" w:eastAsia="Times New Roman" w:hAnsi="Arial" w:cs="Arial"/>
+                <w:sz w:val="18"/>
+                <w:szCs w:val="18"/>
+                <w:lang w:eastAsia="de-DE"/>
+              </w:rPr>
+              <w:t xml:space="preserve"> (Automatische Erkennung von Datenflüssen, Akteuren, Prozessen und Sicherheitsmaßnahmen), Bedrohungserkennung via STRIDE, </w:t>
+            </w:r>
+            <w:r>
+              <w:rPr>
+                <w:rFonts w:ascii="Arial" w:eastAsia="Times New Roman" w:hAnsi="Arial" w:cs="Arial"/>
+                <w:b/>
+                <w:sz w:val="18"/>
+                <w:szCs w:val="18"/>
+                <w:lang w:eastAsia="de-DE"/>
+              </w:rPr>
+              <w:t>Risikobewertung</w:t>
+            </w:r>
+            <w:r>
+              <w:rPr>
+                <w:rFonts w:ascii="Arial" w:eastAsia="Times New Roman" w:hAnsi="Arial" w:cs="Arial"/>
+                <w:sz w:val="18"/>
+                <w:szCs w:val="18"/>
+                <w:lang w:eastAsia="de-DE"/>
+              </w:rPr>
+              <w:t xml:space="preserve"> (Bewertung jeder Bedrohung mit Risikoklassifizierung), Integration von Standards (z. B. Unterstützung von GDPR, NIST, ISO 27001), </w:t>
+            </w:r>
+            <w:r>
+              <w:rPr>
+                <w:rFonts w:ascii="Arial" w:eastAsia="Times New Roman" w:hAnsi="Arial" w:cs="Arial"/>
+                <w:b/>
+                <w:sz w:val="18"/>
+                <w:szCs w:val="18"/>
+                <w:lang w:eastAsia="de-DE"/>
+              </w:rPr>
+              <w:t>maschinelles Lernen (</w:t>
+            </w:r>
+            <w:r>
+              <w:rPr>
+                <w:rFonts w:ascii="Arial" w:eastAsia="Times New Roman" w:hAnsi="Arial" w:cs="Arial"/>
+                <w:sz w:val="18"/>
+                <w:szCs w:val="18"/>
+                <w:lang w:eastAsia="de-DE"/>
+              </w:rPr>
+              <w:t>Kontinuierliches Lernen aus neuen Sicherheitsvorfällen) für kontinuierliche Verbesserung:</w:t>
             </w:r>
           </w:p>
         </w:tc>
@@ -5885,95 +4449,28 @@
           </w:tcPr>
           <w:p>
             <w:pPr>
-              <w:pStyle w:val="paragraph"/>
-              <w:spacing w:before="0" w:beforeAutospacing="0" w:after="0"/>
-              <w:textAlignment w:val="baseline"/>
               <w:cnfStyle w:val="000000000000" w:firstRow="0" w:lastRow="0" w:firstColumn="0" w:lastColumn="0" w:oddVBand="0" w:evenVBand="0" w:oddHBand="0" w:evenHBand="0" w:firstRowFirstColumn="0" w:firstRowLastColumn="0" w:lastRowFirstColumn="0" w:lastRowLastColumn="0"/>
               <w:rPr>
                 <w:rStyle w:val="Hyperlink"/>
-                <w:rFonts w:ascii="Arial" w:hAnsi="Arial" w:cs="Arial"/>
-                <w:sz w:val="18"/>
-                <w:szCs w:val="18"/>
-                <w:u w:val="none"/>
-              </w:rPr>
-            </w:pPr>
-            <w:r>
-              <w:rPr>
-                <w:rFonts w:ascii="Arial" w:hAnsi="Arial" w:cs="Arial"/>
-                <w:color w:val="0563C1" w:themeColor="hyperlink"/>
-                <w:sz w:val="18"/>
-                <w:szCs w:val="18"/>
-              </w:rPr>
-              <w:t>CoT und Auto-CoT erzielten signifikante Verbesserungen in der Genauigkeit, insbesondere bei komplexen Aufgaben wie Mathematik und Logik.</w:t>
-            </w:r>
-            <w:r>
-              <w:rPr>
-                <w:rFonts w:ascii="Arial" w:hAnsi="Arial" w:cs="Arial"/>
-                <w:color w:val="0563C1" w:themeColor="hyperlink"/>
-                <w:sz w:val="18"/>
-                <w:szCs w:val="18"/>
-              </w:rPr>
-              <w:br/>
-              <w:t>Self-Refine zeigte große Fortschritte bei der Verbesserung der Modellantworten hinsichtlich Kontextualisierung und Genauigkeit.</w:t>
-            </w:r>
-            <w:r>
-              <w:rPr>
-                <w:rFonts w:ascii="Arial" w:hAnsi="Arial" w:cs="Arial"/>
-                <w:color w:val="0563C1" w:themeColor="hyperlink"/>
-                <w:sz w:val="18"/>
-                <w:szCs w:val="18"/>
-              </w:rPr>
-              <w:br/>
-              <w:t>Die Graph-of-Thought (GoT)-Methode steigerte die Genauigkeit bei Aufgaben, die komplexe und nicht-lineare Denkvorgänge erforderten.</w:t>
-            </w:r>
-            <w:r>
-              <w:rPr>
-                <w:rFonts w:ascii="Arial" w:hAnsi="Arial" w:cs="Arial"/>
-                <w:color w:val="0563C1" w:themeColor="hyperlink"/>
-                <w:sz w:val="18"/>
-                <w:szCs w:val="18"/>
-              </w:rPr>
-              <w:br/>
-              <w:t>Einige Techniken, wie Chain-of-Symbol und System2Attention, hatten jedoch Probleme mit der Skalierbarkeit und der Generalisierbarkeit auf breitere Anwendungsbereiche.</w:t>
-            </w:r>
-            <w:r>
-              <w:rPr>
-                <w:rFonts w:ascii="Arial" w:hAnsi="Arial" w:cs="Arial"/>
-                <w:color w:val="0563C1" w:themeColor="hyperlink"/>
-                <w:sz w:val="18"/>
-                <w:szCs w:val="18"/>
-              </w:rPr>
-              <w:br/>
-              <w:t>Die Few-Shot Prompting-Technik war aufgrund des Token-Bedarfs bei langen Eingabedaten kostspielig und ineffizient.</w:t>
-            </w:r>
-            <w:r>
-              <w:rPr>
-                <w:rFonts w:ascii="Arial" w:hAnsi="Arial" w:cs="Arial"/>
-                <w:color w:val="0563C1" w:themeColor="hyperlink"/>
-                <w:sz w:val="18"/>
-                <w:szCs w:val="18"/>
-              </w:rPr>
-              <w:br/>
-              <w:t>Herausforderungen wie Bias, Präzision und Interpretierbarkeit bleiben bestehen.</w:t>
-            </w:r>
-            <w:r>
-              <w:rPr>
-                <w:rFonts w:ascii="Arial" w:hAnsi="Arial" w:cs="Arial"/>
-                <w:color w:val="0563C1" w:themeColor="hyperlink"/>
-                <w:sz w:val="18"/>
-                <w:szCs w:val="18"/>
-              </w:rPr>
-              <w:br/>
-            </w:r>
-            <w:r>
-              <w:rPr>
-                <w:rFonts w:ascii="Arial" w:hAnsi="Arial" w:cs="Arial"/>
-                <w:color w:val="0563C1" w:themeColor="hyperlink"/>
-                <w:sz w:val="18"/>
-                <w:szCs w:val="18"/>
-              </w:rPr>
-              <w:lastRenderedPageBreak/>
-              <w:t>Ethik ist ein wesentlicher Aspekt in der Entwicklung von LLMs.</w:t>
+                <w:rFonts w:ascii="Arial" w:eastAsia="Times New Roman" w:hAnsi="Arial" w:cs="Arial"/>
+                <w:color w:val="auto"/>
+                <w:sz w:val="18"/>
+                <w:szCs w:val="18"/>
+                <w:u w:val="none"/>
+                <w:lang w:eastAsia="de-DE"/>
+              </w:rPr>
+            </w:pPr>
+            <w:r>
+              <w:rPr>
+                <w:rStyle w:val="Hyperlink"/>
+                <w:rFonts w:ascii="Arial" w:eastAsia="Times New Roman" w:hAnsi="Arial" w:cs="Arial"/>
+                <w:color w:val="auto"/>
+                <w:sz w:val="18"/>
+                <w:szCs w:val="18"/>
+                <w:u w:val="none"/>
+                <w:lang w:eastAsia="de-DE"/>
+              </w:rPr>
+              <w:t>Falsch-Positive/-Negative (Relevante Bedrohungen werden übersehen oder harmloses Verhalten als Gefahr eingestuft), begrenztes Kontextverständnis, fehlende Nachvollziehbarkeit, Datenschutzrisiken und teils unpassende Sicherheitsvorschläge.</w:t>
             </w:r>
           </w:p>
         </w:tc>
@@ -5990,6 +4487,64 @@
           <w:p>
             <w:pPr>
               <w:pStyle w:val="paragraph"/>
+              <w:spacing w:after="0"/>
+              <w:textAlignment w:val="baseline"/>
+              <w:rPr>
+                <w:rStyle w:val="Hyperlink"/>
+                <w:rFonts w:ascii="Arial" w:hAnsi="Arial" w:cs="Arial"/>
+                <w:bCs w:val="0"/>
+                <w:color w:val="auto"/>
+                <w:sz w:val="18"/>
+                <w:szCs w:val="18"/>
+                <w:u w:val="none"/>
+                <w:lang w:val="en-GB"/>
+              </w:rPr>
+            </w:pPr>
+            <w:r>
+              <w:rPr>
+                <w:rStyle w:val="Hyperlink"/>
+                <w:rFonts w:ascii="Arial" w:hAnsi="Arial" w:cs="Arial"/>
+                <w:bCs w:val="0"/>
+                <w:color w:val="auto"/>
+                <w:sz w:val="18"/>
+                <w:szCs w:val="18"/>
+                <w:u w:val="none"/>
+                <w:lang w:val="en-GB"/>
+              </w:rPr>
+              <w:t xml:space="preserve">THREATMODELING-LLM: Automating Threat </w:t>
+            </w:r>
+            <w:proofErr w:type="spellStart"/>
+            <w:r>
+              <w:rPr>
+                <w:rStyle w:val="Hyperlink"/>
+                <w:rFonts w:ascii="Arial" w:hAnsi="Arial" w:cs="Arial"/>
+                <w:bCs w:val="0"/>
+                <w:color w:val="auto"/>
+                <w:sz w:val="18"/>
+                <w:szCs w:val="18"/>
+                <w:u w:val="none"/>
+                <w:lang w:val="en-GB"/>
+              </w:rPr>
+              <w:t>Modeling</w:t>
+            </w:r>
+            <w:proofErr w:type="spellEnd"/>
+            <w:r>
+              <w:rPr>
+                <w:rStyle w:val="Hyperlink"/>
+                <w:rFonts w:ascii="Arial" w:hAnsi="Arial" w:cs="Arial"/>
+                <w:bCs w:val="0"/>
+                <w:color w:val="auto"/>
+                <w:sz w:val="18"/>
+                <w:szCs w:val="18"/>
+                <w:u w:val="none"/>
+                <w:lang w:val="en-GB"/>
+              </w:rPr>
+              <w:t xml:space="preserve"> using Large Language Models for Banking System</w:t>
+            </w:r>
+          </w:p>
+          <w:p>
+            <w:pPr>
+              <w:pStyle w:val="paragraph"/>
               <w:spacing w:before="0" w:beforeAutospacing="0" w:after="0" w:afterAutospacing="0"/>
               <w:textAlignment w:val="baseline"/>
               <w:rPr>
@@ -5997,204 +4552,147 @@
                 <w:rFonts w:ascii="Arial" w:hAnsi="Arial" w:cs="Arial"/>
                 <w:b w:val="0"/>
                 <w:bCs w:val="0"/>
-                <w:sz w:val="18"/>
-                <w:szCs w:val="18"/>
-                <w:u w:val="none"/>
-                <w:lang w:val="en-GB"/>
-              </w:rPr>
-            </w:pPr>
-            <w:r>
-              <w:rPr>
-                <w:rFonts w:ascii="Arial" w:hAnsi="Arial" w:cs="Arial"/>
-                <w:bCs w:val="0"/>
-                <w:color w:val="0563C1" w:themeColor="hyperlink"/>
-                <w:sz w:val="18"/>
-                <w:szCs w:val="18"/>
-                <w:lang w:val="en-GB"/>
-              </w:rPr>
-              <w:lastRenderedPageBreak/>
-              <w:t>LLM-Adapters: An Adapter Family for Parameter-Efficient Fine-Tuning of Large Language Models</w:t>
-            </w:r>
-            <w:r>
-              <w:rPr>
-                <w:rFonts w:ascii="Arial" w:hAnsi="Arial" w:cs="Arial"/>
-                <w:b w:val="0"/>
-                <w:bCs w:val="0"/>
-                <w:color w:val="0563C1" w:themeColor="hyperlink"/>
-                <w:sz w:val="18"/>
-                <w:szCs w:val="18"/>
-                <w:lang w:val="en-GB"/>
-              </w:rPr>
-              <w:br/>
-            </w:r>
+                <w:color w:val="auto"/>
+                <w:sz w:val="18"/>
+                <w:szCs w:val="18"/>
+                <w:u w:val="none"/>
+                <w:lang w:val="en-GB"/>
+              </w:rPr>
+            </w:pPr>
             <w:proofErr w:type="spellStart"/>
             <w:r>
               <w:rPr>
-                <w:rFonts w:ascii="Arial" w:hAnsi="Arial" w:cs="Arial"/>
-                <w:b w:val="0"/>
-                <w:bCs w:val="0"/>
-                <w:color w:val="0563C1" w:themeColor="hyperlink"/>
-                <w:sz w:val="18"/>
-                <w:szCs w:val="18"/>
-                <w:lang w:val="en-GB"/>
-              </w:rPr>
-              <w:t>Zhiqiang</w:t>
+                <w:rStyle w:val="Hyperlink"/>
+                <w:rFonts w:ascii="Arial" w:hAnsi="Arial" w:cs="Arial"/>
+                <w:b w:val="0"/>
+                <w:bCs w:val="0"/>
+                <w:color w:val="auto"/>
+                <w:sz w:val="18"/>
+                <w:szCs w:val="18"/>
+                <w:u w:val="none"/>
+                <w:lang w:val="en-GB"/>
+              </w:rPr>
+              <w:t>Shuiqiao</w:t>
             </w:r>
             <w:proofErr w:type="spellEnd"/>
             <w:r>
               <w:rPr>
-                <w:rFonts w:ascii="Arial" w:hAnsi="Arial" w:cs="Arial"/>
-                <w:b w:val="0"/>
-                <w:bCs w:val="0"/>
-                <w:color w:val="0563C1" w:themeColor="hyperlink"/>
-                <w:sz w:val="18"/>
-                <w:szCs w:val="18"/>
-                <w:lang w:val="en-GB"/>
-              </w:rPr>
-              <w:t xml:space="preserve"> Hu, </w:t>
+                <w:rStyle w:val="Hyperlink"/>
+                <w:rFonts w:ascii="Arial" w:hAnsi="Arial" w:cs="Arial"/>
+                <w:b w:val="0"/>
+                <w:bCs w:val="0"/>
+                <w:color w:val="auto"/>
+                <w:sz w:val="18"/>
+                <w:szCs w:val="18"/>
+                <w:u w:val="none"/>
+                <w:lang w:val="en-GB"/>
+              </w:rPr>
+              <w:t xml:space="preserve"> Yang, </w:t>
             </w:r>
             <w:proofErr w:type="spellStart"/>
             <w:r>
               <w:rPr>
-                <w:rFonts w:ascii="Arial" w:hAnsi="Arial" w:cs="Arial"/>
-                <w:b w:val="0"/>
-                <w:bCs w:val="0"/>
-                <w:color w:val="0563C1" w:themeColor="hyperlink"/>
-                <w:sz w:val="18"/>
-                <w:szCs w:val="18"/>
-                <w:lang w:val="en-GB"/>
-              </w:rPr>
-              <w:t>Yihuai</w:t>
+                <w:rStyle w:val="Hyperlink"/>
+                <w:rFonts w:ascii="Arial" w:hAnsi="Arial" w:cs="Arial"/>
+                <w:b w:val="0"/>
+                <w:bCs w:val="0"/>
+                <w:color w:val="auto"/>
+                <w:sz w:val="18"/>
+                <w:szCs w:val="18"/>
+                <w:u w:val="none"/>
+                <w:lang w:val="en-GB"/>
+              </w:rPr>
+              <w:t>Tingmin</w:t>
             </w:r>
             <w:proofErr w:type="spellEnd"/>
             <w:r>
               <w:rPr>
-                <w:rFonts w:ascii="Arial" w:hAnsi="Arial" w:cs="Arial"/>
-                <w:b w:val="0"/>
-                <w:bCs w:val="0"/>
-                <w:color w:val="0563C1" w:themeColor="hyperlink"/>
-                <w:sz w:val="18"/>
-                <w:szCs w:val="18"/>
-                <w:lang w:val="en-GB"/>
-              </w:rPr>
-              <w:t xml:space="preserve"> Lan, Lei Wang, </w:t>
+                <w:rStyle w:val="Hyperlink"/>
+                <w:rFonts w:ascii="Arial" w:hAnsi="Arial" w:cs="Arial"/>
+                <w:b w:val="0"/>
+                <w:bCs w:val="0"/>
+                <w:color w:val="auto"/>
+                <w:sz w:val="18"/>
+                <w:szCs w:val="18"/>
+                <w:u w:val="none"/>
+                <w:lang w:val="en-GB"/>
+              </w:rPr>
+              <w:t xml:space="preserve"> Wu, </w:t>
             </w:r>
             <w:proofErr w:type="spellStart"/>
             <w:r>
               <w:rPr>
-                <w:rFonts w:ascii="Arial" w:hAnsi="Arial" w:cs="Arial"/>
-                <w:b w:val="0"/>
-                <w:bCs w:val="0"/>
-                <w:color w:val="0563C1" w:themeColor="hyperlink"/>
-                <w:sz w:val="18"/>
-                <w:szCs w:val="18"/>
-                <w:lang w:val="en-GB"/>
-              </w:rPr>
-              <w:t>Wanyu</w:t>
+                <w:rStyle w:val="Hyperlink"/>
+                <w:rFonts w:ascii="Arial" w:hAnsi="Arial" w:cs="Arial"/>
+                <w:b w:val="0"/>
+                <w:bCs w:val="0"/>
+                <w:color w:val="auto"/>
+                <w:sz w:val="18"/>
+                <w:szCs w:val="18"/>
+                <w:u w:val="none"/>
+                <w:lang w:val="en-GB"/>
+              </w:rPr>
+              <w:t>Shigang</w:t>
             </w:r>
             <w:proofErr w:type="spellEnd"/>
             <w:r>
               <w:rPr>
-                <w:rFonts w:ascii="Arial" w:hAnsi="Arial" w:cs="Arial"/>
-                <w:b w:val="0"/>
-                <w:bCs w:val="0"/>
-                <w:color w:val="0563C1" w:themeColor="hyperlink"/>
-                <w:sz w:val="18"/>
-                <w:szCs w:val="18"/>
-                <w:lang w:val="en-GB"/>
-              </w:rPr>
-              <w:t xml:space="preserve"> Xu, </w:t>
+                <w:rStyle w:val="Hyperlink"/>
+                <w:rFonts w:ascii="Arial" w:hAnsi="Arial" w:cs="Arial"/>
+                <w:b w:val="0"/>
+                <w:bCs w:val="0"/>
+                <w:color w:val="auto"/>
+                <w:sz w:val="18"/>
+                <w:szCs w:val="18"/>
+                <w:u w:val="none"/>
+                <w:lang w:val="en-GB"/>
+              </w:rPr>
+              <w:t xml:space="preserve"> Liu, David Nguyen, </w:t>
             </w:r>
             <w:proofErr w:type="spellStart"/>
             <w:r>
               <w:rPr>
-                <w:rFonts w:ascii="Arial" w:hAnsi="Arial" w:cs="Arial"/>
-                <w:b w:val="0"/>
-                <w:bCs w:val="0"/>
-                <w:color w:val="0563C1" w:themeColor="hyperlink"/>
-                <w:sz w:val="18"/>
-                <w:szCs w:val="18"/>
-                <w:lang w:val="en-GB"/>
-              </w:rPr>
-              <w:t>Ee</w:t>
+                <w:rStyle w:val="Hyperlink"/>
+                <w:rFonts w:ascii="Arial" w:hAnsi="Arial" w:cs="Arial"/>
+                <w:b w:val="0"/>
+                <w:bCs w:val="0"/>
+                <w:color w:val="auto"/>
+                <w:sz w:val="18"/>
+                <w:szCs w:val="18"/>
+                <w:u w:val="none"/>
+                <w:lang w:val="en-GB"/>
+              </w:rPr>
+              <w:t>Seung</w:t>
             </w:r>
             <w:proofErr w:type="spellEnd"/>
             <w:r>
               <w:rPr>
-                <w:rFonts w:ascii="Arial" w:hAnsi="Arial" w:cs="Arial"/>
-                <w:b w:val="0"/>
-                <w:bCs w:val="0"/>
-                <w:color w:val="0563C1" w:themeColor="hyperlink"/>
-                <w:sz w:val="18"/>
-                <w:szCs w:val="18"/>
-                <w:lang w:val="en-GB"/>
-              </w:rPr>
-              <w:t xml:space="preserve">-Peng Lim, R. Lee, </w:t>
+                <w:rStyle w:val="Hyperlink"/>
+                <w:rFonts w:ascii="Arial" w:hAnsi="Arial" w:cs="Arial"/>
+                <w:b w:val="0"/>
+                <w:bCs w:val="0"/>
+                <w:color w:val="auto"/>
+                <w:sz w:val="18"/>
+                <w:szCs w:val="18"/>
+                <w:u w:val="none"/>
+                <w:lang w:val="en-GB"/>
+              </w:rPr>
+              <w:t xml:space="preserve"> Jang, A. </w:t>
             </w:r>
             <w:proofErr w:type="spellStart"/>
             <w:r>
               <w:rPr>
-                <w:rFonts w:ascii="Arial" w:hAnsi="Arial" w:cs="Arial"/>
-                <w:b w:val="0"/>
-                <w:bCs w:val="0"/>
-                <w:color w:val="0563C1" w:themeColor="hyperlink"/>
-                <w:sz w:val="18"/>
-                <w:szCs w:val="18"/>
-                <w:lang w:val="en-GB"/>
-              </w:rPr>
-              <w:t>Lidong</w:t>
-            </w:r>
-            <w:proofErr w:type="spellEnd"/>
-            <w:r>
-              <w:rPr>
-                <w:rFonts w:ascii="Arial" w:hAnsi="Arial" w:cs="Arial"/>
-                <w:b w:val="0"/>
-                <w:bCs w:val="0"/>
-                <w:color w:val="0563C1" w:themeColor="hyperlink"/>
-                <w:sz w:val="18"/>
-                <w:szCs w:val="18"/>
-                <w:lang w:val="en-GB"/>
-              </w:rPr>
-              <w:t xml:space="preserve"> Bing, </w:t>
-            </w:r>
-            <w:proofErr w:type="spellStart"/>
-            <w:r>
-              <w:rPr>
-                <w:rFonts w:ascii="Arial" w:hAnsi="Arial" w:cs="Arial"/>
-                <w:b w:val="0"/>
-                <w:bCs w:val="0"/>
-                <w:color w:val="0563C1" w:themeColor="hyperlink"/>
-                <w:sz w:val="18"/>
-                <w:szCs w:val="18"/>
-                <w:lang w:val="en-GB"/>
-              </w:rPr>
-              <w:t>Soujanya</w:t>
-            </w:r>
-            <w:proofErr w:type="spellEnd"/>
-            <w:r>
-              <w:rPr>
-                <w:rFonts w:ascii="Arial" w:hAnsi="Arial" w:cs="Arial"/>
-                <w:b w:val="0"/>
-                <w:bCs w:val="0"/>
-                <w:color w:val="0563C1" w:themeColor="hyperlink"/>
-                <w:sz w:val="18"/>
-                <w:szCs w:val="18"/>
-                <w:lang w:val="en-GB"/>
-              </w:rPr>
-              <w:t xml:space="preserve"> </w:t>
-            </w:r>
-            <w:proofErr w:type="spellStart"/>
-            <w:r>
-              <w:rPr>
-                <w:rFonts w:ascii="Arial" w:hAnsi="Arial" w:cs="Arial"/>
-                <w:b w:val="0"/>
-                <w:bCs w:val="0"/>
-                <w:color w:val="0563C1" w:themeColor="hyperlink"/>
-                <w:sz w:val="18"/>
-                <w:szCs w:val="18"/>
-                <w:lang w:val="en-GB"/>
-              </w:rPr>
-              <w:t>Poria</w:t>
+                <w:rStyle w:val="Hyperlink"/>
+                <w:rFonts w:ascii="Arial" w:hAnsi="Arial" w:cs="Arial"/>
+                <w:b w:val="0"/>
+                <w:bCs w:val="0"/>
+                <w:color w:val="auto"/>
+                <w:sz w:val="18"/>
+                <w:szCs w:val="18"/>
+                <w:u w:val="none"/>
+                <w:lang w:val="en-GB"/>
+              </w:rPr>
+              <w:t>Abuadbba</w:t>
             </w:r>
             <w:proofErr w:type="spellEnd"/>
           </w:p>
@@ -6212,20 +4710,20 @@
               <w:rPr>
                 <w:rStyle w:val="Hyperlink"/>
                 <w:rFonts w:ascii="Arial" w:hAnsi="Arial" w:cs="Arial"/>
-                <w:sz w:val="18"/>
-                <w:szCs w:val="18"/>
-                <w:u w:val="none"/>
-                <w:lang w:val="en-GB"/>
-              </w:rPr>
-            </w:pPr>
-            <w:r>
-              <w:rPr>
-                <w:rStyle w:val="Hyperlink"/>
-                <w:rFonts w:ascii="Arial" w:hAnsi="Arial" w:cs="Arial"/>
-                <w:sz w:val="18"/>
-                <w:szCs w:val="18"/>
-                <w:u w:val="none"/>
-                <w:lang w:val="en-GB"/>
+                <w:color w:val="auto"/>
+                <w:sz w:val="18"/>
+                <w:szCs w:val="18"/>
+                <w:u w:val="none"/>
+              </w:rPr>
+            </w:pPr>
+            <w:r>
+              <w:rPr>
+                <w:rStyle w:val="Hyperlink"/>
+                <w:rFonts w:ascii="Arial" w:hAnsi="Arial" w:cs="Arial"/>
+                <w:color w:val="auto"/>
+                <w:sz w:val="18"/>
+                <w:szCs w:val="18"/>
+                <w:u w:val="none"/>
               </w:rPr>
               <w:t>2</w:t>
             </w:r>
@@ -6233,12 +4731,12 @@
               <w:rPr>
                 <w:rStyle w:val="Hyperlink"/>
                 <w:rFonts w:ascii="Arial" w:hAnsi="Arial" w:cs="Arial"/>
-                <w:sz w:val="18"/>
-                <w:szCs w:val="18"/>
-                <w:u w:val="none"/>
-                <w:lang w:val="en-GB"/>
-              </w:rPr>
-              <w:t>023</w:t>
+                <w:color w:val="auto"/>
+                <w:sz w:val="18"/>
+                <w:szCs w:val="18"/>
+                <w:u w:val="none"/>
+              </w:rPr>
+              <w:t>6. November 2024, arXiv.org</w:t>
             </w:r>
           </w:p>
         </w:tc>
@@ -6255,20 +4753,22 @@
               <w:rPr>
                 <w:rStyle w:val="Hyperlink"/>
                 <w:rFonts w:ascii="Arial" w:hAnsi="Arial" w:cs="Arial"/>
-                <w:sz w:val="18"/>
-                <w:szCs w:val="18"/>
-                <w:u w:val="none"/>
-              </w:rPr>
-            </w:pPr>
-            <w:r>
-              <w:rPr>
-                <w:rFonts w:ascii="Arial" w:hAnsi="Arial" w:cs="Arial"/>
-                <w:bCs/>
-                <w:color w:val="0563C1" w:themeColor="hyperlink"/>
-                <w:sz w:val="18"/>
-                <w:szCs w:val="18"/>
-              </w:rPr>
-              <w:t>Adapterbasierte, parameter-effiziente Fine-Tuning-Methoden (PEFT) ermöglichen es, kleinere Open-Source-Sprachmodelle (wie LLaMA, BLOOM, GPT-J) so leistungsstark oder sogar leistungsfähiger zu machen als große Modelle (z. B. GPT-3.5 oder GPT-4) bei deutlich geringerem Rechenaufwand und weniger zu trainierenden Parametern.</w:t>
+                <w:color w:val="auto"/>
+                <w:sz w:val="18"/>
+                <w:szCs w:val="18"/>
+                <w:u w:val="none"/>
+              </w:rPr>
+            </w:pPr>
+            <w:r>
+              <w:rPr>
+                <w:rStyle w:val="Hyperlink"/>
+                <w:rFonts w:ascii="Arial" w:hAnsi="Arial" w:cs="Arial"/>
+                <w:color w:val="auto"/>
+                <w:sz w:val="18"/>
+                <w:szCs w:val="18"/>
+                <w:u w:val="none"/>
+              </w:rPr>
+              <w:t>Wie effektiv sind LLMs zur automatisierten Erstellung, Analyse und Pflege von Bedrohungsmodellen – mit Fokus auf Effizienzsteigerung und Aufwandreduktion.</w:t>
             </w:r>
           </w:p>
         </w:tc>
@@ -6283,32 +4783,165 @@
               <w:textAlignment w:val="baseline"/>
               <w:cnfStyle w:val="000000100000" w:firstRow="0" w:lastRow="0" w:firstColumn="0" w:lastColumn="0" w:oddVBand="0" w:evenVBand="0" w:oddHBand="1" w:evenHBand="0" w:firstRowFirstColumn="0" w:firstRowLastColumn="0" w:lastRowFirstColumn="0" w:lastRowLastColumn="0"/>
               <w:rPr>
-                <w:rStyle w:val="Hyperlink"/>
-                <w:rFonts w:ascii="Arial" w:hAnsi="Arial" w:cs="Arial"/>
-                <w:sz w:val="18"/>
-                <w:szCs w:val="18"/>
-                <w:u w:val="none"/>
-              </w:rPr>
-            </w:pPr>
-            <w:r>
-              <w:rPr>
-                <w:rFonts w:ascii="Arial" w:hAnsi="Arial" w:cs="Arial"/>
+                <w:rFonts w:ascii="Arial" w:hAnsi="Arial" w:cs="Arial"/>
+                <w:sz w:val="18"/>
+                <w:szCs w:val="18"/>
+              </w:rPr>
+            </w:pPr>
+            <w:r>
+              <w:rPr>
+                <w:rFonts w:ascii="Arial" w:hAnsi="Arial" w:cs="Arial"/>
+                <w:b/>
                 <w:bCs/>
-                <w:color w:val="0563C1" w:themeColor="hyperlink"/>
-                <w:sz w:val="18"/>
-                <w:szCs w:val="18"/>
-              </w:rPr>
-              <w:t>Es wird untersucht, welche Adapter-Typen, -Platzierungen und -Konfigurationen die beste Leistung erzielen. PEFT-Methoden wie der Series Adapter, Parallel Adapter, LoRA (Reparametrisierung) und Prompt-basierte Methoden werden verglichen. 14 Datensätze aus den Bereichen „Mathematisches Denken“ (Arithmetic Reasoning) und „Alltagslogik“ (Commonsense Reasoning) wurden verwendet, um die Adapter in verschiedenen Testszenarien zu evaluieren</w:t>
-            </w:r>
-            <w:r>
-              <w:rPr>
-                <w:rFonts w:ascii="Arial" w:hAnsi="Arial" w:cs="Arial"/>
+                <w:sz w:val="18"/>
+                <w:szCs w:val="18"/>
+              </w:rPr>
+              <w:t>Automatisierte Erstellung von DFDs:</w:t>
+            </w:r>
+            <w:r>
+              <w:rPr>
+                <w:rFonts w:ascii="Arial" w:hAnsi="Arial" w:cs="Arial"/>
+                <w:sz w:val="18"/>
+                <w:szCs w:val="18"/>
+              </w:rPr>
+              <w:br/>
+              <w:t>LLMs analysieren Systemdokumentationen und Quellcode, um automatisch Datenflussdiagramme zu generieren.</w:t>
+            </w:r>
+          </w:p>
+          <w:p>
+            <w:pPr>
+              <w:pStyle w:val="paragraph"/>
+              <w:spacing w:before="0" w:beforeAutospacing="0" w:after="0" w:afterAutospacing="0"/>
+              <w:textAlignment w:val="baseline"/>
+              <w:cnfStyle w:val="000000100000" w:firstRow="0" w:lastRow="0" w:firstColumn="0" w:lastColumn="0" w:oddVBand="0" w:evenVBand="0" w:oddHBand="1" w:evenHBand="0" w:firstRowFirstColumn="0" w:firstRowLastColumn="0" w:lastRowFirstColumn="0" w:lastRowLastColumn="0"/>
+              <w:rPr>
+                <w:rFonts w:ascii="Arial" w:hAnsi="Arial" w:cs="Arial"/>
+                <w:sz w:val="18"/>
+                <w:szCs w:val="18"/>
+              </w:rPr>
+            </w:pPr>
+            <w:r>
+              <w:rPr>
+                <w:rFonts w:ascii="Arial" w:hAnsi="Arial" w:cs="Arial"/>
+                <w:b/>
                 <w:bCs/>
-                <w:color w:val="0563C1" w:themeColor="hyperlink"/>
-                <w:sz w:val="18"/>
-                <w:szCs w:val="18"/>
-              </w:rPr>
-              <w:t>.</w:t>
+                <w:sz w:val="18"/>
+                <w:szCs w:val="18"/>
+              </w:rPr>
+              <w:t xml:space="preserve">Analyse </w:t>
+            </w:r>
+            <w:r>
+              <w:rPr>
+                <w:rFonts w:ascii="Arial" w:hAnsi="Arial" w:cs="Arial"/>
+                <w:b/>
+                <w:bCs/>
+                <w:sz w:val="18"/>
+                <w:szCs w:val="18"/>
+              </w:rPr>
+              <w:t xml:space="preserve">von </w:t>
+            </w:r>
+            <w:r>
+              <w:rPr>
+                <w:rFonts w:ascii="Arial" w:hAnsi="Arial" w:cs="Arial"/>
+                <w:b/>
+                <w:bCs/>
+                <w:sz w:val="18"/>
+                <w:szCs w:val="18"/>
+              </w:rPr>
+              <w:t>DFDs:</w:t>
+            </w:r>
+          </w:p>
+          <w:p>
+            <w:pPr>
+              <w:pStyle w:val="paragraph"/>
+              <w:spacing w:before="0" w:beforeAutospacing="0" w:after="0" w:afterAutospacing="0"/>
+              <w:textAlignment w:val="baseline"/>
+              <w:cnfStyle w:val="000000100000" w:firstRow="0" w:lastRow="0" w:firstColumn="0" w:lastColumn="0" w:oddVBand="0" w:evenVBand="0" w:oddHBand="1" w:evenHBand="0" w:firstRowFirstColumn="0" w:firstRowLastColumn="0" w:lastRowFirstColumn="0" w:lastRowLastColumn="0"/>
+              <w:rPr>
+                <w:rFonts w:ascii="Arial" w:hAnsi="Arial" w:cs="Arial"/>
+                <w:sz w:val="18"/>
+                <w:szCs w:val="18"/>
+              </w:rPr>
+            </w:pPr>
+            <w:r>
+              <w:rPr>
+                <w:rFonts w:ascii="Arial" w:hAnsi="Arial" w:cs="Arial"/>
+                <w:sz w:val="18"/>
+                <w:szCs w:val="18"/>
+              </w:rPr>
+              <w:t>LLMs</w:t>
+            </w:r>
+            <w:r>
+              <w:rPr>
+                <w:rFonts w:ascii="Arial" w:hAnsi="Arial" w:cs="Arial"/>
+                <w:sz w:val="18"/>
+                <w:szCs w:val="18"/>
+              </w:rPr>
+              <w:t xml:space="preserve"> identifiziert </w:t>
+            </w:r>
+            <w:r>
+              <w:rPr>
+                <w:rFonts w:ascii="Arial" w:hAnsi="Arial" w:cs="Arial"/>
+                <w:sz w:val="18"/>
+                <w:szCs w:val="18"/>
+              </w:rPr>
+              <w:t>potenzieller Angriffsvektoren.</w:t>
+            </w:r>
+          </w:p>
+          <w:p>
+            <w:pPr>
+              <w:pStyle w:val="paragraph"/>
+              <w:spacing w:before="0" w:beforeAutospacing="0" w:after="0" w:afterAutospacing="0"/>
+              <w:textAlignment w:val="baseline"/>
+              <w:cnfStyle w:val="000000100000" w:firstRow="0" w:lastRow="0" w:firstColumn="0" w:lastColumn="0" w:oddVBand="0" w:evenVBand="0" w:oddHBand="1" w:evenHBand="0" w:firstRowFirstColumn="0" w:firstRowLastColumn="0" w:lastRowFirstColumn="0" w:lastRowLastColumn="0"/>
+              <w:rPr>
+                <w:rFonts w:ascii="Arial" w:hAnsi="Arial" w:cs="Arial"/>
+                <w:sz w:val="18"/>
+                <w:szCs w:val="18"/>
+              </w:rPr>
+            </w:pPr>
+            <w:r>
+              <w:rPr>
+                <w:rFonts w:ascii="Arial" w:hAnsi="Arial" w:cs="Arial"/>
+                <w:sz w:val="18"/>
+                <w:szCs w:val="18"/>
+              </w:rPr>
+              <w:t>Klassifikation von Risiken (z. B. Hoch-, Mittel-, Niedrigrisiko).</w:t>
+            </w:r>
+          </w:p>
+          <w:p>
+            <w:pPr>
+              <w:pStyle w:val="paragraph"/>
+              <w:spacing w:before="0" w:beforeAutospacing="0" w:after="0" w:afterAutospacing="0"/>
+              <w:textAlignment w:val="baseline"/>
+              <w:cnfStyle w:val="000000100000" w:firstRow="0" w:lastRow="0" w:firstColumn="0" w:lastColumn="0" w:oddVBand="0" w:evenVBand="0" w:oddHBand="1" w:evenHBand="0" w:firstRowFirstColumn="0" w:firstRowLastColumn="0" w:lastRowFirstColumn="0" w:lastRowLastColumn="0"/>
+              <w:rPr>
+                <w:rStyle w:val="Hyperlink"/>
+                <w:rFonts w:ascii="Arial" w:hAnsi="Arial" w:cs="Arial"/>
+                <w:color w:val="auto"/>
+                <w:sz w:val="18"/>
+                <w:szCs w:val="18"/>
+                <w:u w:val="none"/>
+              </w:rPr>
+            </w:pPr>
+            <w:r>
+              <w:rPr>
+                <w:rFonts w:ascii="Arial" w:hAnsi="Arial" w:cs="Arial"/>
+                <w:b/>
+                <w:bCs/>
+                <w:sz w:val="18"/>
+                <w:szCs w:val="18"/>
+              </w:rPr>
+              <w:t>Bedrohungsszenarien:</w:t>
+            </w:r>
+            <w:r>
+              <w:rPr>
+                <w:rFonts w:ascii="Arial" w:hAnsi="Arial" w:cs="Arial"/>
+                <w:sz w:val="18"/>
+                <w:szCs w:val="18"/>
+              </w:rPr>
+              <w:br/>
+              <w:t>LLMs generieren automatisch Bedrohungsszenarien auf Basis der DFDs zur Unterstützung menschlicher Sicherheitsanalysten.</w:t>
             </w:r>
           </w:p>
         </w:tc>
@@ -6319,70 +4952,57 @@
           <w:p>
             <w:pPr>
               <w:pStyle w:val="paragraph"/>
+              <w:spacing w:after="0"/>
+              <w:textAlignment w:val="baseline"/>
+              <w:cnfStyle w:val="000000100000" w:firstRow="0" w:lastRow="0" w:firstColumn="0" w:lastColumn="0" w:oddVBand="0" w:evenVBand="0" w:oddHBand="1" w:evenHBand="0" w:firstRowFirstColumn="0" w:firstRowLastColumn="0" w:lastRowFirstColumn="0" w:lastRowLastColumn="0"/>
+              <w:rPr>
+                <w:rFonts w:ascii="Arial" w:hAnsi="Arial" w:cs="Arial"/>
+                <w:sz w:val="18"/>
+                <w:szCs w:val="18"/>
+              </w:rPr>
+            </w:pPr>
+            <w:r>
+              <w:rPr>
+                <w:rFonts w:ascii="Arial" w:hAnsi="Arial" w:cs="Arial"/>
+                <w:sz w:val="18"/>
+                <w:szCs w:val="18"/>
+              </w:rPr>
+              <w:t>Automatisierung spart Zeit und Ressourcen, LLMs erkennen viele gängige Bedrohungen zuverlässig.</w:t>
+            </w:r>
+          </w:p>
+          <w:p>
+            <w:pPr>
+              <w:pStyle w:val="paragraph"/>
               <w:spacing w:before="0" w:beforeAutospacing="0" w:after="0" w:afterAutospacing="0"/>
               <w:textAlignment w:val="baseline"/>
               <w:cnfStyle w:val="000000100000" w:firstRow="0" w:lastRow="0" w:firstColumn="0" w:lastColumn="0" w:oddVBand="0" w:evenVBand="0" w:oddHBand="1" w:evenHBand="0" w:firstRowFirstColumn="0" w:firstRowLastColumn="0" w:lastRowFirstColumn="0" w:lastRowLastColumn="0"/>
               <w:rPr>
                 <w:rStyle w:val="Hyperlink"/>
                 <w:rFonts w:ascii="Arial" w:hAnsi="Arial" w:cs="Arial"/>
-                <w:sz w:val="18"/>
-                <w:szCs w:val="18"/>
-                <w:u w:val="none"/>
-              </w:rPr>
-            </w:pPr>
-            <w:r>
-              <w:rPr>
-                <w:rFonts w:ascii="Arial" w:hAnsi="Arial" w:cs="Arial"/>
-                <w:bCs/>
-                <w:color w:val="0563C1" w:themeColor="hyperlink"/>
-                <w:sz w:val="18"/>
-                <w:szCs w:val="18"/>
-              </w:rPr>
-              <w:t>LLaMA-13B mit LoRA übertraf GPT-3.5 (175B) bei mehreren mathematischen Aufgaben (z. B. MultiArith, AddSub, SingleEq).</w:t>
-            </w:r>
-            <w:r>
-              <w:rPr>
-                <w:rFonts w:ascii="Arial" w:hAnsi="Arial" w:cs="Arial"/>
-                <w:bCs/>
-                <w:color w:val="0563C1" w:themeColor="hyperlink"/>
-                <w:sz w:val="18"/>
-                <w:szCs w:val="18"/>
-              </w:rPr>
-              <w:br/>
-              <w:t>LLaMA-13B + Adapter schlug ChatGPT bei Aufgaben des Alltagsverstands, wenn mit passenden In-Distribution-Daten feinjustiert wurde.</w:t>
-            </w:r>
-            <w:r>
-              <w:rPr>
-                <w:rFonts w:ascii="Arial" w:hAnsi="Arial" w:cs="Arial"/>
-                <w:bCs/>
-                <w:color w:val="0563C1" w:themeColor="hyperlink"/>
-                <w:sz w:val="18"/>
-                <w:szCs w:val="18"/>
-              </w:rPr>
-              <w:br/>
-              <w:t>Adapter stellen eine leistungsstarke und kostengünstige Alternative zu großen Modellen dar.</w:t>
-            </w:r>
-            <w:r>
-              <w:rPr>
-                <w:rFonts w:ascii="Arial" w:hAnsi="Arial" w:cs="Arial"/>
-                <w:bCs/>
-                <w:color w:val="0563C1" w:themeColor="hyperlink"/>
-                <w:sz w:val="18"/>
-                <w:szCs w:val="18"/>
-              </w:rPr>
-              <w:br/>
-              <w:t>Es gibt jedoch keine „einheitlich beste Lösung“ für alle Aufgaben.</w:t>
-            </w:r>
-            <w:r>
-              <w:rPr>
-                <w:rFonts w:ascii="Arial" w:hAnsi="Arial" w:cs="Arial"/>
-                <w:bCs/>
-                <w:color w:val="0563C1" w:themeColor="hyperlink"/>
-                <w:sz w:val="18"/>
-                <w:szCs w:val="18"/>
-              </w:rPr>
-              <w:br/>
-              <w:t>Leistung bei Out-of-Distribution-Daten war schwächer.</w:t>
+                <w:color w:val="auto"/>
+                <w:sz w:val="18"/>
+                <w:szCs w:val="18"/>
+                <w:u w:val="none"/>
+              </w:rPr>
+            </w:pPr>
+            <w:r>
+              <w:rPr>
+                <w:rFonts w:ascii="Arial" w:hAnsi="Arial" w:cs="Arial"/>
+                <w:sz w:val="18"/>
+                <w:szCs w:val="18"/>
+              </w:rPr>
+              <w:t>Aber: Fehlerhafte DFDs, schlechte Erkennung domänenspezifischer Bedrohungen, Overfitting und keine vollständige Ersetzbarkeit menschlicher Experten.</w:t>
+            </w:r>
+            <w:r>
+              <w:rPr>
+                <w:rStyle w:val="Hyperlink"/>
+                <w:rFonts w:ascii="Arial" w:hAnsi="Arial" w:cs="Arial"/>
+                <w:color w:val="auto"/>
+                <w:sz w:val="18"/>
+                <w:szCs w:val="18"/>
+                <w:u w:val="none"/>
+              </w:rPr>
+              <w:t xml:space="preserve"> </w:t>
             </w:r>
           </w:p>
         </w:tc>
@@ -6401,83 +5021,158 @@
               <w:rPr>
                 <w:rStyle w:val="Hyperlink"/>
                 <w:rFonts w:ascii="Arial" w:hAnsi="Arial" w:cs="Arial"/>
-                <w:b w:val="0"/>
-                <w:bCs w:val="0"/>
-                <w:sz w:val="18"/>
-                <w:szCs w:val="18"/>
-                <w:u w:val="none"/>
-                <w:lang w:val="en-GB"/>
-              </w:rPr>
-            </w:pPr>
-            <w:r>
-              <w:rPr>
-                <w:rStyle w:val="Hyperlink"/>
-                <w:rFonts w:ascii="Arial" w:hAnsi="Arial" w:cs="Arial"/>
-                <w:bCs w:val="0"/>
-                <w:sz w:val="18"/>
-                <w:szCs w:val="18"/>
-                <w:u w:val="none"/>
-                <w:lang w:val="en-GB"/>
-              </w:rPr>
-              <w:t xml:space="preserve">The Accuracy and Appropriateness of </w:t>
-            </w:r>
+                <w:bCs w:val="0"/>
+                <w:color w:val="auto"/>
+                <w:sz w:val="18"/>
+                <w:szCs w:val="18"/>
+                <w:u w:val="none"/>
+                <w:lang w:val="en-GB"/>
+              </w:rPr>
+            </w:pPr>
+            <w:r>
+              <w:rPr>
+                <w:rStyle w:val="Hyperlink"/>
+                <w:rFonts w:ascii="Arial" w:hAnsi="Arial" w:cs="Arial"/>
+                <w:bCs w:val="0"/>
+                <w:color w:val="auto"/>
+                <w:sz w:val="18"/>
+                <w:szCs w:val="18"/>
+                <w:u w:val="none"/>
+                <w:lang w:val="en-GB"/>
+              </w:rPr>
+              <w:t>A Systematic Survey of Prompt Engineering in Large Language Models: Techniques and Applications</w:t>
+            </w:r>
+          </w:p>
+          <w:p>
+            <w:pPr>
+              <w:pStyle w:val="paragraph"/>
+              <w:spacing w:before="0" w:beforeAutospacing="0" w:after="0" w:afterAutospacing="0"/>
+              <w:textAlignment w:val="baseline"/>
+              <w:rPr>
+                <w:rStyle w:val="Hyperlink"/>
+                <w:rFonts w:ascii="Arial" w:hAnsi="Arial" w:cs="Arial"/>
+                <w:b w:val="0"/>
+                <w:bCs w:val="0"/>
+                <w:color w:val="auto"/>
+                <w:sz w:val="18"/>
+                <w:szCs w:val="18"/>
+                <w:u w:val="none"/>
+                <w:lang w:val="en-GB"/>
+              </w:rPr>
+            </w:pPr>
             <w:proofErr w:type="spellStart"/>
             <w:r>
               <w:rPr>
                 <w:rStyle w:val="Hyperlink"/>
                 <w:rFonts w:ascii="Arial" w:hAnsi="Arial" w:cs="Arial"/>
-                <w:bCs w:val="0"/>
-                <w:sz w:val="18"/>
-                <w:szCs w:val="18"/>
-                <w:u w:val="none"/>
-                <w:lang w:val="en-GB"/>
-              </w:rPr>
-              <w:t>ChatGPT</w:t>
+                <w:b w:val="0"/>
+                <w:bCs w:val="0"/>
+                <w:color w:val="auto"/>
+                <w:sz w:val="18"/>
+                <w:szCs w:val="18"/>
+                <w:u w:val="none"/>
+                <w:lang w:val="en-GB"/>
+              </w:rPr>
+              <w:t>Pranab</w:t>
             </w:r>
             <w:proofErr w:type="spellEnd"/>
             <w:r>
               <w:rPr>
                 <w:rStyle w:val="Hyperlink"/>
                 <w:rFonts w:ascii="Arial" w:hAnsi="Arial" w:cs="Arial"/>
-                <w:bCs w:val="0"/>
-                <w:sz w:val="18"/>
-                <w:szCs w:val="18"/>
-                <w:u w:val="none"/>
-                <w:lang w:val="en-GB"/>
-              </w:rPr>
-              <w:t xml:space="preserve"> Responses on </w:t>
+                <w:b w:val="0"/>
+                <w:bCs w:val="0"/>
+                <w:color w:val="auto"/>
+                <w:sz w:val="18"/>
+                <w:szCs w:val="18"/>
+                <w:u w:val="none"/>
+                <w:lang w:val="en-GB"/>
+              </w:rPr>
+              <w:t xml:space="preserve"> </w:t>
             </w:r>
             <w:proofErr w:type="spellStart"/>
             <w:r>
               <w:rPr>
                 <w:rStyle w:val="Hyperlink"/>
                 <w:rFonts w:ascii="Arial" w:hAnsi="Arial" w:cs="Arial"/>
-                <w:bCs w:val="0"/>
-                <w:sz w:val="18"/>
-                <w:szCs w:val="18"/>
-                <w:u w:val="none"/>
-                <w:lang w:val="en-GB"/>
-              </w:rPr>
-              <w:t>Nonmelanoma</w:t>
+                <w:b w:val="0"/>
+                <w:bCs w:val="0"/>
+                <w:color w:val="auto"/>
+                <w:sz w:val="18"/>
+                <w:szCs w:val="18"/>
+                <w:u w:val="none"/>
+                <w:lang w:val="en-GB"/>
+              </w:rPr>
+              <w:t>Sahoo</w:t>
             </w:r>
             <w:proofErr w:type="spellEnd"/>
             <w:r>
               <w:rPr>
                 <w:rStyle w:val="Hyperlink"/>
                 <w:rFonts w:ascii="Arial" w:hAnsi="Arial" w:cs="Arial"/>
-                <w:bCs w:val="0"/>
-                <w:sz w:val="18"/>
-                <w:szCs w:val="18"/>
-                <w:u w:val="none"/>
-                <w:lang w:val="en-GB"/>
-              </w:rPr>
-              <w:t xml:space="preserve"> Skin Cancer Information Using Zero-Shot Chain of Thought Prompting</w:t>
-            </w:r>
-            <w:r>
-              <w:rPr>
-                <w:rStyle w:val="Hyperlink"/>
-                <w:rFonts w:ascii="Arial" w:hAnsi="Arial" w:cs="Arial"/>
-                <w:bCs w:val="0"/>
+                <w:b w:val="0"/>
+                <w:bCs w:val="0"/>
+                <w:color w:val="auto"/>
+                <w:sz w:val="18"/>
+                <w:szCs w:val="18"/>
+                <w:u w:val="none"/>
+                <w:lang w:val="en-GB"/>
+              </w:rPr>
+              <w:t xml:space="preserve">, </w:t>
+            </w:r>
+            <w:proofErr w:type="spellStart"/>
+            <w:r>
+              <w:rPr>
+                <w:rStyle w:val="Hyperlink"/>
+                <w:rFonts w:ascii="Arial" w:hAnsi="Arial" w:cs="Arial"/>
+                <w:b w:val="0"/>
+                <w:bCs w:val="0"/>
+                <w:color w:val="auto"/>
+                <w:sz w:val="18"/>
+                <w:szCs w:val="18"/>
+                <w:u w:val="none"/>
+                <w:lang w:val="en-GB"/>
+              </w:rPr>
+              <w:t>Ayush</w:t>
+            </w:r>
+            <w:proofErr w:type="spellEnd"/>
+            <w:r>
+              <w:rPr>
+                <w:rStyle w:val="Hyperlink"/>
+                <w:rFonts w:ascii="Arial" w:hAnsi="Arial" w:cs="Arial"/>
+                <w:b w:val="0"/>
+                <w:bCs w:val="0"/>
+                <w:color w:val="auto"/>
+                <w:sz w:val="18"/>
+                <w:szCs w:val="18"/>
+                <w:u w:val="none"/>
+                <w:lang w:val="en-GB"/>
+              </w:rPr>
+              <w:t xml:space="preserve"> Kumar Singh, </w:t>
+            </w:r>
+            <w:proofErr w:type="spellStart"/>
+            <w:r>
+              <w:rPr>
+                <w:rStyle w:val="Hyperlink"/>
+                <w:rFonts w:ascii="Arial" w:hAnsi="Arial" w:cs="Arial"/>
+                <w:b w:val="0"/>
+                <w:bCs w:val="0"/>
+                <w:color w:val="auto"/>
+                <w:sz w:val="18"/>
+                <w:szCs w:val="18"/>
+                <w:u w:val="none"/>
+                <w:lang w:val="en-GB"/>
+              </w:rPr>
+              <w:t>Sriparna</w:t>
+            </w:r>
+            <w:proofErr w:type="spellEnd"/>
+            <w:r>
+              <w:rPr>
+                <w:rStyle w:val="Hyperlink"/>
+                <w:rFonts w:ascii="Arial" w:hAnsi="Arial" w:cs="Arial"/>
+                <w:b w:val="0"/>
+                <w:bCs w:val="0"/>
+                <w:color w:val="auto"/>
                 <w:sz w:val="18"/>
                 <w:szCs w:val="18"/>
                 <w:u w:val="none"/>
@@ -6485,19 +5180,6 @@
               </w:rPr>
               <w:t xml:space="preserve"> </w:t>
             </w:r>
-            <w:r>
-              <w:rPr>
-                <w:rStyle w:val="Hyperlink"/>
-                <w:rFonts w:ascii="Arial" w:hAnsi="Arial" w:cs="Arial"/>
-                <w:b w:val="0"/>
-                <w:bCs w:val="0"/>
-                <w:sz w:val="18"/>
-                <w:szCs w:val="18"/>
-                <w:u w:val="none"/>
-                <w:lang w:val="en-GB"/>
-              </w:rPr>
-              <w:t xml:space="preserve">Ross O'Hagan, D. </w:t>
-            </w:r>
             <w:proofErr w:type="spellStart"/>
             <w:r>
               <w:rPr>
@@ -6505,12 +5187,13 @@
                 <w:rFonts w:ascii="Arial" w:hAnsi="Arial" w:cs="Arial"/>
                 <w:b w:val="0"/>
                 <w:bCs w:val="0"/>
-                <w:sz w:val="18"/>
-                <w:szCs w:val="18"/>
-                <w:u w:val="none"/>
-                <w:lang w:val="en-GB"/>
-              </w:rPr>
-              <w:t>Poplausky</w:t>
+                <w:color w:val="auto"/>
+                <w:sz w:val="18"/>
+                <w:szCs w:val="18"/>
+                <w:u w:val="none"/>
+                <w:lang w:val="en-GB"/>
+              </w:rPr>
+              <w:t>Saha</w:t>
             </w:r>
             <w:proofErr w:type="spellEnd"/>
             <w:r>
@@ -6519,12 +5202,13 @@
                 <w:rFonts w:ascii="Arial" w:hAnsi="Arial" w:cs="Arial"/>
                 <w:b w:val="0"/>
                 <w:bCs w:val="0"/>
-                <w:sz w:val="18"/>
-                <w:szCs w:val="18"/>
-                <w:u w:val="none"/>
-                <w:lang w:val="en-GB"/>
-              </w:rPr>
-              <w:t xml:space="preserve">, Jade N Young, N. Gulati, Melissa </w:t>
+                <w:color w:val="auto"/>
+                <w:sz w:val="18"/>
+                <w:szCs w:val="18"/>
+                <w:u w:val="none"/>
+                <w:lang w:val="en-GB"/>
+              </w:rPr>
+              <w:t xml:space="preserve">, </w:t>
             </w:r>
             <w:proofErr w:type="spellStart"/>
             <w:r>
@@ -6533,12 +5217,13 @@
                 <w:rFonts w:ascii="Arial" w:hAnsi="Arial" w:cs="Arial"/>
                 <w:b w:val="0"/>
                 <w:bCs w:val="0"/>
-                <w:sz w:val="18"/>
-                <w:szCs w:val="18"/>
-                <w:u w:val="none"/>
-                <w:lang w:val="en-GB"/>
-              </w:rPr>
-              <w:t>Levoska</w:t>
+                <w:color w:val="auto"/>
+                <w:sz w:val="18"/>
+                <w:szCs w:val="18"/>
+                <w:u w:val="none"/>
+                <w:lang w:val="en-GB"/>
+              </w:rPr>
+              <w:t>Vinija</w:t>
             </w:r>
             <w:proofErr w:type="spellEnd"/>
             <w:r>
@@ -6547,12 +5232,13 @@
                 <w:rFonts w:ascii="Arial" w:hAnsi="Arial" w:cs="Arial"/>
                 <w:b w:val="0"/>
                 <w:bCs w:val="0"/>
-                <w:sz w:val="18"/>
-                <w:szCs w:val="18"/>
-                <w:u w:val="none"/>
-                <w:lang w:val="en-GB"/>
-              </w:rPr>
-              <w:t xml:space="preserve">, Benjamin </w:t>
+                <w:color w:val="auto"/>
+                <w:sz w:val="18"/>
+                <w:szCs w:val="18"/>
+                <w:u w:val="none"/>
+                <w:lang w:val="en-GB"/>
+              </w:rPr>
+              <w:t xml:space="preserve"> Jain, S. </w:t>
             </w:r>
             <w:proofErr w:type="spellStart"/>
             <w:r>
@@ -6561,12 +5247,13 @@
                 <w:rFonts w:ascii="Arial" w:hAnsi="Arial" w:cs="Arial"/>
                 <w:b w:val="0"/>
                 <w:bCs w:val="0"/>
-                <w:sz w:val="18"/>
-                <w:szCs w:val="18"/>
-                <w:u w:val="none"/>
-                <w:lang w:val="en-GB"/>
-              </w:rPr>
-              <w:t>Ungar</w:t>
+                <w:color w:val="auto"/>
+                <w:sz w:val="18"/>
+                <w:szCs w:val="18"/>
+                <w:u w:val="none"/>
+                <w:lang w:val="en-GB"/>
+              </w:rPr>
+              <w:t>Mondal</w:t>
             </w:r>
             <w:proofErr w:type="spellEnd"/>
             <w:r>
@@ -6575,12 +5262,13 @@
                 <w:rFonts w:ascii="Arial" w:hAnsi="Arial" w:cs="Arial"/>
                 <w:b w:val="0"/>
                 <w:bCs w:val="0"/>
-                <w:sz w:val="18"/>
-                <w:szCs w:val="18"/>
-                <w:u w:val="none"/>
-                <w:lang w:val="en-GB"/>
-              </w:rPr>
-              <w:t xml:space="preserve">, J. </w:t>
+                <w:color w:val="auto"/>
+                <w:sz w:val="18"/>
+                <w:szCs w:val="18"/>
+                <w:u w:val="none"/>
+                <w:lang w:val="en-GB"/>
+              </w:rPr>
+              <w:t xml:space="preserve">, </w:t>
             </w:r>
             <w:proofErr w:type="spellStart"/>
             <w:r>
@@ -6589,14 +5277,29 @@
                 <w:rFonts w:ascii="Arial" w:hAnsi="Arial" w:cs="Arial"/>
                 <w:b w:val="0"/>
                 <w:bCs w:val="0"/>
-                <w:sz w:val="18"/>
-                <w:szCs w:val="18"/>
-                <w:u w:val="none"/>
-                <w:lang w:val="en-GB"/>
-              </w:rPr>
-              <w:t>Ungar</w:t>
+                <w:color w:val="auto"/>
+                <w:sz w:val="18"/>
+                <w:szCs w:val="18"/>
+                <w:u w:val="none"/>
+                <w:lang w:val="en-GB"/>
+              </w:rPr>
+              <w:t>Aman</w:t>
             </w:r>
             <w:proofErr w:type="spellEnd"/>
+            <w:r>
+              <w:rPr>
+                <w:rStyle w:val="Hyperlink"/>
+                <w:rFonts w:ascii="Arial" w:hAnsi="Arial" w:cs="Arial"/>
+                <w:b w:val="0"/>
+                <w:bCs w:val="0"/>
+                <w:color w:val="auto"/>
+                <w:sz w:val="18"/>
+                <w:szCs w:val="18"/>
+                <w:u w:val="none"/>
+                <w:lang w:val="en-GB"/>
+              </w:rPr>
+              <w:t xml:space="preserve"> Chadha</w:t>
+            </w:r>
           </w:p>
         </w:tc>
         <w:tc>
@@ -6612,22 +5315,22 @@
               <w:rPr>
                 <w:rStyle w:val="Hyperlink"/>
                 <w:rFonts w:ascii="Arial" w:hAnsi="Arial" w:cs="Arial"/>
-                <w:sz w:val="18"/>
-                <w:szCs w:val="18"/>
-                <w:u w:val="none"/>
-                <w:lang w:val="en-GB"/>
-              </w:rPr>
-            </w:pPr>
-            <w:r>
-              <w:rPr>
-                <w:rStyle w:val="Hyperlink"/>
-                <w:rFonts w:ascii="Arial" w:hAnsi="Arial" w:cs="Arial"/>
-                <w:sz w:val="18"/>
-                <w:szCs w:val="18"/>
-                <w:u w:val="none"/>
-                <w:lang w:val="en-GB"/>
-              </w:rPr>
-              <w:t>2023, JMIR Dermatology</w:t>
+                <w:color w:val="auto"/>
+                <w:sz w:val="18"/>
+                <w:szCs w:val="18"/>
+                <w:u w:val="none"/>
+              </w:rPr>
+            </w:pPr>
+            <w:r>
+              <w:rPr>
+                <w:rStyle w:val="Hyperlink"/>
+                <w:rFonts w:ascii="Arial" w:hAnsi="Arial" w:cs="Arial"/>
+                <w:color w:val="auto"/>
+                <w:sz w:val="18"/>
+                <w:szCs w:val="18"/>
+                <w:u w:val="none"/>
+              </w:rPr>
+              <w:t>5. Februar 2024, arXiv.org</w:t>
             </w:r>
           </w:p>
         </w:tc>
@@ -6644,20 +5347,22 @@
               <w:rPr>
                 <w:rStyle w:val="Hyperlink"/>
                 <w:rFonts w:ascii="Arial" w:hAnsi="Arial" w:cs="Arial"/>
-                <w:sz w:val="18"/>
-                <w:szCs w:val="18"/>
-                <w:u w:val="none"/>
-              </w:rPr>
-            </w:pPr>
-            <w:r>
-              <w:rPr>
-                <w:rStyle w:val="Hyperlink"/>
-                <w:rFonts w:ascii="Arial" w:hAnsi="Arial" w:cs="Arial"/>
-                <w:sz w:val="18"/>
-                <w:szCs w:val="18"/>
-                <w:u w:val="none"/>
-              </w:rPr>
-              <w:t>Es wird untersucht, wie genau ChatGPT medizinische Informationen zu nicht-melanotischem Hautkrebs (NMSC) liefert und wie sich die Genauigkeit von Standard-Prompting im Vergleich zu Zero-Shot Chain of Thought (ZS-COT) Prompting verhält.</w:t>
+                <w:color w:val="auto"/>
+                <w:sz w:val="18"/>
+                <w:szCs w:val="18"/>
+                <w:u w:val="none"/>
+              </w:rPr>
+            </w:pPr>
+            <w:r>
+              <w:rPr>
+                <w:rStyle w:val="Hyperlink"/>
+                <w:rFonts w:ascii="Arial" w:hAnsi="Arial" w:cs="Arial"/>
+                <w:color w:val="auto"/>
+                <w:sz w:val="18"/>
+                <w:szCs w:val="18"/>
+                <w:u w:val="none"/>
+              </w:rPr>
+              <w:t>Eine sorgfältige Gestaltung von Eingabeaufforderungen (Prompts) kann den Modellen helfen, Aufgaben erfolgreich zu bewältigen, ohne umfangreiche Nachschulungen oder Anpassungen der Modellparameter vorzunehmen.</w:t>
             </w:r>
           </w:p>
         </w:tc>
@@ -6674,19 +5379,49 @@
               <w:rPr>
                 <w:rStyle w:val="Hyperlink"/>
                 <w:rFonts w:ascii="Arial" w:hAnsi="Arial" w:cs="Arial"/>
-                <w:sz w:val="18"/>
-                <w:szCs w:val="18"/>
-                <w:u w:val="none"/>
-              </w:rPr>
-            </w:pPr>
-            <w:r>
-              <w:rPr>
-                <w:rFonts w:ascii="Arial" w:hAnsi="Arial" w:cs="Arial"/>
-                <w:color w:val="0563C1" w:themeColor="hyperlink"/>
-                <w:sz w:val="18"/>
-                <w:szCs w:val="18"/>
-              </w:rPr>
-              <w:t>Es werden 25 Fragen zu NMSC in vier Kategorien (Allgemeines, Diagnose, Behandlung, Risikofaktoren) gestellt und sowohl mit Standard-Prompting als auch ZS-COT-Prompting beantwortet. Drei Dermatologen bewerten die Genauigkeit und Eignung der Antworten für Websites und EHR-Nachrichten.</w:t>
+                <w:color w:val="auto"/>
+                <w:sz w:val="18"/>
+                <w:szCs w:val="18"/>
+                <w:u w:val="none"/>
+              </w:rPr>
+            </w:pPr>
+            <w:r>
+              <w:rPr>
+                <w:rStyle w:val="Hyperlink"/>
+                <w:rFonts w:ascii="Arial" w:hAnsi="Arial" w:cs="Arial"/>
+                <w:color w:val="auto"/>
+                <w:sz w:val="18"/>
+                <w:szCs w:val="18"/>
+                <w:u w:val="none"/>
+              </w:rPr>
+              <w:t>Es wird untersucht, wie verschiedene Techniken des Prompt Engineerings – von Zero-Shot und Few-Shot Prompts bis hin zu fortgeschrittenen Methoden wie Chain-of-Thought (CoT) und LogiCoT – die Leistung von LLMs und VLMs in unterschiedlichen Anwendungsbereichen verbessern können. Die Studie betrachtet speziell, welche Ansätze sich für komplexe Aufgaben wie mathematische Problemlösungen, logisches Denken und Fragebeantwortung am besten eignen.</w:t>
+            </w:r>
+          </w:p>
+          <w:p>
+            <w:pPr>
+              <w:pStyle w:val="paragraph"/>
+              <w:spacing w:before="0" w:beforeAutospacing="0" w:after="0" w:afterAutospacing="0"/>
+              <w:textAlignment w:val="baseline"/>
+              <w:cnfStyle w:val="000000000000" w:firstRow="0" w:lastRow="0" w:firstColumn="0" w:lastColumn="0" w:oddVBand="0" w:evenVBand="0" w:oddHBand="0" w:evenHBand="0" w:firstRowFirstColumn="0" w:firstRowLastColumn="0" w:lastRowFirstColumn="0" w:lastRowLastColumn="0"/>
+              <w:rPr>
+                <w:rStyle w:val="Hyperlink"/>
+                <w:rFonts w:ascii="Arial" w:hAnsi="Arial" w:cs="Arial"/>
+                <w:color w:val="auto"/>
+                <w:sz w:val="18"/>
+                <w:szCs w:val="18"/>
+                <w:u w:val="none"/>
+              </w:rPr>
+            </w:pPr>
+            <w:r>
+              <w:rPr>
+                <w:rStyle w:val="Hyperlink"/>
+                <w:rFonts w:ascii="Arial" w:hAnsi="Arial" w:cs="Arial"/>
+                <w:color w:val="auto"/>
+                <w:sz w:val="18"/>
+                <w:szCs w:val="18"/>
+                <w:u w:val="none"/>
+              </w:rPr>
+              <w:t>[2]</w:t>
             </w:r>
           </w:p>
         </w:tc>
@@ -6697,21 +5432,831 @@
           <w:p>
             <w:pPr>
               <w:pStyle w:val="paragraph"/>
+              <w:spacing w:before="0" w:beforeAutospacing="0" w:after="0"/>
+              <w:textAlignment w:val="baseline"/>
+              <w:cnfStyle w:val="000000000000" w:firstRow="0" w:lastRow="0" w:firstColumn="0" w:lastColumn="0" w:oddVBand="0" w:evenVBand="0" w:oddHBand="0" w:evenHBand="0" w:firstRowFirstColumn="0" w:firstRowLastColumn="0" w:lastRowFirstColumn="0" w:lastRowLastColumn="0"/>
+              <w:rPr>
+                <w:rStyle w:val="Hyperlink"/>
+                <w:rFonts w:ascii="Arial" w:hAnsi="Arial" w:cs="Arial"/>
+                <w:color w:val="auto"/>
+                <w:sz w:val="18"/>
+                <w:szCs w:val="18"/>
+                <w:u w:val="none"/>
+              </w:rPr>
+            </w:pPr>
+            <w:r>
+              <w:rPr>
+                <w:rFonts w:ascii="Arial" w:hAnsi="Arial" w:cs="Arial"/>
+                <w:sz w:val="18"/>
+                <w:szCs w:val="18"/>
+              </w:rPr>
+              <w:t>CoT und Auto-CoT erzielten signifikante Verbesserungen in der Genauigkeit, insbesondere bei komplexen Aufgaben wie Mathematik und Logik.</w:t>
+            </w:r>
+            <w:r>
+              <w:rPr>
+                <w:rFonts w:ascii="Arial" w:hAnsi="Arial" w:cs="Arial"/>
+                <w:sz w:val="18"/>
+                <w:szCs w:val="18"/>
+              </w:rPr>
+              <w:br/>
+              <w:t>Self-Refine zeigte große Fortschritte bei der Verbesserung der Modellantworten hinsichtlich Kontextualisierung und Genauigkeit.</w:t>
+            </w:r>
+            <w:r>
+              <w:rPr>
+                <w:rFonts w:ascii="Arial" w:hAnsi="Arial" w:cs="Arial"/>
+                <w:sz w:val="18"/>
+                <w:szCs w:val="18"/>
+              </w:rPr>
+              <w:br/>
+              <w:t>Die Graph-of-Thought (GoT)-Methode steigerte die Genauigkeit bei Aufgaben, die komplexe und nicht-lineare Denkvorgänge erforderten.</w:t>
+            </w:r>
+            <w:r>
+              <w:rPr>
+                <w:rFonts w:ascii="Arial" w:hAnsi="Arial" w:cs="Arial"/>
+                <w:sz w:val="18"/>
+                <w:szCs w:val="18"/>
+              </w:rPr>
+              <w:br/>
+              <w:t>Einige Techniken, wie Chain-of-Symbol und System2Attention, hatten jedoch Probleme mit der Skalierbarkeit und der Generalisierbarkeit auf breitere Anwendungsbereiche.</w:t>
+            </w:r>
+            <w:r>
+              <w:rPr>
+                <w:rFonts w:ascii="Arial" w:hAnsi="Arial" w:cs="Arial"/>
+                <w:sz w:val="18"/>
+                <w:szCs w:val="18"/>
+              </w:rPr>
+              <w:br/>
+              <w:t>Die Few-Shot Prompting-Technik war aufgrund des Token-Bedarfs bei langen Eingabedaten kostspielig und ineffizient.</w:t>
+            </w:r>
+            <w:r>
+              <w:rPr>
+                <w:rFonts w:ascii="Arial" w:hAnsi="Arial" w:cs="Arial"/>
+                <w:sz w:val="18"/>
+                <w:szCs w:val="18"/>
+              </w:rPr>
+              <w:br/>
+              <w:t>Herausforderungen wie Bias, Präzision und Interpretierbarkeit bleiben bestehen.</w:t>
+            </w:r>
+            <w:r>
+              <w:rPr>
+                <w:rFonts w:ascii="Arial" w:hAnsi="Arial" w:cs="Arial"/>
+                <w:sz w:val="18"/>
+                <w:szCs w:val="18"/>
+              </w:rPr>
+              <w:br/>
+              <w:t>Ethik ist ein wesentlicher Aspekt in der Entwicklung von LLMs.</w:t>
+            </w:r>
+          </w:p>
+        </w:tc>
+      </w:tr>
+      <w:tr>
+        <w:trPr>
+          <w:cnfStyle w:val="000000100000" w:firstRow="0" w:lastRow="0" w:firstColumn="0" w:lastColumn="0" w:oddVBand="0" w:evenVBand="0" w:oddHBand="1" w:evenHBand="0" w:firstRowFirstColumn="0" w:firstRowLastColumn="0" w:lastRowFirstColumn="0" w:lastRowLastColumn="0"/>
+        </w:trPr>
+        <w:tc>
+          <w:tcPr>
+            <w:cnfStyle w:val="001000000000" w:firstRow="0" w:lastRow="0" w:firstColumn="1" w:lastColumn="0" w:oddVBand="0" w:evenVBand="0" w:oddHBand="0" w:evenHBand="0" w:firstRowFirstColumn="0" w:firstRowLastColumn="0" w:lastRowFirstColumn="0" w:lastRowLastColumn="0"/>
+            <w:tcW w:w="1560" w:type="dxa"/>
+          </w:tcPr>
+          <w:p>
+            <w:pPr>
+              <w:pStyle w:val="paragraph"/>
+              <w:spacing w:before="0" w:beforeAutospacing="0" w:after="0" w:afterAutospacing="0"/>
+              <w:textAlignment w:val="baseline"/>
+              <w:rPr>
+                <w:rStyle w:val="Hyperlink"/>
+                <w:rFonts w:ascii="Arial" w:hAnsi="Arial" w:cs="Arial"/>
+                <w:b w:val="0"/>
+                <w:bCs w:val="0"/>
+                <w:color w:val="auto"/>
+                <w:sz w:val="18"/>
+                <w:szCs w:val="18"/>
+                <w:u w:val="none"/>
+                <w:lang w:val="en-GB"/>
+              </w:rPr>
+            </w:pPr>
+            <w:r>
+              <w:rPr>
+                <w:rFonts w:ascii="Arial" w:hAnsi="Arial" w:cs="Arial"/>
+                <w:bCs w:val="0"/>
+                <w:sz w:val="18"/>
+                <w:szCs w:val="18"/>
+                <w:lang w:val="en-GB"/>
+              </w:rPr>
+              <w:t>LLM-Adapters: An Adapter Family for Parameter-Efficient Fine-Tuning of Large Language Models</w:t>
+            </w:r>
+            <w:r>
+              <w:rPr>
+                <w:rFonts w:ascii="Arial" w:hAnsi="Arial" w:cs="Arial"/>
+                <w:b w:val="0"/>
+                <w:bCs w:val="0"/>
+                <w:sz w:val="18"/>
+                <w:szCs w:val="18"/>
+                <w:lang w:val="en-GB"/>
+              </w:rPr>
+              <w:br/>
+            </w:r>
+            <w:proofErr w:type="spellStart"/>
+            <w:r>
+              <w:rPr>
+                <w:rFonts w:ascii="Arial" w:hAnsi="Arial" w:cs="Arial"/>
+                <w:b w:val="0"/>
+                <w:bCs w:val="0"/>
+                <w:sz w:val="18"/>
+                <w:szCs w:val="18"/>
+                <w:lang w:val="en-GB"/>
+              </w:rPr>
+              <w:lastRenderedPageBreak/>
+              <w:t>Zhiqiang</w:t>
+            </w:r>
+            <w:proofErr w:type="spellEnd"/>
+            <w:r>
+              <w:rPr>
+                <w:rFonts w:ascii="Arial" w:hAnsi="Arial" w:cs="Arial"/>
+                <w:b w:val="0"/>
+                <w:bCs w:val="0"/>
+                <w:sz w:val="18"/>
+                <w:szCs w:val="18"/>
+                <w:lang w:val="en-GB"/>
+              </w:rPr>
+              <w:t xml:space="preserve"> Hu, </w:t>
+            </w:r>
+            <w:proofErr w:type="spellStart"/>
+            <w:r>
+              <w:rPr>
+                <w:rFonts w:ascii="Arial" w:hAnsi="Arial" w:cs="Arial"/>
+                <w:b w:val="0"/>
+                <w:bCs w:val="0"/>
+                <w:sz w:val="18"/>
+                <w:szCs w:val="18"/>
+                <w:lang w:val="en-GB"/>
+              </w:rPr>
+              <w:t>Yihuai</w:t>
+            </w:r>
+            <w:proofErr w:type="spellEnd"/>
+            <w:r>
+              <w:rPr>
+                <w:rFonts w:ascii="Arial" w:hAnsi="Arial" w:cs="Arial"/>
+                <w:b w:val="0"/>
+                <w:bCs w:val="0"/>
+                <w:sz w:val="18"/>
+                <w:szCs w:val="18"/>
+                <w:lang w:val="en-GB"/>
+              </w:rPr>
+              <w:t xml:space="preserve"> Lan, Lei Wang, </w:t>
+            </w:r>
+            <w:proofErr w:type="spellStart"/>
+            <w:r>
+              <w:rPr>
+                <w:rFonts w:ascii="Arial" w:hAnsi="Arial" w:cs="Arial"/>
+                <w:b w:val="0"/>
+                <w:bCs w:val="0"/>
+                <w:sz w:val="18"/>
+                <w:szCs w:val="18"/>
+                <w:lang w:val="en-GB"/>
+              </w:rPr>
+              <w:t>Wanyu</w:t>
+            </w:r>
+            <w:proofErr w:type="spellEnd"/>
+            <w:r>
+              <w:rPr>
+                <w:rFonts w:ascii="Arial" w:hAnsi="Arial" w:cs="Arial"/>
+                <w:b w:val="0"/>
+                <w:bCs w:val="0"/>
+                <w:sz w:val="18"/>
+                <w:szCs w:val="18"/>
+                <w:lang w:val="en-GB"/>
+              </w:rPr>
+              <w:t xml:space="preserve"> Xu, </w:t>
+            </w:r>
+            <w:proofErr w:type="spellStart"/>
+            <w:r>
+              <w:rPr>
+                <w:rFonts w:ascii="Arial" w:hAnsi="Arial" w:cs="Arial"/>
+                <w:b w:val="0"/>
+                <w:bCs w:val="0"/>
+                <w:sz w:val="18"/>
+                <w:szCs w:val="18"/>
+                <w:lang w:val="en-GB"/>
+              </w:rPr>
+              <w:t>Ee</w:t>
+            </w:r>
+            <w:proofErr w:type="spellEnd"/>
+            <w:r>
+              <w:rPr>
+                <w:rFonts w:ascii="Arial" w:hAnsi="Arial" w:cs="Arial"/>
+                <w:b w:val="0"/>
+                <w:bCs w:val="0"/>
+                <w:sz w:val="18"/>
+                <w:szCs w:val="18"/>
+                <w:lang w:val="en-GB"/>
+              </w:rPr>
+              <w:t xml:space="preserve">-Peng Lim, R. Lee, </w:t>
+            </w:r>
+            <w:proofErr w:type="spellStart"/>
+            <w:r>
+              <w:rPr>
+                <w:rFonts w:ascii="Arial" w:hAnsi="Arial" w:cs="Arial"/>
+                <w:b w:val="0"/>
+                <w:bCs w:val="0"/>
+                <w:sz w:val="18"/>
+                <w:szCs w:val="18"/>
+                <w:lang w:val="en-GB"/>
+              </w:rPr>
+              <w:t>Lidong</w:t>
+            </w:r>
+            <w:proofErr w:type="spellEnd"/>
+            <w:r>
+              <w:rPr>
+                <w:rFonts w:ascii="Arial" w:hAnsi="Arial" w:cs="Arial"/>
+                <w:b w:val="0"/>
+                <w:bCs w:val="0"/>
+                <w:sz w:val="18"/>
+                <w:szCs w:val="18"/>
+                <w:lang w:val="en-GB"/>
+              </w:rPr>
+              <w:t xml:space="preserve"> Bing, </w:t>
+            </w:r>
+            <w:proofErr w:type="spellStart"/>
+            <w:r>
+              <w:rPr>
+                <w:rFonts w:ascii="Arial" w:hAnsi="Arial" w:cs="Arial"/>
+                <w:b w:val="0"/>
+                <w:bCs w:val="0"/>
+                <w:sz w:val="18"/>
+                <w:szCs w:val="18"/>
+                <w:lang w:val="en-GB"/>
+              </w:rPr>
+              <w:t>Soujanya</w:t>
+            </w:r>
+            <w:proofErr w:type="spellEnd"/>
+            <w:r>
+              <w:rPr>
+                <w:rFonts w:ascii="Arial" w:hAnsi="Arial" w:cs="Arial"/>
+                <w:b w:val="0"/>
+                <w:bCs w:val="0"/>
+                <w:sz w:val="18"/>
+                <w:szCs w:val="18"/>
+                <w:lang w:val="en-GB"/>
+              </w:rPr>
+              <w:t xml:space="preserve"> </w:t>
+            </w:r>
+            <w:proofErr w:type="spellStart"/>
+            <w:r>
+              <w:rPr>
+                <w:rFonts w:ascii="Arial" w:hAnsi="Arial" w:cs="Arial"/>
+                <w:b w:val="0"/>
+                <w:bCs w:val="0"/>
+                <w:sz w:val="18"/>
+                <w:szCs w:val="18"/>
+                <w:lang w:val="en-GB"/>
+              </w:rPr>
+              <w:t>Poria</w:t>
+            </w:r>
+            <w:proofErr w:type="spellEnd"/>
+          </w:p>
+        </w:tc>
+        <w:tc>
+          <w:tcPr>
+            <w:tcW w:w="1134" w:type="dxa"/>
+          </w:tcPr>
+          <w:p>
+            <w:pPr>
+              <w:pStyle w:val="paragraph"/>
+              <w:spacing w:before="0" w:beforeAutospacing="0" w:after="0" w:afterAutospacing="0"/>
+              <w:textAlignment w:val="baseline"/>
+              <w:cnfStyle w:val="000000100000" w:firstRow="0" w:lastRow="0" w:firstColumn="0" w:lastColumn="0" w:oddVBand="0" w:evenVBand="0" w:oddHBand="1" w:evenHBand="0" w:firstRowFirstColumn="0" w:firstRowLastColumn="0" w:lastRowFirstColumn="0" w:lastRowLastColumn="0"/>
+              <w:rPr>
+                <w:rStyle w:val="Hyperlink"/>
+                <w:rFonts w:ascii="Arial" w:hAnsi="Arial" w:cs="Arial"/>
+                <w:color w:val="auto"/>
+                <w:sz w:val="18"/>
+                <w:szCs w:val="18"/>
+                <w:u w:val="none"/>
+                <w:lang w:val="en-GB"/>
+              </w:rPr>
+            </w:pPr>
+            <w:r>
+              <w:rPr>
+                <w:rStyle w:val="Hyperlink"/>
+                <w:rFonts w:ascii="Arial" w:hAnsi="Arial" w:cs="Arial"/>
+                <w:color w:val="auto"/>
+                <w:sz w:val="18"/>
+                <w:szCs w:val="18"/>
+                <w:u w:val="none"/>
+                <w:lang w:val="en-GB"/>
+              </w:rPr>
+              <w:lastRenderedPageBreak/>
+              <w:t>2</w:t>
+            </w:r>
+            <w:r>
+              <w:rPr>
+                <w:rStyle w:val="Hyperlink"/>
+                <w:rFonts w:ascii="Arial" w:hAnsi="Arial" w:cs="Arial"/>
+                <w:color w:val="auto"/>
+                <w:sz w:val="18"/>
+                <w:szCs w:val="18"/>
+                <w:u w:val="none"/>
+                <w:lang w:val="en-GB"/>
+              </w:rPr>
+              <w:t>023</w:t>
+            </w:r>
+          </w:p>
+        </w:tc>
+        <w:tc>
+          <w:tcPr>
+            <w:tcW w:w="2126" w:type="dxa"/>
+          </w:tcPr>
+          <w:p>
+            <w:pPr>
+              <w:pStyle w:val="paragraph"/>
+              <w:spacing w:before="0" w:beforeAutospacing="0" w:after="0" w:afterAutospacing="0"/>
+              <w:textAlignment w:val="baseline"/>
+              <w:cnfStyle w:val="000000100000" w:firstRow="0" w:lastRow="0" w:firstColumn="0" w:lastColumn="0" w:oddVBand="0" w:evenVBand="0" w:oddHBand="1" w:evenHBand="0" w:firstRowFirstColumn="0" w:firstRowLastColumn="0" w:lastRowFirstColumn="0" w:lastRowLastColumn="0"/>
+              <w:rPr>
+                <w:rStyle w:val="Hyperlink"/>
+                <w:rFonts w:ascii="Arial" w:hAnsi="Arial" w:cs="Arial"/>
+                <w:color w:val="auto"/>
+                <w:sz w:val="18"/>
+                <w:szCs w:val="18"/>
+                <w:u w:val="none"/>
+              </w:rPr>
+            </w:pPr>
+            <w:r>
+              <w:rPr>
+                <w:rFonts w:ascii="Arial" w:hAnsi="Arial" w:cs="Arial"/>
+                <w:bCs/>
+                <w:sz w:val="18"/>
+                <w:szCs w:val="18"/>
+              </w:rPr>
+              <w:t xml:space="preserve">Adapterbasierte, parameter-effiziente Fine-Tuning-Methoden (PEFT) ermöglichen es, kleinere Open-Source-Sprachmodelle (wie LLaMA, BLOOM, GPT-J) so leistungsstark oder sogar </w:t>
+            </w:r>
+            <w:r>
+              <w:rPr>
+                <w:rFonts w:ascii="Arial" w:hAnsi="Arial" w:cs="Arial"/>
+                <w:bCs/>
+                <w:sz w:val="18"/>
+                <w:szCs w:val="18"/>
+              </w:rPr>
+              <w:lastRenderedPageBreak/>
+              <w:t>leistungsfähiger zu machen als große Modelle (z. B. GPT-3.5 oder GPT-4) bei deutlich geringerem Rechenaufwand und weniger zu trainierenden Parametern.</w:t>
+            </w:r>
+          </w:p>
+        </w:tc>
+        <w:tc>
+          <w:tcPr>
+            <w:tcW w:w="2977" w:type="dxa"/>
+          </w:tcPr>
+          <w:p>
+            <w:pPr>
+              <w:pStyle w:val="paragraph"/>
+              <w:spacing w:before="0" w:beforeAutospacing="0" w:after="0" w:afterAutospacing="0"/>
+              <w:textAlignment w:val="baseline"/>
+              <w:cnfStyle w:val="000000100000" w:firstRow="0" w:lastRow="0" w:firstColumn="0" w:lastColumn="0" w:oddVBand="0" w:evenVBand="0" w:oddHBand="1" w:evenHBand="0" w:firstRowFirstColumn="0" w:firstRowLastColumn="0" w:lastRowFirstColumn="0" w:lastRowLastColumn="0"/>
+              <w:rPr>
+                <w:rStyle w:val="Hyperlink"/>
+                <w:rFonts w:ascii="Arial" w:hAnsi="Arial" w:cs="Arial"/>
+                <w:color w:val="auto"/>
+                <w:sz w:val="18"/>
+                <w:szCs w:val="18"/>
+                <w:u w:val="none"/>
+              </w:rPr>
+            </w:pPr>
+            <w:r>
+              <w:rPr>
+                <w:rFonts w:ascii="Arial" w:hAnsi="Arial" w:cs="Arial"/>
+                <w:bCs/>
+                <w:sz w:val="18"/>
+                <w:szCs w:val="18"/>
+              </w:rPr>
+              <w:lastRenderedPageBreak/>
+              <w:t xml:space="preserve">Es wird untersucht, welche Adapter-Typen, -Platzierungen und -Konfigurationen die beste Leistung erzielen. PEFT-Methoden wie der Series Adapter, Parallel Adapter, LoRA (Reparametrisierung) und Prompt-basierte Methoden werden verglichen. 14 Datensätze aus </w:t>
+            </w:r>
+            <w:r>
+              <w:rPr>
+                <w:rFonts w:ascii="Arial" w:hAnsi="Arial" w:cs="Arial"/>
+                <w:bCs/>
+                <w:sz w:val="18"/>
+                <w:szCs w:val="18"/>
+              </w:rPr>
+              <w:lastRenderedPageBreak/>
+              <w:t>den Bereichen „Mathematisches Denken“ (Arithmetic Reasoning) und „Alltagslogik“ (Commonsense Reasoning) wurden verwendet, um die Adapter in verschiedenen Testszenarien zu evaluieren.</w:t>
+            </w:r>
+          </w:p>
+        </w:tc>
+        <w:tc>
+          <w:tcPr>
+            <w:tcW w:w="3119" w:type="dxa"/>
+          </w:tcPr>
+          <w:p>
+            <w:pPr>
+              <w:pStyle w:val="paragraph"/>
+              <w:spacing w:before="0" w:beforeAutospacing="0" w:after="0" w:afterAutospacing="0"/>
+              <w:textAlignment w:val="baseline"/>
+              <w:cnfStyle w:val="000000100000" w:firstRow="0" w:lastRow="0" w:firstColumn="0" w:lastColumn="0" w:oddVBand="0" w:evenVBand="0" w:oddHBand="1" w:evenHBand="0" w:firstRowFirstColumn="0" w:firstRowLastColumn="0" w:lastRowFirstColumn="0" w:lastRowLastColumn="0"/>
+              <w:rPr>
+                <w:rStyle w:val="Hyperlink"/>
+                <w:rFonts w:ascii="Arial" w:hAnsi="Arial" w:cs="Arial"/>
+                <w:color w:val="auto"/>
+                <w:sz w:val="18"/>
+                <w:szCs w:val="18"/>
+                <w:u w:val="none"/>
+              </w:rPr>
+            </w:pPr>
+            <w:r>
+              <w:rPr>
+                <w:rFonts w:ascii="Arial" w:hAnsi="Arial" w:cs="Arial"/>
+                <w:bCs/>
+                <w:sz w:val="18"/>
+                <w:szCs w:val="18"/>
+              </w:rPr>
+              <w:lastRenderedPageBreak/>
+              <w:t>LLaMA-13B mit LoRA übertraf GPT-3.5 (175B) bei mehreren mathematischen Aufgaben (z. B. MultiArith, AddSub, SingleEq).</w:t>
+            </w:r>
+            <w:r>
+              <w:rPr>
+                <w:rFonts w:ascii="Arial" w:hAnsi="Arial" w:cs="Arial"/>
+                <w:bCs/>
+                <w:sz w:val="18"/>
+                <w:szCs w:val="18"/>
+              </w:rPr>
+              <w:br/>
+              <w:t>LLaMA-13B + Adapter schlug ChatGPT bei Aufgaben des Alltagsverstands, wenn mit passenden In-Distribution-Daten feinjustiert wurde.</w:t>
+            </w:r>
+            <w:r>
+              <w:rPr>
+                <w:rFonts w:ascii="Arial" w:hAnsi="Arial" w:cs="Arial"/>
+                <w:bCs/>
+                <w:sz w:val="18"/>
+                <w:szCs w:val="18"/>
+              </w:rPr>
+              <w:br/>
+            </w:r>
+            <w:r>
+              <w:rPr>
+                <w:rFonts w:ascii="Arial" w:hAnsi="Arial" w:cs="Arial"/>
+                <w:bCs/>
+                <w:sz w:val="18"/>
+                <w:szCs w:val="18"/>
+              </w:rPr>
+              <w:lastRenderedPageBreak/>
+              <w:t>Adapter stellen eine leistungsstarke und kostengünstige Alternative zu großen Modellen dar.</w:t>
+            </w:r>
+            <w:r>
+              <w:rPr>
+                <w:rFonts w:ascii="Arial" w:hAnsi="Arial" w:cs="Arial"/>
+                <w:bCs/>
+                <w:sz w:val="18"/>
+                <w:szCs w:val="18"/>
+              </w:rPr>
+              <w:br/>
+              <w:t>Es gibt jedoch keine „einheitlich beste Lösung“ für alle Aufgaben.</w:t>
+            </w:r>
+            <w:r>
+              <w:rPr>
+                <w:rFonts w:ascii="Arial" w:hAnsi="Arial" w:cs="Arial"/>
+                <w:bCs/>
+                <w:sz w:val="18"/>
+                <w:szCs w:val="18"/>
+              </w:rPr>
+              <w:br/>
+              <w:t>Leistung bei Out-of-Distribution-Daten war schwächer.</w:t>
+            </w:r>
+          </w:p>
+        </w:tc>
+      </w:tr>
+      <w:tr>
+        <w:tc>
+          <w:tcPr>
+            <w:cnfStyle w:val="001000000000" w:firstRow="0" w:lastRow="0" w:firstColumn="1" w:lastColumn="0" w:oddVBand="0" w:evenVBand="0" w:oddHBand="0" w:evenHBand="0" w:firstRowFirstColumn="0" w:firstRowLastColumn="0" w:lastRowFirstColumn="0" w:lastRowLastColumn="0"/>
+            <w:tcW w:w="1560" w:type="dxa"/>
+          </w:tcPr>
+          <w:p>
+            <w:pPr>
+              <w:pStyle w:val="paragraph"/>
+              <w:spacing w:after="0"/>
+              <w:textAlignment w:val="baseline"/>
+              <w:rPr>
+                <w:rStyle w:val="Hyperlink"/>
+                <w:rFonts w:ascii="Arial" w:hAnsi="Arial" w:cs="Arial"/>
+                <w:b w:val="0"/>
+                <w:bCs w:val="0"/>
+                <w:color w:val="auto"/>
+                <w:sz w:val="18"/>
+                <w:szCs w:val="18"/>
+                <w:u w:val="none"/>
+                <w:lang w:val="en-GB"/>
+              </w:rPr>
+            </w:pPr>
+            <w:r>
+              <w:rPr>
+                <w:rStyle w:val="Hyperlink"/>
+                <w:rFonts w:ascii="Arial" w:hAnsi="Arial" w:cs="Arial"/>
+                <w:bCs w:val="0"/>
+                <w:color w:val="auto"/>
+                <w:sz w:val="18"/>
+                <w:szCs w:val="18"/>
+                <w:u w:val="none"/>
+                <w:lang w:val="en-GB"/>
+              </w:rPr>
+              <w:lastRenderedPageBreak/>
+              <w:t xml:space="preserve">The Accuracy and Appropriateness of </w:t>
+            </w:r>
+            <w:proofErr w:type="spellStart"/>
+            <w:r>
+              <w:rPr>
+                <w:rStyle w:val="Hyperlink"/>
+                <w:rFonts w:ascii="Arial" w:hAnsi="Arial" w:cs="Arial"/>
+                <w:bCs w:val="0"/>
+                <w:color w:val="auto"/>
+                <w:sz w:val="18"/>
+                <w:szCs w:val="18"/>
+                <w:u w:val="none"/>
+                <w:lang w:val="en-GB"/>
+              </w:rPr>
+              <w:t>ChatGPT</w:t>
+            </w:r>
+            <w:proofErr w:type="spellEnd"/>
+            <w:r>
+              <w:rPr>
+                <w:rStyle w:val="Hyperlink"/>
+                <w:rFonts w:ascii="Arial" w:hAnsi="Arial" w:cs="Arial"/>
+                <w:bCs w:val="0"/>
+                <w:color w:val="auto"/>
+                <w:sz w:val="18"/>
+                <w:szCs w:val="18"/>
+                <w:u w:val="none"/>
+                <w:lang w:val="en-GB"/>
+              </w:rPr>
+              <w:t xml:space="preserve"> Responses on </w:t>
+            </w:r>
+            <w:proofErr w:type="spellStart"/>
+            <w:r>
+              <w:rPr>
+                <w:rStyle w:val="Hyperlink"/>
+                <w:rFonts w:ascii="Arial" w:hAnsi="Arial" w:cs="Arial"/>
+                <w:bCs w:val="0"/>
+                <w:color w:val="auto"/>
+                <w:sz w:val="18"/>
+                <w:szCs w:val="18"/>
+                <w:u w:val="none"/>
+                <w:lang w:val="en-GB"/>
+              </w:rPr>
+              <w:t>Nonmelanoma</w:t>
+            </w:r>
+            <w:proofErr w:type="spellEnd"/>
+            <w:r>
+              <w:rPr>
+                <w:rStyle w:val="Hyperlink"/>
+                <w:rFonts w:ascii="Arial" w:hAnsi="Arial" w:cs="Arial"/>
+                <w:bCs w:val="0"/>
+                <w:color w:val="auto"/>
+                <w:sz w:val="18"/>
+                <w:szCs w:val="18"/>
+                <w:u w:val="none"/>
+                <w:lang w:val="en-GB"/>
+              </w:rPr>
+              <w:t xml:space="preserve"> Skin Cancer Information Using Zero-Shot Chain of Thought Prompting </w:t>
+            </w:r>
+            <w:r>
+              <w:rPr>
+                <w:rStyle w:val="Hyperlink"/>
+                <w:rFonts w:ascii="Arial" w:hAnsi="Arial" w:cs="Arial"/>
+                <w:b w:val="0"/>
+                <w:bCs w:val="0"/>
+                <w:color w:val="auto"/>
+                <w:sz w:val="18"/>
+                <w:szCs w:val="18"/>
+                <w:u w:val="none"/>
+                <w:lang w:val="en-GB"/>
+              </w:rPr>
+              <w:t xml:space="preserve">Ross O'Hagan, D. </w:t>
+            </w:r>
+            <w:proofErr w:type="spellStart"/>
+            <w:r>
+              <w:rPr>
+                <w:rStyle w:val="Hyperlink"/>
+                <w:rFonts w:ascii="Arial" w:hAnsi="Arial" w:cs="Arial"/>
+                <w:b w:val="0"/>
+                <w:bCs w:val="0"/>
+                <w:color w:val="auto"/>
+                <w:sz w:val="18"/>
+                <w:szCs w:val="18"/>
+                <w:u w:val="none"/>
+                <w:lang w:val="en-GB"/>
+              </w:rPr>
+              <w:t>Poplausky</w:t>
+            </w:r>
+            <w:proofErr w:type="spellEnd"/>
+            <w:r>
+              <w:rPr>
+                <w:rStyle w:val="Hyperlink"/>
+                <w:rFonts w:ascii="Arial" w:hAnsi="Arial" w:cs="Arial"/>
+                <w:b w:val="0"/>
+                <w:bCs w:val="0"/>
+                <w:color w:val="auto"/>
+                <w:sz w:val="18"/>
+                <w:szCs w:val="18"/>
+                <w:u w:val="none"/>
+                <w:lang w:val="en-GB"/>
+              </w:rPr>
+              <w:t xml:space="preserve">, Jade N Young, N. Gulati, Melissa </w:t>
+            </w:r>
+            <w:proofErr w:type="spellStart"/>
+            <w:r>
+              <w:rPr>
+                <w:rStyle w:val="Hyperlink"/>
+                <w:rFonts w:ascii="Arial" w:hAnsi="Arial" w:cs="Arial"/>
+                <w:b w:val="0"/>
+                <w:bCs w:val="0"/>
+                <w:color w:val="auto"/>
+                <w:sz w:val="18"/>
+                <w:szCs w:val="18"/>
+                <w:u w:val="none"/>
+                <w:lang w:val="en-GB"/>
+              </w:rPr>
+              <w:t>Levoska</w:t>
+            </w:r>
+            <w:proofErr w:type="spellEnd"/>
+            <w:r>
+              <w:rPr>
+                <w:rStyle w:val="Hyperlink"/>
+                <w:rFonts w:ascii="Arial" w:hAnsi="Arial" w:cs="Arial"/>
+                <w:b w:val="0"/>
+                <w:bCs w:val="0"/>
+                <w:color w:val="auto"/>
+                <w:sz w:val="18"/>
+                <w:szCs w:val="18"/>
+                <w:u w:val="none"/>
+                <w:lang w:val="en-GB"/>
+              </w:rPr>
+              <w:t xml:space="preserve">, Benjamin </w:t>
+            </w:r>
+            <w:proofErr w:type="spellStart"/>
+            <w:r>
+              <w:rPr>
+                <w:rStyle w:val="Hyperlink"/>
+                <w:rFonts w:ascii="Arial" w:hAnsi="Arial" w:cs="Arial"/>
+                <w:b w:val="0"/>
+                <w:bCs w:val="0"/>
+                <w:color w:val="auto"/>
+                <w:sz w:val="18"/>
+                <w:szCs w:val="18"/>
+                <w:u w:val="none"/>
+                <w:lang w:val="en-GB"/>
+              </w:rPr>
+              <w:t>Ungar</w:t>
+            </w:r>
+            <w:proofErr w:type="spellEnd"/>
+            <w:r>
+              <w:rPr>
+                <w:rStyle w:val="Hyperlink"/>
+                <w:rFonts w:ascii="Arial" w:hAnsi="Arial" w:cs="Arial"/>
+                <w:b w:val="0"/>
+                <w:bCs w:val="0"/>
+                <w:color w:val="auto"/>
+                <w:sz w:val="18"/>
+                <w:szCs w:val="18"/>
+                <w:u w:val="none"/>
+                <w:lang w:val="en-GB"/>
+              </w:rPr>
+              <w:t xml:space="preserve">, J. </w:t>
+            </w:r>
+            <w:proofErr w:type="spellStart"/>
+            <w:r>
+              <w:rPr>
+                <w:rStyle w:val="Hyperlink"/>
+                <w:rFonts w:ascii="Arial" w:hAnsi="Arial" w:cs="Arial"/>
+                <w:b w:val="0"/>
+                <w:bCs w:val="0"/>
+                <w:color w:val="auto"/>
+                <w:sz w:val="18"/>
+                <w:szCs w:val="18"/>
+                <w:u w:val="none"/>
+                <w:lang w:val="en-GB"/>
+              </w:rPr>
+              <w:t>Ungar</w:t>
+            </w:r>
+            <w:proofErr w:type="spellEnd"/>
+          </w:p>
+        </w:tc>
+        <w:tc>
+          <w:tcPr>
+            <w:tcW w:w="1134" w:type="dxa"/>
+          </w:tcPr>
+          <w:p>
+            <w:pPr>
+              <w:pStyle w:val="paragraph"/>
               <w:spacing w:before="0" w:beforeAutospacing="0" w:after="0" w:afterAutospacing="0"/>
               <w:textAlignment w:val="baseline"/>
               <w:cnfStyle w:val="000000000000" w:firstRow="0" w:lastRow="0" w:firstColumn="0" w:lastColumn="0" w:oddVBand="0" w:evenVBand="0" w:oddHBand="0" w:evenHBand="0" w:firstRowFirstColumn="0" w:firstRowLastColumn="0" w:lastRowFirstColumn="0" w:lastRowLastColumn="0"/>
               <w:rPr>
                 <w:rStyle w:val="Hyperlink"/>
                 <w:rFonts w:ascii="Arial" w:hAnsi="Arial" w:cs="Arial"/>
-                <w:sz w:val="18"/>
-                <w:szCs w:val="18"/>
-                <w:u w:val="none"/>
-              </w:rPr>
-            </w:pPr>
-            <w:r>
-              <w:rPr>
-                <w:rFonts w:ascii="Arial" w:hAnsi="Arial" w:cs="Arial"/>
-                <w:color w:val="0563C1" w:themeColor="hyperlink"/>
+                <w:color w:val="auto"/>
+                <w:sz w:val="18"/>
+                <w:szCs w:val="18"/>
+                <w:u w:val="none"/>
+                <w:lang w:val="en-GB"/>
+              </w:rPr>
+            </w:pPr>
+            <w:r>
+              <w:rPr>
+                <w:rStyle w:val="Hyperlink"/>
+                <w:rFonts w:ascii="Arial" w:hAnsi="Arial" w:cs="Arial"/>
+                <w:color w:val="auto"/>
+                <w:sz w:val="18"/>
+                <w:szCs w:val="18"/>
+                <w:u w:val="none"/>
+                <w:lang w:val="en-GB"/>
+              </w:rPr>
+              <w:t>2023, JMIR Dermatology</w:t>
+            </w:r>
+          </w:p>
+        </w:tc>
+        <w:tc>
+          <w:tcPr>
+            <w:tcW w:w="2126" w:type="dxa"/>
+          </w:tcPr>
+          <w:p>
+            <w:pPr>
+              <w:pStyle w:val="paragraph"/>
+              <w:spacing w:before="0" w:beforeAutospacing="0" w:after="0" w:afterAutospacing="0"/>
+              <w:textAlignment w:val="baseline"/>
+              <w:cnfStyle w:val="000000000000" w:firstRow="0" w:lastRow="0" w:firstColumn="0" w:lastColumn="0" w:oddVBand="0" w:evenVBand="0" w:oddHBand="0" w:evenHBand="0" w:firstRowFirstColumn="0" w:firstRowLastColumn="0" w:lastRowFirstColumn="0" w:lastRowLastColumn="0"/>
+              <w:rPr>
+                <w:rStyle w:val="Hyperlink"/>
+                <w:rFonts w:ascii="Arial" w:hAnsi="Arial" w:cs="Arial"/>
+                <w:color w:val="auto"/>
+                <w:sz w:val="18"/>
+                <w:szCs w:val="18"/>
+                <w:u w:val="none"/>
+              </w:rPr>
+            </w:pPr>
+            <w:r>
+              <w:rPr>
+                <w:rStyle w:val="Hyperlink"/>
+                <w:rFonts w:ascii="Arial" w:hAnsi="Arial" w:cs="Arial"/>
+                <w:color w:val="auto"/>
+                <w:sz w:val="18"/>
+                <w:szCs w:val="18"/>
+                <w:u w:val="none"/>
+              </w:rPr>
+              <w:t>Es wird untersucht, wie genau ChatGPT medizinische Informationen zu nicht-melanotischem Hautkrebs (NMSC) liefert und wie sich die Genauigkeit von Standard-Prompting im Vergleich zu Zero-Shot Chain of Thought (ZS-COT) Prompting verhält.</w:t>
+            </w:r>
+          </w:p>
+        </w:tc>
+        <w:tc>
+          <w:tcPr>
+            <w:tcW w:w="2977" w:type="dxa"/>
+          </w:tcPr>
+          <w:p>
+            <w:pPr>
+              <w:pStyle w:val="paragraph"/>
+              <w:spacing w:before="0" w:beforeAutospacing="0" w:after="0" w:afterAutospacing="0"/>
+              <w:textAlignment w:val="baseline"/>
+              <w:cnfStyle w:val="000000000000" w:firstRow="0" w:lastRow="0" w:firstColumn="0" w:lastColumn="0" w:oddVBand="0" w:evenVBand="0" w:oddHBand="0" w:evenHBand="0" w:firstRowFirstColumn="0" w:firstRowLastColumn="0" w:lastRowFirstColumn="0" w:lastRowLastColumn="0"/>
+              <w:rPr>
+                <w:rStyle w:val="Hyperlink"/>
+                <w:rFonts w:ascii="Arial" w:hAnsi="Arial" w:cs="Arial"/>
+                <w:color w:val="auto"/>
+                <w:sz w:val="18"/>
+                <w:szCs w:val="18"/>
+                <w:u w:val="none"/>
+              </w:rPr>
+            </w:pPr>
+            <w:r>
+              <w:rPr>
+                <w:rFonts w:ascii="Arial" w:hAnsi="Arial" w:cs="Arial"/>
+                <w:sz w:val="18"/>
+                <w:szCs w:val="18"/>
+              </w:rPr>
+              <w:t>Es werden 25 Fragen zu NMSC in vier Kategorien (Allgemeines, Diagnose, Behandlung, Risikofaktoren) gestellt und sowohl mit Standard-Prompting als auch ZS-COT-Prompting beantwortet. Drei Dermatologen bewerten die Genauigkeit und Eignung der Antworten für Websites und EHR-Nachrichten.</w:t>
+            </w:r>
+          </w:p>
+        </w:tc>
+        <w:tc>
+          <w:tcPr>
+            <w:tcW w:w="3119" w:type="dxa"/>
+          </w:tcPr>
+          <w:p>
+            <w:pPr>
+              <w:pStyle w:val="paragraph"/>
+              <w:spacing w:before="0" w:beforeAutospacing="0" w:after="0" w:afterAutospacing="0"/>
+              <w:textAlignment w:val="baseline"/>
+              <w:cnfStyle w:val="000000000000" w:firstRow="0" w:lastRow="0" w:firstColumn="0" w:lastColumn="0" w:oddVBand="0" w:evenVBand="0" w:oddHBand="0" w:evenHBand="0" w:firstRowFirstColumn="0" w:firstRowLastColumn="0" w:lastRowFirstColumn="0" w:lastRowLastColumn="0"/>
+              <w:rPr>
+                <w:rStyle w:val="Hyperlink"/>
+                <w:rFonts w:ascii="Arial" w:hAnsi="Arial" w:cs="Arial"/>
+                <w:color w:val="auto"/>
+                <w:sz w:val="18"/>
+                <w:szCs w:val="18"/>
+                <w:u w:val="none"/>
+              </w:rPr>
+            </w:pPr>
+            <w:r>
+              <w:rPr>
+                <w:rFonts w:ascii="Arial" w:hAnsi="Arial" w:cs="Arial"/>
                 <w:sz w:val="18"/>
                 <w:szCs w:val="18"/>
               </w:rPr>
@@ -6720,7 +6265,6 @@
             <w:r>
               <w:rPr>
                 <w:rFonts w:ascii="Arial" w:hAnsi="Arial" w:cs="Arial"/>
-                <w:color w:val="0563C1" w:themeColor="hyperlink"/>
                 <w:sz w:val="18"/>
                 <w:szCs w:val="18"/>
               </w:rPr>
@@ -6730,7 +6274,6 @@
             <w:r>
               <w:rPr>
                 <w:rFonts w:ascii="Arial" w:hAnsi="Arial" w:cs="Arial"/>
-                <w:color w:val="0563C1" w:themeColor="hyperlink"/>
                 <w:sz w:val="18"/>
                 <w:szCs w:val="18"/>
               </w:rPr>
@@ -6749,6 +6292,7 @@
         <w:rPr>
           <w:rStyle w:val="Hyperlink"/>
           <w:rFonts w:ascii="Arial" w:hAnsi="Arial" w:cs="Arial"/>
+          <w:color w:val="auto"/>
           <w:sz w:val="18"/>
           <w:szCs w:val="18"/>
           <w:u w:val="none"/>
@@ -6763,6 +6307,7 @@
         <w:rPr>
           <w:rStyle w:val="Hyperlink"/>
           <w:rFonts w:ascii="Arial" w:hAnsi="Arial" w:cs="Arial"/>
+          <w:color w:val="auto"/>
           <w:sz w:val="18"/>
           <w:szCs w:val="18"/>
           <w:u w:val="none"/>
@@ -6777,6 +6322,7 @@
         <w:rPr>
           <w:rStyle w:val="Hyperlink"/>
           <w:rFonts w:ascii="Arial" w:hAnsi="Arial" w:cs="Arial"/>
+          <w:color w:val="auto"/>
           <w:sz w:val="18"/>
           <w:szCs w:val="18"/>
           <w:u w:val="none"/>
@@ -6791,6 +6337,7 @@
         <w:rPr>
           <w:rStyle w:val="Hyperlink"/>
           <w:rFonts w:ascii="Arial" w:hAnsi="Arial" w:cs="Arial"/>
+          <w:color w:val="auto"/>
           <w:sz w:val="18"/>
           <w:szCs w:val="18"/>
           <w:u w:val="none"/>
@@ -6800,7 +6347,7 @@
     <w:sectPr>
       <w:footerReference w:type="default" r:id="rId8"/>
       <w:pgSz w:w="11906" w:h="16838"/>
-      <w:pgMar w:top="1440" w:right="1440" w:bottom="1440" w:left="1440" w:header="708" w:footer="708" w:gutter="0"/>
+      <w:pgMar w:top="720" w:right="720" w:bottom="720" w:left="720" w:header="708" w:footer="708" w:gutter="0"/>
       <w:cols w:space="708"/>
       <w:docGrid w:linePitch="360"/>
     </w:sectPr>
@@ -6894,7 +6441,7 @@
                 <w:bCs/>
                 <w:noProof/>
               </w:rPr>
-              <w:t>2</w:t>
+              <w:t>4</w:t>
             </w:r>
             <w:r>
               <w:rPr>
@@ -11169,6 +10716,82 @@
       <w:vertAlign w:val="superscript"/>
     </w:rPr>
   </w:style>
+  <w:style w:type="table" w:styleId="GridTable4-Accent3">
+    <w:name w:val="Grid Table 4 Accent 3"/>
+    <w:basedOn w:val="TableNormal"/>
+    <w:uiPriority w:val="49"/>
+    <w:rsid w:val="003A304F"/>
+    <w:pPr>
+      <w:spacing w:after="0" w:line="240" w:lineRule="auto"/>
+    </w:pPr>
+    <w:tblPr>
+      <w:tblStyleRowBandSize w:val="1"/>
+      <w:tblStyleColBandSize w:val="1"/>
+      <w:tblBorders>
+        <w:top w:val="single" w:sz="4" w:space="0" w:color="C9C9C9" w:themeColor="accent3" w:themeTint="99"/>
+        <w:left w:val="single" w:sz="4" w:space="0" w:color="C9C9C9" w:themeColor="accent3" w:themeTint="99"/>
+        <w:bottom w:val="single" w:sz="4" w:space="0" w:color="C9C9C9" w:themeColor="accent3" w:themeTint="99"/>
+        <w:right w:val="single" w:sz="4" w:space="0" w:color="C9C9C9" w:themeColor="accent3" w:themeTint="99"/>
+        <w:insideH w:val="single" w:sz="4" w:space="0" w:color="C9C9C9" w:themeColor="accent3" w:themeTint="99"/>
+        <w:insideV w:val="single" w:sz="4" w:space="0" w:color="C9C9C9" w:themeColor="accent3" w:themeTint="99"/>
+      </w:tblBorders>
+    </w:tblPr>
+    <w:tblStylePr w:type="firstRow">
+      <w:rPr>
+        <w:b/>
+        <w:bCs/>
+        <w:color w:val="FFFFFF" w:themeColor="background1"/>
+      </w:rPr>
+      <w:tblPr/>
+      <w:tcPr>
+        <w:tcBorders>
+          <w:top w:val="single" w:sz="4" w:space="0" w:color="A5A5A5" w:themeColor="accent3"/>
+          <w:left w:val="single" w:sz="4" w:space="0" w:color="A5A5A5" w:themeColor="accent3"/>
+          <w:bottom w:val="single" w:sz="4" w:space="0" w:color="A5A5A5" w:themeColor="accent3"/>
+          <w:right w:val="single" w:sz="4" w:space="0" w:color="A5A5A5" w:themeColor="accent3"/>
+          <w:insideH w:val="nil"/>
+          <w:insideV w:val="nil"/>
+        </w:tcBorders>
+        <w:shd w:val="clear" w:color="auto" w:fill="A5A5A5" w:themeFill="accent3"/>
+      </w:tcPr>
+    </w:tblStylePr>
+    <w:tblStylePr w:type="lastRow">
+      <w:rPr>
+        <w:b/>
+        <w:bCs/>
+      </w:rPr>
+      <w:tblPr/>
+      <w:tcPr>
+        <w:tcBorders>
+          <w:top w:val="double" w:sz="4" w:space="0" w:color="A5A5A5" w:themeColor="accent3"/>
+        </w:tcBorders>
+      </w:tcPr>
+    </w:tblStylePr>
+    <w:tblStylePr w:type="firstCol">
+      <w:rPr>
+        <w:b/>
+        <w:bCs/>
+      </w:rPr>
+    </w:tblStylePr>
+    <w:tblStylePr w:type="lastCol">
+      <w:rPr>
+        <w:b/>
+        <w:bCs/>
+      </w:rPr>
+    </w:tblStylePr>
+    <w:tblStylePr w:type="band1Vert">
+      <w:tblPr/>
+      <w:tcPr>
+        <w:shd w:val="clear" w:color="auto" w:fill="EDEDED" w:themeFill="accent3" w:themeFillTint="33"/>
+      </w:tcPr>
+    </w:tblStylePr>
+    <w:tblStylePr w:type="band1Horz">
+      <w:tblPr/>
+      <w:tcPr>
+        <w:shd w:val="clear" w:color="auto" w:fill="EDEDED" w:themeFill="accent3" w:themeFillTint="33"/>
+      </w:tcPr>
+    </w:tblStylePr>
+  </w:style>
 </w:styles>
 </file>
 
@@ -11438,7 +11061,7 @@
 </file>
 
 <file path=customXml/itemProps1.xml><?xml version="1.0" encoding="utf-8"?>
-<ds:datastoreItem xmlns:ds="http://schemas.openxmlformats.org/officeDocument/2006/customXml" ds:itemID="{18AEE757-366E-4DFF-9963-3617D7BACDE8}">
+<ds:datastoreItem xmlns:ds="http://schemas.openxmlformats.org/officeDocument/2006/customXml" ds:itemID="{6D611CA3-7D5C-4DA6-974F-E3DA1EAA2F61}">
   <ds:schemaRefs>
     <ds:schemaRef ds:uri="http://schemas.openxmlformats.org/officeDocument/2006/bibliography"/>
   </ds:schemaRefs>
